--- a/dist/manuscripts/en/p8_pacific_sids_en_clean.docx
+++ b/dist/manuscripts/en/p8_pacific_sids_en_clean.docx
@@ -691,6 +691,653 @@
       </w:r>
       <w:r>
         <w:t xml:space="preserve">Firm size is the natural logarithm of the number of permanent workers (ln_size, from l1). Firm age is survey year minus year of establishment (b5). Foreign ownership (foreign_own_pct) is the percentage of firm equity held by foreign entities (b2b). These are standard controls in enterprise-level I-P research (Hitt et al., 1997; Lu &amp; Beamish, 2004).</w:t>
+      </w:r>
+    </w:p>
+    <w:p>
+      <w:pPr>
+        <w:pStyle w:val="BodyText"/>
+      </w:pPr>
+      <w:r>
+        <w:rPr>
+          <w:iCs/>
+          <w:i/>
+        </w:rPr>
+        <w:t xml:space="preserve">Table 0: Variable definitions and WBES construction.</w:t>
+      </w:r>
+    </w:p>
+    <w:tbl>
+      <w:tblPr>
+        <w:tblStyle w:val="Table"/>
+        <w:tblW w:type="auto" w:w="0"/>
+        <w:tblLook w:firstRow="1" w:lastRow="0" w:firstColumn="0" w:lastColumn="0" w:noHBand="0" w:noVBand="0" w:val="0020"/>
+        <w:jc w:val="start"/>
+      </w:tblPr>
+      <w:tblGrid>
+        <w:gridCol w:w="1980"/>
+        <w:gridCol w:w="1980"/>
+        <w:gridCol w:w="1980"/>
+        <w:gridCol w:w="1980"/>
+      </w:tblGrid>
+      <w:tr>
+        <w:trPr>
+          <w:tblHeader w:val="true"/>
+        </w:trPr>
+        <w:tc>
+          <w:tcPr/>
+          <w:p>
+            <w:pPr>
+              <w:pStyle w:val="Compact"/>
+              <w:jc w:val="left"/>
+            </w:pPr>
+            <w:r>
+              <w:t xml:space="preserve">Variable</w:t>
+            </w:r>
+          </w:p>
+        </w:tc>
+        <w:tc>
+          <w:tcPr/>
+          <w:p>
+            <w:pPr>
+              <w:pStyle w:val="Compact"/>
+              <w:jc w:val="left"/>
+            </w:pPr>
+            <w:r>
+              <w:t xml:space="preserve">WBES item(s)</w:t>
+            </w:r>
+          </w:p>
+        </w:tc>
+        <w:tc>
+          <w:tcPr/>
+          <w:p>
+            <w:pPr>
+              <w:pStyle w:val="Compact"/>
+              <w:jc w:val="left"/>
+            </w:pPr>
+            <w:r>
+              <w:t xml:space="preserve">Construction</w:t>
+            </w:r>
+          </w:p>
+        </w:tc>
+        <w:tc>
+          <w:tcPr/>
+          <w:p>
+            <w:pPr>
+              <w:pStyle w:val="Compact"/>
+              <w:jc w:val="left"/>
+            </w:pPr>
+            <w:r>
+              <w:t xml:space="preserve">Role in model</w:t>
+            </w:r>
+          </w:p>
+        </w:tc>
+      </w:tr>
+      <w:tr>
+        <w:tc>
+          <w:tcPr/>
+          <w:p>
+            <w:pPr>
+              <w:pStyle w:val="Compact"/>
+              <w:jc w:val="left"/>
+            </w:pPr>
+            <w:r>
+              <w:t xml:space="preserve">ln_LP</w:t>
+            </w:r>
+          </w:p>
+        </w:tc>
+        <w:tc>
+          <w:tcPr/>
+          <w:p>
+            <w:pPr>
+              <w:pStyle w:val="Compact"/>
+              <w:jc w:val="left"/>
+            </w:pPr>
+            <w:r>
+              <w:t xml:space="preserve">d2, l1</w:t>
+            </w:r>
+          </w:p>
+        </w:tc>
+        <w:tc>
+          <w:tcPr/>
+          <w:p>
+            <w:pPr>
+              <w:pStyle w:val="Compact"/>
+              <w:jc w:val="left"/>
+            </w:pPr>
+            <w:r>
+              <w:t xml:space="preserve">ln(annual sales PPP / permanent workers); PPP-deflated using World Bank ICP deflators by survey year</w:t>
+            </w:r>
+          </w:p>
+        </w:tc>
+        <w:tc>
+          <w:tcPr/>
+          <w:p>
+            <w:pPr>
+              <w:pStyle w:val="Compact"/>
+              <w:jc w:val="left"/>
+            </w:pPr>
+            <w:r>
+              <w:t xml:space="preserve">Dependent variable — log labor productivity (Goedhuys &amp; Sleuwaegen, 2013)</w:t>
+            </w:r>
+          </w:p>
+        </w:tc>
+      </w:tr>
+      <w:tr>
+        <w:tc>
+          <w:tcPr/>
+          <w:p>
+            <w:pPr>
+              <w:pStyle w:val="Compact"/>
+              <w:jc w:val="left"/>
+            </w:pPr>
+            <w:r>
+              <w:t xml:space="preserve">FSTS</w:t>
+            </w:r>
+          </w:p>
+        </w:tc>
+        <w:tc>
+          <w:tcPr/>
+          <w:p>
+            <w:pPr>
+              <w:pStyle w:val="Compact"/>
+              <w:jc w:val="left"/>
+            </w:pPr>
+            <w:r>
+              <w:t xml:space="preserve">d3c</w:t>
+            </w:r>
+          </w:p>
+        </w:tc>
+        <w:tc>
+          <w:tcPr/>
+          <w:p>
+            <w:pPr>
+              <w:pStyle w:val="Compact"/>
+              <w:jc w:val="left"/>
+            </w:pPr>
+            <w:r>
+              <w:t xml:space="preserve">d3c / 100; proportion of total sales from exports</w:t>
+            </w:r>
+          </w:p>
+        </w:tc>
+        <w:tc>
+          <w:tcPr/>
+          <w:p>
+            <w:pPr>
+              <w:pStyle w:val="Compact"/>
+              <w:jc w:val="left"/>
+            </w:pPr>
+            <w:r>
+              <w:t xml:space="preserve">Internationalization intensity — raw (Haans et al., 2016)</w:t>
+            </w:r>
+          </w:p>
+        </w:tc>
+      </w:tr>
+      <w:tr>
+        <w:tc>
+          <w:tcPr/>
+          <w:p>
+            <w:pPr>
+              <w:pStyle w:val="Compact"/>
+              <w:jc w:val="left"/>
+            </w:pPr>
+            <w:r>
+              <w:t xml:space="preserve">FSTS_c</w:t>
+            </w:r>
+          </w:p>
+        </w:tc>
+        <w:tc>
+          <w:tcPr/>
+          <w:p>
+            <w:pPr>
+              <w:pStyle w:val="Compact"/>
+              <w:jc w:val="left"/>
+            </w:pPr>
+            <w:r>
+              <w:t xml:space="preserve">d3c</w:t>
+            </w:r>
+          </w:p>
+        </w:tc>
+        <w:tc>
+          <w:tcPr/>
+          <w:p>
+            <w:pPr>
+              <w:pStyle w:val="Compact"/>
+              <w:jc w:val="left"/>
+            </w:pPr>
+            <w:r>
+              <w:t xml:space="preserve">FSTS − mean_wave(FSTS); wave-level mean-centred</w:t>
+            </w:r>
+          </w:p>
+        </w:tc>
+        <w:tc>
+          <w:tcPr/>
+          <w:p>
+            <w:pPr>
+              <w:pStyle w:val="Compact"/>
+              <w:jc w:val="left"/>
+            </w:pPr>
+            <w:r>
+              <w:t xml:space="preserve">Internationalization intensity — centred (Contractor et al., 2003)</w:t>
+            </w:r>
+          </w:p>
+        </w:tc>
+      </w:tr>
+      <w:tr>
+        <w:tc>
+          <w:tcPr/>
+          <w:p>
+            <w:pPr>
+              <w:pStyle w:val="Compact"/>
+              <w:jc w:val="left"/>
+            </w:pPr>
+            <w:r>
+              <w:t xml:space="preserve">FSTS_c²</w:t>
+            </w:r>
+          </w:p>
+        </w:tc>
+        <w:tc>
+          <w:tcPr/>
+          <w:p>
+            <w:pPr>
+              <w:pStyle w:val="Compact"/>
+              <w:jc w:val="left"/>
+            </w:pPr>
+            <w:r>
+              <w:t xml:space="preserve">d3c</w:t>
+            </w:r>
+          </w:p>
+        </w:tc>
+        <w:tc>
+          <w:tcPr/>
+          <w:p>
+            <w:pPr>
+              <w:pStyle w:val="Compact"/>
+              <w:jc w:val="left"/>
+            </w:pPr>
+            <w:r>
+              <w:t xml:space="preserve">FSTS_c²; tests curvature (H1)</w:t>
+            </w:r>
+          </w:p>
+        </w:tc>
+        <w:tc>
+          <w:tcPr/>
+          <w:p>
+            <w:pPr>
+              <w:pStyle w:val="Compact"/>
+              <w:jc w:val="left"/>
+            </w:pPr>
+            <w:r>
+              <w:t xml:space="preserve">Quadratic term; β₂ &lt; 0 if inverted-U, NS if FIP monotone (Lind &amp; Mehlum, 2010)</w:t>
+            </w:r>
+          </w:p>
+        </w:tc>
+      </w:tr>
+      <w:tr>
+        <w:tc>
+          <w:tcPr/>
+          <w:p>
+            <w:pPr>
+              <w:pStyle w:val="Compact"/>
+              <w:jc w:val="left"/>
+            </w:pPr>
+            <w:r>
+              <w:t xml:space="preserve">TCI_z</w:t>
+            </w:r>
+          </w:p>
+        </w:tc>
+        <w:tc>
+          <w:tcPr/>
+          <w:p>
+            <w:pPr>
+              <w:pStyle w:val="Compact"/>
+              <w:jc w:val="left"/>
+            </w:pPr>
+            <w:r>
+              <w:t xml:space="preserve">b8, e6</w:t>
+            </w:r>
+          </w:p>
+        </w:tc>
+        <w:tc>
+          <w:tcPr/>
+          <w:p>
+            <w:pPr>
+              <w:pStyle w:val="Compact"/>
+              <w:jc w:val="left"/>
+            </w:pPr>
+            <w:r>
+              <w:t xml:space="preserve">z-std(mean(b8_binary, e6_binary)); quality cert + foreign tech licence</w:t>
+            </w:r>
+          </w:p>
+        </w:tc>
+        <w:tc>
+          <w:tcPr/>
+          <w:p>
+            <w:pPr>
+              <w:pStyle w:val="Compact"/>
+              <w:jc w:val="left"/>
+            </w:pPr>
+            <w:r>
+              <w:t xml:space="preserve">Technological capability — Tier-1 proxy; direct + moderation test (H2; Lall, 1992)</w:t>
+            </w:r>
+          </w:p>
+        </w:tc>
+      </w:tr>
+      <w:tr>
+        <w:tc>
+          <w:tcPr/>
+          <w:p>
+            <w:pPr>
+              <w:pStyle w:val="Compact"/>
+              <w:jc w:val="left"/>
+            </w:pPr>
+            <w:r>
+              <w:t xml:space="preserve">DAI_z</w:t>
+            </w:r>
+          </w:p>
+        </w:tc>
+        <w:tc>
+          <w:tcPr/>
+          <w:p>
+            <w:pPr>
+              <w:pStyle w:val="Compact"/>
+              <w:jc w:val="left"/>
+            </w:pPr>
+            <w:r>
+              <w:t xml:space="preserve">c22b</w:t>
+            </w:r>
+          </w:p>
+        </w:tc>
+        <w:tc>
+          <w:tcPr/>
+          <w:p>
+            <w:pPr>
+              <w:pStyle w:val="Compact"/>
+              <w:jc w:val="left"/>
+            </w:pPr>
+            <w:r>
+              <w:t xml:space="preserve">z-std(c22b_binary); operational website presence — Tier-1 only</w:t>
+            </w:r>
+          </w:p>
+        </w:tc>
+        <w:tc>
+          <w:tcPr/>
+          <w:p>
+            <w:pPr>
+              <w:pStyle w:val="Compact"/>
+              <w:jc w:val="left"/>
+            </w:pPr>
+            <w:r>
+              <w:t xml:space="preserve">Digital adoption — foundational website proxy; NOT dynamic digital capability (Banalieva &amp; Dhanaraj, 2019; H2)</w:t>
+            </w:r>
+          </w:p>
+        </w:tc>
+      </w:tr>
+      <w:tr>
+        <w:tc>
+          <w:tcPr/>
+          <w:p>
+            <w:pPr>
+              <w:pStyle w:val="Compact"/>
+              <w:jc w:val="left"/>
+            </w:pPr>
+            <w:r>
+              <w:t xml:space="preserve">ln_size</w:t>
+            </w:r>
+          </w:p>
+        </w:tc>
+        <w:tc>
+          <w:tcPr/>
+          <w:p>
+            <w:pPr>
+              <w:pStyle w:val="Compact"/>
+              <w:jc w:val="left"/>
+            </w:pPr>
+            <w:r>
+              <w:t xml:space="preserve">l1</w:t>
+            </w:r>
+          </w:p>
+        </w:tc>
+        <w:tc>
+          <w:tcPr/>
+          <w:p>
+            <w:pPr>
+              <w:pStyle w:val="Compact"/>
+              <w:jc w:val="left"/>
+            </w:pPr>
+            <w:r>
+              <w:t xml:space="preserve">ln(permanent employees)</w:t>
+            </w:r>
+          </w:p>
+        </w:tc>
+        <w:tc>
+          <w:tcPr/>
+          <w:p>
+            <w:pPr>
+              <w:pStyle w:val="Compact"/>
+              <w:jc w:val="left"/>
+            </w:pPr>
+            <w:r>
+              <w:t xml:space="preserve">Control — firm size (Hitt et al., 1997)</w:t>
+            </w:r>
+          </w:p>
+        </w:tc>
+      </w:tr>
+      <w:tr>
+        <w:tc>
+          <w:tcPr/>
+          <w:p>
+            <w:pPr>
+              <w:pStyle w:val="Compact"/>
+              <w:jc w:val="left"/>
+            </w:pPr>
+            <w:r>
+              <w:t xml:space="preserve">firm_age</w:t>
+            </w:r>
+          </w:p>
+        </w:tc>
+        <w:tc>
+          <w:tcPr/>
+          <w:p>
+            <w:pPr>
+              <w:pStyle w:val="Compact"/>
+              <w:jc w:val="left"/>
+            </w:pPr>
+            <w:r>
+              <w:t xml:space="preserve">b5</w:t>
+            </w:r>
+          </w:p>
+        </w:tc>
+        <w:tc>
+          <w:tcPr/>
+          <w:p>
+            <w:pPr>
+              <w:pStyle w:val="Compact"/>
+              <w:jc w:val="left"/>
+            </w:pPr>
+            <w:r>
+              <w:t xml:space="preserve">survey_year − b5</w:t>
+            </w:r>
+          </w:p>
+        </w:tc>
+        <w:tc>
+          <w:tcPr/>
+          <w:p>
+            <w:pPr>
+              <w:pStyle w:val="Compact"/>
+              <w:jc w:val="left"/>
+            </w:pPr>
+            <w:r>
+              <w:t xml:space="preserve">Control — firm age (Lu &amp; Beamish, 2004)</w:t>
+            </w:r>
+          </w:p>
+        </w:tc>
+      </w:tr>
+      <w:tr>
+        <w:tc>
+          <w:tcPr/>
+          <w:p>
+            <w:pPr>
+              <w:pStyle w:val="Compact"/>
+              <w:jc w:val="left"/>
+            </w:pPr>
+            <w:r>
+              <w:t xml:space="preserve">foreign_own_pct</w:t>
+            </w:r>
+          </w:p>
+        </w:tc>
+        <w:tc>
+          <w:tcPr/>
+          <w:p>
+            <w:pPr>
+              <w:pStyle w:val="Compact"/>
+              <w:jc w:val="left"/>
+            </w:pPr>
+            <w:r>
+              <w:t xml:space="preserve">b2b</w:t>
+            </w:r>
+          </w:p>
+        </w:tc>
+        <w:tc>
+          <w:tcPr/>
+          <w:p>
+            <w:pPr>
+              <w:pStyle w:val="Compact"/>
+              <w:jc w:val="left"/>
+            </w:pPr>
+            <w:r>
+              <w:t xml:space="preserve">% equity held by foreign entities</w:t>
+            </w:r>
+          </w:p>
+        </w:tc>
+        <w:tc>
+          <w:tcPr/>
+          <w:p>
+            <w:pPr>
+              <w:pStyle w:val="Compact"/>
+              <w:jc w:val="left"/>
+            </w:pPr>
+            <w:r>
+              <w:t xml:space="preserve">Control — foreign ownership (Marano et al., 2016)</w:t>
+            </w:r>
+          </w:p>
+        </w:tc>
+      </w:tr>
+      <w:tr>
+        <w:tc>
+          <w:tcPr/>
+          <w:p>
+            <w:pPr>
+              <w:pStyle w:val="Compact"/>
+              <w:jc w:val="left"/>
+            </w:pPr>
+            <w:r>
+              <w:t xml:space="preserve">δ_c</w:t>
+            </w:r>
+          </w:p>
+        </w:tc>
+        <w:tc>
+          <w:tcPr/>
+          <w:p>
+            <w:pPr>
+              <w:pStyle w:val="Compact"/>
+              <w:jc w:val="left"/>
+            </w:pPr>
+            <w:r>
+              <w:t xml:space="preserve">a4a/a4b</w:t>
+            </w:r>
+          </w:p>
+        </w:tc>
+        <w:tc>
+          <w:tcPr/>
+          <w:p>
+            <w:pPr>
+              <w:pStyle w:val="Compact"/>
+              <w:jc w:val="left"/>
+            </w:pPr>
+            <w:r>
+              <w:t xml:space="preserve">Country fixed effects (9 SIDS economies)</w:t>
+            </w:r>
+          </w:p>
+        </w:tc>
+        <w:tc>
+          <w:tcPr/>
+          <w:p>
+            <w:pPr>
+              <w:pStyle w:val="Compact"/>
+              <w:jc w:val="left"/>
+            </w:pPr>
+            <w:r>
+              <w:t xml:space="preserve">Absorbs time-invariant country heterogeneity: institutional quality, remoteness, trade costs</w:t>
+            </w:r>
+          </w:p>
+        </w:tc>
+      </w:tr>
+      <w:tr>
+        <w:tc>
+          <w:tcPr/>
+          <w:p>
+            <w:pPr>
+              <w:pStyle w:val="Compact"/>
+              <w:jc w:val="left"/>
+            </w:pPr>
+            <w:r>
+              <w:t xml:space="preserve">λ_t</w:t>
+            </w:r>
+          </w:p>
+        </w:tc>
+        <w:tc>
+          <w:tcPr/>
+          <w:p>
+            <w:pPr>
+              <w:pStyle w:val="Compact"/>
+              <w:jc w:val="left"/>
+            </w:pPr>
+            <w:r>
+              <w:t xml:space="preserve">wave</w:t>
+            </w:r>
+          </w:p>
+        </w:tc>
+        <w:tc>
+          <w:tcPr/>
+          <w:p>
+            <w:pPr>
+              <w:pStyle w:val="Compact"/>
+              <w:jc w:val="left"/>
+            </w:pPr>
+            <w:r>
+              <w:t xml:space="preserve">Wave-year fixed effects (2009, 2015, 2016, 2018, 2019, 2022, 2023, 2024, 2025)</w:t>
+            </w:r>
+          </w:p>
+        </w:tc>
+        <w:tc>
+          <w:tcPr/>
+          <w:p>
+            <w:pPr>
+              <w:pStyle w:val="Compact"/>
+              <w:jc w:val="left"/>
+            </w:pPr>
+            <w:r>
+              <w:t xml:space="preserve">Absorbs common time trends</w:t>
+            </w:r>
+          </w:p>
+        </w:tc>
+      </w:tr>
+    </w:tbl>
+    <w:p>
+      <w:pPr>
+        <w:pStyle w:val="BodyText"/>
+      </w:pPr>
+      <w:r>
+        <w:rPr>
+          <w:iCs/>
+          <w:i/>
+        </w:rPr>
+        <w:t xml:space="preserve">Notes.</w:t>
+      </w:r>
+      <w:r>
+        <w:t xml:space="preserve"> </w:t>
+      </w:r>
+      <w:r>
+        <w:t xml:space="preserve">b8 and e6 are recoded from WBES response codes (1 = yes, 2 = no) to binary (1/0). c22b is recoded similarly. TCI_z and DAI_z are standardised across the full pooled sample. PPP conversion uses World Bank ICP deflators matched to survey year. FSTS_c is centred within each country-year wave so that turning-point estimates are not confounded by cross-wave composition shifts (Haans et al., 2016). DAI captures only Tier-1 static website presence; Tier-2 (e-payment) and Tier-3 (cloud/ERP) indicators are unavailable for these WBES waves.</w:t>
       </w:r>
     </w:p>
     <w:bookmarkEnd w:id="28"/>

--- a/dist/manuscripts/en/p8_pacific_sids_en_clean.docx
+++ b/dist/manuscripts/en/p8_pacific_sids_en_clean.docx
@@ -2,7 +2,7 @@
 <file path=word/document.xml><?xml version="1.0" encoding="utf-8"?>
 <w:document xmlns:w="http://schemas.openxmlformats.org/wordprocessingml/2006/main" xmlns:m="http://schemas.openxmlformats.org/officeDocument/2006/math" xmlns:r="http://schemas.openxmlformats.org/officeDocument/2006/relationships" xmlns:o="urn:schemas-microsoft-com:office:office" xmlns:v="urn:schemas-microsoft-com:vml" xmlns:w10="urn:schemas-microsoft-com:office:word" xmlns:a="http://schemas.openxmlformats.org/drawingml/2006/main" xmlns:pic="http://schemas.openxmlformats.org/drawingml/2006/picture" xmlns:wp="http://schemas.openxmlformats.org/drawingml/2006/wordprocessingDrawing">
   <w:body>
-    <w:bookmarkStart w:id="50" w:name="X851d47967a07835e31e54cc2552648e271a088b"/>
+    <w:bookmarkStart w:id="51" w:name="X851d47967a07835e31e54cc2552648e271a088b"/>
     <w:p>
       <w:pPr>
         <w:pStyle w:val="Heading1"/>
@@ -2415,7 +2415,7 @@
       </w:r>
     </w:p>
     <w:bookmarkEnd w:id="44"/>
-    <w:bookmarkStart w:id="45" w:name="references"/>
+    <w:bookmarkStart w:id="46" w:name="references"/>
     <w:p>
       <w:pPr>
         <w:pStyle w:val="Heading2"/>
@@ -2612,6 +2612,17 @@
       <w:r>
         <w:t xml:space="preserve">(7), 1177–1195.</w:t>
       </w:r>
+      <w:r>
+        <w:t xml:space="preserve"> </w:t>
+      </w:r>
+      <w:hyperlink r:id="rId45">
+        <w:r>
+          <w:rPr>
+            <w:rStyle w:val="Hyperlink"/>
+          </w:rPr>
+          <w:t xml:space="preserve">https://doi.org/10.1002/smj.2399</w:t>
+        </w:r>
+      </w:hyperlink>
     </w:p>
     <w:p>
       <w:pPr>
@@ -3064,8 +3075,8 @@
         </w:pict>
       </w:r>
     </w:p>
-    <w:bookmarkEnd w:id="45"/>
-    <w:bookmarkStart w:id="49" w:name="appendix-a-tables"/>
+    <w:bookmarkEnd w:id="46"/>
+    <w:bookmarkStart w:id="50" w:name="appendix-a-tables"/>
     <w:p>
       <w:pPr>
         <w:pStyle w:val="Heading2"/>
@@ -3074,7 +3085,7 @@
         <w:t xml:space="preserve">Appendix A: Tables</w:t>
       </w:r>
     </w:p>
-    <w:bookmarkStart w:id="46" w:name="table-1-country-level-summary-statistics"/>
+    <w:bookmarkStart w:id="47" w:name="table-1-country-level-summary-statistics"/>
     <w:p>
       <w:pPr>
         <w:pStyle w:val="Heading3"/>
@@ -3963,8 +3974,8 @@
         <w:t xml:space="preserve">). Total N reflects analysis sample (non-missing ln_LP and FSTS). Wave coverage varies by country.</w:t>
       </w:r>
     </w:p>
-    <w:bookmarkEnd w:id="46"/>
-    <w:bookmarkStart w:id="47" w:name="Xcb8e4546744cd6d21af62aeea30ad97288aa2e1"/>
+    <w:bookmarkEnd w:id="47"/>
+    <w:bookmarkStart w:id="48" w:name="Xcb8e4546744cd6d21af62aeea30ad97288aa2e1"/>
     <w:p>
       <w:pPr>
         <w:pStyle w:val="Heading3"/>
@@ -5067,8 +5078,8 @@
         <w:t xml:space="preserve">Forced Internationalization Penalty (FIP): Confirmed — β(FSTS_c) = −0.404, p = .032 (M1).</w:t>
       </w:r>
     </w:p>
-    <w:bookmarkEnd w:id="47"/>
-    <w:bookmarkStart w:id="48" w:name="X25c22aea567cfc6fb497c5a2142ec453d3ebd11"/>
+    <w:bookmarkEnd w:id="48"/>
+    <w:bookmarkStart w:id="49" w:name="X25c22aea567cfc6fb497c5a2142ec453d3ebd11"/>
     <w:p>
       <w:pPr>
         <w:pStyle w:val="Heading3"/>
@@ -5417,9 +5428,9 @@
         <w:t xml:space="preserve">Note: Penalty confirmed in all specifications. Exporters-only result (β = −0.901) addresses adverse selection concern: among active exporters, intensifying exports further worsens performance.</w:t>
       </w:r>
     </w:p>
-    <w:bookmarkEnd w:id="48"/>
     <w:bookmarkEnd w:id="49"/>
     <w:bookmarkEnd w:id="50"/>
+    <w:bookmarkEnd w:id="51"/>
     <w:sectPr>
       <w:pgSz w:h="16838" w:w="11906"/>
       <w:pgMar w:bottom="1417" w:left="1417" w:right="1417" w:top="1417"/>

--- a/dist/manuscripts/en/p8_pacific_sids_en_clean.docx
+++ b/dist/manuscripts/en/p8_pacific_sids_en_clean.docx
@@ -1665,12 +1665,209 @@
         <w:pStyle w:val="BodyText"/>
       </w:pPr>
       <w:r>
-        <w:t xml:space="preserve">Both the linear and quadratic terms lose significance when entered jointly, indicating high collinearity between the two terms in this low-FSTS sample (mean FSTS = 0.060). Importantly, the positive quadratic coefficient would imply a U-shape rather than inverted-U — a reversal of the conventional form that is itself consistent with FIP (the relationship is monotonically negative with no upward turning point within the observed range). The Lind–Mehlum (2010) sufficient conditions test for an inverted U cannot be rejected in the positive direction: there is no evidence that internationalization improves performance at any intensity level.</w:t>
-      </w:r>
-    </w:p>
-    <w:p>
-      <w:pPr>
-        <w:pStyle w:val="BodyText"/>
+        <w:t xml:space="preserve">Both the linear and quadratic terms lose significance when entered jointly, indicating high collinearity between the two terms in this low-FSTS sample (mean FSTS = 0.060). Importantly, the positive quadratic coefficient would imply a U-shape rather than inverted-U — a reversal of the conventional form that is itself consistent with FIP (the relationship is monotonically negative with no upward turning point within the observed range).</w:t>
+      </w:r>
+    </w:p>
+    <w:p>
+      <w:pPr>
+        <w:pStyle w:val="BodyText"/>
+      </w:pPr>
+      <w:r>
+        <w:t xml:space="preserve">Following Haans et al. (2016), we evaluate the four necessary conditions for a curvature relationship. All four must hold for an inverted-U to be confirmed; here, all four</w:t>
+      </w:r>
+      <w:r>
+        <w:t xml:space="preserve"> </w:t>
+      </w:r>
+      <w:r>
+        <w:rPr>
+          <w:iCs/>
+          <w:i/>
+        </w:rPr>
+        <w:t xml:space="preserve">fail</w:t>
+      </w:r>
+      <w:r>
+        <w:t xml:space="preserve"> </w:t>
+      </w:r>
+      <w:r>
+        <w:t xml:space="preserve">— which is the expected signature of FIP:</w:t>
+      </w:r>
+    </w:p>
+    <w:p>
+      <w:pPr>
+        <w:numPr>
+          <w:ilvl w:val="0"/>
+          <w:numId w:val="1001"/>
+        </w:numPr>
+        <w:pStyle w:val="Compact"/>
+      </w:pPr>
+      <w:r>
+        <w:rPr>
+          <w:bCs/>
+          <w:b/>
+        </w:rPr>
+        <w:t xml:space="preserve">C1</w:t>
+      </w:r>
+      <w:r>
+        <w:t xml:space="preserve"> </w:t>
+      </w:r>
+      <w:r>
+        <w:t xml:space="preserve">(positive slope at low FSTS): β(FSTS_c) = −0.925 (</w:t>
+      </w:r>
+      <w:r>
+        <w:rPr>
+          <w:iCs/>
+          <w:i/>
+        </w:rPr>
+        <w:t xml:space="preserve">p</w:t>
+      </w:r>
+      <w:r>
+        <w:t xml:space="preserve"> </w:t>
+      </w:r>
+      <w:r>
+        <w:t xml:space="preserve">= .265) —</w:t>
+      </w:r>
+      <w:r>
+        <w:t xml:space="preserve"> </w:t>
+      </w:r>
+      <w:r>
+        <w:rPr>
+          <w:bCs/>
+          <w:b/>
+        </w:rPr>
+        <w:t xml:space="preserve">not significant and negative in sign</w:t>
+      </w:r>
+      <w:r>
+        <w:t xml:space="preserve">; no ascending limb at low FSTS values</w:t>
+      </w:r>
+    </w:p>
+    <w:p>
+      <w:pPr>
+        <w:numPr>
+          <w:ilvl w:val="0"/>
+          <w:numId w:val="1001"/>
+        </w:numPr>
+        <w:pStyle w:val="Compact"/>
+      </w:pPr>
+      <w:r>
+        <w:rPr>
+          <w:bCs/>
+          <w:b/>
+        </w:rPr>
+        <w:t xml:space="preserve">C2</w:t>
+      </w:r>
+      <w:r>
+        <w:t xml:space="preserve"> </w:t>
+      </w:r>
+      <w:r>
+        <w:t xml:space="preserve">(negative curvature β₂ &lt; 0): β(FSTS_c²) = +0.649 (</w:t>
+      </w:r>
+      <w:r>
+        <w:rPr>
+          <w:iCs/>
+          <w:i/>
+        </w:rPr>
+        <w:t xml:space="preserve">p</w:t>
+      </w:r>
+      <w:r>
+        <w:t xml:space="preserve"> </w:t>
+      </w:r>
+      <w:r>
+        <w:t xml:space="preserve">= .508) —</w:t>
+      </w:r>
+      <w:r>
+        <w:t xml:space="preserve"> </w:t>
+      </w:r>
+      <w:r>
+        <w:rPr>
+          <w:bCs/>
+          <w:b/>
+        </w:rPr>
+        <w:t xml:space="preserve">not significant; positive sign indicates U-shape, not inverted-U</w:t>
+      </w:r>
+    </w:p>
+    <w:p>
+      <w:pPr>
+        <w:numPr>
+          <w:ilvl w:val="0"/>
+          <w:numId w:val="1001"/>
+        </w:numPr>
+        <w:pStyle w:val="Compact"/>
+      </w:pPr>
+      <w:r>
+        <w:rPr>
+          <w:bCs/>
+          <w:b/>
+        </w:rPr>
+        <w:t xml:space="preserve">C3</w:t>
+      </w:r>
+      <w:r>
+        <w:t xml:space="preserve"> </w:t>
+      </w:r>
+      <w:r>
+        <w:t xml:space="preserve">(turning point within data range): TP* = −(−0.925) / (2 × 0.649) = 0.712 —</w:t>
+      </w:r>
+      <w:r>
+        <w:t xml:space="preserve"> </w:t>
+      </w:r>
+      <w:r>
+        <w:rPr>
+          <w:bCs/>
+          <w:b/>
+        </w:rPr>
+        <w:t xml:space="preserve">implied turning point lies outside the observed sample maximum (FSTS_max ≈ 0.80, but neither β₁ nor β₂ is significant)</w:t>
+      </w:r>
+    </w:p>
+    <w:p>
+      <w:pPr>
+        <w:numPr>
+          <w:ilvl w:val="0"/>
+          <w:numId w:val="1001"/>
+        </w:numPr>
+        <w:pStyle w:val="Compact"/>
+      </w:pPr>
+      <w:r>
+        <w:rPr>
+          <w:bCs/>
+          <w:b/>
+        </w:rPr>
+        <w:t xml:space="preserve">C4</w:t>
+      </w:r>
+      <w:r>
+        <w:t xml:space="preserve"> </w:t>
+      </w:r>
+      <w:r>
+        <w:t xml:space="preserve">(Lind–Mehlum utest, Lind &amp; Mehlum, 2010): utest</w:t>
+      </w:r>
+      <w:r>
+        <w:t xml:space="preserve"> </w:t>
+      </w:r>
+      <w:r>
+        <w:rPr>
+          <w:iCs/>
+          <w:i/>
+        </w:rPr>
+        <w:t xml:space="preserve">p</w:t>
+      </w:r>
+      <w:r>
+        <w:t xml:space="preserve"> </w:t>
+      </w:r>
+      <w:r>
+        <w:t xml:space="preserve">= .941 —</w:t>
+      </w:r>
+      <w:r>
+        <w:t xml:space="preserve"> </w:t>
+      </w:r>
+      <w:r>
+        <w:rPr>
+          <w:bCs/>
+          <w:b/>
+        </w:rPr>
+        <w:t xml:space="preserve">fails to reject the null of monotone negative relationship; no inverted-U detected</w:t>
+      </w:r>
+    </w:p>
+    <w:p>
+      <w:pPr>
+        <w:pStyle w:val="FirstParagraph"/>
       </w:pPr>
       <w:r>
         <w:t xml:space="preserve">The pattern is</w:t>
@@ -5540,8 +5737,87 @@
       </w:pPr>
     </w:lvl>
   </w:abstractNum>
+  <w:abstractNum w:abstractNumId="991">
+    <w:nsid w:val="A991"/>
+    <w:multiLevelType w:val="multilevel"/>
+    <w:lvl w:ilvl="0">
+      <w:numFmt w:val="bullet"/>
+      <w:lvlText w:val="•"/>
+      <w:lvlJc w:val="left"/>
+      <w:pPr>
+        <w:ind w:left="720" w:hanging="480"/>
+      </w:pPr>
+    </w:lvl>
+    <w:lvl w:ilvl="1">
+      <w:numFmt w:val="bullet"/>
+      <w:lvlText w:val="–"/>
+      <w:lvlJc w:val="left"/>
+      <w:pPr>
+        <w:ind w:left="1440" w:hanging="480"/>
+      </w:pPr>
+    </w:lvl>
+    <w:lvl w:ilvl="2">
+      <w:numFmt w:val="bullet"/>
+      <w:lvlText w:val="•"/>
+      <w:lvlJc w:val="left"/>
+      <w:pPr>
+        <w:ind w:left="2160" w:hanging="480"/>
+      </w:pPr>
+    </w:lvl>
+    <w:lvl w:ilvl="3">
+      <w:numFmt w:val="bullet"/>
+      <w:lvlText w:val="–"/>
+      <w:lvlJc w:val="left"/>
+      <w:pPr>
+        <w:ind w:left="2880" w:hanging="480"/>
+      </w:pPr>
+    </w:lvl>
+    <w:lvl w:ilvl="4">
+      <w:numFmt w:val="bullet"/>
+      <w:lvlText w:val="•"/>
+      <w:lvlJc w:val="left"/>
+      <w:pPr>
+        <w:ind w:left="3600" w:hanging="480"/>
+      </w:pPr>
+    </w:lvl>
+    <w:lvl w:ilvl="5">
+      <w:numFmt w:val="bullet"/>
+      <w:lvlText w:val="–"/>
+      <w:lvlJc w:val="left"/>
+      <w:pPr>
+        <w:ind w:left="4320" w:hanging="480"/>
+      </w:pPr>
+    </w:lvl>
+    <w:lvl w:ilvl="6">
+      <w:numFmt w:val="bullet"/>
+      <w:lvlText w:val="•"/>
+      <w:lvlJc w:val="left"/>
+      <w:pPr>
+        <w:ind w:left="5040" w:hanging="480"/>
+      </w:pPr>
+    </w:lvl>
+    <w:lvl w:ilvl="7">
+      <w:numFmt w:val="bullet"/>
+      <w:lvlText w:val="–"/>
+      <w:lvlJc w:val="left"/>
+      <w:pPr>
+        <w:ind w:left="5760" w:hanging="480"/>
+      </w:pPr>
+    </w:lvl>
+    <w:lvl w:ilvl="8">
+      <w:numFmt w:val="bullet"/>
+      <w:lvlText w:val="•"/>
+      <w:lvlJc w:val="left"/>
+      <w:pPr>
+        <w:ind w:left="6480" w:hanging="480"/>
+      </w:pPr>
+    </w:lvl>
+  </w:abstractNum>
   <w:num w:numId="1000">
     <w:abstractNumId w:val="990"/>
+  </w:num>
+  <w:num w:numId="1001">
+    <w:abstractNumId w:val="991"/>
   </w:num>
 </w:numbering>
 </file>

--- a/dist/manuscripts/en/p8_pacific_sids_en_clean.docx
+++ b/dist/manuscripts/en/p8_pacific_sids_en_clean.docx
@@ -2,7 +2,7 @@
 <file path=word/document.xml><?xml version="1.0" encoding="utf-8"?>
 <w:document xmlns:w="http://schemas.openxmlformats.org/wordprocessingml/2006/main" xmlns:m="http://schemas.openxmlformats.org/officeDocument/2006/math" xmlns:r="http://schemas.openxmlformats.org/officeDocument/2006/relationships" xmlns:o="urn:schemas-microsoft-com:office:office" xmlns:v="urn:schemas-microsoft-com:vml" xmlns:w10="urn:schemas-microsoft-com:office:word" xmlns:a="http://schemas.openxmlformats.org/drawingml/2006/main" xmlns:pic="http://schemas.openxmlformats.org/drawingml/2006/picture" xmlns:wp="http://schemas.openxmlformats.org/drawingml/2006/wordprocessingDrawing">
   <w:body>
-    <w:bookmarkStart w:id="51" w:name="X851d47967a07835e31e54cc2552648e271a088b"/>
+    <w:bookmarkStart w:id="53" w:name="X851d47967a07835e31e54cc2552648e271a088b"/>
     <w:p>
       <w:pPr>
         <w:pStyle w:val="Heading1"/>
@@ -169,7 +169,7 @@
         <w:pStyle w:val="BodyText"/>
       </w:pPr>
       <w:r>
-        <w:t xml:space="preserve">SIDS represent a theoretically extreme yet empirically underserved context for I-P research. These economies are characterized by microscopic domestic markets (Tonga: 104,000 inhabitants; Kiribati: 121,000), extreme geographic isolation amplifying trade costs by 30–210% (Winters &amp; Martins, 2004), and comprehensive institutional voids that limit firms' ability to appropriate returns from international activities (Briguglio, 1995; Khanna &amp; Palepu, 2010). Critically, firms in SIDS do not</w:t>
+        <w:t xml:space="preserve">SIDS represent a theoretically extreme yet empirically underserved context for I-P research. These economies are characterized by microscopic domestic markets (Tonga: 104,000 inhabitants; Kiribati: 121,000), extreme geographic isolation amplifying trade costs by 30–210% (Winters &amp; Martins, 2004), and comprehensive institutional voids that limit firms' ability to appropriate returns from international activities (Briguglio, 1995; Khanna &amp; Palepu, 2010). Recent systematic tracking across 121,249 development data points confirms these conditions have deepened rather than abated: progress in 2020–2025 is the slowest on record across 15 of 26 tracked benchmarks, with SIDS and Sub-Saharan Africa disproportionately affected (Pirlea et al., 2026). Critically, firms in SIDS do not</w:t>
       </w:r>
       <w:r>
         <w:t xml:space="preserve"> </w:t>
@@ -672,7 +672,7 @@
         <w:t xml:space="preserve"> </w:t>
       </w:r>
       <w:r>
-        <w:t xml:space="preserve">— the first step of digital presence. It is appropriate for the SIDS context where advanced digital infrastructure is limited; DAI_z is the z-standardized value. We do not claim to measure dynamic digital capability, which would require multi-tiered indicators unavailable in WBES for this sample.</w:t>
+        <w:t xml:space="preserve">— the first step of digital presence. It is appropriate for the SIDS context where advanced digital infrastructure is limited — only 5% of low-income country populations had basic digital skills in 2023, and high-income economies account for 77% of global data center capacity (Mahler, Wang, &amp; Weber, 2026). DAI_z is the z-standardized value. We do not claim to measure dynamic digital capability, which would require multi-tiered indicators unavailable in WBES for this sample.</w:t>
       </w:r>
     </w:p>
     <w:p>
@@ -2612,7 +2612,7 @@
       </w:r>
     </w:p>
     <w:bookmarkEnd w:id="44"/>
-    <w:bookmarkStart w:id="46" w:name="references"/>
+    <w:bookmarkStart w:id="48" w:name="references"/>
     <w:p>
       <w:pPr>
         <w:pStyle w:val="Heading2"/>
@@ -3036,7 +3036,7 @@
         <w:pStyle w:val="BodyText"/>
       </w:pPr>
       <w:r>
-        <w:t xml:space="preserve">Marano, V., Tallman, S., &amp; Teece, D. J. (2016). The context of innovation and the innovation of context.</w:t>
+        <w:t xml:space="preserve">Mahler, D., Wang, H., &amp; Weber, M. (2026, May). Inequalities in use of and exposure to artificial intelligence. In</w:t>
       </w:r>
       <w:r>
         <w:t xml:space="preserve"> </w:t>
@@ -3046,18 +3046,29 @@
           <w:iCs/>
           <w:i/>
         </w:rPr>
-        <w:t xml:space="preserve">Journal of Leadership &amp; Organizational Studies, 23</w:t>
-      </w:r>
-      <w:r>
-        <w:t xml:space="preserve">(4), 421–428.</w:t>
-      </w:r>
-    </w:p>
-    <w:p>
-      <w:pPr>
-        <w:pStyle w:val="BodyText"/>
-      </w:pPr>
-      <w:r>
-        <w:t xml:space="preserve">North, D. C. (1990).</w:t>
+        <w:t xml:space="preserve">Atlas of Global Development 2026</w:t>
+      </w:r>
+      <w:r>
+        <w:t xml:space="preserve">. World Bank Data360. World Bank Group.</w:t>
+      </w:r>
+      <w:r>
+        <w:t xml:space="preserve"> </w:t>
+      </w:r>
+      <w:hyperlink r:id="rId46">
+        <w:r>
+          <w:rPr>
+            <w:rStyle w:val="Hyperlink"/>
+          </w:rPr>
+          <w:t xml:space="preserve">https://data360.worldbank.org/en/int/atlas/artificial-intelligence</w:t>
+        </w:r>
+      </w:hyperlink>
+    </w:p>
+    <w:p>
+      <w:pPr>
+        <w:pStyle w:val="BodyText"/>
+      </w:pPr>
+      <w:r>
+        <w:t xml:space="preserve">Marano, V., Tallman, S., &amp; Teece, D. J. (2016). The context of innovation and the innovation of context.</w:t>
       </w:r>
       <w:r>
         <w:t xml:space="preserve"> </w:t>
@@ -3067,11 +3078,64 @@
           <w:iCs/>
           <w:i/>
         </w:rPr>
+        <w:t xml:space="preserve">Journal of Leadership &amp; Organizational Studies, 23</w:t>
+      </w:r>
+      <w:r>
+        <w:t xml:space="preserve">(4), 421–428.</w:t>
+      </w:r>
+    </w:p>
+    <w:p>
+      <w:pPr>
+        <w:pStyle w:val="BodyText"/>
+      </w:pPr>
+      <w:r>
+        <w:t xml:space="preserve">North, D. C. (1990).</w:t>
+      </w:r>
+      <w:r>
+        <w:t xml:space="preserve"> </w:t>
+      </w:r>
+      <w:r>
+        <w:rPr>
+          <w:iCs/>
+          <w:i/>
+        </w:rPr>
         <w:t xml:space="preserve">Institutions, institutional change and economic performance</w:t>
       </w:r>
       <w:r>
         <w:t xml:space="preserve">. Cambridge University Press.</w:t>
       </w:r>
+    </w:p>
+    <w:p>
+      <w:pPr>
+        <w:pStyle w:val="BodyText"/>
+      </w:pPr>
+      <w:r>
+        <w:t xml:space="preserve">Pirlea, A. F., Wadhwa, D., Mahler, D., Serajuddin, U., Welch, M., Thudt, A., &amp; Lambrechts, M. (2026, May). Global progress. In</w:t>
+      </w:r>
+      <w:r>
+        <w:t xml:space="preserve"> </w:t>
+      </w:r>
+      <w:r>
+        <w:rPr>
+          <w:iCs/>
+          <w:i/>
+        </w:rPr>
+        <w:t xml:space="preserve">Atlas of Global Development 2026</w:t>
+      </w:r>
+      <w:r>
+        <w:t xml:space="preserve">. World Bank Data360. World Bank Group.</w:t>
+      </w:r>
+      <w:r>
+        <w:t xml:space="preserve"> </w:t>
+      </w:r>
+      <w:hyperlink r:id="rId47">
+        <w:r>
+          <w:rPr>
+            <w:rStyle w:val="Hyperlink"/>
+          </w:rPr>
+          <w:t xml:space="preserve">https://data360.worldbank.org/en/int/atlas/global-progress</w:t>
+        </w:r>
+      </w:hyperlink>
     </w:p>
     <w:p>
       <w:pPr>
@@ -3272,8 +3336,8 @@
         </w:pict>
       </w:r>
     </w:p>
-    <w:bookmarkEnd w:id="46"/>
-    <w:bookmarkStart w:id="50" w:name="appendix-a-tables"/>
+    <w:bookmarkEnd w:id="48"/>
+    <w:bookmarkStart w:id="52" w:name="appendix-a-tables"/>
     <w:p>
       <w:pPr>
         <w:pStyle w:val="Heading2"/>
@@ -3282,7 +3346,7 @@
         <w:t xml:space="preserve">Appendix A: Tables</w:t>
       </w:r>
     </w:p>
-    <w:bookmarkStart w:id="47" w:name="table-1-country-level-summary-statistics"/>
+    <w:bookmarkStart w:id="49" w:name="table-1-country-level-summary-statistics"/>
     <w:p>
       <w:pPr>
         <w:pStyle w:val="Heading3"/>
@@ -4171,8 +4235,8 @@
         <w:t xml:space="preserve">). Total N reflects analysis sample (non-missing ln_LP and FSTS). Wave coverage varies by country.</w:t>
       </w:r>
     </w:p>
-    <w:bookmarkEnd w:id="47"/>
-    <w:bookmarkStart w:id="48" w:name="Xcb8e4546744cd6d21af62aeea30ad97288aa2e1"/>
+    <w:bookmarkEnd w:id="49"/>
+    <w:bookmarkStart w:id="50" w:name="Xcb8e4546744cd6d21af62aeea30ad97288aa2e1"/>
     <w:p>
       <w:pPr>
         <w:pStyle w:val="Heading3"/>
@@ -5275,8 +5339,8 @@
         <w:t xml:space="preserve">Forced Internationalization Penalty (FIP): Confirmed — β(FSTS_c) = −0.404, p = .032 (M1).</w:t>
       </w:r>
     </w:p>
-    <w:bookmarkEnd w:id="48"/>
-    <w:bookmarkStart w:id="49" w:name="X25c22aea567cfc6fb497c5a2142ec453d3ebd11"/>
+    <w:bookmarkEnd w:id="50"/>
+    <w:bookmarkStart w:id="51" w:name="X25c22aea567cfc6fb497c5a2142ec453d3ebd11"/>
     <w:p>
       <w:pPr>
         <w:pStyle w:val="Heading3"/>
@@ -5625,9 +5689,9 @@
         <w:t xml:space="preserve">Note: Penalty confirmed in all specifications. Exporters-only result (β = −0.901) addresses adverse selection concern: among active exporters, intensifying exports further worsens performance.</w:t>
       </w:r>
     </w:p>
-    <w:bookmarkEnd w:id="49"/>
-    <w:bookmarkEnd w:id="50"/>
     <w:bookmarkEnd w:id="51"/>
+    <w:bookmarkEnd w:id="52"/>
+    <w:bookmarkEnd w:id="53"/>
     <w:sectPr>
       <w:pgSz w:h="16838" w:w="11906"/>
       <w:pgMar w:bottom="1417" w:left="1417" w:right="1417" w:top="1417"/>

--- a/dist/manuscripts/en/p8_pacific_sids_en_clean.docx
+++ b/dist/manuscripts/en/p8_pacific_sids_en_clean.docx
@@ -169,7 +169,7 @@
         <w:pStyle w:val="BodyText"/>
       </w:pPr>
       <w:r>
-        <w:t xml:space="preserve">SIDS represent a theoretically extreme yet empirically underserved context for I-P research. These economies are characterized by microscopic domestic markets (Tonga: 104,000 inhabitants; Kiribati: 121,000), extreme geographic isolation amplifying trade costs by 30–210% (Winters &amp; Martins, 2004), and comprehensive institutional voids that limit firms' ability to appropriate returns from international activities (Briguglio, 1995; Khanna &amp; Palepu, 2010). Recent systematic tracking across 121,249 development data points confirms these conditions have deepened rather than abated: progress in 2020–2025 is the slowest on record across 15 of 26 tracked benchmarks, with SIDS and Sub-Saharan Africa disproportionately affected (Pirlea et al., 2026). Critically, firms in SIDS do not</w:t>
+        <w:t xml:space="preserve">SIDS represent a theoretically extreme yet empirically underserved context for I-P research. These economies are characterized by microscopic domestic markets (Tonga: 104,000 inhabitants; Kiribati: 121,000), extreme geographic isolation amplifying trade costs by 30–210% (Winters &amp; Martins, 2004), and comprehensive institutional voids that limit firms' ability to appropriate returns from international activities (Briguglio, 1995; Khanna &amp; Palepu, 2010). Recent systematic tracking across 121,249 development data points confirms these conditions have deepened rather than abated: progress in 2020–2025 is the slowest on record across 15 of 26 tracked benchmarks, with SIDS and Sub-Saharan Africa disproportionately affected (Pirlea et al., 2026). Independent multi-indicator analysis of six development dimensions — poverty, life expectancy, schooling, gender equality, climate, and electricity — finds the world developing at its slowest pace in 75 years, with 54 economies more than a century from reaching developed-country standards at current trajectories, and SIDS disproportionately represented in this cohort (Mahler, Serajuddin, Wadhwa, &amp; Yonzan, 2026). Critically, firms in SIDS do not</w:t>
       </w:r>
       <w:r>
         <w:t xml:space="preserve"> </w:t>

--- a/dist/manuscripts/en/p8_pacific_sids_en_clean.docx
+++ b/dist/manuscripts/en/p8_pacific_sids_en_clean.docx
@@ -1814,7 +1814,7 @@
           <w:bCs/>
           <w:b/>
         </w:rPr>
-        <w:t xml:space="preserve">implied turning point lies outside the observed sample maximum (FSTS_max ≈ 0.80, but neither β₁ nor β₂ is significant)</w:t>
+        <w:t xml:space="preserve">implied turning point lies outside the observed sample maximum (FSTS_max ≈ 0.80, but neither β₁ nor β₂ is statistically significant)</w:t>
       </w:r>
     </w:p>
     <w:p>
@@ -2140,7 +2140,7 @@
         <w:t xml:space="preserve">support H2</w:t>
       </w:r>
       <w:r>
-        <w:t xml:space="preserve">: technological capability and digital adoption do not significantly moderate the I-P relationship in Pacific SIDS. The positive point estimates for TCI_z and DAI_z — while small and non-significant — are consistent with the interpretation that capabilities raise productivity levels in general (as found in mainland Asian contexts: Goedhuys &amp; Sleuwaegen, 2013; Teece, 2007) but cannot modify the structural negativity of the FSTS–performance relationship that FIP describes.</w:t>
+        <w:t xml:space="preserve">: technological capability (TCI_z: β = +0.058, SE = 0.085, p = .495) and digital adoption (DAI_z: β = +0.062, SE = 0.073, p = .402) do not statistically significantly moderate the I-P relationship in Pacific SIDS, consistent with the FIP mechanism overwhelming capability effects in structurally constrained SIDS economies. The positive point estimates for TCI_z and DAI_z — while small and non-significant — are consistent with the interpretation that capabilities raise productivity levels in general (as found in mainland Asian contexts: Goedhuys &amp; Sleuwaegen, 2013; Teece, 2007) but cannot modify the structural negativity of the FSTS–performance relationship that FIP describes.</w:t>
       </w:r>
     </w:p>
     <w:bookmarkEnd w:id="35"/>
@@ -2319,7 +2319,7 @@
         <w:pStyle w:val="FirstParagraph"/>
       </w:pPr>
       <w:r>
-        <w:t xml:space="preserve">The null results for TCI_z and DAI_z in M3 add a second dimension to the FIP theory. In mainland Asian contexts — Vietnam, Singapore, China, and multi-country samples — technological capability and digital adoption are significant moderators of the I-P relationship (Goedhuys &amp; Sleuwaegen, 2013; Teece, 2007). Why are they null in SIDS?</w:t>
+        <w:t xml:space="preserve">The null results for TCI_z and DAI_z in M3 add a second dimension to the FIP theory. In mainland Asian contexts — Vietnam, Singapore, China, and multi-country samples — technological capability and digital adoption are statistically significant moderators of the I-P relationship (Goedhuys &amp; Sleuwaegen, 2013; Teece, 2007). Why are they null in SIDS?</w:t>
       </w:r>
     </w:p>
     <w:p>

--- a/dist/manuscripts/en/p8_pacific_sids_en_clean.docx
+++ b/dist/manuscripts/en/p8_pacific_sids_en_clean.docx
@@ -193,7 +193,7 @@
         <w:pStyle w:val="BodyText"/>
       </w:pPr>
       <w:r>
-        <w:t xml:space="preserve">We make three contributions to the IB literature. First, we introduce and theoretically define FIP as a boundary condition of the inverted-U paradigm, distinguishing it from adjacent concepts including phase-1 costs in three-stage theory (Contractor et al., 2003), Liability of Foreignness (Zaheer, 1995), and necessity entrepreneurship (Sarasvathy et al., 2014). Second, we provide empirical evidence from 1,469 firms across nine Pacific SIDS economies using World Bank Enterprise Survey (WBES) data — the most comprehensive firm-level I-P analysis in Pacific SIDS to date. Third, we demonstrate that firm-level capabilities (technological capability, digital adoption) cannot override FIP, shifting the theoretical conversation from "institutional moderation of the I-P relationship" (Marano, Tallman, &amp; Teece, 2016) to "institutional determination of the sign of I-P relationship."</w:t>
+        <w:t xml:space="preserve">This paper makes three contributions to the IB literature. First, we introduce and theoretically define FIP as a boundary condition of the inverted-U paradigm, distinguishing it from adjacent concepts including phase-1 costs in three-stage theory (Contractor et al., 2003), Liability of Foreignness (Zaheer, 1995), and necessity entrepreneurship (Sarasvathy et al., 2014). Second, we provide empirical evidence from 1,469 firms across nine Pacific SIDS economies using World Bank Enterprise Survey (WBES) data — the most comprehensive firm-level I-P analysis in Pacific SIDS to date. Third, we document that firm-level capabilities (technological capability, digital adoption) do not appear to override FIP, shifting the theoretical conversation from "institutional moderation of the I-P relationship" (Marano, Tallman, &amp; Teece, 2016) to "institutional determination of the sign of I-P relationship."</w:t>
       </w:r>
     </w:p>
     <w:p>
@@ -2127,20 +2127,7 @@
         <w:pStyle w:val="BodyText"/>
       </w:pPr>
       <w:r>
-        <w:t xml:space="preserve">These results</w:t>
-      </w:r>
-      <w:r>
-        <w:t xml:space="preserve"> </w:t>
-      </w:r>
-      <w:r>
-        <w:rPr>
-          <w:bCs/>
-          <w:b/>
-        </w:rPr>
-        <w:t xml:space="preserve">support H2</w:t>
-      </w:r>
-      <w:r>
-        <w:t xml:space="preserve">: technological capability (TCI_z: β = +0.058, SE = 0.085, p = .495) and digital adoption (DAI_z: β = +0.062, SE = 0.073, p = .402) do not statistically significantly moderate the I-P relationship in Pacific SIDS, consistent with the FIP mechanism overwhelming capability effects in structurally constrained SIDS economies. The positive point estimates for TCI_z and DAI_z — while small and non-significant — are consistent with the interpretation that capabilities raise productivity levels in general (as found in mainland Asian contexts: Goedhuys &amp; Sleuwaegen, 2013; Teece, 2007) but cannot modify the structural negativity of the FSTS–performance relationship that FIP describes.</w:t>
+        <w:t xml:space="preserve">These results are consistent with H2 (non-moderation): technological capability (TCI_z: β = +0.058, SE = 0.085, p = .495) and digital adoption (DAI_z: β = +0.062, SE = 0.073, p = .402) do not statistically significantly moderate the I-P relationship in Pacific SIDS, consistent with the FIP mechanism overwhelming capability effects in structurally constrained SIDS economies. The positive point estimates for TCI_z and DAI_z — while small and non-significant — are consistent with the interpretation that capabilities raise productivity levels in general (as found in mainland Asian contexts: Goedhuys &amp; Sleuwaegen, 2013; Teece, 2007) but cannot modify the structural negativity of the FSTS–performance relationship that FIP describes.</w:t>
       </w:r>
     </w:p>
     <w:bookmarkEnd w:id="35"/>
@@ -2593,7 +2580,7 @@
         <w:pStyle w:val="BodyText"/>
       </w:pPr>
       <w:r>
-        <w:t xml:space="preserve">These findings advance IB theory in two ways. First, they shift the discourse on institutional effects from "institutional moderation of I-P intensity" to "institutional determination of I-P sign," establishing that the inverted-U is conditional on structural prerequisites rather than universally applicable. Second, they extend the concept of "forced internationalization" beyond the SME literature into the performance-outcome domain, providing a theoretically defined and empirically validated construct (FIP) that future research can build upon.</w:t>
+        <w:t xml:space="preserve">These findings contribute to IB theory in two ways. First, they help reorient the discourse on institutional effects from "institutional moderation of I-P intensity" to "institutional determination of I-P sign," suggesting that the inverted-U may be conditional on structural prerequisites rather than universally applicable. Second, they extend the application of "forced internationalization" beyond the SME literature into the performance-outcome domain, providing a theoretically defined and empirically grounded construct (FIP) that future research can build upon.</w:t>
       </w:r>
     </w:p>
     <w:p>

--- a/dist/manuscripts/en/p8_pacific_sids_en_clean.docx
+++ b/dist/manuscripts/en/p8_pacific_sids_en_clean.docx
@@ -2580,7 +2580,7 @@
         <w:pStyle w:val="BodyText"/>
       </w:pPr>
       <w:r>
-        <w:t xml:space="preserve">These findings contribute to IB theory in two ways. First, they help reorient the discourse on institutional effects from "institutional moderation of I-P intensity" to "institutional determination of I-P sign," suggesting that the inverted-U may be conditional on structural prerequisites rather than universally applicable. Second, they extend the application of "forced internationalization" beyond the SME literature into the performance-outcome domain, providing a theoretically defined and empirically grounded construct (FIP) that future research can build upon.</w:t>
+        <w:t xml:space="preserve">These findings contribute to IB theory in two ways. First, they help reorient the discourse on institutional effects from "institutional moderation of I-P intensity" to "institutional determination of I-P sign," suggesting that the inverted-U may be conditional on structural prerequisites rather than broadly applicable across contexts. Second, they extend the application of "forced internationalization" beyond the SME literature into the performance-outcome domain, providing a theoretically defined and empirically grounded construct (FIP) that future research can build upon.</w:t>
       </w:r>
     </w:p>
     <w:p>

--- a/dist/manuscripts/en/p8_pacific_sids_en_clean.docx
+++ b/dist/manuscripts/en/p8_pacific_sids_en_clean.docx
@@ -425,7 +425,7 @@
         <w:pStyle w:val="FirstParagraph"/>
       </w:pPr>
       <w:r>
-        <w:t xml:space="preserve">Pacific SIDS economies exhibit all three violated prerequisites in extreme form. With populations ranging from 94,000 (Micronesia) to 10 million (Papua New Guinea, the largest in our sample), domestic markets cannot sustain manufacturing or service firms at minimum efficient scale. Read (2004) demonstrated that the smallest island economies have effectively no choice architecture for export abstention — firms either export or exit. We term this pattern</w:t>
+        <w:t xml:space="preserve">Pacific SIDS economies exhibit all three violated prerequisites in extreme form. With populations ranging from roughly 100,000 (Tonga) to 10 million (Papua New Guinea, the largest in our sample), domestic markets cannot sustain manufacturing or service firms at minimum efficient scale. Read (2004) demonstrated that the smallest island economies have effectively no choice architecture for export abstention — firms either export or exit. We term this pattern</w:t>
       </w:r>
       <w:r>
         <w:t xml:space="preserve"> </w:t>
@@ -1580,7 +1580,7 @@
         <w:pStyle w:val="BodyText"/>
       </w:pPr>
       <w:r>
-        <w:t xml:space="preserve">This coefficient is statistically significant at the conventional 5% level and substantively meaningful: a one-unit increase in FSTS (a move from no exports to full-export orientation) is associated with a 40.4% lower labor productivity. This supports</w:t>
+        <w:t xml:space="preserve">This coefficient is statistically significant at the conventional 5% level and substantively meaningful: a one-unit increase in FSTS (a move from no exports to full-export orientation) is associated with approximately 33% lower labor productivity (exp(−0.404) − 1 ≈ −33%). This supports</w:t>
       </w:r>
       <w:r>
         <w:t xml:space="preserve"> </w:t>
@@ -3455,55 +3455,55 @@
               <w:jc w:val="left"/>
             </w:pPr>
             <w:r>
-              <w:t xml:space="preserve">—</w:t>
-            </w:r>
-          </w:p>
-        </w:tc>
-        <w:tc>
-          <w:tcPr/>
-          <w:p>
-            <w:pPr>
-              <w:pStyle w:val="Compact"/>
-              <w:jc w:val="left"/>
-            </w:pPr>
-            <w:r>
-              <w:t xml:space="preserve">—</w:t>
-            </w:r>
-          </w:p>
-        </w:tc>
-        <w:tc>
-          <w:tcPr/>
-          <w:p>
-            <w:pPr>
-              <w:pStyle w:val="Compact"/>
-              <w:jc w:val="left"/>
-            </w:pPr>
-            <w:r>
-              <w:t xml:space="preserve">—</w:t>
-            </w:r>
-          </w:p>
-        </w:tc>
-        <w:tc>
-          <w:tcPr/>
-          <w:p>
-            <w:pPr>
-              <w:pStyle w:val="Compact"/>
-              <w:jc w:val="left"/>
-            </w:pPr>
-            <w:r>
-              <w:t xml:space="preserve">—</w:t>
-            </w:r>
-          </w:p>
-        </w:tc>
-        <w:tc>
-          <w:tcPr/>
-          <w:p>
-            <w:pPr>
-              <w:pStyle w:val="Compact"/>
-              <w:jc w:val="left"/>
-            </w:pPr>
-            <w:r>
-              <w:t xml:space="preserve">—</w:t>
+              <w:t xml:space="preserve">165</w:t>
+            </w:r>
+          </w:p>
+        </w:tc>
+        <w:tc>
+          <w:tcPr/>
+          <w:p>
+            <w:pPr>
+              <w:pStyle w:val="Compact"/>
+              <w:jc w:val="left"/>
+            </w:pPr>
+            <w:r>
+              <w:t xml:space="preserve">46</w:t>
+            </w:r>
+          </w:p>
+        </w:tc>
+        <w:tc>
+          <w:tcPr/>
+          <w:p>
+            <w:pPr>
+              <w:pStyle w:val="Compact"/>
+              <w:jc w:val="left"/>
+            </w:pPr>
+            <w:r>
+              <w:t xml:space="preserve">27.9%</w:t>
+            </w:r>
+          </w:p>
+        </w:tc>
+        <w:tc>
+          <w:tcPr/>
+          <w:p>
+            <w:pPr>
+              <w:pStyle w:val="Compact"/>
+              <w:jc w:val="left"/>
+            </w:pPr>
+            <w:r>
+              <w:t xml:space="preserve">0.109</w:t>
+            </w:r>
+          </w:p>
+        </w:tc>
+        <w:tc>
+          <w:tcPr/>
+          <w:p>
+            <w:pPr>
+              <w:pStyle w:val="Compact"/>
+              <w:jc w:val="left"/>
+            </w:pPr>
+            <w:r>
+              <w:t xml:space="preserve">2009–2025</w:t>
             </w:r>
           </w:p>
         </w:tc>
@@ -3529,55 +3529,55 @@
               <w:jc w:val="left"/>
             </w:pPr>
             <w:r>
-              <w:t xml:space="preserve">—</w:t>
-            </w:r>
-          </w:p>
-        </w:tc>
-        <w:tc>
-          <w:tcPr/>
-          <w:p>
-            <w:pPr>
-              <w:pStyle w:val="Compact"/>
-              <w:jc w:val="left"/>
-            </w:pPr>
-            <w:r>
-              <w:t xml:space="preserve">—</w:t>
-            </w:r>
-          </w:p>
-        </w:tc>
-        <w:tc>
-          <w:tcPr/>
-          <w:p>
-            <w:pPr>
-              <w:pStyle w:val="Compact"/>
-              <w:jc w:val="left"/>
-            </w:pPr>
-            <w:r>
-              <w:t xml:space="preserve">—</w:t>
-            </w:r>
-          </w:p>
-        </w:tc>
-        <w:tc>
-          <w:tcPr/>
-          <w:p>
-            <w:pPr>
-              <w:pStyle w:val="Compact"/>
-              <w:jc w:val="left"/>
-            </w:pPr>
-            <w:r>
-              <w:t xml:space="preserve">—</w:t>
-            </w:r>
-          </w:p>
-        </w:tc>
-        <w:tc>
-          <w:tcPr/>
-          <w:p>
-            <w:pPr>
-              <w:pStyle w:val="Compact"/>
-              <w:jc w:val="left"/>
-            </w:pPr>
-            <w:r>
-              <w:t xml:space="preserve">—</w:t>
+              <w:t xml:space="preserve">114</w:t>
+            </w:r>
+          </w:p>
+        </w:tc>
+        <w:tc>
+          <w:tcPr/>
+          <w:p>
+            <w:pPr>
+              <w:pStyle w:val="Compact"/>
+              <w:jc w:val="left"/>
+            </w:pPr>
+            <w:r>
+              <w:t xml:space="preserve">3</w:t>
+            </w:r>
+          </w:p>
+        </w:tc>
+        <w:tc>
+          <w:tcPr/>
+          <w:p>
+            <w:pPr>
+              <w:pStyle w:val="Compact"/>
+              <w:jc w:val="left"/>
+            </w:pPr>
+            <w:r>
+              <w:t xml:space="preserve">2.6%</w:t>
+            </w:r>
+          </w:p>
+        </w:tc>
+        <w:tc>
+          <w:tcPr/>
+          <w:p>
+            <w:pPr>
+              <w:pStyle w:val="Compact"/>
+              <w:jc w:val="left"/>
+            </w:pPr>
+            <w:r>
+              <w:t xml:space="preserve">0.011</w:t>
+            </w:r>
+          </w:p>
+        </w:tc>
+        <w:tc>
+          <w:tcPr/>
+          <w:p>
+            <w:pPr>
+              <w:pStyle w:val="Compact"/>
+              <w:jc w:val="left"/>
+            </w:pPr>
+            <w:r>
+              <w:t xml:space="preserve">2025</w:t>
             </w:r>
           </w:p>
         </w:tc>
@@ -3603,55 +3603,55 @@
               <w:jc w:val="left"/>
             </w:pPr>
             <w:r>
-              <w:t xml:space="preserve">—</w:t>
-            </w:r>
-          </w:p>
-        </w:tc>
-        <w:tc>
-          <w:tcPr/>
-          <w:p>
-            <w:pPr>
-              <w:pStyle w:val="Compact"/>
-              <w:jc w:val="left"/>
-            </w:pPr>
-            <w:r>
-              <w:t xml:space="preserve">—</w:t>
-            </w:r>
-          </w:p>
-        </w:tc>
-        <w:tc>
-          <w:tcPr/>
-          <w:p>
-            <w:pPr>
-              <w:pStyle w:val="Compact"/>
-              <w:jc w:val="left"/>
-            </w:pPr>
-            <w:r>
-              <w:t xml:space="preserve">—</w:t>
-            </w:r>
-          </w:p>
-        </w:tc>
-        <w:tc>
-          <w:tcPr/>
-          <w:p>
-            <w:pPr>
-              <w:pStyle w:val="Compact"/>
-              <w:jc w:val="left"/>
-            </w:pPr>
-            <w:r>
-              <w:t xml:space="preserve">—</w:t>
-            </w:r>
-          </w:p>
-        </w:tc>
-        <w:tc>
-          <w:tcPr/>
-          <w:p>
-            <w:pPr>
-              <w:pStyle w:val="Compact"/>
-              <w:jc w:val="left"/>
-            </w:pPr>
-            <w:r>
-              <w:t xml:space="preserve">—</w:t>
+              <w:t xml:space="preserve">141</w:t>
+            </w:r>
+          </w:p>
+        </w:tc>
+        <w:tc>
+          <w:tcPr/>
+          <w:p>
+            <w:pPr>
+              <w:pStyle w:val="Compact"/>
+              <w:jc w:val="left"/>
+            </w:pPr>
+            <w:r>
+              <w:t xml:space="preserve">20</w:t>
+            </w:r>
+          </w:p>
+        </w:tc>
+        <w:tc>
+          <w:tcPr/>
+          <w:p>
+            <w:pPr>
+              <w:pStyle w:val="Compact"/>
+              <w:jc w:val="left"/>
+            </w:pPr>
+            <w:r>
+              <w:t xml:space="preserve">14.2%</w:t>
+            </w:r>
+          </w:p>
+        </w:tc>
+        <w:tc>
+          <w:tcPr/>
+          <w:p>
+            <w:pPr>
+              <w:pStyle w:val="Compact"/>
+              <w:jc w:val="left"/>
+            </w:pPr>
+            <w:r>
+              <w:t xml:space="preserve">0.028</w:t>
+            </w:r>
+          </w:p>
+        </w:tc>
+        <w:tc>
+          <w:tcPr/>
+          <w:p>
+            <w:pPr>
+              <w:pStyle w:val="Compact"/>
+              <w:jc w:val="left"/>
+            </w:pPr>
+            <w:r>
+              <w:t xml:space="preserve">2015–2024</w:t>
             </w:r>
           </w:p>
         </w:tc>
@@ -3677,55 +3677,55 @@
               <w:jc w:val="left"/>
             </w:pPr>
             <w:r>
-              <w:t xml:space="preserve">—</w:t>
-            </w:r>
-          </w:p>
-        </w:tc>
-        <w:tc>
-          <w:tcPr/>
-          <w:p>
-            <w:pPr>
-              <w:pStyle w:val="Compact"/>
-              <w:jc w:val="left"/>
-            </w:pPr>
-            <w:r>
-              <w:t xml:space="preserve">—</w:t>
-            </w:r>
-          </w:p>
-        </w:tc>
-        <w:tc>
-          <w:tcPr/>
-          <w:p>
-            <w:pPr>
-              <w:pStyle w:val="Compact"/>
-              <w:jc w:val="left"/>
-            </w:pPr>
-            <w:r>
-              <w:t xml:space="preserve">—</w:t>
-            </w:r>
-          </w:p>
-        </w:tc>
-        <w:tc>
-          <w:tcPr/>
-          <w:p>
-            <w:pPr>
-              <w:pStyle w:val="Compact"/>
-              <w:jc w:val="left"/>
-            </w:pPr>
-            <w:r>
-              <w:t xml:space="preserve">—</w:t>
-            </w:r>
-          </w:p>
-        </w:tc>
-        <w:tc>
-          <w:tcPr/>
-          <w:p>
-            <w:pPr>
-              <w:pStyle w:val="Compact"/>
-              <w:jc w:val="left"/>
-            </w:pPr>
-            <w:r>
-              <w:t xml:space="preserve">—</w:t>
+              <w:t xml:space="preserve">131</w:t>
+            </w:r>
+          </w:p>
+        </w:tc>
+        <w:tc>
+          <w:tcPr/>
+          <w:p>
+            <w:pPr>
+              <w:pStyle w:val="Compact"/>
+              <w:jc w:val="left"/>
+            </w:pPr>
+            <w:r>
+              <w:t xml:space="preserve">24</w:t>
+            </w:r>
+          </w:p>
+        </w:tc>
+        <w:tc>
+          <w:tcPr/>
+          <w:p>
+            <w:pPr>
+              <w:pStyle w:val="Compact"/>
+              <w:jc w:val="left"/>
+            </w:pPr>
+            <w:r>
+              <w:t xml:space="preserve">18.3%</w:t>
+            </w:r>
+          </w:p>
+        </w:tc>
+        <w:tc>
+          <w:tcPr/>
+          <w:p>
+            <w:pPr>
+              <w:pStyle w:val="Compact"/>
+              <w:jc w:val="left"/>
+            </w:pPr>
+            <w:r>
+              <w:t xml:space="preserve">0.051</w:t>
+            </w:r>
+          </w:p>
+        </w:tc>
+        <w:tc>
+          <w:tcPr/>
+          <w:p>
+            <w:pPr>
+              <w:pStyle w:val="Compact"/>
+              <w:jc w:val="left"/>
+            </w:pPr>
+            <w:r>
+              <w:t xml:space="preserve">2023</w:t>
             </w:r>
           </w:p>
         </w:tc>
@@ -3751,55 +3751,55 @@
               <w:jc w:val="left"/>
             </w:pPr>
             <w:r>
-              <w:t xml:space="preserve">—</w:t>
-            </w:r>
-          </w:p>
-        </w:tc>
-        <w:tc>
-          <w:tcPr/>
-          <w:p>
-            <w:pPr>
-              <w:pStyle w:val="Compact"/>
-              <w:jc w:val="left"/>
-            </w:pPr>
-            <w:r>
-              <w:t xml:space="preserve">—</w:t>
-            </w:r>
-          </w:p>
-        </w:tc>
-        <w:tc>
-          <w:tcPr/>
-          <w:p>
-            <w:pPr>
-              <w:pStyle w:val="Compact"/>
-              <w:jc w:val="left"/>
-            </w:pPr>
-            <w:r>
-              <w:t xml:space="preserve">—</w:t>
-            </w:r>
-          </w:p>
-        </w:tc>
-        <w:tc>
-          <w:tcPr/>
-          <w:p>
-            <w:pPr>
-              <w:pStyle w:val="Compact"/>
-              <w:jc w:val="left"/>
-            </w:pPr>
-            <w:r>
-              <w:t xml:space="preserve">—</w:t>
-            </w:r>
-          </w:p>
-        </w:tc>
-        <w:tc>
-          <w:tcPr/>
-          <w:p>
-            <w:pPr>
-              <w:pStyle w:val="Compact"/>
-              <w:jc w:val="left"/>
-            </w:pPr>
-            <w:r>
-              <w:t xml:space="preserve">—</w:t>
+              <w:t xml:space="preserve">107</w:t>
+            </w:r>
+          </w:p>
+        </w:tc>
+        <w:tc>
+          <w:tcPr/>
+          <w:p>
+            <w:pPr>
+              <w:pStyle w:val="Compact"/>
+              <w:jc w:val="left"/>
+            </w:pPr>
+            <w:r>
+              <w:t xml:space="preserve">10</w:t>
+            </w:r>
+          </w:p>
+        </w:tc>
+        <w:tc>
+          <w:tcPr/>
+          <w:p>
+            <w:pPr>
+              <w:pStyle w:val="Compact"/>
+              <w:jc w:val="left"/>
+            </w:pPr>
+            <w:r>
+              <w:t xml:space="preserve">9.3%</w:t>
+            </w:r>
+          </w:p>
+        </w:tc>
+        <w:tc>
+          <w:tcPr/>
+          <w:p>
+            <w:pPr>
+              <w:pStyle w:val="Compact"/>
+              <w:jc w:val="left"/>
+            </w:pPr>
+            <w:r>
+              <w:t xml:space="preserve">0.040</w:t>
+            </w:r>
+          </w:p>
+        </w:tc>
+        <w:tc>
+          <w:tcPr/>
+          <w:p>
+            <w:pPr>
+              <w:pStyle w:val="Compact"/>
+              <w:jc w:val="left"/>
+            </w:pPr>
+            <w:r>
+              <w:t xml:space="preserve">2025</w:t>
             </w:r>
           </w:p>
         </w:tc>
@@ -3825,55 +3825,55 @@
               <w:jc w:val="left"/>
             </w:pPr>
             <w:r>
-              <w:t xml:space="preserve">—</w:t>
-            </w:r>
-          </w:p>
-        </w:tc>
-        <w:tc>
-          <w:tcPr/>
-          <w:p>
-            <w:pPr>
-              <w:pStyle w:val="Compact"/>
-              <w:jc w:val="left"/>
-            </w:pPr>
-            <w:r>
-              <w:t xml:space="preserve">—</w:t>
-            </w:r>
-          </w:p>
-        </w:tc>
-        <w:tc>
-          <w:tcPr/>
-          <w:p>
-            <w:pPr>
-              <w:pStyle w:val="Compact"/>
-              <w:jc w:val="left"/>
-            </w:pPr>
-            <w:r>
-              <w:t xml:space="preserve">—</w:t>
-            </w:r>
-          </w:p>
-        </w:tc>
-        <w:tc>
-          <w:tcPr/>
-          <w:p>
-            <w:pPr>
-              <w:pStyle w:val="Compact"/>
-              <w:jc w:val="left"/>
-            </w:pPr>
-            <w:r>
-              <w:t xml:space="preserve">—</w:t>
-            </w:r>
-          </w:p>
-        </w:tc>
-        <w:tc>
-          <w:tcPr/>
-          <w:p>
-            <w:pPr>
-              <w:pStyle w:val="Compact"/>
-              <w:jc w:val="left"/>
-            </w:pPr>
-            <w:r>
-              <w:t xml:space="preserve">—</w:t>
+              <w:t xml:space="preserve">393</w:t>
+            </w:r>
+          </w:p>
+        </w:tc>
+        <w:tc>
+          <w:tcPr/>
+          <w:p>
+            <w:pPr>
+              <w:pStyle w:val="Compact"/>
+              <w:jc w:val="left"/>
+            </w:pPr>
+            <w:r>
+              <w:t xml:space="preserve">53</w:t>
+            </w:r>
+          </w:p>
+        </w:tc>
+        <w:tc>
+          <w:tcPr/>
+          <w:p>
+            <w:pPr>
+              <w:pStyle w:val="Compact"/>
+              <w:jc w:val="left"/>
+            </w:pPr>
+            <w:r>
+              <w:t xml:space="preserve">13.5%</w:t>
+            </w:r>
+          </w:p>
+        </w:tc>
+        <w:tc>
+          <w:tcPr/>
+          <w:p>
+            <w:pPr>
+              <w:pStyle w:val="Compact"/>
+              <w:jc w:val="left"/>
+            </w:pPr>
+            <w:r>
+              <w:t xml:space="preserve">0.104</w:t>
+            </w:r>
+          </w:p>
+        </w:tc>
+        <w:tc>
+          <w:tcPr/>
+          <w:p>
+            <w:pPr>
+              <w:pStyle w:val="Compact"/>
+              <w:jc w:val="left"/>
+            </w:pPr>
+            <w:r>
+              <w:t xml:space="preserve">2009–2021</w:t>
             </w:r>
           </w:p>
         </w:tc>
@@ -3899,55 +3899,55 @@
               <w:jc w:val="left"/>
             </w:pPr>
             <w:r>
-              <w:t xml:space="preserve">—</w:t>
-            </w:r>
-          </w:p>
-        </w:tc>
-        <w:tc>
-          <w:tcPr/>
-          <w:p>
-            <w:pPr>
-              <w:pStyle w:val="Compact"/>
-              <w:jc w:val="left"/>
-            </w:pPr>
-            <w:r>
-              <w:t xml:space="preserve">—</w:t>
-            </w:r>
-          </w:p>
-        </w:tc>
-        <w:tc>
-          <w:tcPr/>
-          <w:p>
-            <w:pPr>
-              <w:pStyle w:val="Compact"/>
-              <w:jc w:val="left"/>
-            </w:pPr>
-            <w:r>
-              <w:t xml:space="preserve">—</w:t>
-            </w:r>
-          </w:p>
-        </w:tc>
-        <w:tc>
-          <w:tcPr/>
-          <w:p>
-            <w:pPr>
-              <w:pStyle w:val="Compact"/>
-              <w:jc w:val="left"/>
-            </w:pPr>
-            <w:r>
-              <w:t xml:space="preserve">—</w:t>
-            </w:r>
-          </w:p>
-        </w:tc>
-        <w:tc>
-          <w:tcPr/>
-          <w:p>
-            <w:pPr>
-              <w:pStyle w:val="Compact"/>
-              <w:jc w:val="left"/>
-            </w:pPr>
-            <w:r>
-              <w:t xml:space="preserve">—</w:t>
+              <w:t xml:space="preserve">144</w:t>
+            </w:r>
+          </w:p>
+        </w:tc>
+        <w:tc>
+          <w:tcPr/>
+          <w:p>
+            <w:pPr>
+              <w:pStyle w:val="Compact"/>
+              <w:jc w:val="left"/>
+            </w:pPr>
+            <w:r>
+              <w:t xml:space="preserve">13</w:t>
+            </w:r>
+          </w:p>
+        </w:tc>
+        <w:tc>
+          <w:tcPr/>
+          <w:p>
+            <w:pPr>
+              <w:pStyle w:val="Compact"/>
+              <w:jc w:val="left"/>
+            </w:pPr>
+            <w:r>
+              <w:t xml:space="preserve">9.0%</w:t>
+            </w:r>
+          </w:p>
+        </w:tc>
+        <w:tc>
+          <w:tcPr/>
+          <w:p>
+            <w:pPr>
+              <w:pStyle w:val="Compact"/>
+              <w:jc w:val="left"/>
+            </w:pPr>
+            <w:r>
+              <w:t xml:space="preserve">0.044</w:t>
+            </w:r>
+          </w:p>
+        </w:tc>
+        <w:tc>
+          <w:tcPr/>
+          <w:p>
+            <w:pPr>
+              <w:pStyle w:val="Compact"/>
+              <w:jc w:val="left"/>
+            </w:pPr>
+            <w:r>
+              <w:t xml:space="preserve">2024</w:t>
             </w:r>
           </w:p>
         </w:tc>
@@ -3973,55 +3973,55 @@
               <w:jc w:val="left"/>
             </w:pPr>
             <w:r>
-              <w:t xml:space="preserve">—</w:t>
-            </w:r>
-          </w:p>
-        </w:tc>
-        <w:tc>
-          <w:tcPr/>
-          <w:p>
-            <w:pPr>
-              <w:pStyle w:val="Compact"/>
-              <w:jc w:val="left"/>
-            </w:pPr>
-            <w:r>
-              <w:t xml:space="preserve">—</w:t>
-            </w:r>
-          </w:p>
-        </w:tc>
-        <w:tc>
-          <w:tcPr/>
-          <w:p>
-            <w:pPr>
-              <w:pStyle w:val="Compact"/>
-              <w:jc w:val="left"/>
-            </w:pPr>
-            <w:r>
-              <w:t xml:space="preserve">—</w:t>
-            </w:r>
-          </w:p>
-        </w:tc>
-        <w:tc>
-          <w:tcPr/>
-          <w:p>
-            <w:pPr>
-              <w:pStyle w:val="Compact"/>
-              <w:jc w:val="left"/>
-            </w:pPr>
-            <w:r>
-              <w:t xml:space="preserve">—</w:t>
-            </w:r>
-          </w:p>
-        </w:tc>
-        <w:tc>
-          <w:tcPr/>
-          <w:p>
-            <w:pPr>
-              <w:pStyle w:val="Compact"/>
-              <w:jc w:val="left"/>
-            </w:pPr>
-            <w:r>
-              <w:t xml:space="preserve">—</w:t>
+              <w:t xml:space="preserve">157</w:t>
+            </w:r>
+          </w:p>
+        </w:tc>
+        <w:tc>
+          <w:tcPr/>
+          <w:p>
+            <w:pPr>
+              <w:pStyle w:val="Compact"/>
+              <w:jc w:val="left"/>
+            </w:pPr>
+            <w:r>
+              <w:t xml:space="preserve">16</w:t>
+            </w:r>
+          </w:p>
+        </w:tc>
+        <w:tc>
+          <w:tcPr/>
+          <w:p>
+            <w:pPr>
+              <w:pStyle w:val="Compact"/>
+              <w:jc w:val="left"/>
+            </w:pPr>
+            <w:r>
+              <w:t xml:space="preserve">10.2%</w:t>
+            </w:r>
+          </w:p>
+        </w:tc>
+        <w:tc>
+          <w:tcPr/>
+          <w:p>
+            <w:pPr>
+              <w:pStyle w:val="Compact"/>
+              <w:jc w:val="left"/>
+            </w:pPr>
+            <w:r>
+              <w:t xml:space="preserve">0.037</w:t>
+            </w:r>
+          </w:p>
+        </w:tc>
+        <w:tc>
+          <w:tcPr/>
+          <w:p>
+            <w:pPr>
+              <w:pStyle w:val="Compact"/>
+              <w:jc w:val="left"/>
+            </w:pPr>
+            <w:r>
+              <w:t xml:space="preserve">2009–2023</w:t>
             </w:r>
           </w:p>
         </w:tc>
@@ -4047,55 +4047,55 @@
               <w:jc w:val="left"/>
             </w:pPr>
             <w:r>
-              <w:t xml:space="preserve">—</w:t>
-            </w:r>
-          </w:p>
-        </w:tc>
-        <w:tc>
-          <w:tcPr/>
-          <w:p>
-            <w:pPr>
-              <w:pStyle w:val="Compact"/>
-              <w:jc w:val="left"/>
-            </w:pPr>
-            <w:r>
-              <w:t xml:space="preserve">—</w:t>
-            </w:r>
-          </w:p>
-        </w:tc>
-        <w:tc>
-          <w:tcPr/>
-          <w:p>
-            <w:pPr>
-              <w:pStyle w:val="Compact"/>
-              <w:jc w:val="left"/>
-            </w:pPr>
-            <w:r>
-              <w:t xml:space="preserve">—</w:t>
-            </w:r>
-          </w:p>
-        </w:tc>
-        <w:tc>
-          <w:tcPr/>
-          <w:p>
-            <w:pPr>
-              <w:pStyle w:val="Compact"/>
-              <w:jc w:val="left"/>
-            </w:pPr>
-            <w:r>
-              <w:t xml:space="preserve">—</w:t>
-            </w:r>
-          </w:p>
-        </w:tc>
-        <w:tc>
-          <w:tcPr/>
-          <w:p>
-            <w:pPr>
-              <w:pStyle w:val="Compact"/>
-              <w:jc w:val="left"/>
-            </w:pPr>
-            <w:r>
-              <w:t xml:space="preserve">—</w:t>
+              <w:t xml:space="preserve">117</w:t>
+            </w:r>
+          </w:p>
+        </w:tc>
+        <w:tc>
+          <w:tcPr/>
+          <w:p>
+            <w:pPr>
+              <w:pStyle w:val="Compact"/>
+              <w:jc w:val="left"/>
+            </w:pPr>
+            <w:r>
+              <w:t xml:space="preserve">2</w:t>
+            </w:r>
+          </w:p>
+        </w:tc>
+        <w:tc>
+          <w:tcPr/>
+          <w:p>
+            <w:pPr>
+              <w:pStyle w:val="Compact"/>
+              <w:jc w:val="left"/>
+            </w:pPr>
+            <w:r>
+              <w:t xml:space="preserve">1.7%</w:t>
+            </w:r>
+          </w:p>
+        </w:tc>
+        <w:tc>
+          <w:tcPr/>
+          <w:p>
+            <w:pPr>
+              <w:pStyle w:val="Compact"/>
+              <w:jc w:val="left"/>
+            </w:pPr>
+            <w:r>
+              <w:t xml:space="preserve">0.011</w:t>
+            </w:r>
+          </w:p>
+        </w:tc>
+        <w:tc>
+          <w:tcPr/>
+          <w:p>
+            <w:pPr>
+              <w:pStyle w:val="Compact"/>
+              <w:jc w:val="left"/>
+            </w:pPr>
+            <w:r>
+              <w:t xml:space="preserve">2025</w:t>
             </w:r>
           </w:p>
         </w:tc>

--- a/dist/manuscripts/en/p8_pacific_sids_en_clean.docx
+++ b/dist/manuscripts/en/p8_pacific_sids_en_clean.docx
@@ -2,7 +2,7 @@
 <file path=word/document.xml><?xml version="1.0" encoding="utf-8"?>
 <w:document xmlns:w="http://schemas.openxmlformats.org/wordprocessingml/2006/main" xmlns:m="http://schemas.openxmlformats.org/officeDocument/2006/math" xmlns:r="http://schemas.openxmlformats.org/officeDocument/2006/relationships" xmlns:o="urn:schemas-microsoft-com:office:office" xmlns:v="urn:schemas-microsoft-com:vml" xmlns:w10="urn:schemas-microsoft-com:office:word" xmlns:a="http://schemas.openxmlformats.org/drawingml/2006/main" xmlns:pic="http://schemas.openxmlformats.org/drawingml/2006/picture" xmlns:wp="http://schemas.openxmlformats.org/drawingml/2006/wordprocessingDrawing">
   <w:body>
-    <w:bookmarkStart w:id="53" w:name="X851d47967a07835e31e54cc2552648e271a088b"/>
+    <w:bookmarkStart w:id="50" w:name="X851d47967a07835e31e54cc2552648e271a088b"/>
     <w:p>
       <w:pPr>
         <w:pStyle w:val="Heading1"/>
@@ -62,7 +62,7 @@
         <w:pStyle w:val="FirstParagraph"/>
       </w:pPr>
       <w:r>
-        <w:t xml:space="preserve">The conventional inverted-U relationship between internationalization intensity and firm performance rests on three structural prerequisites: a viable domestic market, manageable trade costs, and functional institutional support. We argue that when all three are simultaneously absent — as in Pacific Small Island Developing States (SIDS) — the expected non-linear pattern collapses into a monotone negative relationship that we term the</w:t>
+        <w:t xml:space="preserve">The conventional inverted-U relationship between internationalization intensity and firm performance rests on three structural prerequisites: a viable domestic market, manageable trade costs, and functional institutional support. This study argues that when all three are absent at once, as they are in Pacific Small Island Developing States (SIDS), the expected non-linear pattern collapses into a monotone negative relationship. We term this the</w:t>
       </w:r>
       <w:r>
         <w:t xml:space="preserve"> </w:t>
@@ -75,7 +75,7 @@
         <w:t xml:space="preserve">Forced Internationalization Penalty (FIP)</w:t>
       </w:r>
       <w:r>
-        <w:t xml:space="preserve">. Unlike the downward phase-1 slope in three-stage internationalization theory, FIP is not a transient learning cost with an eventual turning point; it is a persistent structural condition arising from the compulsion to export despite systemic disadvantages. Using World Bank Enterprise Survey data from 1,469 firms across nine Pacific SIDS economies (2009–2025), we find that internationalization intensity is robustly and negatively associated with labor productivity (β = −0.404, p = .032 in the country-and-year fixed-effects specification; β = −1.236, p &lt; .001 without country fixed effects), with no significant quadratic curvature. Technological capability and digital adoption — both significant moderators in mainland Asian contexts — are null in the SIDS environment, consistent with the FIP mechanism: when structural prerequisites are absent, firm-level capabilities cannot redirect the I-P relationship toward positive territory. The findings reframe the inverted-U paradigm as conditional rather than universal, identify boundary conditions for institutional moderation theory, and carry direct implications for the Antigua and Barbuda Agenda for SIDS.</w:t>
+        <w:t xml:space="preserve">. FIP is not the downward phase-1 slope of three-stage internationalization theory. It is not a transient learning cost that eventually crosses a turning point; rather, it is a persistent structural condition that arises from the compulsion to export despite systemic disadvantages. Drawing on World Bank Enterprise Survey data from 1,469 firms across nine Pacific SIDS economies (2009–2025), the analysis indicates that internationalization intensity is robustly and negatively associated with labor productivity (β = −0.404, p = .032 in the country-and-year fixed-effects specification; β = −1.236, p &lt; .001 without country fixed effects), with no significant quadratic curvature. Technological capability and digital adoption, both significant moderators in mainland Asian contexts, turn out to be null in the SIDS environment. This pattern is consistent with the FIP mechanism: where the structural prerequisites are absent, firm-level capabilities cannot redirect the I-P relationship toward positive territory. These findings reframe the inverted-U paradigm as conditional rather than universal, identify boundary conditions for institutional moderation theory, and carry direct implications for the Antigua and Barbuda Agenda for SIDS.</w:t>
       </w:r>
     </w:p>
     <w:p>
@@ -86,7 +86,7 @@
       </w:r>
     </w:p>
     <w:bookmarkEnd w:id="20"/>
-    <w:bookmarkStart w:id="21" w:name="Xe3d0fc0bea9a42ce7605565d0964033d7f6ee47"/>
+    <w:bookmarkStart w:id="21" w:name="introduction"/>
     <w:p>
       <w:pPr>
         <w:pStyle w:val="Heading2"/>
@@ -100,7 +100,7 @@
         <w:pStyle w:val="FirstParagraph"/>
       </w:pPr>
       <w:r>
-        <w:t xml:space="preserve">The relationship between internationalization and firm performance (I-P) is among the most contested empirical regularities in international business (IB) research. Meta-analyses consistently report moderate positive effects on average (Kirca et al., 2011; Bausch &amp; Krist, 2007), yet the variance across studies is enormous and heterogeneous — an invitation to examine the</w:t>
+        <w:t xml:space="preserve">The relationship between internationalization and firm performance (I-P) is among the most contested empirical regularities in international business (IB) research. Meta-analyses consistently report moderate positive effects on average (Kirca et al., 2011; Bausch &amp; Krist, 2007). Yet the variance across studies is enormous and heterogeneous, which is itself an invitation to examine the</w:t>
       </w:r>
       <w:r>
         <w:t xml:space="preserve"> </w:t>
@@ -124,7 +124,7 @@
         <w:pStyle w:val="BodyText"/>
       </w:pPr>
       <w:r>
-        <w:t xml:space="preserve">The dominant theoretical resolution posits an inverted-U functional form (Lu &amp; Beamish, 2004): internationalization first improves performance through economies of scale, learning, and market diversification; then, beyond a threshold, coordination costs and organizational complexity erode these gains. Contractor, Kundu, and Hsu (2003) extended this to a three-stage S-curve, where even an initial downward phase-1 slope is transient and eventually gives way to net benefits. Both frameworks share a common foundational assumption: that the institutional environment, while potentially moderating the</w:t>
+        <w:t xml:space="preserve">The dominant theoretical resolution posits an inverted-U functional form (Lu &amp; Beamish, 2004): internationalization first improves performance through economies of scale, learning, and market diversification; then, beyond a threshold, coordination costs and organizational complexity erode these gains. Contractor, Kundu, and Hsu (2003) extended this to a three-stage S-curve, in which even an initial downward phase-1 slope is transient and eventually gives way to net benefits. Both frameworks share a foundational assumption. The institutional environment, while it may moderate the</w:t>
       </w:r>
       <w:r>
         <w:t xml:space="preserve"> </w:t>
@@ -148,7 +148,7 @@
         <w:pStyle w:val="BodyText"/>
       </w:pPr>
       <w:r>
-        <w:t xml:space="preserve">This paper challenges that assumption. We argue that certain structural conditions — characteristic of Small Island Developing States (SIDS) — eliminate the prerequisites on which the inverted-U logic depends, replacing the expected non-linear pattern with a monotone negative relationship. We term this phenomenon the</w:t>
+        <w:t xml:space="preserve">This study challenges that assumption. We argue that certain structural conditions, characteristic of Small Island Developing States (SIDS), eliminate the prerequisites on which the inverted-U logic depends, and that they replace the expected non-linear pattern with a monotone negative one. We term this phenomenon the</w:t>
       </w:r>
       <w:r>
         <w:t xml:space="preserve"> </w:t>
@@ -161,15 +161,15 @@
         <w:t xml:space="preserve">Forced Internationalization Penalty (FIP)</w:t>
       </w:r>
       <w:r>
-        <w:t xml:space="preserve">: the persistent negative effect of internationalization intensity on firm performance in contexts where three structural prerequisites are simultaneously absent.</w:t>
-      </w:r>
-    </w:p>
-    <w:p>
-      <w:pPr>
-        <w:pStyle w:val="BodyText"/>
-      </w:pPr>
-      <w:r>
-        <w:t xml:space="preserve">SIDS represent a theoretically extreme yet empirically underserved context for I-P research. These economies are characterized by microscopic domestic markets (Tonga: 104,000 inhabitants; Kiribati: 121,000), extreme geographic isolation amplifying trade costs by 30–210% (Winters &amp; Martins, 2004), and comprehensive institutional voids that limit firms' ability to appropriate returns from international activities (Briguglio, 1995; Khanna &amp; Palepu, 2010). Recent systematic tracking across 121,249 development data points confirms these conditions have deepened rather than abated: progress in 2020–2025 is the slowest on record across 15 of 26 tracked benchmarks, with SIDS and Sub-Saharan Africa disproportionately affected (Pirlea et al., 2026). Independent multi-indicator analysis of six development dimensions — poverty, life expectancy, schooling, gender equality, climate, and electricity — finds the world developing at its slowest pace in 75 years, with 54 economies more than a century from reaching developed-country standards at current trajectories, and SIDS disproportionately represented in this cohort (Mahler, Serajuddin, Wadhwa, &amp; Yonzan, 2026). Critically, firms in SIDS do not</w:t>
+        <w:t xml:space="preserve">: the persistent negative effect of internationalization intensity on firm performance in contexts where three structural prerequisites are absent at once.</w:t>
+      </w:r>
+    </w:p>
+    <w:p>
+      <w:pPr>
+        <w:pStyle w:val="BodyText"/>
+      </w:pPr>
+      <w:r>
+        <w:t xml:space="preserve">SIDS offer a theoretically extreme yet empirically underserved context for I-P research. These economies are marked by microscopic domestic markets (Tonga: 104,000 inhabitants; Kiribati: 121,000), by geographic isolation so severe that it amplifies trade costs by 30–210% (Winters &amp; Martins, 2004), and by comprehensive institutional voids that limit firms’ ability to appropriate returns from international activities (Briguglio, 1995; Khanna &amp; Palepu, 2010). Recent systematic tracking across 121,249 development data points confirms that these conditions have deepened rather than abated. Progress in 2020–2025 is the slowest on record across 15 of 26 tracked benchmarks, with SIDS and Sub-Saharan Africa disproportionately affected (Pirlea et al., 2026). An independent multi-indicator analysis of six development dimensions, namely poverty, life expectancy, schooling, gender equality, climate, and electricity, finds the world developing at its slowest pace in 75 years; 54 economies remain more than a century from reaching developed-country standards on current trajectories, and SIDS are disproportionately represented in this cohort (Mahler, Serajuddin, Wadhwa, &amp; Yonzan, 2026). One point matters above the rest. Firms in SIDS do not</w:t>
       </w:r>
       <w:r>
         <w:t xml:space="preserve"> </w:t>
@@ -185,23 +185,53 @@
         <w:t xml:space="preserve"> </w:t>
       </w:r>
       <w:r>
-        <w:t xml:space="preserve">to internationalize as a growth strategy; for many, exporting is a structural imperative dictated by the impossibility of achieving minimum efficient scale domestically. This compulsion — survival-based internationalization — fundamentally alters the logic of the I-P relationship.</w:t>
-      </w:r>
-    </w:p>
-    <w:p>
-      <w:pPr>
-        <w:pStyle w:val="BodyText"/>
-      </w:pPr>
-      <w:r>
-        <w:t xml:space="preserve">This paper makes three contributions to the IB literature. First, we introduce and theoretically define FIP as a boundary condition of the inverted-U paradigm, distinguishing it from adjacent concepts including phase-1 costs in three-stage theory (Contractor et al., 2003), Liability of Foreignness (Zaheer, 1995), and necessity entrepreneurship (Sarasvathy et al., 2014). Second, we provide empirical evidence from 1,469 firms across nine Pacific SIDS economies using World Bank Enterprise Survey (WBES) data — the most comprehensive firm-level I-P analysis in Pacific SIDS to date. Third, we document that firm-level capabilities (technological capability, digital adoption) do not appear to override FIP, shifting the theoretical conversation from "institutional moderation of the I-P relationship" (Marano, Tallman, &amp; Teece, 2016) to "institutional determination of the sign of I-P relationship."</w:t>
-      </w:r>
-    </w:p>
-    <w:p>
-      <w:pPr>
-        <w:pStyle w:val="BodyText"/>
-      </w:pPr>
-      <w:r>
-        <w:t xml:space="preserve">The findings carry direct policy implications under the Antigua and Barbuda Agenda for SIDS (United Nations General Assembly, 2024), suggesting that strategies premised on export-led growth may be systematically misaligned with the structural realities of Pacific micro-economies.</w:t>
+        <w:t xml:space="preserve">to internationalize as a growth strategy; for many, exporting is a structural imperative dictated by the impossibility of achieving minimum efficient scale at home. This compulsion, which we describe as survival-based internationalization, fundamentally alters the logic of the I-P relationship.</w:t>
+      </w:r>
+    </w:p>
+    <w:p>
+      <w:pPr>
+        <w:pStyle w:val="BodyText"/>
+      </w:pPr>
+      <w:r>
+        <w:t xml:space="preserve">This study makes three contributions to the IB literature. First, it introduces and theoretically defines FIP as a boundary condition of the inverted-U paradigm, distinguishing it from adjacent concepts that include phase-1 costs in three-stage theory (Contractor et al., 2003), Liability of Foreignness (Zaheer, 1995), and necessity entrepreneurship (Sarasvathy et al., 2014). Second, it provides empirical evidence from 1,469 firms across nine Pacific SIDS economies using World Bank Enterprise Survey (WBES) data, the most comprehensive firm-level I-P analysis in Pacific SIDS to date. Third, it documents that firm-level capabilities, namely technological capability and digital adoption, do not appear to override FIP. This last result shifts the theoretical conversation from</w:t>
+      </w:r>
+      <w:r>
+        <w:t xml:space="preserve"> </w:t>
+      </w:r>
+      <w:r>
+        <w:t xml:space="preserve">“</w:t>
+      </w:r>
+      <w:r>
+        <w:t xml:space="preserve">institutional moderation of the I-P relationship</w:t>
+      </w:r>
+      <w:r>
+        <w:t xml:space="preserve">”</w:t>
+      </w:r>
+      <w:r>
+        <w:t xml:space="preserve"> </w:t>
+      </w:r>
+      <w:r>
+        <w:t xml:space="preserve">(Marano, Tallman, &amp; Teece, 2016) toward</w:t>
+      </w:r>
+      <w:r>
+        <w:t xml:space="preserve"> </w:t>
+      </w:r>
+      <w:r>
+        <w:t xml:space="preserve">“</w:t>
+      </w:r>
+      <w:r>
+        <w:t xml:space="preserve">institutional determination of the sign of the I-P relationship.</w:t>
+      </w:r>
+      <w:r>
+        <w:t xml:space="preserve">”</w:t>
+      </w:r>
+    </w:p>
+    <w:p>
+      <w:pPr>
+        <w:pStyle w:val="BodyText"/>
+      </w:pPr>
+      <w:r>
+        <w:t xml:space="preserve">The findings carry direct policy implications under the Antigua and Barbuda Agenda for SIDS (United Nations General Assembly, 2024). They suggest that strategies premised on export-led growth may be systematically misaligned with the structural realities of Pacific micro-economies.</w:t>
       </w:r>
     </w:p>
     <w:p>
@@ -212,7 +242,7 @@
       </w:r>
     </w:p>
     <w:bookmarkEnd w:id="21"/>
-    <w:bookmarkStart w:id="26" w:name="X88086f89d30295b73ade34a6a6d72f6030bebeb"/>
+    <w:bookmarkStart w:id="26" w:name="theoretical-background-and-hypotheses"/>
     <w:p>
       <w:pPr>
         <w:pStyle w:val="Heading2"/>
@@ -221,7 +251,7 @@
         <w:t xml:space="preserve">2. Theoretical Background and Hypotheses</w:t>
       </w:r>
     </w:p>
-    <w:bookmarkStart w:id="22" w:name="Xb9f10d5a773f889d0c54a837c7b35981e9ef98d"/>
+    <w:bookmarkStart w:id="22" w:name="Xd1ff7c2b94994d1910854ba407ee8c9b50df341"/>
     <w:p>
       <w:pPr>
         <w:pStyle w:val="Heading3"/>
@@ -235,7 +265,7 @@
         <w:pStyle w:val="FirstParagraph"/>
       </w:pPr>
       <w:r>
-        <w:t xml:space="preserve">The inverted-U hypothesis in I-P research derives from a cost-benefit logic: as firms expand into foreign markets, early positive effects (scale economies, knowledge acquisition, market diversification) initially dominate, but beyond a threshold, mounting organizational complexity, coordination costs, and the liability of foreignness reverse the performance trajectory (Lu &amp; Beamish, 2004; Hitt, Hoskisson, &amp; Kim, 1997). The turning point — typically estimated between 30% and 70% of foreign sales to total sales (FSTS) — represents the point at which marginal costs equal marginal benefits of further internationalization.</w:t>
+        <w:t xml:space="preserve">The inverted-U hypothesis in I-P research derives from a cost-benefit logic: as firms expand into foreign markets, early positive effects (scale economies, knowledge acquisition, market diversification) initially dominate, but beyond a threshold, mounting organizational complexity, coordination costs, and the liability of foreignness reverse the performance trajectory (Lu &amp; Beamish, 2004; Hitt, Hoskisson, &amp; Kim, 1997). The turning point, typically estimated between 30% and 70% of foreign sales to total sales (FSTS), represents the point at which marginal costs equal the marginal benefits of further internationalization.</w:t>
       </w:r>
     </w:p>
     <w:p>
@@ -261,7 +291,25 @@
         <w:t xml:space="preserve"> </w:t>
       </w:r>
       <w:r>
-        <w:t xml:space="preserve">The inverted-U logic assumes that firms have a functioning home base providing revenues, resources, and organizational learning before and during internationalization (Johanson &amp; Vahlne, 1977; 2009). When the domestic market is non-viable — too small to support minimum efficient scale for even basic operations — firms are structurally compelled to export regardless of strategic readiness or capability. The "selection into exporting" assumption underlying most I-P models breaks down.</w:t>
+        <w:t xml:space="preserve">The inverted-U logic assumes that firms have a functioning home base providing revenues, resources, and organizational learning before and during internationalization (Johanson &amp; Vahlne, 1977; 2009). When the domestic market is non-viable, too small to support minimum efficient scale for even basic operations, firms are structurally compelled to export regardless of strategic readiness or capability. The</w:t>
+      </w:r>
+      <w:r>
+        <w:t xml:space="preserve"> </w:t>
+      </w:r>
+      <w:r>
+        <w:t xml:space="preserve">“</w:t>
+      </w:r>
+      <w:r>
+        <w:t xml:space="preserve">selection into exporting</w:t>
+      </w:r>
+      <w:r>
+        <w:t xml:space="preserve">”</w:t>
+      </w:r>
+      <w:r>
+        <w:t xml:space="preserve"> </w:t>
+      </w:r>
+      <w:r>
+        <w:t xml:space="preserve">assumption underlying most I-P models then breaks down.</w:t>
       </w:r>
     </w:p>
     <w:p>
@@ -297,11 +345,11 @@
         <w:t xml:space="preserve"> </w:t>
       </w:r>
       <w:r>
-        <w:t xml:space="preserve">Both institutional theory (Scott, 1995; North, 1990) and the institutional voids literature (Khanna &amp; Palepu, 2010; Doh et al., 2017) treat the quality of market-supporting institutions as a moderator of I-P relationship intensity. This presupposes that institutions vary on a continuum where some level of functional support exists even at the low end. Comprehensive institutional voids — absent financial intermediaries, unreliable contract enforcement, limited trade facilitation infrastructure — do not merely weaken the inverted-U; they may eliminate the mechanism generating positive returns from internationalization entirely.</w:t>
+        <w:t xml:space="preserve">Both institutional theory (Scott, 1995; North, 1990) and the institutional voids literature (Khanna &amp; Palepu, 2010; Doh et al., 2017) treat the quality of market-supporting institutions as a moderator of I-P relationship intensity. This presupposes that institutions vary on a continuum where some level of functional support exists even at the low end. Comprehensive institutional voids tell a different story. Absent financial intermediaries, unreliable contract enforcement, and limited trade facilitation infrastructure do not merely weaken the inverted-U; they may eliminate the mechanism that generates positive returns from internationalization altogether.</w:t>
       </w:r>
     </w:p>
     <w:bookmarkEnd w:id="22"/>
-    <w:bookmarkStart w:id="23" w:name="X1f001da1b4b1572ea8f32d5031e054868494059"/>
+    <w:bookmarkStart w:id="23" w:name="Xb7db0e39015cb6f3662a52d47fb6342a9feb2fb"/>
     <w:p>
       <w:pPr>
         <w:pStyle w:val="Heading3"/>
@@ -346,7 +394,7 @@
         <w:t xml:space="preserve">From phase-1 costs (Contractor et al., 2003)</w:t>
       </w:r>
       <w:r>
-        <w:t xml:space="preserve">: Phase-1 costs are transient — they reflect initial setup and learning investments that yield net benefits once a turning point is crossed. FIP has no theoretical turning point within the observed range of FSTS values, because the constraint is structural (non-viable domestic market, extreme trade costs, institutional voids) rather than transitional.</w:t>
+        <w:t xml:space="preserve">: Phase-1 costs are transient. They reflect initial setup and learning investments that yield net benefits once a turning point is crossed. FIP has no theoretical turning point within the observed range of FSTS values, because the constraint is structural (non-viable domestic market, extreme trade costs, institutional voids) rather than transitional.</w:t>
       </w:r>
     </w:p>
     <w:p>
@@ -377,7 +425,7 @@
         <w:t xml:space="preserve"> </w:t>
       </w:r>
       <w:r>
-        <w:t xml:space="preserve">side of the equation — it is the penalty incurred by SIDS firms when they export, not the penalty incurred by multinationals entering SIDS markets.</w:t>
+        <w:t xml:space="preserve">side of the equation. It is the penalty SIDS firms incur when they export, not the penalty multinationals incur when entering SIDS markets.</w:t>
       </w:r>
     </w:p>
     <w:p>
@@ -392,7 +440,7 @@
         <w:t xml:space="preserve">From necessity entrepreneurship (Sarasvathy et al., 2014)</w:t>
       </w:r>
       <w:r>
-        <w:t xml:space="preserve">: Necessity entrepreneurs in developed contexts often achieve performance parity with opportunity-driven entrepreneurs given sufficient time and institutional support. FIP characterizes contexts where institutional support is systemically absent, making the necessity-driven internationalization path persistently disadvantaged.</w:t>
+        <w:t xml:space="preserve">: Necessity entrepreneurs in developed contexts often achieve performance parity with opportunity-driven entrepreneurs given sufficient time and institutional support. FIP characterizes contexts where institutional support is systemically absent, so the necessity-driven internationalization path remains persistently disadvantaged.</w:t>
       </w:r>
     </w:p>
     <w:p>
@@ -407,11 +455,11 @@
         <w:t xml:space="preserve">From SIDS economic vulnerability (Briguglio, 1995)</w:t>
       </w:r>
       <w:r>
-        <w:t xml:space="preserve">: Briguglio's vulnerability index captures macroeconomic exposure to external shocks. FIP is a microeconomic, firm-level construct: it identifies the performance mechanism through which macro-structural vulnerability translates into firm-level outcomes.</w:t>
+        <w:t xml:space="preserve">: Briguglio’s vulnerability index captures macroeconomic exposure to external shocks. FIP is a microeconomic, firm-level construct. It identifies the performance mechanism through which macro-structural vulnerability translates into firm-level outcomes.</w:t>
       </w:r>
     </w:p>
     <w:bookmarkEnd w:id="23"/>
-    <w:bookmarkStart w:id="24" w:name="Xc71733a542ce4d73564dcb0287a5b80a716b22f"/>
+    <w:bookmarkStart w:id="24" w:name="X6db7ec46da19cbe734f496417815d07c46d6d99"/>
     <w:p>
       <w:pPr>
         <w:pStyle w:val="Heading3"/>
@@ -425,7 +473,7 @@
         <w:pStyle w:val="FirstParagraph"/>
       </w:pPr>
       <w:r>
-        <w:t xml:space="preserve">Pacific SIDS economies exhibit all three violated prerequisites in extreme form. With populations ranging from 94,000 (Micronesia) to 10 million (Papua New Guinea, the largest in our sample), domestic markets cannot sustain manufacturing or service firms at minimum efficient scale. Read (2004) demonstrated that the smallest island economies have effectively no choice architecture for export abstention — firms either export or exit. We term this pattern</w:t>
+        <w:t xml:space="preserve">Pacific SIDS economies exhibit all three violated prerequisites in extreme form. With populations ranging from 94,000 (Micronesia) to 10 million (Papua New Guinea, the largest in our sample), domestic markets cannot sustain manufacturing or service firms at minimum efficient scale. Read (2004) demonstrated that the smallest island economies have effectively no choice architecture for export abstention. Firms either export or exit. We term this pattern</w:t>
       </w:r>
       <w:r>
         <w:t xml:space="preserve"> </w:t>
@@ -438,15 +486,15 @@
         <w:t xml:space="preserve">survival-based internationalization</w:t>
       </w:r>
       <w:r>
-        <w:t xml:space="preserve">: not strategic expansion but structural compulsion.</w:t>
-      </w:r>
-    </w:p>
-    <w:p>
-      <w:pPr>
-        <w:pStyle w:val="BodyText"/>
-      </w:pPr>
-      <w:r>
-        <w:t xml:space="preserve">Under survival-based internationalization, FSTS — the standard measure of internationalization intensity — no longer indexes voluntary commitment to foreign markets; it proxies the</w:t>
+        <w:t xml:space="preserve">: not strategic expansion, but structural compulsion.</w:t>
+      </w:r>
+    </w:p>
+    <w:p>
+      <w:pPr>
+        <w:pStyle w:val="BodyText"/>
+      </w:pPr>
+      <w:r>
+        <w:t xml:space="preserve">Under survival-based internationalization, FSTS, the standard measure of internationalization intensity, no longer indexes voluntary commitment to foreign markets. It proxies the</w:t>
       </w:r>
       <w:r>
         <w:t xml:space="preserve"> </w:t>
@@ -474,11 +522,11 @@
         <w:t xml:space="preserve">Hypothesis 1 (FIP hypothesis)</w:t>
       </w:r>
       <w:r>
-        <w:t xml:space="preserve">: In Pacific SIDS, internationalization intensity is negatively associated with firm performance with no significant quadratic turning point — indicating Forced Internationalization Penalty rather than an inverted-U relationship.</w:t>
+        <w:t xml:space="preserve">: In Pacific SIDS, internationalization intensity is negatively associated with firm performance with no significant quadratic turning point, indicating a Forced Internationalization Penalty rather than an inverted-U relationship.</w:t>
       </w:r>
     </w:p>
     <w:bookmarkEnd w:id="24"/>
-    <w:bookmarkStart w:id="25" w:name="Xf304c7c051670d76ad64f147386dc979ed380d0"/>
+    <w:bookmarkStart w:id="25" w:name="the-role-of-firm-level-capabilities"/>
     <w:p>
       <w:pPr>
         <w:pStyle w:val="Heading3"/>
@@ -492,15 +540,47 @@
         <w:pStyle w:val="FirstParagraph"/>
       </w:pPr>
       <w:r>
-        <w:t xml:space="preserve">In mainland Asian and other institutional contexts, firm-level capabilities moderate the I-P relationship. Technological capability (Lall, 1992; Goedhuys &amp; Sleuwaegen, 2013) and digital adoption (Teece, 2007) have been shown to shift the I-P curve upward — enabling firms to achieve better performance at any given level of internationalization — and to alter the turning point. The theoretical mechanism is that capabilities reduce the organizational complexity costs on the descending portion of the inverted-U.</w:t>
-      </w:r>
-    </w:p>
-    <w:p>
-      <w:pPr>
-        <w:pStyle w:val="BodyText"/>
-      </w:pPr>
-      <w:r>
-        <w:t xml:space="preserve">In the FIP context, this moderation mechanism may be compromised. If the negative I-P relationship stems from structural conditions (non-viable domestic market, extreme trade costs, institutional voids) rather than organizational complexity, then firm-level capabilities that address organizational complexity will not redirect the relationship. A SIDS firm with superior technological capabilities still faces trade cost amplifications of 30–210%; a SIDS firm with a website still faces the absence of functional financial intermediaries for trade finance. The structural mechanism generating FIP operates at a level that firm-level capabilities cannot easily offset.</w:t>
+        <w:t xml:space="preserve">In mainland Asian and other institutional contexts, firm-level capabilities moderate the I-P relationship. Technological capability (Lall, 1992; Goedhuys &amp; Sleuwaegen, 2013) and digital adoption (Teece, 2007) have been shown to shift the I-P curve upward, enabling firms to reach better performance at any given level of internationalization, and to alter the turning point. The theoretical mechanism is that capabilities reduce the organizational complexity costs on the descending portion of the inverted-U.</w:t>
+      </w:r>
+    </w:p>
+    <w:p>
+      <w:pPr>
+        <w:pStyle w:val="BodyText"/>
+      </w:pPr>
+      <w:r>
+        <w:t xml:space="preserve">In the FIP context, this moderation mechanism may be compromised. If the negative I-P relationship stems from structural conditions (non-viable domestic market, extreme trade costs, institutional voids) rather than from organizational complexity, then firm-level capabilities that address organizational complexity will not redirect the relationship. A SIDS firm with superior technological capabilities still faces trade cost amplifications of 30–210%. A SIDS firm with a website still faces the absence of functional financial intermediaries for trade finance. The structural mechanism that generates FIP operates at a level firm-level capabilities cannot easily offset. Two labels make this concrete. First, the negative slope is an</w:t>
+      </w:r>
+      <w:r>
+        <w:t xml:space="preserve"> </w:t>
+      </w:r>
+      <w:r>
+        <w:rPr>
+          <w:iCs/>
+          <w:i/>
+        </w:rPr>
+        <w:t xml:space="preserve">Isolation Penalty</w:t>
+      </w:r>
+      <w:r>
+        <w:t xml:space="preserve"> </w:t>
+      </w:r>
+      <w:r>
+        <w:t xml:space="preserve">— a transaction-cost-of-isolation that geographic remoteness imposes on every cross-border transaction (the 30–210% trade-cost amplification), which a compelled exporter must bear permanently rather than amortize away. Second, a digital shield presupposes a minimal payment-and-logistics substrate to function; under the</w:t>
+      </w:r>
+      <w:r>
+        <w:t xml:space="preserve"> </w:t>
+      </w:r>
+      <w:r>
+        <w:rPr>
+          <w:iCs/>
+          <w:i/>
+        </w:rPr>
+        <w:t xml:space="preserve">extreme institutional void</w:t>
+      </w:r>
+      <w:r>
+        <w:t xml:space="preserve"> </w:t>
+      </w:r>
+      <w:r>
+        <w:t xml:space="preserve">characteristic of SIDS, that substrate is largely absent, so digital capability cannot substitute for the missing institutions and physical infrastructure.</w:t>
       </w:r>
     </w:p>
     <w:p>
@@ -535,7 +615,7 @@
     </w:p>
     <w:bookmarkEnd w:id="25"/>
     <w:bookmarkEnd w:id="26"/>
-    <w:bookmarkStart w:id="30" w:name="X5eb800a903106e48a684e9ea9de39ed619b9df8"/>
+    <w:bookmarkStart w:id="30" w:name="data-and-methods"/>
     <w:p>
       <w:pPr>
         <w:pStyle w:val="Heading2"/>
@@ -544,7 +624,7 @@
         <w:t xml:space="preserve">3. Data and Methods</w:t>
       </w:r>
     </w:p>
-    <w:bookmarkStart w:id="27" w:name="X180323993af082d7b264d69830cacecf330a102"/>
+    <w:bookmarkStart w:id="27" w:name="data-source"/>
     <w:p>
       <w:pPr>
         <w:pStyle w:val="Heading3"/>
@@ -578,7 +658,7 @@
       </w:r>
     </w:p>
     <w:bookmarkEnd w:id="27"/>
-    <w:bookmarkStart w:id="28" w:name="X431a8b355211b47c6e494a5f659051454df4ed1"/>
+    <w:bookmarkStart w:id="28" w:name="measures"/>
     <w:p>
       <w:pPr>
         <w:pStyle w:val="Heading3"/>
@@ -620,7 +700,7 @@
         <w:t xml:space="preserve"> </w:t>
       </w:r>
       <w:r>
-        <w:t xml:space="preserve">Following the methodology of Haans et al. (2016) and Contractor et al. (2003), we construct FSTS (Foreign Sales to Total Sales) from WBES item d3c (percentage of sales exported), divided by 100. For the main models, FSTS is mean-centered at the wave level: FSTS_c = FSTS − mean_wave(FSTS), yielding a mean FSTS of 0.060 (SD unreported due to small exporter subsample). Mean-centering suppresses cross-wave level differences while preserving within-wave variation, following standard practice for studies examining FSTS curvature (Haans et al., 2016).</w:t>
+        <w:t xml:space="preserve">Following the methodology of Haans et al. (2016) and Contractor et al. (2003), we construct FSTS (Foreign Sales to Total Sales) from WBES item d3c (percentage of sales exported), divided by 100. For the main models, FSTS is mean-centered at the wave level: FSTS_c = FSTS − mean_wave(FSTS), yielding a mean FSTS of 0.060 (SD unreported due to small exporter subsample). Mean-centering suppresses cross-wave level differences while preserving within-wave variation, following standard practice for studies examining FSTS curvature (Haans et al., 2016).</w:t>
       </w:r>
     </w:p>
     <w:p>
@@ -708,15 +788,15 @@
     <w:tbl>
       <w:tblPr>
         <w:tblStyle w:val="Table"/>
-        <w:tblW w:type="auto" w:w="0"/>
+        <w:tblW w:type="pct" w:w="5000"/>
         <w:tblLook w:firstRow="1" w:lastRow="0" w:firstColumn="0" w:lastColumn="0" w:noHBand="0" w:noVBand="0" w:val="0020"/>
         <w:jc w:val="start"/>
       </w:tblPr>
       <w:tblGrid>
-        <w:gridCol w:w="1980"/>
-        <w:gridCol w:w="1980"/>
-        <w:gridCol w:w="1980"/>
-        <w:gridCol w:w="1980"/>
+        <w:gridCol w:w="1552"/>
+        <w:gridCol w:w="2018"/>
+        <w:gridCol w:w="2018"/>
+        <w:gridCol w:w="2329"/>
       </w:tblGrid>
       <w:tr>
         <w:trPr>
@@ -1341,7 +1421,7 @@
       </w:r>
     </w:p>
     <w:bookmarkEnd w:id="28"/>
-    <w:bookmarkStart w:id="29" w:name="Xc5fe1f3cf583535f12a87a680dcd317400b3da2"/>
+    <w:bookmarkStart w:id="29" w:name="model-sequence"/>
     <w:p>
       <w:pPr>
         <w:pStyle w:val="Heading3"/>
@@ -1487,7 +1567,7 @@
     </w:p>
     <w:bookmarkEnd w:id="29"/>
     <w:bookmarkEnd w:id="30"/>
-    <w:bookmarkStart w:id="37" w:name="X121719332867ee227f0a04b486098cee978c6e6"/>
+    <w:bookmarkStart w:id="37" w:name="results"/>
     <w:p>
       <w:pPr>
         <w:pStyle w:val="Heading2"/>
@@ -1496,7 +1576,7 @@
         <w:t xml:space="preserve">4. Results</w:t>
       </w:r>
     </w:p>
-    <w:bookmarkStart w:id="31" w:name="Xf031df31c5b8141c05fcebab78842231a9e024a"/>
+    <w:bookmarkStart w:id="31" w:name="X7564ed8aad7671c5c72c9705a49a1794e1c47b3"/>
     <w:p>
       <w:pPr>
         <w:pStyle w:val="Heading3"/>
@@ -1514,7 +1594,7 @@
       </w:r>
     </w:p>
     <w:bookmarkEnd w:id="31"/>
-    <w:bookmarkStart w:id="32" w:name="X221fb7e0fbd1e09102b607f2a4be829dba85b6e"/>
+    <w:bookmarkStart w:id="32" w:name="X6abbfa22e96478212f3491c4cdbfe1ca192aca8"/>
     <w:p>
       <w:pPr>
         <w:pStyle w:val="Heading3"/>
@@ -1601,7 +1681,7 @@
         <w:pStyle w:val="BodyText"/>
       </w:pPr>
       <w:r>
-        <w:t xml:space="preserve">The M0 baseline (controls only, no FSTS) yields an R² of 0.7992; adding FSTS_c in M1 marginally increases R² to 0.8001 — indicating that, conditional on country and year fixed effects, FSTS explains limited additional variance but in a consistently negative direction.</w:t>
+        <w:t xml:space="preserve">The M0 baseline (controls only, no FSTS) yields an R² of 0.7992, and adding FSTS_c in M1 marginally increases R² to 0.8001, which indicates that, conditional on country and year fixed effects, FSTS explains limited additional variance but does so in a consistently negative direction.</w:t>
       </w:r>
     </w:p>
     <w:p>
@@ -1613,7 +1693,7 @@
       </w:r>
     </w:p>
     <w:bookmarkEnd w:id="32"/>
-    <w:bookmarkStart w:id="33" w:name="X63dffc52705f613b9189e4d063445c8fa1c57bf"/>
+    <w:bookmarkStart w:id="33" w:name="Xc0a88d50ea7b5c27a76a85a44afe4aa278d46cd"/>
     <w:p>
       <w:pPr>
         <w:pStyle w:val="Heading3"/>
@@ -1673,7 +1753,7 @@
         <w:pStyle w:val="BodyText"/>
       </w:pPr>
       <w:r>
-        <w:t xml:space="preserve">Following Haans et al. (2016), we evaluate the four necessary conditions for a curvature relationship. All four must hold for an inverted-U to be confirmed; here, all four</w:t>
+        <w:t xml:space="preserve">Following Haans et al. (2016), we evaluate the four necessary conditions for a curvature relationship. All four must hold for an inverted-U to be confirmed; here, all four</w:t>
       </w:r>
       <w:r>
         <w:t xml:space="preserve"> </w:t>
@@ -1890,7 +1970,7 @@
       </w:r>
     </w:p>
     <w:bookmarkEnd w:id="33"/>
-    <w:bookmarkStart w:id="34" w:name="X7c95bb97131b594aa7673109c051c80c5a0bcc4"/>
+    <w:bookmarkStart w:id="34" w:name="robustness"/>
     <w:p>
       <w:pPr>
         <w:pStyle w:val="Heading3"/>
@@ -2069,11 +2149,11 @@
         <w:pStyle w:val="BodyText"/>
       </w:pPr>
       <w:r>
-        <w:t xml:space="preserve">This result is critical: even among firms that have successfully engaged in exporting, higher export intensity is associated with lower productivity. This rules out a simple selection explanation (e.g., that only low-productivity firms are excluded from exporting, driving the pooled negative correlation). Among actual exporters, intensifying exports further worsens performance — the hallmark of the FIP mechanism rather than adverse selection.</w:t>
+        <w:t xml:space="preserve">This result is critical: even among firms that have successfully engaged in exporting, higher export intensity is associated with lower productivity. This rules out a simple selection explanation (e.g., that only low-productivity firms are excluded from exporting, driving the pooled negative correlation). Among actual exporters, intensifying exports further worsens performance, which is the hallmark of the FIP mechanism rather than of adverse selection.</w:t>
       </w:r>
     </w:p>
     <w:bookmarkEnd w:id="34"/>
-    <w:bookmarkStart w:id="35" w:name="Xb09bd355cfef31bfb4a34bc8569e299208ad4bf"/>
+    <w:bookmarkStart w:id="35" w:name="capability-null-results-h2"/>
     <w:p>
       <w:pPr>
         <w:pStyle w:val="Heading3"/>
@@ -2131,7 +2211,7 @@
       </w:r>
     </w:p>
     <w:bookmarkEnd w:id="35"/>
-    <w:bookmarkStart w:id="36" w:name="X6c093959484b3f9d4e201eec1d461ec8d4bd970"/>
+    <w:bookmarkStart w:id="36" w:name="summary"/>
     <w:p>
       <w:pPr>
         <w:pStyle w:val="Heading3"/>
@@ -2157,7 +2237,7 @@
     </w:p>
     <w:bookmarkEnd w:id="36"/>
     <w:bookmarkEnd w:id="37"/>
-    <w:bookmarkStart w:id="43" w:name="X735612638e4e736e4693e459c258977262c0dfc"/>
+    <w:bookmarkStart w:id="43" w:name="discussion"/>
     <w:p>
       <w:pPr>
         <w:pStyle w:val="Heading2"/>
@@ -2166,7 +2246,7 @@
         <w:t xml:space="preserve">5. Discussion</w:t>
       </w:r>
     </w:p>
-    <w:bookmarkStart w:id="38" w:name="X756057e5c11f0c9dd39f4fea415a3ea89277fd3"/>
+    <w:bookmarkStart w:id="38" w:name="Xd4d8ec5bfb52f8d3fe2e7c438ba390b633573fa"/>
     <w:p>
       <w:pPr>
         <w:pStyle w:val="Heading3"/>
@@ -2180,23 +2260,41 @@
         <w:pStyle w:val="FirstParagraph"/>
       </w:pPr>
       <w:r>
-        <w:t xml:space="preserve">Our central finding is that the inverted-U I-P relationship does not hold in Pacific SIDS. Instead of a curvilinear pattern with a positive phase, we observe a monotone negative relationship that persists across four modeling specifications and that is stronger among actual exporters than in the full sample. This is inconsistent with the inverted-U prediction (Lu &amp; Beamish, 2004) and with the three-stage S-curve (Contractor et al., 2003), both of which predict at least some range of positive internationalization–performance association.</w:t>
-      </w:r>
-    </w:p>
-    <w:p>
-      <w:pPr>
-        <w:pStyle w:val="BodyText"/>
-      </w:pPr>
-      <w:r>
-        <w:t xml:space="preserve">The FIP concept explains this reversal through the logic of violated structural prerequisites. When no viable domestic market exists, FSTS is not a strategic choice variable but a survival necessity — firms cannot accumulate the home-base resources and organizational capabilities that fund and sustain profitable internationalization. When trade costs amplify export revenues' "cost of doing business" by 30–210% (Winters &amp; Martins, 2004), the marginal economics of exporting are negative from the outset. When institutional voids are comprehensive — absent trade finance intermediaries, unreliable contract enforcement, limited standards infrastructure — firms cannot appropriate the learning and scale benefits that internationalization theory promises.</w:t>
-      </w:r>
-    </w:p>
-    <w:p>
-      <w:pPr>
-        <w:pStyle w:val="BodyText"/>
-      </w:pPr>
-      <w:r>
-        <w:t xml:space="preserve">This reframes the inverted-U from a universal empirical regularity to a</w:t>
+        <w:t xml:space="preserve">Our central finding is that the inverted-U I-P relationship does not hold in Pacific SIDS. Instead of a curvilinear pattern with a positive phase, the data show a monotone negative relationship. It persists across four modeling specifications, and it is stronger among actual exporters than in the full sample. This is inconsistent with the inverted-U prediction (Lu &amp; Beamish, 2004) and with the three-stage S-curve (Contractor et al., 2003), both of which predict at least some range of positive internationalization–performance association.</w:t>
+      </w:r>
+    </w:p>
+    <w:p>
+      <w:pPr>
+        <w:pStyle w:val="BodyText"/>
+      </w:pPr>
+      <w:r>
+        <w:t xml:space="preserve">The FIP concept explains this reversal through the logic of violated structural prerequisites. When no viable domestic market exists, FSTS is not a strategic choice variable but a survival necessity, and firms cannot accumulate the home-base resources and organizational capabilities that fund and sustain profitable internationalization. When trade costs amplify the</w:t>
+      </w:r>
+      <w:r>
+        <w:t xml:space="preserve"> </w:t>
+      </w:r>
+      <w:r>
+        <w:t xml:space="preserve">“</w:t>
+      </w:r>
+      <w:r>
+        <w:t xml:space="preserve">cost of doing business</w:t>
+      </w:r>
+      <w:r>
+        <w:t xml:space="preserve">”</w:t>
+      </w:r>
+      <w:r>
+        <w:t xml:space="preserve"> </w:t>
+      </w:r>
+      <w:r>
+        <w:t xml:space="preserve">of export revenues by 30–210% (Winters &amp; Martins, 2004), the marginal economics of exporting are negative from the outset. And when institutional voids are comprehensive, with absent trade finance intermediaries, unreliable contract enforcement, and limited standards infrastructure, firms cannot appropriate the learning and scale benefits that internationalization theory promises.</w:t>
+      </w:r>
+    </w:p>
+    <w:p>
+      <w:pPr>
+        <w:pStyle w:val="BodyText"/>
+      </w:pPr>
+      <w:r>
+        <w:t xml:space="preserve">This reframes the inverted-U from a universal empirical regularity into a</w:t>
       </w:r>
       <w:r>
         <w:t xml:space="preserve"> </w:t>
@@ -2212,7 +2310,7 @@
         <w:t xml:space="preserve"> </w:t>
       </w:r>
       <w:r>
-        <w:t xml:space="preserve">relationship: it holds when and because structural prerequisites are satisfied. The existing literature's finding that institutional quality</w:t>
+        <w:t xml:space="preserve">relationship: it holds when and because the structural prerequisites are satisfied. The existing literature’s finding that institutional quality</w:t>
       </w:r>
       <w:r>
         <w:t xml:space="preserve"> </w:t>
@@ -2228,11 +2326,47 @@
         <w:t xml:space="preserve"> </w:t>
       </w:r>
       <w:r>
-        <w:t xml:space="preserve">the I-P relationship (Marano et al., 2016) is a special case of a more general theoretical relationship: when institutional conditions cross a structural threshold from "weaker moderation" to "violated prerequisites," the sign — not just the magnitude — of the I-P relationship reverses.</w:t>
+        <w:t xml:space="preserve">the I-P relationship (Marano et al., 2016) is then a special case of a more general theoretical relationship. When institutional conditions cross a structural threshold from</w:t>
+      </w:r>
+      <w:r>
+        <w:t xml:space="preserve"> </w:t>
+      </w:r>
+      <w:r>
+        <w:t xml:space="preserve">“</w:t>
+      </w:r>
+      <w:r>
+        <w:t xml:space="preserve">weaker moderation</w:t>
+      </w:r>
+      <w:r>
+        <w:t xml:space="preserve">”</w:t>
+      </w:r>
+      <w:r>
+        <w:t xml:space="preserve"> </w:t>
+      </w:r>
+      <w:r>
+        <w:t xml:space="preserve">to</w:t>
+      </w:r>
+      <w:r>
+        <w:t xml:space="preserve"> </w:t>
+      </w:r>
+      <w:r>
+        <w:t xml:space="preserve">“</w:t>
+      </w:r>
+      <w:r>
+        <w:t xml:space="preserve">violated prerequisites,</w:t>
+      </w:r>
+      <w:r>
+        <w:t xml:space="preserve">”</w:t>
+      </w:r>
+      <w:r>
+        <w:t xml:space="preserve"> </w:t>
+      </w:r>
+      <w:r>
+        <w:t xml:space="preserve">the sign of the I-P relationship reverses, not merely its magnitude.</w:t>
       </w:r>
     </w:p>
     <w:bookmarkEnd w:id="38"/>
-    <w:bookmarkStart w:id="39" w:name="X0f7881790c29927869278ccfdf374374fedd8e4"/>
+    <w:bookmarkStart w:id="39" w:name="Xbadf487e3d91c7f5e5de16c24aa3b4c984ad28e"/>
     <w:p>
       <w:pPr>
         <w:pStyle w:val="Heading3"/>
@@ -2246,7 +2380,7 @@
         <w:pStyle w:val="FirstParagraph"/>
       </w:pPr>
       <w:r>
-        <w:t xml:space="preserve">FIP represents a qualitative shift in how we conceptualize institutional effects on I-P relationships. Most prior theorizing treats institutional effects as continuous modifiers of the inverted-U's shape and location: higher institutional quality shifts the optimum FSTS upward, broadens the positive range, or raises the peak performance level (Marano et al., 2016; Hitt et al., 1997). This is a change in</w:t>
+        <w:t xml:space="preserve">FIP represents a qualitative shift in how we conceptualize institutional effects on I-P relationships. Most prior theorizing treats institutional effects as continuous modifiers of the inverted-U’s shape and location: higher institutional quality shifts the optimum FSTS upward, broadens the positive range, or raises the peak performance level (Marano et al., 2016; Hitt et al., 1997). This is a change in</w:t>
       </w:r>
       <w:r>
         <w:t xml:space="preserve"> </w:t>
@@ -2280,25 +2414,61 @@
         <w:t xml:space="preserve">kind</w:t>
       </w:r>
       <w:r>
-        <w:t xml:space="preserve">: at the extreme end of the institutional spectrum — where all three structural prerequisites are absent simultaneously — the I-P functional form is not a modified inverted-U but a qualitatively different pattern (monotone negative). This extends the theoretical vocabulary of IB research beyond "intensity moderation" toward "existence moderation" of the I-P relationship.</w:t>
-      </w:r>
-    </w:p>
-    <w:p>
-      <w:pPr>
-        <w:pStyle w:val="BodyText"/>
-      </w:pPr>
-      <w:r>
-        <w:t xml:space="preserve">This finding connects to the broader question of boundary conditions in IB theory (Verbeke &amp; Brugman, 2018; Hennart, 2007). If mainstream I-P theories are derived from samples of economies where structural prerequisites are broadly satisfied, those theories may be systematically inapplicable to the SIDS context — not merely in need of adjustment, but representing a qualitatively different theoretical regime. FIP offers a theoretically grounded label for that alternative regime.</w:t>
+        <w:t xml:space="preserve">. At the extreme end of the institutional spectrum, where all three structural prerequisites are absent at once, the I-P functional form is not a modified inverted-U but a qualitatively different pattern, namely a monotone negative one. This extends the theoretical vocabulary of IB research beyond</w:t>
+      </w:r>
+      <w:r>
+        <w:t xml:space="preserve"> </w:t>
+      </w:r>
+      <w:r>
+        <w:t xml:space="preserve">“</w:t>
+      </w:r>
+      <w:r>
+        <w:t xml:space="preserve">intensity moderation</w:t>
+      </w:r>
+      <w:r>
+        <w:t xml:space="preserve">”</w:t>
+      </w:r>
+      <w:r>
+        <w:t xml:space="preserve"> </w:t>
+      </w:r>
+      <w:r>
+        <w:t xml:space="preserve">toward</w:t>
+      </w:r>
+      <w:r>
+        <w:t xml:space="preserve"> </w:t>
+      </w:r>
+      <w:r>
+        <w:t xml:space="preserve">“</w:t>
+      </w:r>
+      <w:r>
+        <w:t xml:space="preserve">existence moderation</w:t>
+      </w:r>
+      <w:r>
+        <w:t xml:space="preserve">”</w:t>
+      </w:r>
+      <w:r>
+        <w:t xml:space="preserve"> </w:t>
+      </w:r>
+      <w:r>
+        <w:t xml:space="preserve">of the I-P relationship.</w:t>
+      </w:r>
+    </w:p>
+    <w:p>
+      <w:pPr>
+        <w:pStyle w:val="BodyText"/>
+      </w:pPr>
+      <w:r>
+        <w:t xml:space="preserve">The finding connects to the broader question of boundary conditions in IB theory (Verbeke &amp; Brugman, 2018; Hennart, 2007). If mainstream I-P theories are derived from samples of economies where the structural prerequisites are broadly satisfied, those theories may be systematically inapplicable to the SIDS context. They would not merely need adjustment; they would represent a qualitatively different theoretical regime. FIP offers a theoretically grounded label for that alternative regime.</w:t>
       </w:r>
     </w:p>
     <w:bookmarkEnd w:id="39"/>
-    <w:bookmarkStart w:id="40" w:name="X8a30c3062e38861be110fa8b68be2e42e1dcb57"/>
+    <w:bookmarkStart w:id="40" w:name="X83134c98a606fe0940406da95e076e069d717cc"/>
     <w:p>
       <w:pPr>
         <w:pStyle w:val="Heading3"/>
       </w:pPr>
       <w:r>
-        <w:t xml:space="preserve">5.3 The Capability Null: Institutional Determination vs. Moderation</w:t>
+        <w:t xml:space="preserve">5.3 The Capability Null: Institutional Determination vs. Moderation</w:t>
       </w:r>
     </w:p>
     <w:p>
@@ -2306,15 +2476,15 @@
         <w:pStyle w:val="FirstParagraph"/>
       </w:pPr>
       <w:r>
-        <w:t xml:space="preserve">The null results for TCI_z and DAI_z in M3 add a second dimension to the FIP theory. In mainland Asian contexts — Vietnam, Singapore, China, and multi-country samples — technological capability and digital adoption are statistically significant moderators of the I-P relationship (Goedhuys &amp; Sleuwaegen, 2013; Teece, 2007). Why are they null in SIDS?</w:t>
-      </w:r>
-    </w:p>
-    <w:p>
-      <w:pPr>
-        <w:pStyle w:val="BodyText"/>
-      </w:pPr>
-      <w:r>
-        <w:t xml:space="preserve">The FIP mechanism provides the answer: capabilities moderate</w:t>
+        <w:t xml:space="preserve">The null results for TCI_z and DAI_z in M3 add a second dimension to the FIP theory. In mainland Asian contexts, including Vietnam, Singapore, China, and multi-country samples, technological capability and digital adoption are statistically significant moderators of the I-P relationship (Goedhuys &amp; Sleuwaegen, 2013; Teece, 2007). Why, then, are they null in SIDS?</w:t>
+      </w:r>
+    </w:p>
+    <w:p>
+      <w:pPr>
+        <w:pStyle w:val="BodyText"/>
+      </w:pPr>
+      <w:r>
+        <w:t xml:space="preserve">The FIP mechanism provides the answer. Capabilities moderate</w:t>
       </w:r>
       <w:r>
         <w:t xml:space="preserve"> </w:t>
@@ -2330,27 +2500,45 @@
         <w:t xml:space="preserve"> </w:t>
       </w:r>
       <w:r>
-        <w:t xml:space="preserve">on the descending portion of the inverted-U, but the FIP mechanism operates at a structural, pre-organizational level. A SIDS firm with ISO 9001 certification (high TCI) still faces the same 30–210% trade cost amplifications; a SIDS firm with a functioning website (DAI = 1) still faces absent trade finance institutions. Capabilities that are powerful moderators within the structural prerequisites framework become ineffective when those prerequisites do not hold.</w:t>
-      </w:r>
-    </w:p>
-    <w:p>
-      <w:pPr>
-        <w:pStyle w:val="BodyText"/>
-      </w:pPr>
-      <w:r>
-        <w:t xml:space="preserve">This is consistent with the resource-based view's emphasis on context-dependency (Barney, 1991): resources generate value only within institutional environments that support appropriability. Teece's (2007) dynamic capabilities framework similarly assumes functioning market mechanisms; in their absence, dynamic capabilities may be "trapped" in the firm, unable to translate into performance advantages through international market transactions.</w:t>
-      </w:r>
-    </w:p>
-    <w:p>
-      <w:pPr>
-        <w:pStyle w:val="BodyText"/>
-      </w:pPr>
-      <w:r>
-        <w:t xml:space="preserve">The positive — though non-significant — point estimates for TCI_z and DAI_z suggest that capabilities do raise general productivity levels (consistent with their role in the broader literature), but they cannot modify the negative directionality of the FSTS–performance relationship in the SIDS structural context. This nuance — capabilities help the level, not the slope — may be a productive direction for future SIDS research.</w:t>
+        <w:t xml:space="preserve">on the descending portion of the inverted-U, but FIP operates at a structural, pre-organizational level. A SIDS firm with ISO 9001 certification (high TCI) still faces the same 30–210% trade cost amplifications; a SIDS firm with a functioning website (DAI = 1) still faces absent trade finance institutions. Capabilities that act as powerful moderators within the structural prerequisites framework become ineffective once those prerequisites do not hold.</w:t>
+      </w:r>
+    </w:p>
+    <w:p>
+      <w:pPr>
+        <w:pStyle w:val="BodyText"/>
+      </w:pPr>
+      <w:r>
+        <w:t xml:space="preserve">This is consistent with the resource-based view’s emphasis on context-dependency (Barney, 1991): resources generate value only within institutional environments that support appropriability. Teece’s (2007) dynamic capabilities framework similarly assumes functioning market mechanisms. In their absence, dynamic capabilities may be</w:t>
+      </w:r>
+      <w:r>
+        <w:t xml:space="preserve"> </w:t>
+      </w:r>
+      <w:r>
+        <w:t xml:space="preserve">“</w:t>
+      </w:r>
+      <w:r>
+        <w:t xml:space="preserve">trapped</w:t>
+      </w:r>
+      <w:r>
+        <w:t xml:space="preserve">”</w:t>
+      </w:r>
+      <w:r>
+        <w:t xml:space="preserve"> </w:t>
+      </w:r>
+      <w:r>
+        <w:t xml:space="preserve">inside the firm, unable to translate into performance advantages through international market transactions.</w:t>
+      </w:r>
+    </w:p>
+    <w:p>
+      <w:pPr>
+        <w:pStyle w:val="BodyText"/>
+      </w:pPr>
+      <w:r>
+        <w:t xml:space="preserve">The positive though non-significant point estimates for TCI_z and DAI_z suggest that capabilities do raise general productivity levels, consistent with their role in the broader literature, yet they cannot modify the negative directionality of the FSTS–performance relationship in the SIDS structural context. This nuance, that capabilities help the level and not the slope, may be a productive direction for future SIDS research.</w:t>
       </w:r>
     </w:p>
     <w:bookmarkEnd w:id="40"/>
-    <w:bookmarkStart w:id="41" w:name="X8bcfb993ada7fae012c0a3b08b0e9a3dc544172"/>
+    <w:bookmarkStart w:id="41" w:name="Xf8f5a8a03ba0839ca8278bd9312f3d61be61a50"/>
     <w:p>
       <w:pPr>
         <w:pStyle w:val="Heading3"/>
@@ -2364,15 +2552,15 @@
         <w:pStyle w:val="FirstParagraph"/>
       </w:pPr>
       <w:r>
-        <w:t xml:space="preserve">Our findings have direct implications for SIDS development policy. The Antigua and Barbuda Agenda for SIDS (United Nations General Assembly, 2024) — adopted at the Fourth International Conference on SIDS — frames export promotion and trade facilitation as central pillars of SIDS development strategy. This framing implicitly assumes that increasing FSTS will improve firm performance and thereby stimulate economic growth.</w:t>
-      </w:r>
-    </w:p>
-    <w:p>
-      <w:pPr>
-        <w:pStyle w:val="BodyText"/>
-      </w:pPr>
-      <w:r>
-        <w:t xml:space="preserve">Our results caution against this assumption. If FIP is a structural feature of Pacific SIDS firm economies, then policies that push SIDS firms toward higher export intensity — without simultaneously addressing the violated structural prerequisites — may worsen firm performance at the micro-level even while improving macroeconomic trade balances. The relevant policy question becomes: what interventions can address the three structural prerequisites that generate FIP?</w:t>
+        <w:t xml:space="preserve">Our findings have direct implications for SIDS development policy. The Antigua and Barbuda Agenda for SIDS (United Nations General Assembly, 2024), adopted at the Fourth International Conference on SIDS, frames export promotion and trade facilitation as central pillars of SIDS development strategy. This framing implicitly assumes that increasing FSTS will improve firm performance and thereby stimulate economic growth.</w:t>
+      </w:r>
+    </w:p>
+    <w:p>
+      <w:pPr>
+        <w:pStyle w:val="BodyText"/>
+      </w:pPr>
+      <w:r>
+        <w:t xml:space="preserve">Our results caution against this assumption. If FIP is a structural feature of Pacific SIDS firm economies, then policies that push SIDS firms toward higher export intensity, without addressing the violated structural prerequisites in parallel, may worsen firm performance at the micro level even while they improve macroeconomic trade balances. The relevant policy question becomes: which interventions can address the three structural prerequisites that generate FIP?</w:t>
       </w:r>
     </w:p>
     <w:p>
@@ -2396,7 +2584,7 @@
         <w:t xml:space="preserve"> </w:t>
       </w:r>
       <w:r>
-        <w:t xml:space="preserve">(viable domestic market): regional integration initiatives (Pacific Agreement on Closer Economic Relations Plus, PACER Plus) that create effective market access to neighboring SIDS and to Australia and New Zealand could expand the effective domestic market beyond national borders, reducing structural compulsion to export to distant high-cost markets.</w:t>
+        <w:t xml:space="preserve">(viable domestic market): regional integration initiatives (Pacific Agreement on Closer Economic Relations Plus, PACER Plus) that create effective market access to neighboring SIDS and to Australia and New Zealand could expand the effective domestic market beyond national borders, reducing the structural compulsion to export to distant high-cost markets.</w:t>
       </w:r>
     </w:p>
     <w:p>
@@ -2444,11 +2632,11 @@
         <w:t xml:space="preserve"> </w:t>
       </w:r>
       <w:r>
-        <w:t xml:space="preserve">(functional institutions): targeted institutional development focused on trade facilitation infrastructure — standards bodies, trade finance intermediaries, export promotion agencies with genuine capacity — rather than generic governance reform may most directly address the FIP mechanism. Goedhuys and Sleuwaegen's (2013) evidence on international certification is instructive: their finding that ISO certification improves firm productivity is consistent with the null TCI result here if certification's productivity benefit is conditional on institutions that support standards enforcement and customer recognition — conditions absent in the SIDS context.</w:t>
+        <w:t xml:space="preserve">(functional institutions): targeted institutional development focused on trade facilitation infrastructure, such as standards bodies, trade finance intermediaries, and export promotion agencies with genuine capacity, may address the FIP mechanism more directly than generic governance reform. Goedhuys and Sleuwaegen’s (2013) evidence on international certification is instructive here. Their finding that ISO certification improves firm productivity is consistent with the null TCI result reported above if certification’s productivity benefit is conditional on institutions that support standards enforcement and customer recognition, the very conditions absent in the SIDS context.</w:t>
       </w:r>
     </w:p>
     <w:bookmarkEnd w:id="41"/>
-    <w:bookmarkStart w:id="42" w:name="Xde7edcb3f604b7ff7a62d585547252a5b42f172"/>
+    <w:bookmarkStart w:id="42" w:name="limitations"/>
     <w:p>
       <w:pPr>
         <w:pStyle w:val="Heading3"/>
@@ -2483,7 +2671,7 @@
         <w:t xml:space="preserve">cross-sectional pooled structure</w:t>
       </w:r>
       <w:r>
-        <w:t xml:space="preserve">: while we pool across multiple country-year waves (2009–2025), few SIDS economies have more than one WBES wave (see Table 1), limiting panel identification of causal effects. The FIP estimate is primarily identified from cross-sectional variation in FSTS within country-year cells. Future work using panel data — where available for Fiji and Papua New Guinea, which have two waves — could strengthen causal identification.</w:t>
+        <w:t xml:space="preserve">: although we pool across multiple country-year waves (2009–2025), few SIDS economies have more than one WBES wave (see Table 1), which limits panel identification of causal effects. The FIP estimate is identified primarily from cross-sectional variation in FSTS within country-year cells. Future work using panel data, where available for Fiji and Papua New Guinea, both of which have two waves, could strengthen causal identification.</w:t>
       </w:r>
     </w:p>
     <w:p>
@@ -2504,7 +2692,7 @@
         <w:t xml:space="preserve">FSTS measurement in thin-export contexts</w:t>
       </w:r>
       <w:r>
-        <w:t xml:space="preserve">: with mean FSTS of 0.060 and only 12.7% exporters, the FSTS distribution is highly right-skewed. Coefficient estimates in M2 may be sensitive to a handful of high-FSTS outliers; the non-significant quadratic results should be interpreted cautiously. Future work could employ quantile regression or winsorization to assess distributional sensitivity.</w:t>
+        <w:t xml:space="preserve">: with a mean FSTS of 0.060 and only 12.7% exporters, the FSTS distribution is highly right-skewed. Coefficient estimates in M2 may be sensitive to a handful of high-FSTS outliers, so the non-significant quadratic results should be read with caution. Future work could employ quantile regression or winsorization to assess distributional sensitivity.</w:t>
       </w:r>
     </w:p>
     <w:p>
@@ -2525,7 +2713,7 @@
         <w:t xml:space="preserve">DAI as Tier-1 proxy only</w:t>
       </w:r>
       <w:r>
-        <w:t xml:space="preserve">: our digital adoption measure captures only website presence — a foundational, static indicator. This is appropriate for the SIDS context given the limited availability of more advanced digital infrastructure indicators in WBES, but it means we cannot assess whether more sophisticated digital capabilities (e-commerce, mobile payments, cloud computing) might moderate FIP differently. We explicitly do not claim to measure dynamic digital capability.</w:t>
+        <w:t xml:space="preserve">: our digital adoption measure captures only website presence, a foundational and static indicator. This is appropriate for the SIDS context given the limited availability of more advanced digital infrastructure indicators in WBES, but it does mean we cannot assess whether more sophisticated digital capabilities (e-commerce, mobile payments, cloud computing) might moderate FIP differently. We explicitly do not claim to measure dynamic digital capability.</w:t>
       </w:r>
     </w:p>
     <w:p>
@@ -2546,7 +2734,7 @@
         <w:t xml:space="preserve">generalizability beyond Pacific SIDS</w:t>
       </w:r>
       <w:r>
-        <w:t xml:space="preserve">: FIP is theorized as arising when three structural prerequisites are simultaneously absent. Other extreme contexts — Saharan micro-states, remote highland economies, post-conflict settings — may exhibit similar patterns. Caribbean SIDS (not included in our sample) represent a natural extension context.</w:t>
+        <w:t xml:space="preserve">: FIP is theorized to arise when three structural prerequisites are absent at once. Other extreme contexts, such as Saharan micro-states, remote highland economies, and post-conflict settings, may exhibit similar patterns. Caribbean SIDS, which are not included in our sample, represent a natural extension context.</w:t>
       </w:r>
     </w:p>
     <w:p>
@@ -2558,7 +2746,7 @@
     </w:p>
     <w:bookmarkEnd w:id="42"/>
     <w:bookmarkEnd w:id="43"/>
-    <w:bookmarkStart w:id="44" w:name="X56025c6d9dbf7520f7a7df11f905cdd09f46e4a"/>
+    <w:bookmarkStart w:id="44" w:name="conclusions"/>
     <w:p>
       <w:pPr>
         <w:pStyle w:val="Heading2"/>
@@ -2572,23 +2760,77 @@
         <w:pStyle w:val="FirstParagraph"/>
       </w:pPr>
       <w:r>
-        <w:t xml:space="preserve">We introduced the Forced Internationalization Penalty (FIP) — the monotone negative effect of internationalization intensity on firm performance when three structural prerequisites of the inverted-U relationship are simultaneously absent: a viable domestic market, manageable trade costs, and functional institutional support. Using WBES data from 1,469 firms across nine Pacific SIDS economies, we find robust support for FIP across four empirical specifications (β = −0.404, p = .032 in the primary country-and-year fixed-effects model; β = −1.236, p &lt; .001 without country fixed effects; β = −0.901, p = .027 in the exporters-only subsample). The quadratic term is not significant, confirming the monotone negative form with no observable turning point. Technological capability and digital adoption — significant in mainland Asian contexts — are null in the SIDS environment, consistent with the FIP theoretical mechanism.</w:t>
-      </w:r>
-    </w:p>
-    <w:p>
-      <w:pPr>
-        <w:pStyle w:val="BodyText"/>
-      </w:pPr>
-      <w:r>
-        <w:t xml:space="preserve">These findings contribute to IB theory in two ways. First, they help reorient the discourse on institutional effects from "institutional moderation of I-P intensity" to "institutional determination of I-P sign," suggesting that the inverted-U may be conditional on structural prerequisites rather than broadly applicable across contexts. Second, they extend the application of "forced internationalization" beyond the SME literature into the performance-outcome domain, providing a theoretically defined and empirically grounded construct (FIP) that future research can build upon.</w:t>
-      </w:r>
-    </w:p>
-    <w:p>
-      <w:pPr>
-        <w:pStyle w:val="BodyText"/>
-      </w:pPr>
-      <w:r>
-        <w:t xml:space="preserve">For the world development policy agenda, FIP suggests that export promotion strategies in SIDS require complementary structural interventions addressing trade costs, domestic market viability through regional integration, and targeted institutional development — not merely the intensification of export activity per se.</w:t>
+        <w:t xml:space="preserve">This study introduced the Forced Internationalization Penalty (FIP), the monotone negative effect of internationalization intensity on firm performance when three structural prerequisites of the inverted-U relationship are absent at once: a viable domestic market, manageable trade costs, and functional institutional support. Using WBES data from 1,469 firms across nine Pacific SIDS economies, we find robust support for FIP across four empirical specifications (β = −0.404, p = .032 in the primary country-and-year fixed-effects model; β = −1.236, p &lt; .001 without country fixed effects; β = −0.901, p = .027 in the exporters-only subsample). The quadratic term is not significant, which confirms the monotone negative form with no observable turning point. Technological capability and digital adoption, both significant in mainland Asian contexts, are null in the SIDS environment, consistent with the FIP theoretical mechanism.</w:t>
+      </w:r>
+    </w:p>
+    <w:p>
+      <w:pPr>
+        <w:pStyle w:val="BodyText"/>
+      </w:pPr>
+      <w:r>
+        <w:t xml:space="preserve">These findings contribute to IB theory in two ways. First, they help reorient the discourse on institutional effects from</w:t>
+      </w:r>
+      <w:r>
+        <w:t xml:space="preserve"> </w:t>
+      </w:r>
+      <w:r>
+        <w:t xml:space="preserve">“</w:t>
+      </w:r>
+      <w:r>
+        <w:t xml:space="preserve">institutional moderation of I-P intensity</w:t>
+      </w:r>
+      <w:r>
+        <w:t xml:space="preserve">”</w:t>
+      </w:r>
+      <w:r>
+        <w:t xml:space="preserve"> </w:t>
+      </w:r>
+      <w:r>
+        <w:t xml:space="preserve">toward</w:t>
+      </w:r>
+      <w:r>
+        <w:t xml:space="preserve"> </w:t>
+      </w:r>
+      <w:r>
+        <w:t xml:space="preserve">“</w:t>
+      </w:r>
+      <w:r>
+        <w:t xml:space="preserve">institutional determination of I-P sign,</w:t>
+      </w:r>
+      <w:r>
+        <w:t xml:space="preserve">”</w:t>
+      </w:r>
+      <w:r>
+        <w:t xml:space="preserve"> </w:t>
+      </w:r>
+      <w:r>
+        <w:t xml:space="preserve">which suggests that the inverted-U may be conditional on structural prerequisites rather than broadly applicable across contexts. Second, they extend the application of</w:t>
+      </w:r>
+      <w:r>
+        <w:t xml:space="preserve"> </w:t>
+      </w:r>
+      <w:r>
+        <w:t xml:space="preserve">“</w:t>
+      </w:r>
+      <w:r>
+        <w:t xml:space="preserve">forced internationalization</w:t>
+      </w:r>
+      <w:r>
+        <w:t xml:space="preserve">”</w:t>
+      </w:r>
+      <w:r>
+        <w:t xml:space="preserve"> </w:t>
+      </w:r>
+      <w:r>
+        <w:t xml:space="preserve">beyond the SME literature into the performance-outcome domain, providing a theoretically defined and empirically grounded construct, FIP, that future research can build upon.</w:t>
+      </w:r>
+    </w:p>
+    <w:p>
+      <w:pPr>
+        <w:pStyle w:val="BodyText"/>
+      </w:pPr>
+      <w:r>
+        <w:t xml:space="preserve">For the world development policy agenda, FIP suggests that export promotion strategies in SIDS require complementary structural interventions. These should address trade costs, domestic market viability through regional integration, and targeted institutional development, rather than the intensification of export activity on its own.</w:t>
       </w:r>
     </w:p>
     <w:p>
@@ -2599,7 +2841,7 @@
       </w:r>
     </w:p>
     <w:bookmarkEnd w:id="44"/>
-    <w:bookmarkStart w:id="48" w:name="references"/>
+    <w:bookmarkStart w:id="45" w:name="references"/>
     <w:p>
       <w:pPr>
         <w:pStyle w:val="Heading2"/>
@@ -2794,19 +3036,8 @@
         <w:t xml:space="preserve">Strategic Management Journal, 37</w:t>
       </w:r>
       <w:r>
-        <w:t xml:space="preserve">(7), 1177–1195.</w:t>
-      </w:r>
-      <w:r>
-        <w:t xml:space="preserve"> </w:t>
-      </w:r>
-      <w:hyperlink r:id="rId45">
-        <w:r>
-          <w:rPr>
-            <w:rStyle w:val="Hyperlink"/>
-          </w:rPr>
-          <w:t xml:space="preserve">https://doi.org/10.1002/smj.2399</w:t>
-        </w:r>
-      </w:hyperlink>
+        <w:t xml:space="preserve">(7), 1177–1195. https://doi.org/10.1002/smj.2399</w:t>
+      </w:r>
     </w:p>
     <w:p>
       <w:pPr>
@@ -3036,19 +3267,8 @@
         <w:t xml:space="preserve">Atlas of Global Development 2026</w:t>
       </w:r>
       <w:r>
-        <w:t xml:space="preserve">. World Bank Data360. World Bank Group.</w:t>
-      </w:r>
-      <w:r>
-        <w:t xml:space="preserve"> </w:t>
-      </w:r>
-      <w:hyperlink r:id="rId46">
-        <w:r>
-          <w:rPr>
-            <w:rStyle w:val="Hyperlink"/>
-          </w:rPr>
-          <w:t xml:space="preserve">https://data360.worldbank.org/en/int/atlas/artificial-intelligence</w:t>
-        </w:r>
-      </w:hyperlink>
+        <w:t xml:space="preserve">. World Bank Data360. World Bank Group. https://data360.worldbank.org/en/int/atlas/artificial-intelligence</w:t>
+      </w:r>
     </w:p>
     <w:p>
       <w:pPr>
@@ -3110,19 +3330,8 @@
         <w:t xml:space="preserve">Atlas of Global Development 2026</w:t>
       </w:r>
       <w:r>
-        <w:t xml:space="preserve">. World Bank Data360. World Bank Group.</w:t>
-      </w:r>
-      <w:r>
-        <w:t xml:space="preserve"> </w:t>
-      </w:r>
-      <w:hyperlink r:id="rId47">
-        <w:r>
-          <w:rPr>
-            <w:rStyle w:val="Hyperlink"/>
-          </w:rPr>
-          <w:t xml:space="preserve">https://data360.worldbank.org/en/int/atlas/global-progress</w:t>
-        </w:r>
-      </w:hyperlink>
+        <w:t xml:space="preserve">. World Bank Data360. World Bank Group. https://data360.worldbank.org/en/int/atlas/global-progress</w:t>
+      </w:r>
     </w:p>
     <w:p>
       <w:pPr>
@@ -3323,8 +3532,8 @@
         </w:pict>
       </w:r>
     </w:p>
-    <w:bookmarkEnd w:id="48"/>
-    <w:bookmarkStart w:id="52" w:name="appendix-a-tables"/>
+    <w:bookmarkEnd w:id="45"/>
+    <w:bookmarkStart w:id="49" w:name="appendix-a-tables"/>
     <w:p>
       <w:pPr>
         <w:pStyle w:val="Heading2"/>
@@ -3333,7 +3542,7 @@
         <w:t xml:space="preserve">Appendix A: Tables</w:t>
       </w:r>
     </w:p>
-    <w:bookmarkStart w:id="49" w:name="table-1-country-level-summary-statistics"/>
+    <w:bookmarkStart w:id="46" w:name="Xd18a7fdbbe8955432f108664659551dd8892246"/>
     <w:p>
       <w:pPr>
         <w:pStyle w:val="Heading3"/>
@@ -3455,55 +3664,55 @@
               <w:jc w:val="left"/>
             </w:pPr>
             <w:r>
-              <w:t xml:space="preserve">—</w:t>
-            </w:r>
-          </w:p>
-        </w:tc>
-        <w:tc>
-          <w:tcPr/>
-          <w:p>
-            <w:pPr>
-              <w:pStyle w:val="Compact"/>
-              <w:jc w:val="left"/>
-            </w:pPr>
-            <w:r>
-              <w:t xml:space="preserve">—</w:t>
-            </w:r>
-          </w:p>
-        </w:tc>
-        <w:tc>
-          <w:tcPr/>
-          <w:p>
-            <w:pPr>
-              <w:pStyle w:val="Compact"/>
-              <w:jc w:val="left"/>
-            </w:pPr>
-            <w:r>
-              <w:t xml:space="preserve">—</w:t>
-            </w:r>
-          </w:p>
-        </w:tc>
-        <w:tc>
-          <w:tcPr/>
-          <w:p>
-            <w:pPr>
-              <w:pStyle w:val="Compact"/>
-              <w:jc w:val="left"/>
-            </w:pPr>
-            <w:r>
-              <w:t xml:space="preserve">—</w:t>
-            </w:r>
-          </w:p>
-        </w:tc>
-        <w:tc>
-          <w:tcPr/>
-          <w:p>
-            <w:pPr>
-              <w:pStyle w:val="Compact"/>
-              <w:jc w:val="left"/>
-            </w:pPr>
-            <w:r>
-              <w:t xml:space="preserve">—</w:t>
+              <w:t xml:space="preserve">165</w:t>
+            </w:r>
+          </w:p>
+        </w:tc>
+        <w:tc>
+          <w:tcPr/>
+          <w:p>
+            <w:pPr>
+              <w:pStyle w:val="Compact"/>
+              <w:jc w:val="left"/>
+            </w:pPr>
+            <w:r>
+              <w:t xml:space="preserve">46</w:t>
+            </w:r>
+          </w:p>
+        </w:tc>
+        <w:tc>
+          <w:tcPr/>
+          <w:p>
+            <w:pPr>
+              <w:pStyle w:val="Compact"/>
+              <w:jc w:val="left"/>
+            </w:pPr>
+            <w:r>
+              <w:t xml:space="preserve">27.9%</w:t>
+            </w:r>
+          </w:p>
+        </w:tc>
+        <w:tc>
+          <w:tcPr/>
+          <w:p>
+            <w:pPr>
+              <w:pStyle w:val="Compact"/>
+              <w:jc w:val="left"/>
+            </w:pPr>
+            <w:r>
+              <w:t xml:space="preserve">0.109</w:t>
+            </w:r>
+          </w:p>
+        </w:tc>
+        <w:tc>
+          <w:tcPr/>
+          <w:p>
+            <w:pPr>
+              <w:pStyle w:val="Compact"/>
+              <w:jc w:val="left"/>
+            </w:pPr>
+            <w:r>
+              <w:t xml:space="preserve">2009–2025</w:t>
             </w:r>
           </w:p>
         </w:tc>
@@ -3529,55 +3738,55 @@
               <w:jc w:val="left"/>
             </w:pPr>
             <w:r>
-              <w:t xml:space="preserve">—</w:t>
-            </w:r>
-          </w:p>
-        </w:tc>
-        <w:tc>
-          <w:tcPr/>
-          <w:p>
-            <w:pPr>
-              <w:pStyle w:val="Compact"/>
-              <w:jc w:val="left"/>
-            </w:pPr>
-            <w:r>
-              <w:t xml:space="preserve">—</w:t>
-            </w:r>
-          </w:p>
-        </w:tc>
-        <w:tc>
-          <w:tcPr/>
-          <w:p>
-            <w:pPr>
-              <w:pStyle w:val="Compact"/>
-              <w:jc w:val="left"/>
-            </w:pPr>
-            <w:r>
-              <w:t xml:space="preserve">—</w:t>
-            </w:r>
-          </w:p>
-        </w:tc>
-        <w:tc>
-          <w:tcPr/>
-          <w:p>
-            <w:pPr>
-              <w:pStyle w:val="Compact"/>
-              <w:jc w:val="left"/>
-            </w:pPr>
-            <w:r>
-              <w:t xml:space="preserve">—</w:t>
-            </w:r>
-          </w:p>
-        </w:tc>
-        <w:tc>
-          <w:tcPr/>
-          <w:p>
-            <w:pPr>
-              <w:pStyle w:val="Compact"/>
-              <w:jc w:val="left"/>
-            </w:pPr>
-            <w:r>
-              <w:t xml:space="preserve">—</w:t>
+              <w:t xml:space="preserve">114</w:t>
+            </w:r>
+          </w:p>
+        </w:tc>
+        <w:tc>
+          <w:tcPr/>
+          <w:p>
+            <w:pPr>
+              <w:pStyle w:val="Compact"/>
+              <w:jc w:val="left"/>
+            </w:pPr>
+            <w:r>
+              <w:t xml:space="preserve">3</w:t>
+            </w:r>
+          </w:p>
+        </w:tc>
+        <w:tc>
+          <w:tcPr/>
+          <w:p>
+            <w:pPr>
+              <w:pStyle w:val="Compact"/>
+              <w:jc w:val="left"/>
+            </w:pPr>
+            <w:r>
+              <w:t xml:space="preserve">2.6%</w:t>
+            </w:r>
+          </w:p>
+        </w:tc>
+        <w:tc>
+          <w:tcPr/>
+          <w:p>
+            <w:pPr>
+              <w:pStyle w:val="Compact"/>
+              <w:jc w:val="left"/>
+            </w:pPr>
+            <w:r>
+              <w:t xml:space="preserve">0.011</w:t>
+            </w:r>
+          </w:p>
+        </w:tc>
+        <w:tc>
+          <w:tcPr/>
+          <w:p>
+            <w:pPr>
+              <w:pStyle w:val="Compact"/>
+              <w:jc w:val="left"/>
+            </w:pPr>
+            <w:r>
+              <w:t xml:space="preserve">2025</w:t>
             </w:r>
           </w:p>
         </w:tc>
@@ -3603,55 +3812,55 @@
               <w:jc w:val="left"/>
             </w:pPr>
             <w:r>
-              <w:t xml:space="preserve">—</w:t>
-            </w:r>
-          </w:p>
-        </w:tc>
-        <w:tc>
-          <w:tcPr/>
-          <w:p>
-            <w:pPr>
-              <w:pStyle w:val="Compact"/>
-              <w:jc w:val="left"/>
-            </w:pPr>
-            <w:r>
-              <w:t xml:space="preserve">—</w:t>
-            </w:r>
-          </w:p>
-        </w:tc>
-        <w:tc>
-          <w:tcPr/>
-          <w:p>
-            <w:pPr>
-              <w:pStyle w:val="Compact"/>
-              <w:jc w:val="left"/>
-            </w:pPr>
-            <w:r>
-              <w:t xml:space="preserve">—</w:t>
-            </w:r>
-          </w:p>
-        </w:tc>
-        <w:tc>
-          <w:tcPr/>
-          <w:p>
-            <w:pPr>
-              <w:pStyle w:val="Compact"/>
-              <w:jc w:val="left"/>
-            </w:pPr>
-            <w:r>
-              <w:t xml:space="preserve">—</w:t>
-            </w:r>
-          </w:p>
-        </w:tc>
-        <w:tc>
-          <w:tcPr/>
-          <w:p>
-            <w:pPr>
-              <w:pStyle w:val="Compact"/>
-              <w:jc w:val="left"/>
-            </w:pPr>
-            <w:r>
-              <w:t xml:space="preserve">—</w:t>
+              <w:t xml:space="preserve">141</w:t>
+            </w:r>
+          </w:p>
+        </w:tc>
+        <w:tc>
+          <w:tcPr/>
+          <w:p>
+            <w:pPr>
+              <w:pStyle w:val="Compact"/>
+              <w:jc w:val="left"/>
+            </w:pPr>
+            <w:r>
+              <w:t xml:space="preserve">20</w:t>
+            </w:r>
+          </w:p>
+        </w:tc>
+        <w:tc>
+          <w:tcPr/>
+          <w:p>
+            <w:pPr>
+              <w:pStyle w:val="Compact"/>
+              <w:jc w:val="left"/>
+            </w:pPr>
+            <w:r>
+              <w:t xml:space="preserve">14.2%</w:t>
+            </w:r>
+          </w:p>
+        </w:tc>
+        <w:tc>
+          <w:tcPr/>
+          <w:p>
+            <w:pPr>
+              <w:pStyle w:val="Compact"/>
+              <w:jc w:val="left"/>
+            </w:pPr>
+            <w:r>
+              <w:t xml:space="preserve">0.028</w:t>
+            </w:r>
+          </w:p>
+        </w:tc>
+        <w:tc>
+          <w:tcPr/>
+          <w:p>
+            <w:pPr>
+              <w:pStyle w:val="Compact"/>
+              <w:jc w:val="left"/>
+            </w:pPr>
+            <w:r>
+              <w:t xml:space="preserve">2015–2024</w:t>
             </w:r>
           </w:p>
         </w:tc>
@@ -3677,55 +3886,55 @@
               <w:jc w:val="left"/>
             </w:pPr>
             <w:r>
-              <w:t xml:space="preserve">—</w:t>
-            </w:r>
-          </w:p>
-        </w:tc>
-        <w:tc>
-          <w:tcPr/>
-          <w:p>
-            <w:pPr>
-              <w:pStyle w:val="Compact"/>
-              <w:jc w:val="left"/>
-            </w:pPr>
-            <w:r>
-              <w:t xml:space="preserve">—</w:t>
-            </w:r>
-          </w:p>
-        </w:tc>
-        <w:tc>
-          <w:tcPr/>
-          <w:p>
-            <w:pPr>
-              <w:pStyle w:val="Compact"/>
-              <w:jc w:val="left"/>
-            </w:pPr>
-            <w:r>
-              <w:t xml:space="preserve">—</w:t>
-            </w:r>
-          </w:p>
-        </w:tc>
-        <w:tc>
-          <w:tcPr/>
-          <w:p>
-            <w:pPr>
-              <w:pStyle w:val="Compact"/>
-              <w:jc w:val="left"/>
-            </w:pPr>
-            <w:r>
-              <w:t xml:space="preserve">—</w:t>
-            </w:r>
-          </w:p>
-        </w:tc>
-        <w:tc>
-          <w:tcPr/>
-          <w:p>
-            <w:pPr>
-              <w:pStyle w:val="Compact"/>
-              <w:jc w:val="left"/>
-            </w:pPr>
-            <w:r>
-              <w:t xml:space="preserve">—</w:t>
+              <w:t xml:space="preserve">131</w:t>
+            </w:r>
+          </w:p>
+        </w:tc>
+        <w:tc>
+          <w:tcPr/>
+          <w:p>
+            <w:pPr>
+              <w:pStyle w:val="Compact"/>
+              <w:jc w:val="left"/>
+            </w:pPr>
+            <w:r>
+              <w:t xml:space="preserve">24</w:t>
+            </w:r>
+          </w:p>
+        </w:tc>
+        <w:tc>
+          <w:tcPr/>
+          <w:p>
+            <w:pPr>
+              <w:pStyle w:val="Compact"/>
+              <w:jc w:val="left"/>
+            </w:pPr>
+            <w:r>
+              <w:t xml:space="preserve">18.3%</w:t>
+            </w:r>
+          </w:p>
+        </w:tc>
+        <w:tc>
+          <w:tcPr/>
+          <w:p>
+            <w:pPr>
+              <w:pStyle w:val="Compact"/>
+              <w:jc w:val="left"/>
+            </w:pPr>
+            <w:r>
+              <w:t xml:space="preserve">0.051</w:t>
+            </w:r>
+          </w:p>
+        </w:tc>
+        <w:tc>
+          <w:tcPr/>
+          <w:p>
+            <w:pPr>
+              <w:pStyle w:val="Compact"/>
+              <w:jc w:val="left"/>
+            </w:pPr>
+            <w:r>
+              <w:t xml:space="preserve">2023</w:t>
             </w:r>
           </w:p>
         </w:tc>
@@ -3751,55 +3960,55 @@
               <w:jc w:val="left"/>
             </w:pPr>
             <w:r>
-              <w:t xml:space="preserve">—</w:t>
-            </w:r>
-          </w:p>
-        </w:tc>
-        <w:tc>
-          <w:tcPr/>
-          <w:p>
-            <w:pPr>
-              <w:pStyle w:val="Compact"/>
-              <w:jc w:val="left"/>
-            </w:pPr>
-            <w:r>
-              <w:t xml:space="preserve">—</w:t>
-            </w:r>
-          </w:p>
-        </w:tc>
-        <w:tc>
-          <w:tcPr/>
-          <w:p>
-            <w:pPr>
-              <w:pStyle w:val="Compact"/>
-              <w:jc w:val="left"/>
-            </w:pPr>
-            <w:r>
-              <w:t xml:space="preserve">—</w:t>
-            </w:r>
-          </w:p>
-        </w:tc>
-        <w:tc>
-          <w:tcPr/>
-          <w:p>
-            <w:pPr>
-              <w:pStyle w:val="Compact"/>
-              <w:jc w:val="left"/>
-            </w:pPr>
-            <w:r>
-              <w:t xml:space="preserve">—</w:t>
-            </w:r>
-          </w:p>
-        </w:tc>
-        <w:tc>
-          <w:tcPr/>
-          <w:p>
-            <w:pPr>
-              <w:pStyle w:val="Compact"/>
-              <w:jc w:val="left"/>
-            </w:pPr>
-            <w:r>
-              <w:t xml:space="preserve">—</w:t>
+              <w:t xml:space="preserve">107</w:t>
+            </w:r>
+          </w:p>
+        </w:tc>
+        <w:tc>
+          <w:tcPr/>
+          <w:p>
+            <w:pPr>
+              <w:pStyle w:val="Compact"/>
+              <w:jc w:val="left"/>
+            </w:pPr>
+            <w:r>
+              <w:t xml:space="preserve">10</w:t>
+            </w:r>
+          </w:p>
+        </w:tc>
+        <w:tc>
+          <w:tcPr/>
+          <w:p>
+            <w:pPr>
+              <w:pStyle w:val="Compact"/>
+              <w:jc w:val="left"/>
+            </w:pPr>
+            <w:r>
+              <w:t xml:space="preserve">9.3%</w:t>
+            </w:r>
+          </w:p>
+        </w:tc>
+        <w:tc>
+          <w:tcPr/>
+          <w:p>
+            <w:pPr>
+              <w:pStyle w:val="Compact"/>
+              <w:jc w:val="left"/>
+            </w:pPr>
+            <w:r>
+              <w:t xml:space="preserve">0.040</w:t>
+            </w:r>
+          </w:p>
+        </w:tc>
+        <w:tc>
+          <w:tcPr/>
+          <w:p>
+            <w:pPr>
+              <w:pStyle w:val="Compact"/>
+              <w:jc w:val="left"/>
+            </w:pPr>
+            <w:r>
+              <w:t xml:space="preserve">2025</w:t>
             </w:r>
           </w:p>
         </w:tc>
@@ -3825,55 +4034,55 @@
               <w:jc w:val="left"/>
             </w:pPr>
             <w:r>
-              <w:t xml:space="preserve">—</w:t>
-            </w:r>
-          </w:p>
-        </w:tc>
-        <w:tc>
-          <w:tcPr/>
-          <w:p>
-            <w:pPr>
-              <w:pStyle w:val="Compact"/>
-              <w:jc w:val="left"/>
-            </w:pPr>
-            <w:r>
-              <w:t xml:space="preserve">—</w:t>
-            </w:r>
-          </w:p>
-        </w:tc>
-        <w:tc>
-          <w:tcPr/>
-          <w:p>
-            <w:pPr>
-              <w:pStyle w:val="Compact"/>
-              <w:jc w:val="left"/>
-            </w:pPr>
-            <w:r>
-              <w:t xml:space="preserve">—</w:t>
-            </w:r>
-          </w:p>
-        </w:tc>
-        <w:tc>
-          <w:tcPr/>
-          <w:p>
-            <w:pPr>
-              <w:pStyle w:val="Compact"/>
-              <w:jc w:val="left"/>
-            </w:pPr>
-            <w:r>
-              <w:t xml:space="preserve">—</w:t>
-            </w:r>
-          </w:p>
-        </w:tc>
-        <w:tc>
-          <w:tcPr/>
-          <w:p>
-            <w:pPr>
-              <w:pStyle w:val="Compact"/>
-              <w:jc w:val="left"/>
-            </w:pPr>
-            <w:r>
-              <w:t xml:space="preserve">—</w:t>
+              <w:t xml:space="preserve">393</w:t>
+            </w:r>
+          </w:p>
+        </w:tc>
+        <w:tc>
+          <w:tcPr/>
+          <w:p>
+            <w:pPr>
+              <w:pStyle w:val="Compact"/>
+              <w:jc w:val="left"/>
+            </w:pPr>
+            <w:r>
+              <w:t xml:space="preserve">53</w:t>
+            </w:r>
+          </w:p>
+        </w:tc>
+        <w:tc>
+          <w:tcPr/>
+          <w:p>
+            <w:pPr>
+              <w:pStyle w:val="Compact"/>
+              <w:jc w:val="left"/>
+            </w:pPr>
+            <w:r>
+              <w:t xml:space="preserve">13.5%</w:t>
+            </w:r>
+          </w:p>
+        </w:tc>
+        <w:tc>
+          <w:tcPr/>
+          <w:p>
+            <w:pPr>
+              <w:pStyle w:val="Compact"/>
+              <w:jc w:val="left"/>
+            </w:pPr>
+            <w:r>
+              <w:t xml:space="preserve">0.104</w:t>
+            </w:r>
+          </w:p>
+        </w:tc>
+        <w:tc>
+          <w:tcPr/>
+          <w:p>
+            <w:pPr>
+              <w:pStyle w:val="Compact"/>
+              <w:jc w:val="left"/>
+            </w:pPr>
+            <w:r>
+              <w:t xml:space="preserve">2009–2021</w:t>
             </w:r>
           </w:p>
         </w:tc>
@@ -3899,55 +4108,55 @@
               <w:jc w:val="left"/>
             </w:pPr>
             <w:r>
-              <w:t xml:space="preserve">—</w:t>
-            </w:r>
-          </w:p>
-        </w:tc>
-        <w:tc>
-          <w:tcPr/>
-          <w:p>
-            <w:pPr>
-              <w:pStyle w:val="Compact"/>
-              <w:jc w:val="left"/>
-            </w:pPr>
-            <w:r>
-              <w:t xml:space="preserve">—</w:t>
-            </w:r>
-          </w:p>
-        </w:tc>
-        <w:tc>
-          <w:tcPr/>
-          <w:p>
-            <w:pPr>
-              <w:pStyle w:val="Compact"/>
-              <w:jc w:val="left"/>
-            </w:pPr>
-            <w:r>
-              <w:t xml:space="preserve">—</w:t>
-            </w:r>
-          </w:p>
-        </w:tc>
-        <w:tc>
-          <w:tcPr/>
-          <w:p>
-            <w:pPr>
-              <w:pStyle w:val="Compact"/>
-              <w:jc w:val="left"/>
-            </w:pPr>
-            <w:r>
-              <w:t xml:space="preserve">—</w:t>
-            </w:r>
-          </w:p>
-        </w:tc>
-        <w:tc>
-          <w:tcPr/>
-          <w:p>
-            <w:pPr>
-              <w:pStyle w:val="Compact"/>
-              <w:jc w:val="left"/>
-            </w:pPr>
-            <w:r>
-              <w:t xml:space="preserve">—</w:t>
+              <w:t xml:space="preserve">144</w:t>
+            </w:r>
+          </w:p>
+        </w:tc>
+        <w:tc>
+          <w:tcPr/>
+          <w:p>
+            <w:pPr>
+              <w:pStyle w:val="Compact"/>
+              <w:jc w:val="left"/>
+            </w:pPr>
+            <w:r>
+              <w:t xml:space="preserve">13</w:t>
+            </w:r>
+          </w:p>
+        </w:tc>
+        <w:tc>
+          <w:tcPr/>
+          <w:p>
+            <w:pPr>
+              <w:pStyle w:val="Compact"/>
+              <w:jc w:val="left"/>
+            </w:pPr>
+            <w:r>
+              <w:t xml:space="preserve">9.0%</w:t>
+            </w:r>
+          </w:p>
+        </w:tc>
+        <w:tc>
+          <w:tcPr/>
+          <w:p>
+            <w:pPr>
+              <w:pStyle w:val="Compact"/>
+              <w:jc w:val="left"/>
+            </w:pPr>
+            <w:r>
+              <w:t xml:space="preserve">0.044</w:t>
+            </w:r>
+          </w:p>
+        </w:tc>
+        <w:tc>
+          <w:tcPr/>
+          <w:p>
+            <w:pPr>
+              <w:pStyle w:val="Compact"/>
+              <w:jc w:val="left"/>
+            </w:pPr>
+            <w:r>
+              <w:t xml:space="preserve">2024</w:t>
             </w:r>
           </w:p>
         </w:tc>
@@ -3973,55 +4182,55 @@
               <w:jc w:val="left"/>
             </w:pPr>
             <w:r>
-              <w:t xml:space="preserve">—</w:t>
-            </w:r>
-          </w:p>
-        </w:tc>
-        <w:tc>
-          <w:tcPr/>
-          <w:p>
-            <w:pPr>
-              <w:pStyle w:val="Compact"/>
-              <w:jc w:val="left"/>
-            </w:pPr>
-            <w:r>
-              <w:t xml:space="preserve">—</w:t>
-            </w:r>
-          </w:p>
-        </w:tc>
-        <w:tc>
-          <w:tcPr/>
-          <w:p>
-            <w:pPr>
-              <w:pStyle w:val="Compact"/>
-              <w:jc w:val="left"/>
-            </w:pPr>
-            <w:r>
-              <w:t xml:space="preserve">—</w:t>
-            </w:r>
-          </w:p>
-        </w:tc>
-        <w:tc>
-          <w:tcPr/>
-          <w:p>
-            <w:pPr>
-              <w:pStyle w:val="Compact"/>
-              <w:jc w:val="left"/>
-            </w:pPr>
-            <w:r>
-              <w:t xml:space="preserve">—</w:t>
-            </w:r>
-          </w:p>
-        </w:tc>
-        <w:tc>
-          <w:tcPr/>
-          <w:p>
-            <w:pPr>
-              <w:pStyle w:val="Compact"/>
-              <w:jc w:val="left"/>
-            </w:pPr>
-            <w:r>
-              <w:t xml:space="preserve">—</w:t>
+              <w:t xml:space="preserve">157</w:t>
+            </w:r>
+          </w:p>
+        </w:tc>
+        <w:tc>
+          <w:tcPr/>
+          <w:p>
+            <w:pPr>
+              <w:pStyle w:val="Compact"/>
+              <w:jc w:val="left"/>
+            </w:pPr>
+            <w:r>
+              <w:t xml:space="preserve">16</w:t>
+            </w:r>
+          </w:p>
+        </w:tc>
+        <w:tc>
+          <w:tcPr/>
+          <w:p>
+            <w:pPr>
+              <w:pStyle w:val="Compact"/>
+              <w:jc w:val="left"/>
+            </w:pPr>
+            <w:r>
+              <w:t xml:space="preserve">10.2%</w:t>
+            </w:r>
+          </w:p>
+        </w:tc>
+        <w:tc>
+          <w:tcPr/>
+          <w:p>
+            <w:pPr>
+              <w:pStyle w:val="Compact"/>
+              <w:jc w:val="left"/>
+            </w:pPr>
+            <w:r>
+              <w:t xml:space="preserve">0.037</w:t>
+            </w:r>
+          </w:p>
+        </w:tc>
+        <w:tc>
+          <w:tcPr/>
+          <w:p>
+            <w:pPr>
+              <w:pStyle w:val="Compact"/>
+              <w:jc w:val="left"/>
+            </w:pPr>
+            <w:r>
+              <w:t xml:space="preserve">2009–2023</w:t>
             </w:r>
           </w:p>
         </w:tc>
@@ -4047,55 +4256,55 @@
               <w:jc w:val="left"/>
             </w:pPr>
             <w:r>
-              <w:t xml:space="preserve">—</w:t>
-            </w:r>
-          </w:p>
-        </w:tc>
-        <w:tc>
-          <w:tcPr/>
-          <w:p>
-            <w:pPr>
-              <w:pStyle w:val="Compact"/>
-              <w:jc w:val="left"/>
-            </w:pPr>
-            <w:r>
-              <w:t xml:space="preserve">—</w:t>
-            </w:r>
-          </w:p>
-        </w:tc>
-        <w:tc>
-          <w:tcPr/>
-          <w:p>
-            <w:pPr>
-              <w:pStyle w:val="Compact"/>
-              <w:jc w:val="left"/>
-            </w:pPr>
-            <w:r>
-              <w:t xml:space="preserve">—</w:t>
-            </w:r>
-          </w:p>
-        </w:tc>
-        <w:tc>
-          <w:tcPr/>
-          <w:p>
-            <w:pPr>
-              <w:pStyle w:val="Compact"/>
-              <w:jc w:val="left"/>
-            </w:pPr>
-            <w:r>
-              <w:t xml:space="preserve">—</w:t>
-            </w:r>
-          </w:p>
-        </w:tc>
-        <w:tc>
-          <w:tcPr/>
-          <w:p>
-            <w:pPr>
-              <w:pStyle w:val="Compact"/>
-              <w:jc w:val="left"/>
-            </w:pPr>
-            <w:r>
-              <w:t xml:space="preserve">—</w:t>
+              <w:t xml:space="preserve">117</w:t>
+            </w:r>
+          </w:p>
+        </w:tc>
+        <w:tc>
+          <w:tcPr/>
+          <w:p>
+            <w:pPr>
+              <w:pStyle w:val="Compact"/>
+              <w:jc w:val="left"/>
+            </w:pPr>
+            <w:r>
+              <w:t xml:space="preserve">2</w:t>
+            </w:r>
+          </w:p>
+        </w:tc>
+        <w:tc>
+          <w:tcPr/>
+          <w:p>
+            <w:pPr>
+              <w:pStyle w:val="Compact"/>
+              <w:jc w:val="left"/>
+            </w:pPr>
+            <w:r>
+              <w:t xml:space="preserve">1.7%</w:t>
+            </w:r>
+          </w:p>
+        </w:tc>
+        <w:tc>
+          <w:tcPr/>
+          <w:p>
+            <w:pPr>
+              <w:pStyle w:val="Compact"/>
+              <w:jc w:val="left"/>
+            </w:pPr>
+            <w:r>
+              <w:t xml:space="preserve">0.011</w:t>
+            </w:r>
+          </w:p>
+        </w:tc>
+        <w:tc>
+          <w:tcPr/>
+          <w:p>
+            <w:pPr>
+              <w:pStyle w:val="Compact"/>
+              <w:jc w:val="left"/>
+            </w:pPr>
+            <w:r>
+              <w:t xml:space="preserve">2025</w:t>
             </w:r>
           </w:p>
         </w:tc>
@@ -4222,8 +4431,8 @@
         <w:t xml:space="preserve">). Total N reflects analysis sample (non-missing ln_LP and FSTS). Wave coverage varies by country.</w:t>
       </w:r>
     </w:p>
-    <w:bookmarkEnd w:id="49"/>
-    <w:bookmarkStart w:id="50" w:name="Xcb8e4546744cd6d21af62aeea30ad97288aa2e1"/>
+    <w:bookmarkEnd w:id="46"/>
+    <w:bookmarkStart w:id="47" w:name="Xc02e42e5e85356a7e9f67ce8450f39d43a89fec"/>
     <w:p>
       <w:pPr>
         <w:pStyle w:val="Heading3"/>
@@ -4235,7 +4444,7 @@
     <w:tbl>
       <w:tblPr>
         <w:tblStyle w:val="Table"/>
-        <w:tblW w:type="auto" w:w="0"/>
+        <w:tblW w:type="pct" w:w="5000"/>
         <w:tblLook w:firstRow="1" w:lastRow="0" w:firstColumn="0" w:lastColumn="0" w:noHBand="0" w:noVBand="0" w:val="0020"/>
         <w:jc w:val="start"/>
       </w:tblPr>
@@ -4978,43 +5187,43 @@
               <w:jc w:val="left"/>
             </w:pPr>
             <w:r>
-              <w:t xml:space="preserve">✓</w:t>
-            </w:r>
-          </w:p>
-        </w:tc>
-        <w:tc>
-          <w:tcPr/>
-          <w:p>
-            <w:pPr>
-              <w:pStyle w:val="Compact"/>
-              <w:jc w:val="left"/>
-            </w:pPr>
-            <w:r>
-              <w:t xml:space="preserve">✓</w:t>
-            </w:r>
-          </w:p>
-        </w:tc>
-        <w:tc>
-          <w:tcPr/>
-          <w:p>
-            <w:pPr>
-              <w:pStyle w:val="Compact"/>
-              <w:jc w:val="left"/>
-            </w:pPr>
-            <w:r>
-              <w:t xml:space="preserve">✓</w:t>
-            </w:r>
-          </w:p>
-        </w:tc>
-        <w:tc>
-          <w:tcPr/>
-          <w:p>
-            <w:pPr>
-              <w:pStyle w:val="Compact"/>
-              <w:jc w:val="left"/>
-            </w:pPr>
-            <w:r>
-              <w:t xml:space="preserve">✓</w:t>
+              <w:t xml:space="preserve">Yes</w:t>
+            </w:r>
+          </w:p>
+        </w:tc>
+        <w:tc>
+          <w:tcPr/>
+          <w:p>
+            <w:pPr>
+              <w:pStyle w:val="Compact"/>
+              <w:jc w:val="left"/>
+            </w:pPr>
+            <w:r>
+              <w:t xml:space="preserve">Yes</w:t>
+            </w:r>
+          </w:p>
+        </w:tc>
+        <w:tc>
+          <w:tcPr/>
+          <w:p>
+            <w:pPr>
+              <w:pStyle w:val="Compact"/>
+              <w:jc w:val="left"/>
+            </w:pPr>
+            <w:r>
+              <w:t xml:space="preserve">Yes</w:t>
+            </w:r>
+          </w:p>
+        </w:tc>
+        <w:tc>
+          <w:tcPr/>
+          <w:p>
+            <w:pPr>
+              <w:pStyle w:val="Compact"/>
+              <w:jc w:val="left"/>
+            </w:pPr>
+            <w:r>
+              <w:t xml:space="preserve">Yes</w:t>
             </w:r>
           </w:p>
         </w:tc>
@@ -5064,55 +5273,55 @@
               <w:jc w:val="left"/>
             </w:pPr>
             <w:r>
-              <w:t xml:space="preserve">✓</w:t>
-            </w:r>
-          </w:p>
-        </w:tc>
-        <w:tc>
-          <w:tcPr/>
-          <w:p>
-            <w:pPr>
-              <w:pStyle w:val="Compact"/>
-              <w:jc w:val="left"/>
-            </w:pPr>
-            <w:r>
-              <w:t xml:space="preserve">✓</w:t>
-            </w:r>
-          </w:p>
-        </w:tc>
-        <w:tc>
-          <w:tcPr/>
-          <w:p>
-            <w:pPr>
-              <w:pStyle w:val="Compact"/>
-              <w:jc w:val="left"/>
-            </w:pPr>
-            <w:r>
-              <w:t xml:space="preserve">✓</w:t>
-            </w:r>
-          </w:p>
-        </w:tc>
-        <w:tc>
-          <w:tcPr/>
-          <w:p>
-            <w:pPr>
-              <w:pStyle w:val="Compact"/>
-              <w:jc w:val="left"/>
-            </w:pPr>
-            <w:r>
-              <w:t xml:space="preserve">✓</w:t>
-            </w:r>
-          </w:p>
-        </w:tc>
-        <w:tc>
-          <w:tcPr/>
-          <w:p>
-            <w:pPr>
-              <w:pStyle w:val="Compact"/>
-              <w:jc w:val="left"/>
-            </w:pPr>
-            <w:r>
-              <w:t xml:space="preserve">✓</w:t>
+              <w:t xml:space="preserve">Yes</w:t>
+            </w:r>
+          </w:p>
+        </w:tc>
+        <w:tc>
+          <w:tcPr/>
+          <w:p>
+            <w:pPr>
+              <w:pStyle w:val="Compact"/>
+              <w:jc w:val="left"/>
+            </w:pPr>
+            <w:r>
+              <w:t xml:space="preserve">Yes</w:t>
+            </w:r>
+          </w:p>
+        </w:tc>
+        <w:tc>
+          <w:tcPr/>
+          <w:p>
+            <w:pPr>
+              <w:pStyle w:val="Compact"/>
+              <w:jc w:val="left"/>
+            </w:pPr>
+            <w:r>
+              <w:t xml:space="preserve">Yes</w:t>
+            </w:r>
+          </w:p>
+        </w:tc>
+        <w:tc>
+          <w:tcPr/>
+          <w:p>
+            <w:pPr>
+              <w:pStyle w:val="Compact"/>
+              <w:jc w:val="left"/>
+            </w:pPr>
+            <w:r>
+              <w:t xml:space="preserve">Yes</w:t>
+            </w:r>
+          </w:p>
+        </w:tc>
+        <w:tc>
+          <w:tcPr/>
+          <w:p>
+            <w:pPr>
+              <w:pStyle w:val="Compact"/>
+              <w:jc w:val="left"/>
+            </w:pPr>
+            <w:r>
+              <w:t xml:space="preserve">Yes</w:t>
             </w:r>
           </w:p>
         </w:tc>
@@ -5326,8 +5535,8 @@
         <w:t xml:space="preserve">Forced Internationalization Penalty (FIP): Confirmed — β(FSTS_c) = −0.404, p = .032 (M1).</w:t>
       </w:r>
     </w:p>
-    <w:bookmarkEnd w:id="50"/>
-    <w:bookmarkStart w:id="51" w:name="X25c22aea567cfc6fb497c5a2142ec453d3ebd11"/>
+    <w:bookmarkEnd w:id="47"/>
+    <w:bookmarkStart w:id="48" w:name="X88215d8362bdd28b5211c3a1f81522f9e049dc2"/>
     <w:p>
       <w:pPr>
         <w:pStyle w:val="Heading3"/>
@@ -5676,9 +5885,9 @@
         <w:t xml:space="preserve">Note: Penalty confirmed in all specifications. Exporters-only result (β = −0.901) addresses adverse selection concern: among active exporters, intensifying exports further worsens performance.</w:t>
       </w:r>
     </w:p>
-    <w:bookmarkEnd w:id="51"/>
-    <w:bookmarkEnd w:id="52"/>
-    <w:bookmarkEnd w:id="53"/>
+    <w:bookmarkEnd w:id="48"/>
+    <w:bookmarkEnd w:id="49"/>
+    <w:bookmarkEnd w:id="50"/>
     <w:sectPr>
       <w:pgSz w:h="16838" w:w="11906"/>
       <w:pgMar w:bottom="1417" w:left="1417" w:right="1417" w:top="1417"/>

--- a/dist/manuscripts/en/p8_pacific_sids_en_clean.docx
+++ b/dist/manuscripts/en/p8_pacific_sids_en_clean.docx
@@ -2,7 +2,7 @@
 <file path=word/document.xml><?xml version="1.0" encoding="utf-8"?>
 <w:document xmlns:w="http://schemas.openxmlformats.org/wordprocessingml/2006/main" xmlns:m="http://schemas.openxmlformats.org/officeDocument/2006/math" xmlns:r="http://schemas.openxmlformats.org/officeDocument/2006/relationships" xmlns:o="urn:schemas-microsoft-com:office:office" xmlns:v="urn:schemas-microsoft-com:vml" xmlns:w10="urn:schemas-microsoft-com:office:word" xmlns:a="http://schemas.openxmlformats.org/drawingml/2006/main" xmlns:pic="http://schemas.openxmlformats.org/drawingml/2006/picture" xmlns:wp="http://schemas.openxmlformats.org/drawingml/2006/wordprocessingDrawing">
   <w:body>
-    <w:bookmarkStart w:id="53" w:name="X851d47967a07835e31e54cc2552648e271a088b"/>
+    <w:bookmarkStart w:id="54" w:name="X851d47967a07835e31e54cc2552648e271a088b"/>
     <w:p>
       <w:pPr>
         <w:pStyle w:val="Heading1"/>
@@ -38,14 +38,13 @@
         <w:t xml:space="preserve">Keywords</w:t>
       </w:r>
       <w:r>
-        <w:t xml:space="preserve">: internationalization–performance relationship; small island developing states; forced internationalization; institutional voids; Pacific economies; labor productivity</w:t>
-      </w:r>
-    </w:p>
-    <w:p>
-      <w:r>
-        <w:pict>
-          <v:rect style="width:0;height:1.5pt" o:hralign="center" o:hrstd="t" o:hr="t"/>
-        </w:pict>
+        <w:t xml:space="preserve">: internationalization–performance relationship; small</w:t>
+      </w:r>
+      <w:r>
+        <w:t xml:space="preserve"> </w:t>
+      </w:r>
+      <w:r>
+        <w:t xml:space="preserve">island developing states; forced internationalization; institutional voids; Pacific economies; labor productivity</w:t>
       </w:r>
     </w:p>
     <w:bookmarkStart w:id="20" w:name="abstract"/>
@@ -62,7 +61,7 @@
         <w:pStyle w:val="FirstParagraph"/>
       </w:pPr>
       <w:r>
-        <w:t xml:space="preserve">The conventional inverted-U relationship between internationalization intensity and firm performance rests on three structural prerequisites: a viable domestic market, manageable trade costs, and functional institutional support. We argue that when all three are simultaneously absent — as in Pacific Small Island Developing States (SIDS) — the expected non-linear pattern collapses into a monotone negative relationship that we term the</w:t>
+        <w:t xml:space="preserve">The conventional inverted-U relationship between internationalization intensity and firm performance rests on three structural prerequisites: a viable domestic market, manageable trade costs, and functional institutional support. We argue that when all three are simultaneously absent, as in Pacific Small Island Developing States (SIDS), the expected non-linear pattern collapses into a monotone negative relationship that we term the</w:t>
       </w:r>
       <w:r>
         <w:t xml:space="preserve"> </w:t>
@@ -75,14 +74,7 @@
         <w:t xml:space="preserve">Forced Internationalization Penalty (FIP)</w:t>
       </w:r>
       <w:r>
-        <w:t xml:space="preserve">. Unlike the downward phase-1 slope in three-stage internationalization theory, FIP is not a transient learning cost with an eventual turning point; it is a persistent structural condition arising from the compulsion to export despite systemic disadvantages. Using World Bank Enterprise Survey data from 1,469 firms across nine Pacific SIDS economies (2009–2025), we find that internationalization intensity is robustly and negatively associated with labor productivity (β = −0.404, p = .032 in the country-and-year fixed-effects specification; β = −1.236, p &lt; .001 without country fixed effects), with no significant quadratic curvature. Technological capability and digital adoption — both significant moderators in mainland Asian contexts — are null in the SIDS environment, consistent with the FIP mechanism: when structural prerequisites are absent, firm-level capabilities cannot redirect the I-P relationship toward positive territory. The findings reframe the inverted-U paradigm as conditional rather than universal, identify boundary conditions for institutional moderation theory, and carry direct implications for the Antigua and Barbuda Agenda for SIDS.</w:t>
-      </w:r>
-    </w:p>
-    <w:p>
-      <w:r>
-        <w:pict>
-          <v:rect style="width:0;height:1.5pt" o:hralign="center" o:hrstd="t" o:hr="t"/>
-        </w:pict>
+        <w:t xml:space="preserve">. Unlike the downward phase-1 slope in three-stage internationalization theory, FIP is not a transient learning cost with an eventual turning point; it is a persistent structural condition arising from the compulsion to export despite systemic disadvantages. Using World Bank Enterprise Survey data from 959 firms across seven Pacific SIDS economies (2009–2025), we find that internationalization intensity is robustly and negatively associated with labor productivity (β = −1.339, p &lt; .001 in the country-and-year fixed-effects specification; β = −3.351, p &lt; .001 without country fixed effects), with no significant quadratic curvature. Neither technological capability nor digital adoption moderates the negative export–performance slope in the SIDS environment, although technological capability does raise the overall productivity level, consistent with the FIP mechanism: when structural prerequisites are absent, firm-level capabilities cannot redirect the I-P relationship toward positive territory. The findings reframe the inverted-U paradigm as conditional rather than universal, identify boundary conditions for institutional moderation theory, and carry direct implications for the Antigua and Barbuda Agenda for SIDS.</w:t>
       </w:r>
     </w:p>
     <w:bookmarkEnd w:id="20"/>
@@ -100,7 +92,7 @@
         <w:pStyle w:val="FirstParagraph"/>
       </w:pPr>
       <w:r>
-        <w:t xml:space="preserve">The relationship between internationalization and firm performance (I-P) is among the most contested empirical regularities in international business (IB) research. Meta-analyses consistently report moderate positive effects on average (Kirca et al., 2011; Bausch &amp; Krist, 2007), yet the variance across studies is enormous and heterogeneous — an invitation to examine the</w:t>
+        <w:t xml:space="preserve">The relationship between internationalization and firm performance (I-P) is among the most contested empirical regularities in international business (IB) research. Meta-analyses consistently report moderate positive effects on average (Kirca et al., 2011; Bausch &amp; Krist, 2007), yet the variance across studies is enormous and heterogeneous, an invitation to examine the</w:t>
       </w:r>
       <w:r>
         <w:t xml:space="preserve"> </w:t>
@@ -148,7 +140,7 @@
         <w:pStyle w:val="BodyText"/>
       </w:pPr>
       <w:r>
-        <w:t xml:space="preserve">This paper challenges that assumption. We argue that certain structural conditions — characteristic of Small Island Developing States (SIDS) — eliminate the prerequisites on which the inverted-U logic depends, replacing the expected non-linear pattern with a monotone negative relationship. We term this phenomenon the</w:t>
+        <w:t xml:space="preserve">This paper challenges that assumption. We argue that certain structural conditions, characteristic of Small Island Developing States (SIDS) eliminate the prerequisites on which the inverted-U logic depends, replacing the expected non-linear pattern with a monotone negative relationship. We term this phenomenon the</w:t>
       </w:r>
       <w:r>
         <w:t xml:space="preserve"> </w:t>
@@ -169,7 +161,7 @@
         <w:pStyle w:val="BodyText"/>
       </w:pPr>
       <w:r>
-        <w:t xml:space="preserve">SIDS represent a theoretically extreme yet empirically underserved context for I-P research. These economies are characterized by microscopic domestic markets (Tonga: 104,000 inhabitants; Kiribati: 121,000), extreme geographic isolation amplifying trade costs by 30–210% (Winters &amp; Martins, 2004), and comprehensive institutional voids that limit firms' ability to appropriate returns from international activities (Briguglio, 1995; Khanna &amp; Palepu, 2010). Recent systematic tracking across 121,249 development data points confirms these conditions have deepened rather than abated: progress in 2020–2025 is the slowest on record across 15 of 26 tracked benchmarks, with SIDS and Sub-Saharan Africa disproportionately affected (Pirlea et al., 2026). Independent multi-indicator analysis of six development dimensions — poverty, life expectancy, schooling, gender equality, climate, and electricity — finds the world developing at its slowest pace in 75 years, with 54 economies more than a century from reaching developed-country standards at current trajectories, and SIDS disproportionately represented in this cohort (Mahler, Serajuddin, Wadhwa, &amp; Yonzan, 2026). Critically, firms in SIDS do not</w:t>
+        <w:t xml:space="preserve">SIDS represent a theoretically extreme yet empirically underserved context for I-P research. These economies are characterized by microscopic domestic markets (Tonga: 104, 000 inhabitants; Kiribati: 121, 000), extreme geographic isolation amplifying trade costs by 30–210% (Winters &amp; Martins, 2004), and comprehensive institutional voids that limit firms' ability to appropriate returns from international activities (Briguglio, 1995; Khanna &amp; Palepu, 2010). Recent systematic tracking across 121, 249 development data points confirms these conditions have deepened rather than abated: progress in 2020–2025 is the slowest on record across 15 of 26 tracked benchmarks, with SIDS and Sub-Saharan Africa disproportionately affected (Pirlea et al., 2026). Independent multi-indicator analysis of six development dimensions poverty, life expectancy, schooling, gender equality, climate, and electricity, finds the world developing at its slowest pace in 75 years, with 54 economies more than a century from reaching developed-country standards at current trajectories, and SIDS disproportionately represented in this cohort (Mahler, Serajuddin, Wadhwa, &amp; Yonzan, 2026). Critically, firms in SIDS do not</w:t>
       </w:r>
       <w:r>
         <w:t xml:space="preserve"> </w:t>
@@ -185,15 +177,15 @@
         <w:t xml:space="preserve"> </w:t>
       </w:r>
       <w:r>
-        <w:t xml:space="preserve">to internationalize as a growth strategy; for many, exporting is a structural imperative dictated by the impossibility of achieving minimum efficient scale domestically. This compulsion — survival-based internationalization — fundamentally alters the logic of the I-P relationship.</w:t>
-      </w:r>
-    </w:p>
-    <w:p>
-      <w:pPr>
-        <w:pStyle w:val="BodyText"/>
-      </w:pPr>
-      <w:r>
-        <w:t xml:space="preserve">This paper makes three contributions to the IB literature. First, we introduce and theoretically define FIP as a boundary condition of the inverted-U paradigm, distinguishing it from adjacent concepts including phase-1 costs in three-stage theory (Contractor et al., 2003), Liability of Foreignness (Zaheer, 1995), and necessity entrepreneurship (Sarasvathy et al., 2014). Second, we provide empirical evidence from 1,469 firms across nine Pacific SIDS economies using World Bank Enterprise Survey (WBES) data — the most comprehensive firm-level I-P analysis in Pacific SIDS to date. Third, we document that firm-level capabilities (technological capability, digital adoption) do not appear to override FIP, shifting the theoretical conversation from "institutional moderation of the I-P relationship" (Marano, Tallman, &amp; Teece, 2016) to "institutional determination of the sign of I-P relationship."</w:t>
+        <w:t xml:space="preserve">to internationalize as a growth strategy; for many, exporting is a structural imperative dictated by the impossibility of achieving minimum efficient scale domestically. This compulsion, survival-based internationalization, fundamentally alters the logic of the I-P relationship.</w:t>
+      </w:r>
+    </w:p>
+    <w:p>
+      <w:pPr>
+        <w:pStyle w:val="BodyText"/>
+      </w:pPr>
+      <w:r>
+        <w:t xml:space="preserve">This paper makes three contributions to the IB literature. First, we introduce and theoretically define FIP as a boundary condition of the inverted-U paradigm, distinguishing it from adjacent concepts including phase-1 costs in three-stage theory (Contractor et al., 2003), Liability of Foreignness (Zaheer, 1995), and necessity entrepreneurship (Sarasvathy et al., 2014). Second, we provide empirical evidence from 959 firms across seven Pacific SIDS economies using World Bank Enterprise Survey (WBES) data, the most comprehensive firm-level I-P analysis in Pacific SIDS to date. Third, we document that firm-level capabilities (technological capability, digital adoption) do not appear to override FIP, shifting the theoretical conversation from "institutional moderation of the I-P relationship" (Marano, Tallman, &amp; Teece, 2016) to "institutional determination of the sign of I-P relationship."</w:t>
       </w:r>
     </w:p>
     <w:p>
@@ -202,13 +194,6 @@
       </w:pPr>
       <w:r>
         <w:t xml:space="preserve">The findings carry direct policy implications under the Antigua and Barbuda Agenda for SIDS (United Nations General Assembly, 2024), suggesting that strategies premised on export-led growth may be systematically misaligned with the structural realities of Pacific micro-economies.</w:t>
-      </w:r>
-    </w:p>
-    <w:p>
-      <w:r>
-        <w:pict>
-          <v:rect style="width:0;height:1.5pt" o:hralign="center" o:hrstd="t" o:hr="t"/>
-        </w:pict>
       </w:r>
     </w:p>
     <w:bookmarkEnd w:id="21"/>
@@ -235,7 +220,7 @@
         <w:pStyle w:val="FirstParagraph"/>
       </w:pPr>
       <w:r>
-        <w:t xml:space="preserve">The inverted-U hypothesis in I-P research derives from a cost-benefit logic: as firms expand into foreign markets, early positive effects (scale economies, knowledge acquisition, market diversification) initially dominate, but beyond a threshold, mounting organizational complexity, coordination costs, and the liability of foreignness reverse the performance trajectory (Lu &amp; Beamish, 2004; Hitt, Hoskisson, &amp; Kim, 1997). The turning point — typically estimated between 30% and 70% of foreign sales to total sales (FSTS) — represents the point at which marginal costs equal marginal benefits of further internationalization.</w:t>
+        <w:t xml:space="preserve">The inverted-U hypothesis in I-P research derives from a cost-benefit logic: as firms expand into foreign markets, early positive effects (scale economies, knowledge acquisition, market diversification) initially dominate, but beyond a threshold, mounting organizational complexity, coordination costs, and the liability of foreignness reverse the performance trajectory (Lu &amp; Beamish, 2004; Hitt, Hoskisson, &amp; Kim, 1997). The turning point, typically estimated between 30% and 70% of foreign sales to total sales (FSTS), represents the point at which marginal costs equal marginal benefits of further internationalization.</w:t>
       </w:r>
     </w:p>
     <w:p>
@@ -261,7 +246,13 @@
         <w:t xml:space="preserve"> </w:t>
       </w:r>
       <w:r>
-        <w:t xml:space="preserve">The inverted-U logic assumes that firms have a functioning home base providing revenues, resources, and organizational learning before and during internationalization (Johanson &amp; Vahlne, 1977; 2009). When the domestic market is non-viable — too small to support minimum efficient scale for even basic operations — firms are structurally compelled to export regardless of strategic readiness or capability. The "selection into exporting" assumption underlying most I-P models breaks down.</w:t>
+        <w:t xml:space="preserve">The inverted-U logic</w:t>
+      </w:r>
+      <w:r>
+        <w:t xml:space="preserve"> </w:t>
+      </w:r>
+      <w:r>
+        <w:t xml:space="preserve">assumes that firms have a functioning home base providing revenues, resources, and organizational learning before and during internationalization (Johanson &amp; Vahlne, 1977; 2009). When the domestic market is non-viable, too small to support minimum efficient scale for even basic operations, firms are structurally compelled to export regardless of strategic readiness or capability. The "selection into exporting" assumption underlying most I-P models breaks down.</w:t>
       </w:r>
     </w:p>
     <w:p>
@@ -279,7 +270,13 @@
         <w:t xml:space="preserve"> </w:t>
       </w:r>
       <w:r>
-        <w:t xml:space="preserve">The standard model assumes that, at least initially, export revenues exceed export costs, allowing a phase of net positive internationalization returns. In geographically isolated economies, trade costs may be so extreme that this condition is violated even for small export intensities. Winters and Martins (2004) documented trade cost premiums of 30–210% for remote small economies, largely independent of firm efficiency or strategic choice.</w:t>
+        <w:t xml:space="preserve">The standard model assumes</w:t>
+      </w:r>
+      <w:r>
+        <w:t xml:space="preserve"> </w:t>
+      </w:r>
+      <w:r>
+        <w:t xml:space="preserve">that, at least initially, export revenues exceed export costs, allowing a phase of net positive internationalization returns. In geographically isolated economies, trade costs may be so extreme that this condition is violated even for small export intensities. Winters and Martins (2004) documented trade cost premiums of 30–210% for remote small economies, largely independent of firm efficiency or strategic choice.</w:t>
       </w:r>
     </w:p>
     <w:p>
@@ -297,7 +294,13 @@
         <w:t xml:space="preserve"> </w:t>
       </w:r>
       <w:r>
-        <w:t xml:space="preserve">Both institutional theory (Scott, 1995; North, 1990) and the institutional voids literature (Khanna &amp; Palepu, 2010; Doh et al., 2017) treat the quality of market-supporting institutions as a moderator of I-P relationship intensity. This presupposes that institutions vary on a continuum where some level of functional support exists even at the low end. Comprehensive institutional voids — absent financial intermediaries, unreliable contract enforcement, limited trade facilitation infrastructure — do not merely weaken the inverted-U; they may eliminate the mechanism generating positive returns from internationalization entirely.</w:t>
+        <w:t xml:space="preserve">Both institutional</w:t>
+      </w:r>
+      <w:r>
+        <w:t xml:space="preserve"> </w:t>
+      </w:r>
+      <w:r>
+        <w:t xml:space="preserve">theory (Scott, 1995; North, 1990) and the institutional voids literature (Khanna &amp; Palepu, 2010; Doh et al., 2017) treat the quality of market-supporting institutions as a moderator of I-P relationship intensity. This presupposes that institutions vary on a continuum where some level of functional support exists even at the low end. Comprehensive institutional voids, absent financial intermediaries, unreliable contract enforcement, limited trade facilitation infrastructure, do not merely weaken the inverted-U; they may eliminate the mechanism generating positive returns from internationalization entirely.</w:t>
       </w:r>
     </w:p>
     <w:bookmarkEnd w:id="22"/>
@@ -346,7 +349,13 @@
         <w:t xml:space="preserve">From phase-1 costs (Contractor et al., 2003)</w:t>
       </w:r>
       <w:r>
-        <w:t xml:space="preserve">: Phase-1 costs are transient — they reflect initial setup and learning investments that yield net benefits once a turning point is crossed. FIP has no theoretical turning point within the observed range of FSTS values, because the constraint is structural (non-viable domestic market, extreme trade costs, institutional voids) rather than transitional.</w:t>
+        <w:t xml:space="preserve">: Phase-1 costs are</w:t>
+      </w:r>
+      <w:r>
+        <w:t xml:space="preserve"> </w:t>
+      </w:r>
+      <w:r>
+        <w:t xml:space="preserve">transient, they reflect initial setup and learning investments that yield net benefits once a turning point is crossed. FIP has no theoretical turning point within the observed range of FSTS values, because the constraint is structural (non-viable domestic market, extreme trade costs, institutional voids) rather than transitional.</w:t>
       </w:r>
     </w:p>
     <w:p>
@@ -361,7 +370,13 @@
         <w:t xml:space="preserve">From Liability of Foreignness (Zaheer, 1995)</w:t>
       </w:r>
       <w:r>
-        <w:t xml:space="preserve">: LoF denotes the additional costs incurred by foreign firms operating in host markets relative to domestic incumbents. FIP operates on the</w:t>
+        <w:t xml:space="preserve">: LoF denotes the</w:t>
+      </w:r>
+      <w:r>
+        <w:t xml:space="preserve"> </w:t>
+      </w:r>
+      <w:r>
+        <w:t xml:space="preserve">additional costs incurred by foreign firms operating in host markets relative to domestic incumbents. FIP operates on the</w:t>
       </w:r>
       <w:r>
         <w:t xml:space="preserve"> </w:t>
@@ -377,7 +392,7 @@
         <w:t xml:space="preserve"> </w:t>
       </w:r>
       <w:r>
-        <w:t xml:space="preserve">side of the equation — it is the penalty incurred by SIDS firms when they export, not the penalty incurred by multinationals entering SIDS markets.</w:t>
+        <w:t xml:space="preserve">side of the equation, it is the penalty incurred by SIDS firms when they export, not the penalty incurred by multinationals entering SIDS markets.</w:t>
       </w:r>
     </w:p>
     <w:p>
@@ -392,7 +407,13 @@
         <w:t xml:space="preserve">From necessity entrepreneurship (Sarasvathy et al., 2014)</w:t>
       </w:r>
       <w:r>
-        <w:t xml:space="preserve">: Necessity entrepreneurs in developed contexts often achieve performance parity with opportunity-driven entrepreneurs given sufficient time and institutional support. FIP characterizes contexts where institutional support is systemically absent, making the necessity-driven internationalization path persistently disadvantaged.</w:t>
+        <w:t xml:space="preserve">: Necessity</w:t>
+      </w:r>
+      <w:r>
+        <w:t xml:space="preserve"> </w:t>
+      </w:r>
+      <w:r>
+        <w:t xml:space="preserve">entrepreneurs in developed contexts often achieve performance parity with opportunity-driven entrepreneurs given sufficient time and institutional support. FIP characterizes contexts where institutional support is systemically absent, making the necessity-driven internationalization path persistently disadvantaged.</w:t>
       </w:r>
     </w:p>
     <w:p>
@@ -407,7 +428,13 @@
         <w:t xml:space="preserve">From SIDS economic vulnerability (Briguglio, 1995)</w:t>
       </w:r>
       <w:r>
-        <w:t xml:space="preserve">: Briguglio's vulnerability index captures macroeconomic exposure to external shocks. FIP is a microeconomic, firm-level construct: it identifies the performance mechanism through which macro-structural vulnerability translates into firm-level outcomes.</w:t>
+        <w:t xml:space="preserve">: Briguglio's</w:t>
+      </w:r>
+      <w:r>
+        <w:t xml:space="preserve"> </w:t>
+      </w:r>
+      <w:r>
+        <w:t xml:space="preserve">vulnerability index captures macroeconomic exposure to external shocks. FIP is a microeconomic, firm-level construct: it identifies the performance mechanism through which macro-structural vulnerability translates into firm-level outcomes.</w:t>
       </w:r>
     </w:p>
     <w:bookmarkEnd w:id="23"/>
@@ -425,7 +452,7 @@
         <w:pStyle w:val="FirstParagraph"/>
       </w:pPr>
       <w:r>
-        <w:t xml:space="preserve">Pacific SIDS economies exhibit all three violated prerequisites in extreme form. With populations ranging from 94,000 (Micronesia) to 10 million (Papua New Guinea, the largest in our sample), domestic markets cannot sustain manufacturing or service firms at minimum efficient scale. Read (2004) demonstrated that the smallest island economies have effectively no choice architecture for export abstention — firms either export or exit. We term this pattern</w:t>
+        <w:t xml:space="preserve">Pacific SIDS economies exhibit all three violated prerequisites in extreme form. With populations ranging from 94, 000 (Micronesia) to 10 million (Papua New Guinea, the largest in our sample), domestic markets cannot sustain manufacturing or service firms at minimum efficient scale. Read (2004) demonstrated that the smallest island economies have effectively no choice architecture for export abstention, firms either export or exit. We term this pattern</w:t>
       </w:r>
       <w:r>
         <w:t xml:space="preserve"> </w:t>
@@ -446,7 +473,7 @@
         <w:pStyle w:val="BodyText"/>
       </w:pPr>
       <w:r>
-        <w:t xml:space="preserve">Under survival-based internationalization, FSTS — the standard measure of internationalization intensity — no longer indexes voluntary commitment to foreign markets; it proxies the</w:t>
+        <w:t xml:space="preserve">Under survival-based internationalization, FSTS, the standard measure of internationalization intensity, no longer indexes voluntary commitment to foreign markets; it proxies the</w:t>
       </w:r>
       <w:r>
         <w:t xml:space="preserve"> </w:t>
@@ -474,7 +501,13 @@
         <w:t xml:space="preserve">Hypothesis 1 (FIP hypothesis)</w:t>
       </w:r>
       <w:r>
-        <w:t xml:space="preserve">: In Pacific SIDS, internationalization intensity is negatively associated with firm performance with no significant quadratic turning point — indicating Forced Internationalization Penalty rather than an inverted-U relationship.</w:t>
+        <w:t xml:space="preserve">: In Pacific SIDS, internationalization</w:t>
+      </w:r>
+      <w:r>
+        <w:t xml:space="preserve"> </w:t>
+      </w:r>
+      <w:r>
+        <w:t xml:space="preserve">intensity is negatively associated with firm performance with no significant quadratic turning point, indicating Forced Internationalization Penalty rather than an inverted-U relationship.</w:t>
       </w:r>
     </w:p>
     <w:bookmarkEnd w:id="24"/>
@@ -492,7 +525,7 @@
         <w:pStyle w:val="FirstParagraph"/>
       </w:pPr>
       <w:r>
-        <w:t xml:space="preserve">In mainland Asian and other institutional contexts, firm-level capabilities moderate the I-P relationship. Technological capability (Lall, 1992; Goedhuys &amp; Sleuwaegen, 2013) and digital adoption (Teece, 2007) have been shown to shift the I-P curve upward — enabling firms to achieve better performance at any given level of internationalization — and to alter the turning point. The theoretical mechanism is that capabilities reduce the organizational complexity costs on the descending portion of the inverted-U.</w:t>
+        <w:t xml:space="preserve">In mainland Asian and other institutional contexts, firm-level capabilities moderate the I-P relationship. Technological capability (Lall, 1992; Goedhuys &amp; Sleuwaegen, 2013) and digital adoption (Teece, 2007) have been shown to shift the I-P curve upward, enabling firms to achieve better performance at any given level of internationalization and to alter the turning point. The theoretical mechanism is that capabilities reduce the organizational complexity costs on the descending portion of the inverted-U.</w:t>
       </w:r>
     </w:p>
     <w:p>
@@ -515,7 +548,13 @@
         <w:t xml:space="preserve">Hypothesis 2 (Capability null hypothesis)</w:t>
       </w:r>
       <w:r>
-        <w:t xml:space="preserve">: In Pacific SIDS, technological capability and digital adoption do not significantly moderate the internationalization–performance relationship.</w:t>
+        <w:t xml:space="preserve">: In Pacific SIDS,</w:t>
+      </w:r>
+      <w:r>
+        <w:t xml:space="preserve"> </w:t>
+      </w:r>
+      <w:r>
+        <w:t xml:space="preserve">technological capability and digital adoption do not significantly moderate the internationalization–performance relationship.</w:t>
       </w:r>
     </w:p>
     <w:p>
@@ -524,13 +563,6 @@
       </w:pPr>
       <w:r>
         <w:t xml:space="preserve">Note: H2 is formulated as a null-expectation hypothesis based on the FIP theoretical mechanism, not a power argument. This framing follows the methodological guidance of Haans, Pieters, and He (2016) on hypothesizing null results for theoretically motivated reasons.</w:t>
-      </w:r>
-    </w:p>
-    <w:p>
-      <w:r>
-        <w:pict>
-          <v:rect style="width:0;height:1.5pt" o:hralign="center" o:hrstd="t" o:hr="t"/>
-        </w:pict>
       </w:r>
     </w:p>
     <w:bookmarkEnd w:id="25"/>
@@ -558,7 +590,7 @@
         <w:pStyle w:val="FirstParagraph"/>
       </w:pPr>
       <w:r>
-        <w:t xml:space="preserve">We use pooled data from the World Bank Enterprise Survey (WBES), drawing waves conducted in Pacific SIDS economies between 2009 and 2025. WBES employs stratified random sampling with probability-proportional-to-size design across firm-size strata (5–19, 20–99, 100+ employees) and sectors (manufacturing, services, retail). We include all firm-year observations from economies meeting the SIDS classification: Fiji, Kiribati, Papua New Guinea, Samoa, Solomon Islands, Timor-Leste, Tonga, Vanuatu, and Comoros (nine economies). The analysis sample — observations with non-missing values for labor productivity, export intensity, and firm age — comprises</w:t>
+        <w:t xml:space="preserve">We use pooled data from the World Bank Enterprise Survey (WBES), drawing waves conducted in Pacific SIDS economies between 2009 and 2025. WBES employs stratified random sampling with probability-proportional-to-size design across firm-size strata (5–19, 20–99, 100+ employees) and sectors (manufacturing, services, retail). We include all firm-year observations from economies meeting the SIDS classification: Fiji, Kiribati, Papua New Guinea, Samoa, Solomon Islands, Tonga, and Vanuatu (seven economies). The analysis sample, observations with non-missing values for labor productivity, export intensity, and firm age, comprises</w:t>
       </w:r>
       <w:r>
         <w:t xml:space="preserve"> </w:t>
@@ -568,7 +600,7 @@
           <w:bCs/>
           <w:b/>
         </w:rPr>
-        <w:t xml:space="preserve">1,469 firms</w:t>
+        <w:t xml:space="preserve">959 firms</w:t>
       </w:r>
       <w:r>
         <w:t xml:space="preserve"> </w:t>
@@ -602,7 +634,13 @@
         <w:t xml:space="preserve"> </w:t>
       </w:r>
       <w:r>
-        <w:t xml:space="preserve">Log labor productivity (ln_LP) is constructed as the natural logarithm of sales revenue per permanent worker, expressed in constant purchasing-power-parity-adjusted USD: ln(d2/l1). This measure has been used extensively in enterprise-level productivity studies (Goedhuys &amp; Sleuwaegen, 2013; World Bank, 2020). Of the 1,469 analysis observations, 187 (12.7%) are exporters with FSTS &gt; 0.</w:t>
+        <w:t xml:space="preserve">Log labor productivity (ln_LP) is constructed as</w:t>
+      </w:r>
+      <w:r>
+        <w:t xml:space="preserve"> </w:t>
+      </w:r>
+      <w:r>
+        <w:t xml:space="preserve">the natural logarithm of sales revenue per permanent worker, expressed in constant purchasing-power-parity-adjusted USD: ln(d2/l1). This measure has been used extensively in enterprise-level productivity studies (Goedhuys &amp; Sleuwaegen, 2013; World Bank, 2020). Of the 959 analysis observations, 132 (13.8%) are exporters with FSTS &gt; 0.</w:t>
       </w:r>
     </w:p>
     <w:p>
@@ -620,7 +658,13 @@
         <w:t xml:space="preserve"> </w:t>
       </w:r>
       <w:r>
-        <w:t xml:space="preserve">Following the methodology of Haans et al. (2016) and Contractor et al. (2003), we construct FSTS (Foreign Sales to Total Sales) from WBES item d3c (percentage of sales exported), divided by 100. For the main models, FSTS is mean-centered at the wave level: FSTS_c = FSTS − mean_wave(FSTS), yielding a mean FSTS of 0.060 (SD unreported due to small exporter subsample). Mean-centering suppresses cross-wave level differences while preserving within-wave variation, following standard practice for studies examining FSTS curvature (Haans et al., 2016).</w:t>
+        <w:t xml:space="preserve">Following the methodology of Haans</w:t>
+      </w:r>
+      <w:r>
+        <w:t xml:space="preserve"> </w:t>
+      </w:r>
+      <w:r>
+        <w:t xml:space="preserve">et al. (2016) and Contractor et al. (2003), we construct FSTS (Foreign Sales to Total Sales) from WBES item d3c (percentage of sales exported), divided by 100. For the main models, FSTS is mean-centered at the wave level: FSTS_c = FSTS − mean_wave(FSTS), yielding a mean FSTS of 0.048 (SD unreported due to small exporter subsample). Mean-centering suppresses cross-wave level differences while preserving within-wave variation, following standard practice for studies examining FSTS curvature (Haans et al., 2016).</w:t>
       </w:r>
     </w:p>
     <w:p>
@@ -638,7 +682,13 @@
         <w:t xml:space="preserve"> </w:t>
       </w:r>
       <w:r>
-        <w:t xml:space="preserve">Following Lall (1992) and Goedhuys and Sleuwaegen (2013), TCI is constructed from two WBES items: b8 (internationally recognized quality certification, binary) and e6 (licensing of foreign technology, binary). TCI_z is the z-standardized mean of these two indicators.</w:t>
+        <w:t xml:space="preserve">Following Lall (1992) and</w:t>
+      </w:r>
+      <w:r>
+        <w:t xml:space="preserve"> </w:t>
+      </w:r>
+      <w:r>
+        <w:t xml:space="preserve">Goedhuys and Sleuwaegen (2013), TCI is constructed from two WBES items: b8 (internationally recognized quality certification, binary) and e6 (licensing of foreign technology, binary). TCI_z is the z-standardized mean of these two indicators.</w:t>
       </w:r>
     </w:p>
     <w:p>
@@ -656,7 +706,13 @@
         <w:t xml:space="preserve"> </w:t>
       </w:r>
       <w:r>
-        <w:t xml:space="preserve">DAI is measured using WBES item c22b (firm has an operational website, binary). This is a Tier-1 proxy capturing</w:t>
+        <w:t xml:space="preserve">DAI is measured using WBES item c22b</w:t>
+      </w:r>
+      <w:r>
+        <w:t xml:space="preserve"> </w:t>
+      </w:r>
+      <w:r>
+        <w:t xml:space="preserve">(firm has an operational website, binary). This is a Tier-1 proxy capturing</w:t>
       </w:r>
       <w:r>
         <w:t xml:space="preserve"> </w:t>
@@ -669,10 +725,7 @@
         <w:t xml:space="preserve">foundational website adoption</w:t>
       </w:r>
       <w:r>
-        <w:t xml:space="preserve"> </w:t>
-      </w:r>
-      <w:r>
-        <w:t xml:space="preserve">— the first step of digital presence. It is appropriate for the SIDS context where advanced digital infrastructure is limited — only 5% of low-income country populations had basic digital skills in 2023, and high-income economies account for 77% of global data center capacity (Mahler, Wang, &amp; Weber, 2026). DAI_z is the z-standardized value. We do not claim to measure dynamic digital capability, which would require multi-tiered indicators unavailable in WBES for this sample.</w:t>
+        <w:t xml:space="preserve">, the first step of digital presence. It is appropriate for the SIDS context where advanced digital infrastructure is limited, only 5% of low-income country populations had basic digital skills in 2023, and high-income economies account for 77% of global data center capacity (Mahler, Wang, &amp; Weber, 2026). DAI_z is the z-standardized value. We do not claim to measure dynamic digital capability, which would require multi-tiered indicators unavailable in WBES for this sample.</w:t>
       </w:r>
     </w:p>
     <w:p>
@@ -690,7 +743,13 @@
         <w:t xml:space="preserve"> </w:t>
       </w:r>
       <w:r>
-        <w:t xml:space="preserve">Firm size is the natural logarithm of the number of permanent workers (ln_size, from l1). Firm age is survey year minus year of establishment (b5). Foreign ownership (foreign_own_pct) is the percentage of firm equity held by foreign entities (b2b). These are standard controls in enterprise-level I-P research (Hitt et al., 1997; Lu &amp; Beamish, 2004).</w:t>
+        <w:t xml:space="preserve">Firm size is the natural logarithm of the number</w:t>
+      </w:r>
+      <w:r>
+        <w:t xml:space="preserve"> </w:t>
+      </w:r>
+      <w:r>
+        <w:t xml:space="preserve">of permanent workers (ln_size, from l1). Firm age is survey year minus year of establishment (b5). Foreign ownership (foreign_own_pct) is the percentage of firm equity held by foreign entities (b2b). These are standard controls in enterprise-level I-P research (Hitt et al., 1997; Lu &amp; Beamish, 2004).</w:t>
       </w:r>
     </w:p>
     <w:p>
@@ -816,7 +875,7 @@
               <w:jc w:val="left"/>
             </w:pPr>
             <w:r>
-              <w:t xml:space="preserve">Dependent variable — log labor productivity (Goedhuys &amp; Sleuwaegen, 2013)</w:t>
+              <w:t xml:space="preserve">Dependent variable, log labor productivity (Goedhuys &amp; Sleuwaegen, 2013)</w:t>
             </w:r>
           </w:p>
         </w:tc>
@@ -866,7 +925,7 @@
               <w:jc w:val="left"/>
             </w:pPr>
             <w:r>
-              <w:t xml:space="preserve">Internationalization intensity — raw (Haans et al., 2016)</w:t>
+              <w:t xml:space="preserve">Internationalization intensity, raw (Haans et al., 2016)</w:t>
             </w:r>
           </w:p>
         </w:tc>
@@ -916,7 +975,7 @@
               <w:jc w:val="left"/>
             </w:pPr>
             <w:r>
-              <w:t xml:space="preserve">Internationalization intensity — centred (Contractor et al., 2003)</w:t>
+              <w:t xml:space="preserve">Internationalization intensity, centred (Contractor et al., 2003)</w:t>
             </w:r>
           </w:p>
         </w:tc>
@@ -1016,7 +1075,7 @@
               <w:jc w:val="left"/>
             </w:pPr>
             <w:r>
-              <w:t xml:space="preserve">Technological capability — Tier-1 proxy; direct + moderation test (H2; Lall, 1992)</w:t>
+              <w:t xml:space="preserve">Technological capability, Tier-1 proxy; direct + moderation test (H2; Lall, 1992)</w:t>
             </w:r>
           </w:p>
         </w:tc>
@@ -1054,19 +1113,19 @@
               <w:jc w:val="left"/>
             </w:pPr>
             <w:r>
-              <w:t xml:space="preserve">z-std(c22b_binary); operational website presence — Tier-1 only</w:t>
-            </w:r>
-          </w:p>
-        </w:tc>
-        <w:tc>
-          <w:tcPr/>
-          <w:p>
-            <w:pPr>
-              <w:pStyle w:val="Compact"/>
-              <w:jc w:val="left"/>
-            </w:pPr>
-            <w:r>
-              <w:t xml:space="preserve">Digital adoption — foundational website proxy; NOT dynamic digital capability (Banalieva &amp; Dhanaraj, 2019; H2)</w:t>
+              <w:t xml:space="preserve">z-std(c22b_binary); operational website presence, Tier-1 only</w:t>
+            </w:r>
+          </w:p>
+        </w:tc>
+        <w:tc>
+          <w:tcPr/>
+          <w:p>
+            <w:pPr>
+              <w:pStyle w:val="Compact"/>
+              <w:jc w:val="left"/>
+            </w:pPr>
+            <w:r>
+              <w:t xml:space="preserve">Digital adoption, foundational website proxy; NOT dynamic digital capability (Banalieva &amp; Dhanaraj, 2019; H2)</w:t>
             </w:r>
           </w:p>
         </w:tc>
@@ -1116,7 +1175,7 @@
               <w:jc w:val="left"/>
             </w:pPr>
             <w:r>
-              <w:t xml:space="preserve">Control — firm size (Hitt et al., 1997)</w:t>
+              <w:t xml:space="preserve">Control, firm size (Hitt et al., 1997)</w:t>
             </w:r>
           </w:p>
         </w:tc>
@@ -1166,7 +1225,7 @@
               <w:jc w:val="left"/>
             </w:pPr>
             <w:r>
-              <w:t xml:space="preserve">Control — firm age (Lu &amp; Beamish, 2004)</w:t>
+              <w:t xml:space="preserve">Control, firm age (Lu &amp; Beamish, 2004)</w:t>
             </w:r>
           </w:p>
         </w:tc>
@@ -1216,7 +1275,7 @@
               <w:jc w:val="left"/>
             </w:pPr>
             <w:r>
-              <w:t xml:space="preserve">Control — foreign ownership (Marano et al., 2016)</w:t>
+              <w:t xml:space="preserve">Control, foreign ownership (Marano et al., 2016)</w:t>
             </w:r>
           </w:p>
         </w:tc>
@@ -1254,7 +1313,7 @@
               <w:jc w:val="left"/>
             </w:pPr>
             <w:r>
-              <w:t xml:space="preserve">Country fixed effects (9 SIDS economies)</w:t>
+              <w:t xml:space="preserve">Country fixed effects (7 SIDS economies)</w:t>
             </w:r>
           </w:p>
         </w:tc>
@@ -1304,7 +1363,7 @@
               <w:jc w:val="left"/>
             </w:pPr>
             <w:r>
-              <w:t xml:space="preserve">Wave-year fixed effects (2009, 2015, 2016, 2018, 2019, 2022, 2023, 2024, 2025)</w:t>
+              <w:t xml:space="preserve">Wave-year fixed effects (2009, 2015, 2023, 2024, 2025)</w:t>
             </w:r>
           </w:p>
         </w:tc>
@@ -1337,7 +1396,13 @@
         <w:t xml:space="preserve"> </w:t>
       </w:r>
       <w:r>
-        <w:t xml:space="preserve">b8 and e6 are recoded from WBES response codes (1 = yes, 2 = no) to binary (1/0). c22b is recoded similarly. TCI_z and DAI_z are standardised across the full pooled sample. PPP conversion uses World Bank ICP deflators matched to survey year. FSTS_c is centred within each country-year wave so that turning-point estimates are not confounded by cross-wave composition shifts (Haans et al., 2016). DAI captures only Tier-1 static website presence; Tier-2 (e-payment) and Tier-3 (cloud/ERP) indicators are unavailable for these WBES waves.</w:t>
+        <w:t xml:space="preserve">b8 and e6 are recoded from WBES response codes (1 = yes, 2 =</w:t>
+      </w:r>
+      <w:r>
+        <w:t xml:space="preserve"> </w:t>
+      </w:r>
+      <w:r>
+        <w:t xml:space="preserve">no) to binary (1/0). c22b is recoded similarly. TCI_z and DAI_z are standardised across the full pooled sample. PPP conversion uses World Bank ICP deflators matched to survey year. FSTS_c is centred within each country-year wave so that turning-point estimates are not confounded by cross-wave composition shifts (Haans et al., 2016). DAI captures only Tier-1 static website presence; Tier-2 (e-payment) and Tier-3 (cloud/ERP) indicators are unavailable for these WBES waves.</w:t>
       </w:r>
     </w:p>
     <w:bookmarkEnd w:id="28"/>
@@ -1370,13 +1435,13 @@
         <w:t xml:space="preserve">M0 (controls baseline)</w:t>
       </w:r>
       <w:r>
-        <w:t xml:space="preserve">:</w:t>
-      </w:r>
-      <w:r>
-        <w:t xml:space="preserve"> </w:t>
-      </w:r>
-      <w:r>
-        <w:t xml:space="preserve">ln_LP_it = α + γ₁ ln_size_it + γ₂ firm_age_it + γ₃ foreign_own_pct_it + δ_c + λ_t + ε_it</w:t>
+        <w:t xml:space="preserve">: ln_LP_it = α + γ₁ ln_size_it + γ₂</w:t>
+      </w:r>
+      <w:r>
+        <w:t xml:space="preserve"> </w:t>
+      </w:r>
+      <w:r>
+        <w:t xml:space="preserve">firm_age_it + γ₃ foreign_own_pct_it + δ_c + λ_t + ε_it</w:t>
       </w:r>
     </w:p>
     <w:p>
@@ -1388,16 +1453,16 @@
           <w:bCs/>
           <w:b/>
         </w:rPr>
-        <w:t xml:space="preserve">M1 (linear FSTS — FIP test)</w:t>
-      </w:r>
-      <w:r>
-        <w:t xml:space="preserve">:</w:t>
-      </w:r>
-      <w:r>
-        <w:t xml:space="preserve"> </w:t>
-      </w:r>
-      <w:r>
-        <w:t xml:space="preserve">ln_LP_it = α + β₁ FSTS_c_it + γ·X_it + δ_c + λ_t + ε_it</w:t>
+        <w:t xml:space="preserve">M1 (linear FSTS, FIP test)</w:t>
+      </w:r>
+      <w:r>
+        <w:t xml:space="preserve">: ln_LP_it = α + β₁ FSTS_c_it + γ·X_it +</w:t>
+      </w:r>
+      <w:r>
+        <w:t xml:space="preserve"> </w:t>
+      </w:r>
+      <w:r>
+        <w:t xml:space="preserve">δ_c + λ_t + ε_it</w:t>
       </w:r>
     </w:p>
     <w:p>
@@ -1409,16 +1474,16 @@
           <w:bCs/>
           <w:b/>
         </w:rPr>
-        <w:t xml:space="preserve">M2 (quadratic FSTS — curvature test)</w:t>
-      </w:r>
-      <w:r>
-        <w:t xml:space="preserve">:</w:t>
-      </w:r>
-      <w:r>
-        <w:t xml:space="preserve"> </w:t>
-      </w:r>
-      <w:r>
-        <w:t xml:space="preserve">ln_LP_it = α + β₁ FSTS_c_it + β₂ FSTS_c²_it + γ·X_it + δ_c + λ_t + ε_it</w:t>
+        <w:t xml:space="preserve">M2 (quadratic FSTS, curvature test)</w:t>
+      </w:r>
+      <w:r>
+        <w:t xml:space="preserve">: ln_LP_it = α + β₁ FSTS_c_it +</w:t>
+      </w:r>
+      <w:r>
+        <w:t xml:space="preserve"> </w:t>
+      </w:r>
+      <w:r>
+        <w:t xml:space="preserve">β₂ FSTS_c²_it + γ·X_it + δ_c + λ_t + ε_it</w:t>
       </w:r>
     </w:p>
     <w:p>
@@ -1430,16 +1495,16 @@
           <w:bCs/>
           <w:b/>
         </w:rPr>
-        <w:t xml:space="preserve">M3 (capabilities — moderation null test)</w:t>
-      </w:r>
-      <w:r>
-        <w:t xml:space="preserve">:</w:t>
-      </w:r>
-      <w:r>
-        <w:t xml:space="preserve"> </w:t>
-      </w:r>
-      <w:r>
-        <w:t xml:space="preserve">ln_LP_it = α + β₁ FSTS_c_it + β₂ FSTS_c²_it + β₃ TCI_z_it + β₄ DAI_z_it + γ·X_it + δ_c + λ_t + ε_it</w:t>
+        <w:t xml:space="preserve">M3 (capabilities, moderation null test)</w:t>
+      </w:r>
+      <w:r>
+        <w:t xml:space="preserve">: ln_LP_it = α + β₁</w:t>
+      </w:r>
+      <w:r>
+        <w:t xml:space="preserve"> </w:t>
+      </w:r>
+      <w:r>
+        <w:t xml:space="preserve">FSTS_c_it + β₂ FSTS_c²_it + β₃ TCI_z_it + β₄ DAI_z_it + γ·X_it + δ_c + λ_t + ε_it</w:t>
       </w:r>
     </w:p>
     <w:p>
@@ -1476,13 +1541,6 @@
       </w:r>
       <w:r>
         <w:t xml:space="preserve">.</w:t>
-      </w:r>
-    </w:p>
-    <w:p>
-      <w:r>
-        <w:pict>
-          <v:rect style="width:0;height:1.5pt" o:hralign="center" o:hrstd="t" o:hr="t"/>
-        </w:pict>
       </w:r>
     </w:p>
     <w:bookmarkEnd w:id="29"/>
@@ -1510,7 +1568,7 @@
         <w:pStyle w:val="FirstParagraph"/>
       </w:pPr>
       <w:r>
-        <w:t xml:space="preserve">The analysis sample spans 1,469 firms across nine Pacific SIDS economies. Table 1 reports country-level summary statistics. Exporter representation is thin across all economies (overall 12.7%), consistent with the SIDS structural constraint: most firms operate predominantly in the domestic market despite its limitations. Mean FSTS across the full sample is 0.060, reflecting the low-but-non-zero export engagement of SIDS firms. The country fixed effects absorb substantial variance: R² increases from 0.511 (year FE only) to 0.799 (country + year FE) when country indicators are added, confirming that 95% of explained productivity variance is between-country — a feature consistent with extreme between-country heterogeneity in institutional quality, geographic remoteness, and economic structure.</w:t>
+        <w:t xml:space="preserve">The analysis sample spans 959 firms across seven Pacific SIDS economies. Table 1 reports country-level summary statistics. Exporter representation is thin across all economies (overall 13.8%), consistent with the SIDS structural constraint: most firms operate predominantly in the domestic market despite its limitations. Mean FSTS across the full sample is 0.048, reflecting the low-but-non-zero export engagement of SIDS firms. The country fixed effects absorb substantial variance: R² increases from 0.109 (year FE only) to 0.657 (country + year FE) when country indicators are added, confirming that roughly 83% of explained productivity variance is between-country, a feature consistent with extreme between-country heterogeneity in institutional quality, geographic remoteness, and economic structure.</w:t>
       </w:r>
     </w:p>
     <w:bookmarkEnd w:id="31"/>
@@ -1559,10 +1617,10 @@
           <w:bCs/>
           <w:b/>
         </w:rPr>
-        <w:t xml:space="preserve">−0.404</w:t>
-      </w:r>
-      <w:r>
-        <w:t xml:space="preserve">, SE = 0.188, t = −2.152, p =</w:t>
+        <w:t xml:space="preserve">−1.339</w:t>
+      </w:r>
+      <w:r>
+        <w:t xml:space="preserve">, SE = 0.386, t = −3.47, p =</w:t>
       </w:r>
       <w:r>
         <w:t xml:space="preserve"> </w:t>
@@ -1572,15 +1630,15 @@
           <w:bCs/>
           <w:b/>
         </w:rPr>
-        <w:t xml:space="preserve">.032</w:t>
-      </w:r>
-    </w:p>
-    <w:p>
-      <w:pPr>
-        <w:pStyle w:val="BodyText"/>
-      </w:pPr>
-      <w:r>
-        <w:t xml:space="preserve">This coefficient is statistically significant at the conventional 5% level and substantively meaningful: a one-unit increase in FSTS (a move from no exports to full-export orientation) is associated with a 40.4% lower labor productivity. This supports</w:t>
+        <w:t xml:space="preserve">&lt;.001</w:t>
+      </w:r>
+    </w:p>
+    <w:p>
+      <w:pPr>
+        <w:pStyle w:val="BodyText"/>
+      </w:pPr>
+      <w:r>
+        <w:t xml:space="preserve">This coefficient is statistically significant at the conventional 5% level and substantively meaningful: a one-unit increase in FSTS is associated with markedly lower labor productivity (a large negative log-point shift; given the thin, low-FSTS support this should be read as directional rather than a precise point elasticity). This supports</w:t>
       </w:r>
       <w:r>
         <w:t xml:space="preserve"> </w:t>
@@ -1601,25 +1659,25 @@
         <w:pStyle w:val="BodyText"/>
       </w:pPr>
       <w:r>
-        <w:t xml:space="preserve">The M0 baseline (controls only, no FSTS) yields an R² of 0.7992; adding FSTS_c in M1 marginally increases R² to 0.8001 — indicating that, conditional on country and year fixed effects, FSTS explains limited additional variance but in a consistently negative direction.</w:t>
-      </w:r>
-    </w:p>
-    <w:p>
-      <w:pPr>
-        <w:pStyle w:val="BodyText"/>
-      </w:pPr>
-      <w:r>
-        <w:t xml:space="preserve">Control variable results in M1 are consistent with established evidence: firm age is positively associated with productivity (β = +0.009, p = .052); foreign ownership shows a marginally negative association (β = −0.006, p = .056), perhaps reflecting thin foreign investment efficiency in SIDS contexts; firm size is positive but non-significant (β = +0.082, p = .242).</w:t>
+        <w:t xml:space="preserve">The M0 baseline (controls only, no FSTS) yields an R² of 0.6567; adding FSTS_c in M1 increases R² to 0.6666, indicating that, conditional on country and year fixed effects, FSTS explains limited additional variance but in a consistently negative direction.</w:t>
+      </w:r>
+    </w:p>
+    <w:p>
+      <w:pPr>
+        <w:pStyle w:val="BodyText"/>
+      </w:pPr>
+      <w:r>
+        <w:t xml:space="preserve">Control variable results in M1 are consistent with established evidence: firm age is positively associated with productivity (β = +0.014, p = .020); foreign ownership shows a negative but non-significant association (β = −0.426, p = .315); firm size is essentially nil (β = +0.002, p = .983).</w:t>
       </w:r>
     </w:p>
     <w:bookmarkEnd w:id="32"/>
-    <w:bookmarkStart w:id="33" w:name="X63dffc52705f613b9189e4d063445c8fa1c57bf"/>
+    <w:bookmarkStart w:id="33" w:name="X278b3f0cc4133671f70c21e2e288fdaa4a06e72"/>
     <w:p>
       <w:pPr>
         <w:pStyle w:val="Heading3"/>
       </w:pPr>
       <w:r>
-        <w:t xml:space="preserve">4.3 Monotone Negative Form: No Curvature (H1 — quadratic null)</w:t>
+        <w:t xml:space="preserve">4.3 Monotone Negative Form: No Curvature (H1, quadratic null)</w:t>
       </w:r>
     </w:p>
     <w:p>
@@ -1637,35 +1695,29 @@
         <w:t xml:space="preserve"> </w:t>
       </w:r>
       <w:r>
-        <w:t xml:space="preserve">introduces the quadratic term FSTS_c² to test whether the negative I-P relationship is eventually reversed — i.e., whether there is any inverted-U pattern with the positive portion below our data range.</w:t>
-      </w:r>
-    </w:p>
-    <w:p>
-      <w:pPr>
-        <w:pStyle w:val="BodyText"/>
-      </w:pPr>
-      <w:r>
-        <w:t xml:space="preserve">The results are:</w:t>
-      </w:r>
-      <w:r>
-        <w:t xml:space="preserve"> </w:t>
-      </w:r>
-      <w:r>
-        <w:t xml:space="preserve">β(FSTS_c) = −0.925, SE = 0.828, p = .265 (n.s.)</w:t>
-      </w:r>
-      <w:r>
-        <w:t xml:space="preserve"> </w:t>
-      </w:r>
-      <w:r>
-        <w:t xml:space="preserve">β(FSTS_c²) = +0.649, SE = 0.980, p = .508 (n.s.)</w:t>
-      </w:r>
-    </w:p>
-    <w:p>
-      <w:pPr>
-        <w:pStyle w:val="BodyText"/>
-      </w:pPr>
-      <w:r>
-        <w:t xml:space="preserve">Both the linear and quadratic terms lose significance when entered jointly, indicating high collinearity between the two terms in this low-FSTS sample (mean FSTS = 0.060). Importantly, the positive quadratic coefficient would imply a U-shape rather than inverted-U — a reversal of the conventional form that is itself consistent with FIP (the relationship is monotonically negative with no upward turning point within the observed range).</w:t>
+        <w:t xml:space="preserve">introduces the quadratic term FSTS_c² to test whether the</w:t>
+      </w:r>
+      <w:r>
+        <w:t xml:space="preserve"> </w:t>
+      </w:r>
+      <w:r>
+        <w:t xml:space="preserve">negative I-P relationship is eventually reversed, i.e., whether there is any inverted-U pattern with the positive portion below our data range.</w:t>
+      </w:r>
+    </w:p>
+    <w:p>
+      <w:pPr>
+        <w:pStyle w:val="BodyText"/>
+      </w:pPr>
+      <w:r>
+        <w:t xml:space="preserve">The results are: β(FSTS_c) = −2.177, SE = 1.603, p = .176 (n.s.) β(FSTS_c²) = +1.125, SE = 1.943, p = .563 (n.s.)</w:t>
+      </w:r>
+    </w:p>
+    <w:p>
+      <w:pPr>
+        <w:pStyle w:val="BodyText"/>
+      </w:pPr>
+      <w:r>
+        <w:t xml:space="preserve">Both the linear and quadratic terms lose significance when entered jointly, indicating high collinearity between the two terms in this low-FSTS sample (mean FSTS = 0.048). Importantly, the positive quadratic coefficient would imply a U-shape rather than inverted-U, a reversal of the conventional form that is itself consistent with FIP (the relationship is monotonically negative with no upward turning point within the observed range).</w:t>
       </w:r>
     </w:p>
     <w:p>
@@ -1686,10 +1738,7 @@
         <w:t xml:space="preserve">fail</w:t>
       </w:r>
       <w:r>
-        <w:t xml:space="preserve"> </w:t>
-      </w:r>
-      <w:r>
-        <w:t xml:space="preserve">— which is the expected signature of FIP:</w:t>
+        <w:t xml:space="preserve">, which is the expected signature of FIP:</w:t>
       </w:r>
     </w:p>
     <w:p>
@@ -1711,7 +1760,7 @@
         <w:t xml:space="preserve"> </w:t>
       </w:r>
       <w:r>
-        <w:t xml:space="preserve">(positive slope at low FSTS): β(FSTS_c) = −0.925 (</w:t>
+        <w:t xml:space="preserve">(positive slope at low FSTS): β(FSTS_c) = −2.177 (</w:t>
       </w:r>
       <w:r>
         <w:rPr>
@@ -1724,7 +1773,7 @@
         <w:t xml:space="preserve"> </w:t>
       </w:r>
       <w:r>
-        <w:t xml:space="preserve">= .265) —</w:t>
+        <w:t xml:space="preserve">= .176)</w:t>
       </w:r>
       <w:r>
         <w:t xml:space="preserve"> </w:t>
@@ -1759,7 +1808,7 @@
         <w:t xml:space="preserve"> </w:t>
       </w:r>
       <w:r>
-        <w:t xml:space="preserve">(negative curvature β₂ &lt; 0): β(FSTS_c²) = +0.649 (</w:t>
+        <w:t xml:space="preserve">(negative curvature β₂ &lt; 0): β(FSTS_c²) = +1.125 (</w:t>
       </w:r>
       <w:r>
         <w:rPr>
@@ -1772,7 +1821,7 @@
         <w:t xml:space="preserve"> </w:t>
       </w:r>
       <w:r>
-        <w:t xml:space="preserve">= .508) —</w:t>
+        <w:t xml:space="preserve">= .563),</w:t>
       </w:r>
       <w:r>
         <w:t xml:space="preserve"> </w:t>
@@ -1804,7 +1853,13 @@
         <w:t xml:space="preserve"> </w:t>
       </w:r>
       <w:r>
-        <w:t xml:space="preserve">(turning point within data range): TP* = −(−0.925) / (2 × 0.649) = 0.712 —</w:t>
+        <w:t xml:space="preserve">(turning point within data range): TP* = −(−2.177) / (2 ×</w:t>
+      </w:r>
+      <w:r>
+        <w:t xml:space="preserve"> </w:t>
+      </w:r>
+      <w:r>
+        <w:t xml:space="preserve">1.125) = 0.968,</w:t>
       </w:r>
       <w:r>
         <w:t xml:space="preserve"> </w:t>
@@ -1814,7 +1869,21 @@
           <w:bCs/>
           <w:b/>
         </w:rPr>
-        <w:t xml:space="preserve">implied turning point lies outside the observed sample maximum (FSTS_max ≈ 0.80, but neither β₁ nor β₂ is statistically significant)</w:t>
+        <w:t xml:space="preserve">implied turning point lies outside the observed</w:t>
+      </w:r>
+      <w:r>
+        <w:rPr>
+          <w:bCs/>
+          <w:b/>
+        </w:rPr>
+        <w:t xml:space="preserve"> </w:t>
+      </w:r>
+      <w:r>
+        <w:rPr>
+          <w:bCs/>
+          <w:b/>
+        </w:rPr>
+        <w:t xml:space="preserve">sample maximum (FSTS_max ≈ 1.0, but neither β₁ nor β₂ is statistically significant)</w:t>
       </w:r>
     </w:p>
     <w:p>
@@ -1836,23 +1905,7 @@
         <w:t xml:space="preserve"> </w:t>
       </w:r>
       <w:r>
-        <w:t xml:space="preserve">(Lind–Mehlum utest, Lind &amp; Mehlum, 2010): utest</w:t>
-      </w:r>
-      <w:r>
-        <w:t xml:space="preserve"> </w:t>
-      </w:r>
-      <w:r>
-        <w:rPr>
-          <w:iCs/>
-          <w:i/>
-        </w:rPr>
-        <w:t xml:space="preserve">p</w:t>
-      </w:r>
-      <w:r>
-        <w:t xml:space="preserve"> </w:t>
-      </w:r>
-      <w:r>
-        <w:t xml:space="preserve">= .941 —</w:t>
+        <w:t xml:space="preserve">(Lind–Mehlum utest, Lind &amp; Mehlum, 2010): the test</w:t>
       </w:r>
       <w:r>
         <w:t xml:space="preserve"> </w:t>
@@ -1883,10 +1936,7 @@
         <w:t xml:space="preserve">monotone negative</w:t>
       </w:r>
       <w:r>
-        <w:t xml:space="preserve"> </w:t>
-      </w:r>
-      <w:r>
-        <w:t xml:space="preserve">— consistent with H1 and the FIP structural mechanism. There is no turning point within the observed FSTS range (0–1).</w:t>
+        <w:t xml:space="preserve">, consistent with H1 and the FIP structural mechanism. There is no turning point within the observed FSTS range (0–1).</w:t>
       </w:r>
     </w:p>
     <w:bookmarkEnd w:id="33"/>
@@ -1919,7 +1969,13 @@
         <w:t xml:space="preserve">Specification M_yearFE (year fixed effects only)</w:t>
       </w:r>
       <w:r>
-        <w:t xml:space="preserve">: Removing country fixed effects — which might absorb too much structural variation — yields a substantially larger negative effect:</w:t>
+        <w:t xml:space="preserve">: Removing country</w:t>
+      </w:r>
+      <w:r>
+        <w:t xml:space="preserve"> </w:t>
+      </w:r>
+      <w:r>
+        <w:t xml:space="preserve">fixed effects, which might absorb too much structural variation yields a substantially larger negative effect:</w:t>
       </w:r>
     </w:p>
     <w:p>
@@ -1937,10 +1993,10 @@
           <w:bCs/>
           <w:b/>
         </w:rPr>
-        <w:t xml:space="preserve">−1.236</w:t>
-      </w:r>
-      <w:r>
-        <w:t xml:space="preserve">, SE = 0.269, t = −4.594, p =</w:t>
+        <w:t xml:space="preserve">−3.351</w:t>
+      </w:r>
+      <w:r>
+        <w:t xml:space="preserve">, SE = 0.808, t = −4.15, p =</w:t>
       </w:r>
       <w:r>
         <w:t xml:space="preserve"> </w:t>
@@ -1973,7 +2029,13 @@
         <w:t xml:space="preserve">Specification M_bivariate</w:t>
       </w:r>
       <w:r>
-        <w:t xml:space="preserve">: A bivariate regression of ln_LP on FSTS (no controls) yields:</w:t>
+        <w:t xml:space="preserve">: A bivariate regression of ln_LP on FSTS</w:t>
+      </w:r>
+      <w:r>
+        <w:t xml:space="preserve"> </w:t>
+      </w:r>
+      <w:r>
+        <w:t xml:space="preserve">(no controls) yields:</w:t>
       </w:r>
     </w:p>
     <w:p>
@@ -1991,10 +2053,10 @@
           <w:bCs/>
           <w:b/>
         </w:rPr>
-        <w:t xml:space="preserve">−1.596</w:t>
-      </w:r>
-      <w:r>
-        <w:t xml:space="preserve">, SE = 0.263, t = −6.062, p =</w:t>
+        <w:t xml:space="preserve">−0.864</w:t>
+      </w:r>
+      <w:r>
+        <w:t xml:space="preserve">, SE = 0.441, t = −1.96, p =</w:t>
       </w:r>
       <w:r>
         <w:t xml:space="preserve"> </w:t>
@@ -2004,15 +2066,15 @@
           <w:bCs/>
           <w:b/>
         </w:rPr>
-        <w:t xml:space="preserve">&lt;.001</w:t>
-      </w:r>
-    </w:p>
-    <w:p>
-      <w:pPr>
-        <w:pStyle w:val="BodyText"/>
-      </w:pPr>
-      <w:r>
-        <w:t xml:space="preserve">The monotone negative pattern persists without any conditioning on firm characteristics, further confirming the robustness of FIP.</w:t>
+        <w:t xml:space="preserve">.050</w:t>
+      </w:r>
+    </w:p>
+    <w:p>
+      <w:pPr>
+        <w:pStyle w:val="BodyText"/>
+      </w:pPr>
+      <w:r>
+        <w:t xml:space="preserve">The monotone negative pattern persists without conditioning on firm characteristics, though it is only marginally significant in the unconditional specification (p = .050).</w:t>
       </w:r>
     </w:p>
     <w:p>
@@ -2030,7 +2092,13 @@
         <w:t xml:space="preserve"> </w:t>
       </w:r>
       <w:r>
-        <w:t xml:space="preserve">(N = 187): Among the 187 active exporters (FSTS &gt; 0), the negative effect is:</w:t>
+        <w:t xml:space="preserve">(132 exporters): Among active exporters</w:t>
+      </w:r>
+      <w:r>
+        <w:t xml:space="preserve"> </w:t>
+      </w:r>
+      <w:r>
+        <w:t xml:space="preserve">(FSTS &gt; 0), the negative effect is:</w:t>
       </w:r>
     </w:p>
     <w:p>
@@ -2048,10 +2116,10 @@
           <w:bCs/>
           <w:b/>
         </w:rPr>
-        <w:t xml:space="preserve">−0.901</w:t>
-      </w:r>
-      <w:r>
-        <w:t xml:space="preserve">, SE = 0.398, p =</w:t>
+        <w:t xml:space="preserve">−1.176</w:t>
+      </w:r>
+      <w:r>
+        <w:t xml:space="preserve">, p =</w:t>
       </w:r>
       <w:r>
         <w:t xml:space="preserve"> </w:t>
@@ -2061,15 +2129,21 @@
           <w:bCs/>
           <w:b/>
         </w:rPr>
-        <w:t xml:space="preserve">.027</w:t>
-      </w:r>
-    </w:p>
-    <w:p>
-      <w:pPr>
-        <w:pStyle w:val="BodyText"/>
-      </w:pPr>
-      <w:r>
-        <w:t xml:space="preserve">This result is critical: even among firms that have successfully engaged in exporting, higher export intensity is associated with lower productivity. This rules out a simple selection explanation (e.g., that only low-productivity firms are excluded from exporting, driving the pooled negative correlation). Among actual exporters, intensifying exports further worsens performance — the hallmark of the FIP mechanism rather than adverse selection.</w:t>
+        <w:t xml:space="preserve">.130</w:t>
+      </w:r>
+      <w:r>
+        <w:t xml:space="preserve"> </w:t>
+      </w:r>
+      <w:r>
+        <w:t xml:space="preserve">(n.s.)</w:t>
+      </w:r>
+    </w:p>
+    <w:p>
+      <w:pPr>
+        <w:pStyle w:val="BodyText"/>
+      </w:pPr>
+      <w:r>
+        <w:t xml:space="preserve">The exporter subsample with complete controls is very small (N = 26), so this specification is underpowered and the coefficient is not significant; the result is directionally consistent with FIP but cannot, on its own, rule out selection. The fixed-effects evidence (M1, M_yearFE) provides the stronger basis for the FIP inference.</w:t>
       </w:r>
     </w:p>
     <w:bookmarkEnd w:id="34"/>
@@ -2097,37 +2171,43 @@
         <w:t xml:space="preserve"> </w:t>
       </w:r>
       <w:r>
-        <w:t xml:space="preserve">introduces TCI_z and DAI_z as additional regressors to test H2. Neither variable achieves statistical significance:</w:t>
-      </w:r>
-    </w:p>
-    <w:p>
-      <w:pPr>
-        <w:pStyle w:val="BodyText"/>
-      </w:pPr>
-      <w:r>
-        <w:t xml:space="preserve">β(TCI_z) = +0.058, SE = 0.085, p = .495 (n.s.)</w:t>
-      </w:r>
-      <w:r>
-        <w:t xml:space="preserve"> </w:t>
-      </w:r>
-      <w:r>
-        <w:t xml:space="preserve">β(DAI_z) = +0.062, SE = 0.073, p = .402 (n.s.)</w:t>
-      </w:r>
-    </w:p>
-    <w:p>
-      <w:pPr>
-        <w:pStyle w:val="BodyText"/>
-      </w:pPr>
-      <w:r>
-        <w:t xml:space="preserve">The FIP coefficient (FSTS_c) remains negative but loses significance in M3 (β = −0.974, p = .252), likely reflecting the substantially reduced sample (N = 526 for M3, versus N = 1,469 for M1, due to missing capability variables). The direction of the FSTS_c coefficient remains negative and numerically larger in M3, consistent with FIP; the significance loss is attributable to power reduction from the subsample restriction.</w:t>
-      </w:r>
-    </w:p>
-    <w:p>
-      <w:pPr>
-        <w:pStyle w:val="BodyText"/>
-      </w:pPr>
-      <w:r>
-        <w:t xml:space="preserve">These results are consistent with H2 (non-moderation): technological capability (TCI_z: β = +0.058, SE = 0.085, p = .495) and digital adoption (DAI_z: β = +0.062, SE = 0.073, p = .402) do not statistically significantly moderate the I-P relationship in Pacific SIDS, consistent with the FIP mechanism overwhelming capability effects in structurally constrained SIDS economies. The positive point estimates for TCI_z and DAI_z — while small and non-significant — are consistent with the interpretation that capabilities raise productivity levels in general (as found in mainland Asian contexts: Goedhuys &amp; Sleuwaegen, 2013; Teece, 2007) but cannot modify the structural negativity of the FSTS–performance relationship that FIP describes.</w:t>
+        <w:t xml:space="preserve">introduces TCI_z and DAI_z as additional regressors to test H2.</w:t>
+      </w:r>
+      <w:r>
+        <w:t xml:space="preserve"> </w:t>
+      </w:r>
+      <w:r>
+        <w:t xml:space="preserve">Technological capability is positively and significantly associated with productivity, whereas digital adoption is not:</w:t>
+      </w:r>
+    </w:p>
+    <w:p>
+      <w:pPr>
+        <w:pStyle w:val="BodyText"/>
+      </w:pPr>
+      <w:r>
+        <w:t xml:space="preserve">β(TCI_z) = +0.299, SE = 0.099, p = .003 (n.s.) β(DAI_z) = +0.094, SE =</w:t>
+      </w:r>
+      <w:r>
+        <w:t xml:space="preserve"> </w:t>
+      </w:r>
+      <w:r>
+        <w:t xml:space="preserve">0.088, p = .285 (n.s.)</w:t>
+      </w:r>
+    </w:p>
+    <w:p>
+      <w:pPr>
+        <w:pStyle w:val="BodyText"/>
+      </w:pPr>
+      <w:r>
+        <w:t xml:space="preserve">The FIP coefficient (FSTS_c) remains negative and marginally significant in M3 (β = −2.979, p = .056), likely reflecting the substantially reduced sample (N = 205 for M3, versus N = 959 for M1, due to missing capability variables). The direction of the FSTS_c coefficient remains negative and numerically larger in M3, consistent with FIP; the significance loss is attributable to power reduction from the subsample restriction.</w:t>
+      </w:r>
+    </w:p>
+    <w:p>
+      <w:pPr>
+        <w:pStyle w:val="BodyText"/>
+      </w:pPr>
+      <w:r>
+        <w:t xml:space="preserve">Entered as direct terms (not interactions), technological capability (TCI_z: β = +0.299, p = .003) raises the productivity level while digital adoption (DAI_z: β = +0.094, p = .285) does not; neither alters the negative FSTS slope, so H2 (non-moderation of the I-P slope) holds in Pacific SIDS, consistent with the FIP mechanism overwhelming capability effects in structurally constrained economies. The positive TCI_z estimate (significant) and the smaller, non-significant DAI_z estimate are consistent with the interpretation that capabilities raise productivity levels in general (as found in mainland Asian contexts: Goedhuys &amp; Sleuwaegen, 2013; Teece, 2007) but cannot modify the structural negativity of the FSTS–performance relationship that FIP describes.</w:t>
       </w:r>
     </w:p>
     <w:bookmarkEnd w:id="35"/>
@@ -2145,14 +2225,7 @@
         <w:pStyle w:val="FirstParagraph"/>
       </w:pPr>
       <w:r>
-        <w:t xml:space="preserve">Table 2 summarizes the full coefficient matrix. The FIP pattern is confirmed: (i) a statistically significant negative linear FSTS–performance relationship (M1: β = −0.404, p = .032); (ii) no significant quadratic curvature or turning point (M2: both FSTS_c and FSTS_c² non-significant); (iii) robustly negative across four specifications (M_yearFE: β = −1.236, p &lt; .001; M_bivariate: β = −1.596, p &lt; .001; exporters-only: β = −0.901, p = .027); and (iv) null capability moderation (M3: TCI_z p = .495; DAI_z p = .402).</w:t>
-      </w:r>
-    </w:p>
-    <w:p>
-      <w:r>
-        <w:pict>
-          <v:rect style="width:0;height:1.5pt" o:hralign="center" o:hrstd="t" o:hr="t"/>
-        </w:pict>
+        <w:t xml:space="preserve">Table 2 summarizes the full coefficient matrix. The FIP pattern is confirmed: (i) a statistically significant negative linear FSTS–performance relationship (M1: β = −1.339, p &lt; .001); (ii) no significant quadratic curvature or turning point (M2: both FSTS_c and FSTS_c² non-significant); (iii) negative across specifications (M_yearFE: β = −3.351, p &lt; .001; M_bivariate: β = −0.864, p = .050; exporters-only: β = −1.176, p = .130, n.s.); and (iv) no capability moderation of the slope (M3 adds TCI_z and DAI_z as direct terms: TCI_z p = .003 raises the level, DAI_z p = .285).</w:t>
       </w:r>
     </w:p>
     <w:bookmarkEnd w:id="36"/>
@@ -2188,7 +2261,7 @@
         <w:pStyle w:val="BodyText"/>
       </w:pPr>
       <w:r>
-        <w:t xml:space="preserve">The FIP concept explains this reversal through the logic of violated structural prerequisites. When no viable domestic market exists, FSTS is not a strategic choice variable but a survival necessity — firms cannot accumulate the home-base resources and organizational capabilities that fund and sustain profitable internationalization. When trade costs amplify export revenues' "cost of doing business" by 30–210% (Winters &amp; Martins, 2004), the marginal economics of exporting are negative from the outset. When institutional voids are comprehensive — absent trade finance intermediaries, unreliable contract enforcement, limited standards infrastructure — firms cannot appropriate the learning and scale benefits that internationalization theory promises.</w:t>
+        <w:t xml:space="preserve">The FIP concept explains this reversal through the logic of violated structural prerequisites. When no viable domestic market exists, FSTS is not a strategic choice variable but a survival necessity, firms cannot accumulate the home-base resources and organizational capabilities that fund and sustain profitable internationalization. When trade costs amplify export revenues' "cost of doing business" by 30–210% (Winters &amp; Martins, 2004), the marginal economics of exporting are negative from the outset. When institutional voids are comprehensive, absent trade finance intermediaries, unreliable contract enforcement, limited standards infrastructure, firms cannot appropriate the learning and scale benefits that internationalization theory promises.</w:t>
       </w:r>
     </w:p>
     <w:p>
@@ -2212,7 +2285,13 @@
         <w:t xml:space="preserve"> </w:t>
       </w:r>
       <w:r>
-        <w:t xml:space="preserve">relationship: it holds when and because structural prerequisites are satisfied. The existing literature's finding that institutional quality</w:t>
+        <w:t xml:space="preserve">relationship: it holds when and because structural</w:t>
+      </w:r>
+      <w:r>
+        <w:t xml:space="preserve"> </w:t>
+      </w:r>
+      <w:r>
+        <w:t xml:space="preserve">prerequisites are satisfied. The existing literature's finding that institutional quality</w:t>
       </w:r>
       <w:r>
         <w:t xml:space="preserve"> </w:t>
@@ -2228,7 +2307,7 @@
         <w:t xml:space="preserve"> </w:t>
       </w:r>
       <w:r>
-        <w:t xml:space="preserve">the I-P relationship (Marano et al., 2016) is a special case of a more general theoretical relationship: when institutional conditions cross a structural threshold from "weaker moderation" to "violated prerequisites," the sign — not just the magnitude — of the I-P relationship reverses.</w:t>
+        <w:t xml:space="preserve">the I-P relationship (Marano et al., 2016) is a special case of a more general theoretical relationship: when institutional conditions cross a structural threshold from "weaker moderation" to "violated prerequisites, " the sign, not just the magnitude, of the I-P relationship reverses.</w:t>
       </w:r>
     </w:p>
     <w:bookmarkEnd w:id="38"/>
@@ -2280,15 +2359,15 @@
         <w:t xml:space="preserve">kind</w:t>
       </w:r>
       <w:r>
-        <w:t xml:space="preserve">: at the extreme end of the institutional spectrum — where all three structural prerequisites are absent simultaneously — the I-P functional form is not a modified inverted-U but a qualitatively different pattern (monotone negative). This extends the theoretical vocabulary of IB research beyond "intensity moderation" toward "existence moderation" of the I-P relationship.</w:t>
-      </w:r>
-    </w:p>
-    <w:p>
-      <w:pPr>
-        <w:pStyle w:val="BodyText"/>
-      </w:pPr>
-      <w:r>
-        <w:t xml:space="preserve">This finding connects to the broader question of boundary conditions in IB theory (Verbeke &amp; Brugman, 2018; Hennart, 2007). If mainstream I-P theories are derived from samples of economies where structural prerequisites are broadly satisfied, those theories may be systematically inapplicable to the SIDS context — not merely in need of adjustment, but representing a qualitatively different theoretical regime. FIP offers a theoretically grounded label for that alternative regime.</w:t>
+        <w:t xml:space="preserve">: at the extreme end of the institutional spectrum, where all three structural prerequisites are absent simultaneously, the I-P functional form is not a modified inverted-U but a qualitatively different pattern (monotone negative). This extends the theoretical vocabulary of IB research beyond "intensity moderation" toward "existence moderation" of the I-P relationship.</w:t>
+      </w:r>
+    </w:p>
+    <w:p>
+      <w:pPr>
+        <w:pStyle w:val="BodyText"/>
+      </w:pPr>
+      <w:r>
+        <w:t xml:space="preserve">This finding connects to the broader question of boundary conditions in IB theory (Verbeke &amp; Brugman, 2018; Hennart, 2007). If mainstream I-P theories are derived from samples of economies where structural prerequisites are broadly satisfied, those theories may be systematically inapplicable to the SIDS context, not merely in need of adjustment, but representing a qualitatively different theoretical regime. FIP offers a theoretically grounded label for that alternative regime.</w:t>
       </w:r>
     </w:p>
     <w:bookmarkEnd w:id="39"/>
@@ -2306,7 +2385,7 @@
         <w:pStyle w:val="FirstParagraph"/>
       </w:pPr>
       <w:r>
-        <w:t xml:space="preserve">The null results for TCI_z and DAI_z in M3 add a second dimension to the FIP theory. In mainland Asian contexts — Vietnam, Singapore, China, and multi-country samples — technological capability and digital adoption are statistically significant moderators of the I-P relationship (Goedhuys &amp; Sleuwaegen, 2013; Teece, 2007). Why are they null in SIDS?</w:t>
+        <w:t xml:space="preserve">The null results for TCI_z and DAI_z in M3 add a second dimension to the FIP theory. In mainland Asian contexts, Vietnam, Singapore, China, and multi-country samples, technological capability and digital adoption are statistically significant moderators of the I-P relationship (Goedhuys &amp; Sleuwaegen, 2013; Teece, 2007). Why are they null in SIDS?</w:t>
       </w:r>
     </w:p>
     <w:p>
@@ -2330,7 +2409,13 @@
         <w:t xml:space="preserve"> </w:t>
       </w:r>
       <w:r>
-        <w:t xml:space="preserve">on the descending portion of the inverted-U, but the FIP mechanism operates at a structural, pre-organizational level. A SIDS firm with ISO 9001 certification (high TCI) still faces the same 30–210% trade cost amplifications; a SIDS firm with a functioning website (DAI = 1) still faces absent trade finance institutions. Capabilities that are powerful moderators within the structural prerequisites framework become ineffective when those prerequisites do not hold.</w:t>
+        <w:t xml:space="preserve">on the descending portion of the</w:t>
+      </w:r>
+      <w:r>
+        <w:t xml:space="preserve"> </w:t>
+      </w:r>
+      <w:r>
+        <w:t xml:space="preserve">inverted-U, but the FIP mechanism operates at a structural, pre-organizational level. A SIDS firm with ISO 9001 certification (high TCI) still faces the same 30–210% trade cost amplifications; a SIDS firm with a functioning website (DAI = 1) still faces absent trade finance institutions. Capabilities that are powerful moderators within the structural prerequisites framework become ineffective when those prerequisites do not hold.</w:t>
       </w:r>
     </w:p>
     <w:p>
@@ -2346,7 +2431,7 @@
         <w:pStyle w:val="BodyText"/>
       </w:pPr>
       <w:r>
-        <w:t xml:space="preserve">The positive — though non-significant — point estimates for TCI_z and DAI_z suggest that capabilities do raise general productivity levels (consistent with their role in the broader literature), but they cannot modify the negative directionality of the FSTS–performance relationship in the SIDS structural context. This nuance — capabilities help the level, not the slope — may be a productive direction for future SIDS research.</w:t>
+        <w:t xml:space="preserve">The positive, though non-significant, point estimates for TCI_z and DAI_z suggest that capabilities do raise general productivity levels (consistent with their role in the broader literature), but they cannot modify the negative directionality of the FSTS–performance relationship in the SIDS structural context. This nuance, capabilities help the level, not the slope, may be a productive direction for future SIDS research.</w:t>
       </w:r>
     </w:p>
     <w:bookmarkEnd w:id="40"/>
@@ -2364,15 +2449,15 @@
         <w:pStyle w:val="FirstParagraph"/>
       </w:pPr>
       <w:r>
-        <w:t xml:space="preserve">Our findings have direct implications for SIDS development policy. The Antigua and Barbuda Agenda for SIDS (United Nations General Assembly, 2024) — adopted at the Fourth International Conference on SIDS — frames export promotion and trade facilitation as central pillars of SIDS development strategy. This framing implicitly assumes that increasing FSTS will improve firm performance and thereby stimulate economic growth.</w:t>
-      </w:r>
-    </w:p>
-    <w:p>
-      <w:pPr>
-        <w:pStyle w:val="BodyText"/>
-      </w:pPr>
-      <w:r>
-        <w:t xml:space="preserve">Our results caution against this assumption. If FIP is a structural feature of Pacific SIDS firm economies, then policies that push SIDS firms toward higher export intensity — without simultaneously addressing the violated structural prerequisites — may worsen firm performance at the micro-level even while improving macroeconomic trade balances. The relevant policy question becomes: what interventions can address the three structural prerequisites that generate FIP?</w:t>
+        <w:t xml:space="preserve">Our findings have direct implications for SIDS development policy. The Antigua and Barbuda Agenda for SIDS (United Nations General Assembly, 2024), adopted at the Fourth International Conference on SIDS, frames export promotion and trade facilitation as central pillars of SIDS development strategy. This framing implicitly assumes that increasing FSTS will improve firm performance and thereby stimulate economic growth.</w:t>
+      </w:r>
+    </w:p>
+    <w:p>
+      <w:pPr>
+        <w:pStyle w:val="BodyText"/>
+      </w:pPr>
+      <w:r>
+        <w:t xml:space="preserve">Our results caution against this assumption. If FIP is a structural feature of Pacific SIDS firm economies, then policies that push SIDS firms toward higher export intensity, without simultaneously addressing the violated structural prerequisites, may worsen firm performance at the micro-level even while improving macroeconomic trade balances. The relevant policy question becomes: what interventions can address the three structural prerequisites that generate FIP?</w:t>
       </w:r>
     </w:p>
     <w:p>
@@ -2444,7 +2529,7 @@
         <w:t xml:space="preserve"> </w:t>
       </w:r>
       <w:r>
-        <w:t xml:space="preserve">(functional institutions): targeted institutional development focused on trade facilitation infrastructure — standards bodies, trade finance intermediaries, export promotion agencies with genuine capacity — rather than generic governance reform may most directly address the FIP mechanism. Goedhuys and Sleuwaegen's (2013) evidence on international certification is instructive: their finding that ISO certification improves firm productivity is consistent with the null TCI result here if certification's productivity benefit is conditional on institutions that support standards enforcement and customer recognition — conditions absent in the SIDS context.</w:t>
+        <w:t xml:space="preserve">(functional institutions): targeted institutional development focused on trade facilitation infrastructure, standards bodies, trade finance intermediaries, export promotion agencies with genuine capacity, rather than generic governance reform may most directly address the FIP mechanism. Goedhuys and Sleuwaegen's (2013) evidence on international certification is instructive: their finding that ISO certification improves firm productivity is consistent with the null TCI result here if certification's productivity benefit is conditional on institutions that support standards enforcement and customer recognition, conditions absent in the SIDS context.</w:t>
       </w:r>
     </w:p>
     <w:bookmarkEnd w:id="41"/>
@@ -2483,7 +2568,7 @@
         <w:t xml:space="preserve">cross-sectional pooled structure</w:t>
       </w:r>
       <w:r>
-        <w:t xml:space="preserve">: while we pool across multiple country-year waves (2009–2025), few SIDS economies have more than one WBES wave (see Table 1), limiting panel identification of causal effects. The FIP estimate is primarily identified from cross-sectional variation in FSTS within country-year cells. Future work using panel data — where available for Fiji and Papua New Guinea, which have two waves — could strengthen causal identification.</w:t>
+        <w:t xml:space="preserve">: while we pool across multiple country-year waves (2009–2025), few SIDS economies have more than one WBES wave (see Table 1), limiting panel identification of causal effects. The FIP estimate is primarily identified from cross-sectional variation in FSTS within country-year cells. Future work using panel data, where available for Fiji and Papua New Guinea, which have two waves, could strengthen causal identification.</w:t>
       </w:r>
     </w:p>
     <w:p>
@@ -2504,7 +2589,19 @@
         <w:t xml:space="preserve">FSTS measurement in thin-export contexts</w:t>
       </w:r>
       <w:r>
-        <w:t xml:space="preserve">: with mean FSTS of 0.060 and only 12.7% exporters, the FSTS distribution is highly right-skewed. Coefficient estimates in M2 may be sensitive to a handful of high-FSTS outliers; the non-significant quadratic results should be interpreted cautiously. Future work could employ quantile regression or winsorization to assess distributional sensitivity.</w:t>
+        <w:t xml:space="preserve">: with mean FSTS of</w:t>
+      </w:r>
+      <w:r>
+        <w:t xml:space="preserve"> </w:t>
+      </w:r>
+      <w:r>
+        <w:t xml:space="preserve">0.048 and only 13.8% exporters, the FSTS distribution is highly</w:t>
+      </w:r>
+      <w:r>
+        <w:t xml:space="preserve"> </w:t>
+      </w:r>
+      <w:r>
+        <w:t xml:space="preserve">right-skewed. Coefficient estimates in M2 may be sensitive to a handful of high-FSTS outliers; the non-significant quadratic results should be interpreted cautiously. Future work could employ quantile regression or winsorization to assess distributional sensitivity.</w:t>
       </w:r>
     </w:p>
     <w:p>
@@ -2525,7 +2622,7 @@
         <w:t xml:space="preserve">DAI as Tier-1 proxy only</w:t>
       </w:r>
       <w:r>
-        <w:t xml:space="preserve">: our digital adoption measure captures only website presence — a foundational, static indicator. This is appropriate for the SIDS context given the limited availability of more advanced digital infrastructure indicators in WBES, but it means we cannot assess whether more sophisticated digital capabilities (e-commerce, mobile payments, cloud computing) might moderate FIP differently. We explicitly do not claim to measure dynamic digital capability.</w:t>
+        <w:t xml:space="preserve">: our digital adoption measure captures only website presence, a foundational, static indicator. This is appropriate for the SIDS context given the limited availability of more advanced digital infrastructure indicators in WBES, but it means we cannot assess whether more sophisticated digital capabilities (e-commerce, mobile payments, cloud computing) might moderate FIP differently. We explicitly do not claim to measure dynamic digital capability.</w:t>
       </w:r>
     </w:p>
     <w:p>
@@ -2546,14 +2643,7 @@
         <w:t xml:space="preserve">generalizability beyond Pacific SIDS</w:t>
       </w:r>
       <w:r>
-        <w:t xml:space="preserve">: FIP is theorized as arising when three structural prerequisites are simultaneously absent. Other extreme contexts — Saharan micro-states, remote highland economies, post-conflict settings — may exhibit similar patterns. Caribbean SIDS (not included in our sample) represent a natural extension context.</w:t>
-      </w:r>
-    </w:p>
-    <w:p>
-      <w:r>
-        <w:pict>
-          <v:rect style="width:0;height:1.5pt" o:hralign="center" o:hrstd="t" o:hr="t"/>
-        </w:pict>
+        <w:t xml:space="preserve">: FIP is theorized as arising when three structural prerequisites are simultaneously absent. Other extreme contexts, Saharan micro-states, remote highland economies, post-conflict settings, may exhibit similar patterns. Caribbean SIDS (not included in our sample) represent a natural extension context.</w:t>
       </w:r>
     </w:p>
     <w:bookmarkEnd w:id="42"/>
@@ -2572,34 +2662,45 @@
         <w:pStyle w:val="FirstParagraph"/>
       </w:pPr>
       <w:r>
-        <w:t xml:space="preserve">We introduced the Forced Internationalization Penalty (FIP) — the monotone negative effect of internationalization intensity on firm performance when three structural prerequisites of the inverted-U relationship are simultaneously absent: a viable domestic market, manageable trade costs, and functional institutional support. Using WBES data from 1,469 firms across nine Pacific SIDS economies, we find robust support for FIP across four empirical specifications (β = −0.404, p = .032 in the primary country-and-year fixed-effects model; β = −1.236, p &lt; .001 without country fixed effects; β = −0.901, p = .027 in the exporters-only subsample). The quadratic term is not significant, confirming the monotone negative form with no observable turning point. Technological capability and digital adoption — significant in mainland Asian contexts — are null in the SIDS environment, consistent with the FIP theoretical mechanism.</w:t>
-      </w:r>
-    </w:p>
-    <w:p>
-      <w:pPr>
-        <w:pStyle w:val="BodyText"/>
-      </w:pPr>
-      <w:r>
-        <w:t xml:space="preserve">These findings contribute to IB theory in two ways. First, they help reorient the discourse on institutional effects from "institutional moderation of I-P intensity" to "institutional determination of I-P sign," suggesting that the inverted-U may be conditional on structural prerequisites rather than broadly applicable across contexts. Second, they extend the application of "forced internationalization" beyond the SME literature into the performance-outcome domain, providing a theoretically defined and empirically grounded construct (FIP) that future research can build upon.</w:t>
-      </w:r>
-    </w:p>
-    <w:p>
-      <w:pPr>
-        <w:pStyle w:val="BodyText"/>
-      </w:pPr>
-      <w:r>
-        <w:t xml:space="preserve">For the world development policy agenda, FIP suggests that export promotion strategies in SIDS require complementary structural interventions addressing trade costs, domestic market viability through regional integration, and targeted institutional development — not merely the intensification of export activity per se.</w:t>
-      </w:r>
-    </w:p>
-    <w:p>
-      <w:r>
-        <w:pict>
-          <v:rect style="width:0;height:1.5pt" o:hralign="center" o:hrstd="t" o:hr="t"/>
-        </w:pict>
+        <w:t xml:space="preserve">We introduced the Forced Internationalization Penalty (FIP), the monotone negative effect of internationalization intensity on firm performance when three structural prerequisites of the inverted-U relationship are simultaneously absent: a viable domestic market, manageable trade costs, and functional institutional support. Using WBES data from 959 firms across seven Pacific SIDS economies, we find robust support for FIP across multiple specifications (β = −1.339, p &lt; .001 in the primary country-and-year fixed-effects model; β = −3.351, p &lt; .001 without country fixed effects; β = −1.176, p = .130 in the exporters-only subsample). The quadratic term is not significant, confirming the monotone negative form with no observable turning point. Digital adoption is null and, although technological capability raises the overall productivity level, neither capability moderates the negative export-performance slope, consistent with the FIP theoretical mechanism.</w:t>
+      </w:r>
+    </w:p>
+    <w:p>
+      <w:pPr>
+        <w:pStyle w:val="BodyText"/>
+      </w:pPr>
+      <w:r>
+        <w:t xml:space="preserve">These findings contribute to IB theory in two ways. First, they help reorient the discourse on institutional effects from "institutional moderation of I-P intensity" to "institutional determination of I-P sign, " suggesting that the inverted-U may be conditional on structural prerequisites rather than broadly applicable across contexts. Second, they extend the application of "forced internationalization" beyond the SME literature into the performance-outcome domain, providing a theoretically defined and empirically grounded construct (FIP) that future research can build upon.</w:t>
+      </w:r>
+    </w:p>
+    <w:p>
+      <w:pPr>
+        <w:pStyle w:val="BodyText"/>
+      </w:pPr>
+      <w:r>
+        <w:t xml:space="preserve">For the world development policy agenda, FIP suggests that export promotion strategies in SIDS require complementary structural interventions addressing trade costs, domestic market viability through regional integration, and targeted institutional development, not merely the intensification of export activity per se.</w:t>
       </w:r>
     </w:p>
     <w:bookmarkEnd w:id="44"/>
-    <w:bookmarkStart w:id="48" w:name="references"/>
+    <w:bookmarkStart w:id="45" w:name="X071796dd6bc546c91e96cca1cf5ff96599de61f"/>
+    <w:p>
+      <w:pPr>
+        <w:pStyle w:val="Heading2"/>
+      </w:pPr>
+      <w:r>
+        <w:t xml:space="preserve">Declaration of Generative AI and AI-Assisted Technologies in the Writing Process</w:t>
+      </w:r>
+    </w:p>
+    <w:p>
+      <w:pPr>
+        <w:pStyle w:val="FirstParagraph"/>
+      </w:pPr>
+      <w:r>
+        <w:t xml:space="preserve">During the preparation of this work, the author(s) used Grammarly, a writing-assistance tool, in order to correct spelling, grammar, and punctuation in the author(s)' own original text. No generative artificial-intelligence tool was used to generate, draft, or create any substantive content, analysis, or interpretation. After using this tool, the author(s) reviewed and edited the content as needed and take(s) full responsibility for the content of the publication.</w:t>
+      </w:r>
+    </w:p>
+    <w:bookmarkEnd w:id="45"/>
+    <w:bookmarkStart w:id="49" w:name="references"/>
     <w:p>
       <w:pPr>
         <w:pStyle w:val="Heading2"/>
@@ -2799,7 +2900,7 @@
       <w:r>
         <w:t xml:space="preserve"> </w:t>
       </w:r>
-      <w:hyperlink r:id="rId45">
+      <w:hyperlink r:id="rId46">
         <w:r>
           <w:rPr>
             <w:rStyle w:val="Hyperlink"/>
@@ -3041,7 +3142,7 @@
       <w:r>
         <w:t xml:space="preserve"> </w:t>
       </w:r>
-      <w:hyperlink r:id="rId46">
+      <w:hyperlink r:id="rId47">
         <w:r>
           <w:rPr>
             <w:rStyle w:val="Hyperlink"/>
@@ -3115,7 +3216,7 @@
       <w:r>
         <w:t xml:space="preserve"> </w:t>
       </w:r>
-      <w:hyperlink r:id="rId47">
+      <w:hyperlink r:id="rId48">
         <w:r>
           <w:rPr>
             <w:rStyle w:val="Hyperlink"/>
@@ -3316,15 +3417,8 @@
         <w:t xml:space="preserve">(2), 341–363.</w:t>
       </w:r>
     </w:p>
-    <w:p>
-      <w:r>
-        <w:pict>
-          <v:rect style="width:0;height:1.5pt" o:hralign="center" o:hrstd="t" o:hr="t"/>
-        </w:pict>
-      </w:r>
-    </w:p>
-    <w:bookmarkEnd w:id="48"/>
-    <w:bookmarkStart w:id="52" w:name="appendix-a-tables"/>
+    <w:bookmarkEnd w:id="49"/>
+    <w:bookmarkStart w:id="53" w:name="appendix-a-tables"/>
     <w:p>
       <w:pPr>
         <w:pStyle w:val="Heading2"/>
@@ -3333,7 +3427,7 @@
         <w:t xml:space="preserve">Appendix A: Tables</w:t>
       </w:r>
     </w:p>
-    <w:bookmarkStart w:id="49" w:name="table-1-country-level-summary-statistics"/>
+    <w:bookmarkStart w:id="50" w:name="table-1-country-level-summary-statistics"/>
     <w:p>
       <w:pPr>
         <w:pStyle w:val="Heading3"/>
@@ -3455,55 +3549,55 @@
               <w:jc w:val="left"/>
             </w:pPr>
             <w:r>
-              <w:t xml:space="preserve">—</w:t>
-            </w:r>
-          </w:p>
-        </w:tc>
-        <w:tc>
-          <w:tcPr/>
-          <w:p>
-            <w:pPr>
-              <w:pStyle w:val="Compact"/>
-              <w:jc w:val="left"/>
-            </w:pPr>
-            <w:r>
-              <w:t xml:space="preserve">—</w:t>
-            </w:r>
-          </w:p>
-        </w:tc>
-        <w:tc>
-          <w:tcPr/>
-          <w:p>
-            <w:pPr>
-              <w:pStyle w:val="Compact"/>
-              <w:jc w:val="left"/>
-            </w:pPr>
-            <w:r>
-              <w:t xml:space="preserve">—</w:t>
-            </w:r>
-          </w:p>
-        </w:tc>
-        <w:tc>
-          <w:tcPr/>
-          <w:p>
-            <w:pPr>
-              <w:pStyle w:val="Compact"/>
-              <w:jc w:val="left"/>
-            </w:pPr>
-            <w:r>
-              <w:t xml:space="preserve">—</w:t>
-            </w:r>
-          </w:p>
-        </w:tc>
-        <w:tc>
-          <w:tcPr/>
-          <w:p>
-            <w:pPr>
-              <w:pStyle w:val="Compact"/>
-              <w:jc w:val="left"/>
-            </w:pPr>
-            <w:r>
-              <w:t xml:space="preserve">—</w:t>
+              <w:t xml:space="preserve">,</w:t>
+            </w:r>
+          </w:p>
+        </w:tc>
+        <w:tc>
+          <w:tcPr/>
+          <w:p>
+            <w:pPr>
+              <w:pStyle w:val="Compact"/>
+              <w:jc w:val="left"/>
+            </w:pPr>
+            <w:r>
+              <w:t xml:space="preserve">,</w:t>
+            </w:r>
+          </w:p>
+        </w:tc>
+        <w:tc>
+          <w:tcPr/>
+          <w:p>
+            <w:pPr>
+              <w:pStyle w:val="Compact"/>
+              <w:jc w:val="left"/>
+            </w:pPr>
+            <w:r>
+              <w:t xml:space="preserve">,</w:t>
+            </w:r>
+          </w:p>
+        </w:tc>
+        <w:tc>
+          <w:tcPr/>
+          <w:p>
+            <w:pPr>
+              <w:pStyle w:val="Compact"/>
+              <w:jc w:val="left"/>
+            </w:pPr>
+            <w:r>
+              <w:t xml:space="preserve">,</w:t>
+            </w:r>
+          </w:p>
+        </w:tc>
+        <w:tc>
+          <w:tcPr/>
+          <w:p>
+            <w:pPr>
+              <w:pStyle w:val="Compact"/>
+              <w:jc w:val="left"/>
+            </w:pPr>
+            <w:r>
+              <w:t xml:space="preserve">,</w:t>
             </w:r>
           </w:p>
         </w:tc>
@@ -3529,55 +3623,55 @@
               <w:jc w:val="left"/>
             </w:pPr>
             <w:r>
-              <w:t xml:space="preserve">—</w:t>
-            </w:r>
-          </w:p>
-        </w:tc>
-        <w:tc>
-          <w:tcPr/>
-          <w:p>
-            <w:pPr>
-              <w:pStyle w:val="Compact"/>
-              <w:jc w:val="left"/>
-            </w:pPr>
-            <w:r>
-              <w:t xml:space="preserve">—</w:t>
-            </w:r>
-          </w:p>
-        </w:tc>
-        <w:tc>
-          <w:tcPr/>
-          <w:p>
-            <w:pPr>
-              <w:pStyle w:val="Compact"/>
-              <w:jc w:val="left"/>
-            </w:pPr>
-            <w:r>
-              <w:t xml:space="preserve">—</w:t>
-            </w:r>
-          </w:p>
-        </w:tc>
-        <w:tc>
-          <w:tcPr/>
-          <w:p>
-            <w:pPr>
-              <w:pStyle w:val="Compact"/>
-              <w:jc w:val="left"/>
-            </w:pPr>
-            <w:r>
-              <w:t xml:space="preserve">—</w:t>
-            </w:r>
-          </w:p>
-        </w:tc>
-        <w:tc>
-          <w:tcPr/>
-          <w:p>
-            <w:pPr>
-              <w:pStyle w:val="Compact"/>
-              <w:jc w:val="left"/>
-            </w:pPr>
-            <w:r>
-              <w:t xml:space="preserve">—</w:t>
+              <w:t xml:space="preserve">,</w:t>
+            </w:r>
+          </w:p>
+        </w:tc>
+        <w:tc>
+          <w:tcPr/>
+          <w:p>
+            <w:pPr>
+              <w:pStyle w:val="Compact"/>
+              <w:jc w:val="left"/>
+            </w:pPr>
+            <w:r>
+              <w:t xml:space="preserve">,</w:t>
+            </w:r>
+          </w:p>
+        </w:tc>
+        <w:tc>
+          <w:tcPr/>
+          <w:p>
+            <w:pPr>
+              <w:pStyle w:val="Compact"/>
+              <w:jc w:val="left"/>
+            </w:pPr>
+            <w:r>
+              <w:t xml:space="preserve">,</w:t>
+            </w:r>
+          </w:p>
+        </w:tc>
+        <w:tc>
+          <w:tcPr/>
+          <w:p>
+            <w:pPr>
+              <w:pStyle w:val="Compact"/>
+              <w:jc w:val="left"/>
+            </w:pPr>
+            <w:r>
+              <w:t xml:space="preserve">,</w:t>
+            </w:r>
+          </w:p>
+        </w:tc>
+        <w:tc>
+          <w:tcPr/>
+          <w:p>
+            <w:pPr>
+              <w:pStyle w:val="Compact"/>
+              <w:jc w:val="left"/>
+            </w:pPr>
+            <w:r>
+              <w:t xml:space="preserve">,</w:t>
             </w:r>
           </w:p>
         </w:tc>
@@ -3603,55 +3697,55 @@
               <w:jc w:val="left"/>
             </w:pPr>
             <w:r>
-              <w:t xml:space="preserve">—</w:t>
-            </w:r>
-          </w:p>
-        </w:tc>
-        <w:tc>
-          <w:tcPr/>
-          <w:p>
-            <w:pPr>
-              <w:pStyle w:val="Compact"/>
-              <w:jc w:val="left"/>
-            </w:pPr>
-            <w:r>
-              <w:t xml:space="preserve">—</w:t>
-            </w:r>
-          </w:p>
-        </w:tc>
-        <w:tc>
-          <w:tcPr/>
-          <w:p>
-            <w:pPr>
-              <w:pStyle w:val="Compact"/>
-              <w:jc w:val="left"/>
-            </w:pPr>
-            <w:r>
-              <w:t xml:space="preserve">—</w:t>
-            </w:r>
-          </w:p>
-        </w:tc>
-        <w:tc>
-          <w:tcPr/>
-          <w:p>
-            <w:pPr>
-              <w:pStyle w:val="Compact"/>
-              <w:jc w:val="left"/>
-            </w:pPr>
-            <w:r>
-              <w:t xml:space="preserve">—</w:t>
-            </w:r>
-          </w:p>
-        </w:tc>
-        <w:tc>
-          <w:tcPr/>
-          <w:p>
-            <w:pPr>
-              <w:pStyle w:val="Compact"/>
-              <w:jc w:val="left"/>
-            </w:pPr>
-            <w:r>
-              <w:t xml:space="preserve">—</w:t>
+              <w:t xml:space="preserve">,</w:t>
+            </w:r>
+          </w:p>
+        </w:tc>
+        <w:tc>
+          <w:tcPr/>
+          <w:p>
+            <w:pPr>
+              <w:pStyle w:val="Compact"/>
+              <w:jc w:val="left"/>
+            </w:pPr>
+            <w:r>
+              <w:t xml:space="preserve">,</w:t>
+            </w:r>
+          </w:p>
+        </w:tc>
+        <w:tc>
+          <w:tcPr/>
+          <w:p>
+            <w:pPr>
+              <w:pStyle w:val="Compact"/>
+              <w:jc w:val="left"/>
+            </w:pPr>
+            <w:r>
+              <w:t xml:space="preserve">,</w:t>
+            </w:r>
+          </w:p>
+        </w:tc>
+        <w:tc>
+          <w:tcPr/>
+          <w:p>
+            <w:pPr>
+              <w:pStyle w:val="Compact"/>
+              <w:jc w:val="left"/>
+            </w:pPr>
+            <w:r>
+              <w:t xml:space="preserve">,</w:t>
+            </w:r>
+          </w:p>
+        </w:tc>
+        <w:tc>
+          <w:tcPr/>
+          <w:p>
+            <w:pPr>
+              <w:pStyle w:val="Compact"/>
+              <w:jc w:val="left"/>
+            </w:pPr>
+            <w:r>
+              <w:t xml:space="preserve">,</w:t>
             </w:r>
           </w:p>
         </w:tc>
@@ -3677,55 +3771,55 @@
               <w:jc w:val="left"/>
             </w:pPr>
             <w:r>
-              <w:t xml:space="preserve">—</w:t>
-            </w:r>
-          </w:p>
-        </w:tc>
-        <w:tc>
-          <w:tcPr/>
-          <w:p>
-            <w:pPr>
-              <w:pStyle w:val="Compact"/>
-              <w:jc w:val="left"/>
-            </w:pPr>
-            <w:r>
-              <w:t xml:space="preserve">—</w:t>
-            </w:r>
-          </w:p>
-        </w:tc>
-        <w:tc>
-          <w:tcPr/>
-          <w:p>
-            <w:pPr>
-              <w:pStyle w:val="Compact"/>
-              <w:jc w:val="left"/>
-            </w:pPr>
-            <w:r>
-              <w:t xml:space="preserve">—</w:t>
-            </w:r>
-          </w:p>
-        </w:tc>
-        <w:tc>
-          <w:tcPr/>
-          <w:p>
-            <w:pPr>
-              <w:pStyle w:val="Compact"/>
-              <w:jc w:val="left"/>
-            </w:pPr>
-            <w:r>
-              <w:t xml:space="preserve">—</w:t>
-            </w:r>
-          </w:p>
-        </w:tc>
-        <w:tc>
-          <w:tcPr/>
-          <w:p>
-            <w:pPr>
-              <w:pStyle w:val="Compact"/>
-              <w:jc w:val="left"/>
-            </w:pPr>
-            <w:r>
-              <w:t xml:space="preserve">—</w:t>
+              <w:t xml:space="preserve">,</w:t>
+            </w:r>
+          </w:p>
+        </w:tc>
+        <w:tc>
+          <w:tcPr/>
+          <w:p>
+            <w:pPr>
+              <w:pStyle w:val="Compact"/>
+              <w:jc w:val="left"/>
+            </w:pPr>
+            <w:r>
+              <w:t xml:space="preserve">,</w:t>
+            </w:r>
+          </w:p>
+        </w:tc>
+        <w:tc>
+          <w:tcPr/>
+          <w:p>
+            <w:pPr>
+              <w:pStyle w:val="Compact"/>
+              <w:jc w:val="left"/>
+            </w:pPr>
+            <w:r>
+              <w:t xml:space="preserve">,</w:t>
+            </w:r>
+          </w:p>
+        </w:tc>
+        <w:tc>
+          <w:tcPr/>
+          <w:p>
+            <w:pPr>
+              <w:pStyle w:val="Compact"/>
+              <w:jc w:val="left"/>
+            </w:pPr>
+            <w:r>
+              <w:t xml:space="preserve">,</w:t>
+            </w:r>
+          </w:p>
+        </w:tc>
+        <w:tc>
+          <w:tcPr/>
+          <w:p>
+            <w:pPr>
+              <w:pStyle w:val="Compact"/>
+              <w:jc w:val="left"/>
+            </w:pPr>
+            <w:r>
+              <w:t xml:space="preserve">,</w:t>
             </w:r>
           </w:p>
         </w:tc>
@@ -3751,55 +3845,55 @@
               <w:jc w:val="left"/>
             </w:pPr>
             <w:r>
-              <w:t xml:space="preserve">—</w:t>
-            </w:r>
-          </w:p>
-        </w:tc>
-        <w:tc>
-          <w:tcPr/>
-          <w:p>
-            <w:pPr>
-              <w:pStyle w:val="Compact"/>
-              <w:jc w:val="left"/>
-            </w:pPr>
-            <w:r>
-              <w:t xml:space="preserve">—</w:t>
-            </w:r>
-          </w:p>
-        </w:tc>
-        <w:tc>
-          <w:tcPr/>
-          <w:p>
-            <w:pPr>
-              <w:pStyle w:val="Compact"/>
-              <w:jc w:val="left"/>
-            </w:pPr>
-            <w:r>
-              <w:t xml:space="preserve">—</w:t>
-            </w:r>
-          </w:p>
-        </w:tc>
-        <w:tc>
-          <w:tcPr/>
-          <w:p>
-            <w:pPr>
-              <w:pStyle w:val="Compact"/>
-              <w:jc w:val="left"/>
-            </w:pPr>
-            <w:r>
-              <w:t xml:space="preserve">—</w:t>
-            </w:r>
-          </w:p>
-        </w:tc>
-        <w:tc>
-          <w:tcPr/>
-          <w:p>
-            <w:pPr>
-              <w:pStyle w:val="Compact"/>
-              <w:jc w:val="left"/>
-            </w:pPr>
-            <w:r>
-              <w:t xml:space="preserve">—</w:t>
+              <w:t xml:space="preserve">,</w:t>
+            </w:r>
+          </w:p>
+        </w:tc>
+        <w:tc>
+          <w:tcPr/>
+          <w:p>
+            <w:pPr>
+              <w:pStyle w:val="Compact"/>
+              <w:jc w:val="left"/>
+            </w:pPr>
+            <w:r>
+              <w:t xml:space="preserve">,</w:t>
+            </w:r>
+          </w:p>
+        </w:tc>
+        <w:tc>
+          <w:tcPr/>
+          <w:p>
+            <w:pPr>
+              <w:pStyle w:val="Compact"/>
+              <w:jc w:val="left"/>
+            </w:pPr>
+            <w:r>
+              <w:t xml:space="preserve">,</w:t>
+            </w:r>
+          </w:p>
+        </w:tc>
+        <w:tc>
+          <w:tcPr/>
+          <w:p>
+            <w:pPr>
+              <w:pStyle w:val="Compact"/>
+              <w:jc w:val="left"/>
+            </w:pPr>
+            <w:r>
+              <w:t xml:space="preserve">,</w:t>
+            </w:r>
+          </w:p>
+        </w:tc>
+        <w:tc>
+          <w:tcPr/>
+          <w:p>
+            <w:pPr>
+              <w:pStyle w:val="Compact"/>
+              <w:jc w:val="left"/>
+            </w:pPr>
+            <w:r>
+              <w:t xml:space="preserve">,</w:t>
             </w:r>
           </w:p>
         </w:tc>
@@ -3813,67 +3907,67 @@
               <w:jc w:val="left"/>
             </w:pPr>
             <w:r>
-              <w:t xml:space="preserve">Timor-Leste</w:t>
-            </w:r>
-          </w:p>
-        </w:tc>
-        <w:tc>
-          <w:tcPr/>
-          <w:p>
-            <w:pPr>
-              <w:pStyle w:val="Compact"/>
-              <w:jc w:val="left"/>
-            </w:pPr>
-            <w:r>
-              <w:t xml:space="preserve">—</w:t>
-            </w:r>
-          </w:p>
-        </w:tc>
-        <w:tc>
-          <w:tcPr/>
-          <w:p>
-            <w:pPr>
-              <w:pStyle w:val="Compact"/>
-              <w:jc w:val="left"/>
-            </w:pPr>
-            <w:r>
-              <w:t xml:space="preserve">—</w:t>
-            </w:r>
-          </w:p>
-        </w:tc>
-        <w:tc>
-          <w:tcPr/>
-          <w:p>
-            <w:pPr>
-              <w:pStyle w:val="Compact"/>
-              <w:jc w:val="left"/>
-            </w:pPr>
-            <w:r>
-              <w:t xml:space="preserve">—</w:t>
-            </w:r>
-          </w:p>
-        </w:tc>
-        <w:tc>
-          <w:tcPr/>
-          <w:p>
-            <w:pPr>
-              <w:pStyle w:val="Compact"/>
-              <w:jc w:val="left"/>
-            </w:pPr>
-            <w:r>
-              <w:t xml:space="preserve">—</w:t>
-            </w:r>
-          </w:p>
-        </w:tc>
-        <w:tc>
-          <w:tcPr/>
-          <w:p>
-            <w:pPr>
-              <w:pStyle w:val="Compact"/>
-              <w:jc w:val="left"/>
-            </w:pPr>
-            <w:r>
-              <w:t xml:space="preserve">—</w:t>
+              <w:t xml:space="preserve">Tonga</w:t>
+            </w:r>
+          </w:p>
+        </w:tc>
+        <w:tc>
+          <w:tcPr/>
+          <w:p>
+            <w:pPr>
+              <w:pStyle w:val="Compact"/>
+              <w:jc w:val="left"/>
+            </w:pPr>
+            <w:r>
+              <w:t xml:space="preserve">,</w:t>
+            </w:r>
+          </w:p>
+        </w:tc>
+        <w:tc>
+          <w:tcPr/>
+          <w:p>
+            <w:pPr>
+              <w:pStyle w:val="Compact"/>
+              <w:jc w:val="left"/>
+            </w:pPr>
+            <w:r>
+              <w:t xml:space="preserve">,</w:t>
+            </w:r>
+          </w:p>
+        </w:tc>
+        <w:tc>
+          <w:tcPr/>
+          <w:p>
+            <w:pPr>
+              <w:pStyle w:val="Compact"/>
+              <w:jc w:val="left"/>
+            </w:pPr>
+            <w:r>
+              <w:t xml:space="preserve">,</w:t>
+            </w:r>
+          </w:p>
+        </w:tc>
+        <w:tc>
+          <w:tcPr/>
+          <w:p>
+            <w:pPr>
+              <w:pStyle w:val="Compact"/>
+              <w:jc w:val="left"/>
+            </w:pPr>
+            <w:r>
+              <w:t xml:space="preserve">,</w:t>
+            </w:r>
+          </w:p>
+        </w:tc>
+        <w:tc>
+          <w:tcPr/>
+          <w:p>
+            <w:pPr>
+              <w:pStyle w:val="Compact"/>
+              <w:jc w:val="left"/>
+            </w:pPr>
+            <w:r>
+              <w:t xml:space="preserve">,</w:t>
             </w:r>
           </w:p>
         </w:tc>
@@ -3887,80 +3981,6 @@
               <w:jc w:val="left"/>
             </w:pPr>
             <w:r>
-              <w:t xml:space="preserve">Tonga</w:t>
-            </w:r>
-          </w:p>
-        </w:tc>
-        <w:tc>
-          <w:tcPr/>
-          <w:p>
-            <w:pPr>
-              <w:pStyle w:val="Compact"/>
-              <w:jc w:val="left"/>
-            </w:pPr>
-            <w:r>
-              <w:t xml:space="preserve">—</w:t>
-            </w:r>
-          </w:p>
-        </w:tc>
-        <w:tc>
-          <w:tcPr/>
-          <w:p>
-            <w:pPr>
-              <w:pStyle w:val="Compact"/>
-              <w:jc w:val="left"/>
-            </w:pPr>
-            <w:r>
-              <w:t xml:space="preserve">—</w:t>
-            </w:r>
-          </w:p>
-        </w:tc>
-        <w:tc>
-          <w:tcPr/>
-          <w:p>
-            <w:pPr>
-              <w:pStyle w:val="Compact"/>
-              <w:jc w:val="left"/>
-            </w:pPr>
-            <w:r>
-              <w:t xml:space="preserve">—</w:t>
-            </w:r>
-          </w:p>
-        </w:tc>
-        <w:tc>
-          <w:tcPr/>
-          <w:p>
-            <w:pPr>
-              <w:pStyle w:val="Compact"/>
-              <w:jc w:val="left"/>
-            </w:pPr>
-            <w:r>
-              <w:t xml:space="preserve">—</w:t>
-            </w:r>
-          </w:p>
-        </w:tc>
-        <w:tc>
-          <w:tcPr/>
-          <w:p>
-            <w:pPr>
-              <w:pStyle w:val="Compact"/>
-              <w:jc w:val="left"/>
-            </w:pPr>
-            <w:r>
-              <w:t xml:space="preserve">—</w:t>
-            </w:r>
-          </w:p>
-        </w:tc>
-      </w:tr>
-      <w:tr>
-        <w:tc>
-          <w:tcPr/>
-          <w:p>
-            <w:pPr>
-              <w:pStyle w:val="Compact"/>
-              <w:jc w:val="left"/>
-            </w:pPr>
-            <w:r>
               <w:t xml:space="preserve">Vanuatu</w:t>
             </w:r>
           </w:p>
@@ -3973,129 +3993,55 @@
               <w:jc w:val="left"/>
             </w:pPr>
             <w:r>
-              <w:t xml:space="preserve">—</w:t>
-            </w:r>
-          </w:p>
-        </w:tc>
-        <w:tc>
-          <w:tcPr/>
-          <w:p>
-            <w:pPr>
-              <w:pStyle w:val="Compact"/>
-              <w:jc w:val="left"/>
-            </w:pPr>
-            <w:r>
-              <w:t xml:space="preserve">—</w:t>
-            </w:r>
-          </w:p>
-        </w:tc>
-        <w:tc>
-          <w:tcPr/>
-          <w:p>
-            <w:pPr>
-              <w:pStyle w:val="Compact"/>
-              <w:jc w:val="left"/>
-            </w:pPr>
-            <w:r>
-              <w:t xml:space="preserve">—</w:t>
-            </w:r>
-          </w:p>
-        </w:tc>
-        <w:tc>
-          <w:tcPr/>
-          <w:p>
-            <w:pPr>
-              <w:pStyle w:val="Compact"/>
-              <w:jc w:val="left"/>
-            </w:pPr>
-            <w:r>
-              <w:t xml:space="preserve">—</w:t>
-            </w:r>
-          </w:p>
-        </w:tc>
-        <w:tc>
-          <w:tcPr/>
-          <w:p>
-            <w:pPr>
-              <w:pStyle w:val="Compact"/>
-              <w:jc w:val="left"/>
-            </w:pPr>
-            <w:r>
-              <w:t xml:space="preserve">—</w:t>
-            </w:r>
-          </w:p>
-        </w:tc>
-      </w:tr>
-      <w:tr>
-        <w:tc>
-          <w:tcPr/>
-          <w:p>
-            <w:pPr>
-              <w:pStyle w:val="Compact"/>
-              <w:jc w:val="left"/>
-            </w:pPr>
-            <w:r>
-              <w:t xml:space="preserve">Comoros</w:t>
-            </w:r>
-          </w:p>
-        </w:tc>
-        <w:tc>
-          <w:tcPr/>
-          <w:p>
-            <w:pPr>
-              <w:pStyle w:val="Compact"/>
-              <w:jc w:val="left"/>
-            </w:pPr>
-            <w:r>
-              <w:t xml:space="preserve">—</w:t>
-            </w:r>
-          </w:p>
-        </w:tc>
-        <w:tc>
-          <w:tcPr/>
-          <w:p>
-            <w:pPr>
-              <w:pStyle w:val="Compact"/>
-              <w:jc w:val="left"/>
-            </w:pPr>
-            <w:r>
-              <w:t xml:space="preserve">—</w:t>
-            </w:r>
-          </w:p>
-        </w:tc>
-        <w:tc>
-          <w:tcPr/>
-          <w:p>
-            <w:pPr>
-              <w:pStyle w:val="Compact"/>
-              <w:jc w:val="left"/>
-            </w:pPr>
-            <w:r>
-              <w:t xml:space="preserve">—</w:t>
-            </w:r>
-          </w:p>
-        </w:tc>
-        <w:tc>
-          <w:tcPr/>
-          <w:p>
-            <w:pPr>
-              <w:pStyle w:val="Compact"/>
-              <w:jc w:val="left"/>
-            </w:pPr>
-            <w:r>
-              <w:t xml:space="preserve">—</w:t>
-            </w:r>
-          </w:p>
-        </w:tc>
-        <w:tc>
-          <w:tcPr/>
-          <w:p>
-            <w:pPr>
-              <w:pStyle w:val="Compact"/>
-              <w:jc w:val="left"/>
-            </w:pPr>
-            <w:r>
-              <w:t xml:space="preserve">—</w:t>
+              <w:t xml:space="preserve">,</w:t>
+            </w:r>
+          </w:p>
+        </w:tc>
+        <w:tc>
+          <w:tcPr/>
+          <w:p>
+            <w:pPr>
+              <w:pStyle w:val="Compact"/>
+              <w:jc w:val="left"/>
+            </w:pPr>
+            <w:r>
+              <w:t xml:space="preserve">,</w:t>
+            </w:r>
+          </w:p>
+        </w:tc>
+        <w:tc>
+          <w:tcPr/>
+          <w:p>
+            <w:pPr>
+              <w:pStyle w:val="Compact"/>
+              <w:jc w:val="left"/>
+            </w:pPr>
+            <w:r>
+              <w:t xml:space="preserve">,</w:t>
+            </w:r>
+          </w:p>
+        </w:tc>
+        <w:tc>
+          <w:tcPr/>
+          <w:p>
+            <w:pPr>
+              <w:pStyle w:val="Compact"/>
+              <w:jc w:val="left"/>
+            </w:pPr>
+            <w:r>
+              <w:t xml:space="preserve">,</w:t>
+            </w:r>
+          </w:p>
+        </w:tc>
+        <w:tc>
+          <w:tcPr/>
+          <w:p>
+            <w:pPr>
+              <w:pStyle w:val="Compact"/>
+              <w:jc w:val="left"/>
+            </w:pPr>
+            <w:r>
+              <w:t xml:space="preserve">,</w:t>
             </w:r>
           </w:p>
         </w:tc>
@@ -4129,7 +4075,7 @@
                 <w:bCs/>
                 <w:b/>
               </w:rPr>
-              <w:t xml:space="preserve">1,469</w:t>
+              <w:t xml:space="preserve">959</w:t>
             </w:r>
           </w:p>
         </w:tc>
@@ -4145,7 +4091,7 @@
                 <w:bCs/>
                 <w:b/>
               </w:rPr>
-              <w:t xml:space="preserve">187</w:t>
+              <w:t xml:space="preserve">132</w:t>
             </w:r>
           </w:p>
         </w:tc>
@@ -4161,7 +4107,7 @@
                 <w:bCs/>
                 <w:b/>
               </w:rPr>
-              <w:t xml:space="preserve">12.7%</w:t>
+              <w:t xml:space="preserve">13.8%</w:t>
             </w:r>
           </w:p>
         </w:tc>
@@ -4177,7 +4123,7 @@
                 <w:bCs/>
                 <w:b/>
               </w:rPr>
-              <w:t xml:space="preserve">0.060</w:t>
+              <w:t xml:space="preserve">0.048</w:t>
             </w:r>
           </w:p>
         </w:tc>
@@ -4204,26 +4150,38 @@
           <w:iCs/>
           <w:i/>
         </w:rPr>
-        <w:t xml:space="preserve">Note: Country-level breakdowns are available in the replication archive (</w:t>
-      </w:r>
-      <w:r>
-        <w:rPr>
-          <w:rStyle w:val="VerbatimChar"/>
+        <w:t xml:space="preserve">Note: Country-level breakdowns are available in the replication archive</w:t>
+      </w:r>
+      <w:r>
+        <w:rPr>
           <w:iCs/>
           <w:i/>
         </w:rPr>
-        <w:t xml:space="preserve">p8/replication/</w:t>
+        <w:t xml:space="preserve"> </w:t>
       </w:r>
       <w:r>
         <w:rPr>
           <w:iCs/>
           <w:i/>
         </w:rPr>
+        <w:t xml:space="preserve">(</w:t>
+      </w:r>
+      <w:r>
+        <w:rPr>
+          <w:rStyle w:val="VerbatimChar"/>
+        </w:rPr>
+        <w:t xml:space="preserve">p8/replication/</w:t>
+      </w:r>
+      <w:r>
+        <w:rPr>
+          <w:iCs/>
+          <w:i/>
+        </w:rPr>
         <w:t xml:space="preserve">). Total N reflects analysis sample (non-missing ln_LP and FSTS). Wave coverage varies by country.</w:t>
       </w:r>
     </w:p>
-    <w:bookmarkEnd w:id="49"/>
-    <w:bookmarkStart w:id="50" w:name="Xcb8e4546744cd6d21af62aeea30ad97288aa2e1"/>
+    <w:bookmarkEnd w:id="50"/>
+    <w:bookmarkStart w:id="51" w:name="Xcb8e4546744cd6d21af62aeea30ad97288aa2e1"/>
     <w:p>
       <w:pPr>
         <w:pStyle w:val="Heading3"/>
@@ -4366,31 +4324,31 @@
               <w:jc w:val="left"/>
             </w:pPr>
             <w:r>
-              <w:t xml:space="preserve">−0.404* (0.188)</w:t>
-            </w:r>
-          </w:p>
-        </w:tc>
-        <w:tc>
-          <w:tcPr/>
-          <w:p>
-            <w:pPr>
-              <w:pStyle w:val="Compact"/>
-              <w:jc w:val="left"/>
-            </w:pPr>
-            <w:r>
-              <w:t xml:space="preserve">−0.925 (0.828)</w:t>
-            </w:r>
-          </w:p>
-        </w:tc>
-        <w:tc>
-          <w:tcPr/>
-          <w:p>
-            <w:pPr>
-              <w:pStyle w:val="Compact"/>
-              <w:jc w:val="left"/>
-            </w:pPr>
-            <w:r>
-              <w:t xml:space="preserve">−0.974 (0.850)</w:t>
+              <w:t xml:space="preserve">−1.339*** (0.386)</w:t>
+            </w:r>
+          </w:p>
+        </w:tc>
+        <w:tc>
+          <w:tcPr/>
+          <w:p>
+            <w:pPr>
+              <w:pStyle w:val="Compact"/>
+              <w:jc w:val="left"/>
+            </w:pPr>
+            <w:r>
+              <w:t xml:space="preserve">−2.177 (1.603)</w:t>
+            </w:r>
+          </w:p>
+        </w:tc>
+        <w:tc>
+          <w:tcPr/>
+          <w:p>
+            <w:pPr>
+              <w:pStyle w:val="Compact"/>
+              <w:jc w:val="left"/>
+            </w:pPr>
+            <w:r>
+              <w:t xml:space="preserve">−2.979. (1.549)</w:t>
             </w:r>
           </w:p>
         </w:tc>
@@ -4452,19 +4410,19 @@
               <w:jc w:val="left"/>
             </w:pPr>
             <w:r>
-              <w:t xml:space="preserve">+0.649 (0.980)</w:t>
-            </w:r>
-          </w:p>
-        </w:tc>
-        <w:tc>
-          <w:tcPr/>
-          <w:p>
-            <w:pPr>
-              <w:pStyle w:val="Compact"/>
-              <w:jc w:val="left"/>
-            </w:pPr>
-            <w:r>
-              <w:t xml:space="preserve">+0.782 (1.001)</w:t>
+              <w:t xml:space="preserve">+1.125 (1.943)</w:t>
+            </w:r>
+          </w:p>
+        </w:tc>
+        <w:tc>
+          <w:tcPr/>
+          <w:p>
+            <w:pPr>
+              <w:pStyle w:val="Compact"/>
+              <w:jc w:val="left"/>
+            </w:pPr>
+            <w:r>
+              <w:t xml:space="preserve">+2.204 (1.796)</w:t>
             </w:r>
           </w:p>
         </w:tc>
@@ -4542,19 +4500,19 @@
               <w:jc w:val="left"/>
             </w:pPr>
             <w:r>
-              <w:t xml:space="preserve">−1.236*** (0.269)</w:t>
-            </w:r>
-          </w:p>
-        </w:tc>
-        <w:tc>
-          <w:tcPr/>
-          <w:p>
-            <w:pPr>
-              <w:pStyle w:val="Compact"/>
-              <w:jc w:val="left"/>
-            </w:pPr>
-            <w:r>
-              <w:t xml:space="preserve">−1.596*** (0.263)</w:t>
+              <w:t xml:space="preserve">−3.351*** (0.808)</w:t>
+            </w:r>
+          </w:p>
+        </w:tc>
+        <w:tc>
+          <w:tcPr/>
+          <w:p>
+            <w:pPr>
+              <w:pStyle w:val="Compact"/>
+              <w:jc w:val="left"/>
+            </w:pPr>
+            <w:r>
+              <w:t xml:space="preserve">−0.864. (0.441)</w:t>
             </w:r>
           </w:p>
         </w:tc>
@@ -4608,7 +4566,7 @@
               <w:jc w:val="left"/>
             </w:pPr>
             <w:r>
-              <w:t xml:space="preserve">+0.058 (0.085)</w:t>
+              <w:t xml:space="preserve">+0.299** (0.099)</w:t>
             </w:r>
           </w:p>
         </w:tc>
@@ -4678,7 +4636,7 @@
               <w:jc w:val="left"/>
             </w:pPr>
             <w:r>
-              <w:t xml:space="preserve">+0.062 (0.073)</w:t>
+              <w:t xml:space="preserve">+0.094 (0.088)</w:t>
             </w:r>
           </w:p>
         </w:tc>
@@ -4720,67 +4678,67 @@
               <w:jc w:val="left"/>
             </w:pPr>
             <w:r>
-              <w:t xml:space="preserve">+0.080 (0.070)</w:t>
-            </w:r>
-          </w:p>
-        </w:tc>
-        <w:tc>
-          <w:tcPr/>
-          <w:p>
-            <w:pPr>
-              <w:pStyle w:val="Compact"/>
-              <w:jc w:val="left"/>
-            </w:pPr>
-            <w:r>
-              <w:t xml:space="preserve">+0.082 (0.070)</w:t>
-            </w:r>
-          </w:p>
-        </w:tc>
-        <w:tc>
-          <w:tcPr/>
-          <w:p>
-            <w:pPr>
-              <w:pStyle w:val="Compact"/>
-              <w:jc w:val="left"/>
-            </w:pPr>
-            <w:r>
-              <w:t xml:space="preserve">+0.084 (0.070)</w:t>
-            </w:r>
-          </w:p>
-        </w:tc>
-        <w:tc>
-          <w:tcPr/>
-          <w:p>
-            <w:pPr>
-              <w:pStyle w:val="Compact"/>
-              <w:jc w:val="left"/>
-            </w:pPr>
-            <w:r>
-              <w:t xml:space="preserve">+0.062 (0.070)</w:t>
-            </w:r>
-          </w:p>
-        </w:tc>
-        <w:tc>
-          <w:tcPr/>
-          <w:p>
-            <w:pPr>
-              <w:pStyle w:val="Compact"/>
-              <w:jc w:val="left"/>
-            </w:pPr>
-            <w:r>
-              <w:t xml:space="preserve">+0.247* (0.097)</w:t>
-            </w:r>
-          </w:p>
-        </w:tc>
-        <w:tc>
-          <w:tcPr/>
-          <w:p>
-            <w:pPr>
-              <w:pStyle w:val="Compact"/>
-              <w:jc w:val="left"/>
-            </w:pPr>
-            <w:r>
-              <w:t xml:space="preserve">—</w:t>
+              <w:t xml:space="preserve">−0.034 (0.089)</w:t>
+            </w:r>
+          </w:p>
+        </w:tc>
+        <w:tc>
+          <w:tcPr/>
+          <w:p>
+            <w:pPr>
+              <w:pStyle w:val="Compact"/>
+              <w:jc w:val="left"/>
+            </w:pPr>
+            <w:r>
+              <w:t xml:space="preserve">+0.002 (0.089)</w:t>
+            </w:r>
+          </w:p>
+        </w:tc>
+        <w:tc>
+          <w:tcPr/>
+          <w:p>
+            <w:pPr>
+              <w:pStyle w:val="Compact"/>
+              <w:jc w:val="left"/>
+            </w:pPr>
+            <w:r>
+              <w:t xml:space="preserve">+0.008 (0.090)</w:t>
+            </w:r>
+          </w:p>
+        </w:tc>
+        <w:tc>
+          <w:tcPr/>
+          <w:p>
+            <w:pPr>
+              <w:pStyle w:val="Compact"/>
+              <w:jc w:val="left"/>
+            </w:pPr>
+            <w:r>
+              <w:t xml:space="preserve">−0.032 (0.089)</w:t>
+            </w:r>
+          </w:p>
+        </w:tc>
+        <w:tc>
+          <w:tcPr/>
+          <w:p>
+            <w:pPr>
+              <w:pStyle w:val="Compact"/>
+              <w:jc w:val="left"/>
+            </w:pPr>
+            <w:r>
+              <w:t xml:space="preserve">−0.102 (0.147)</w:t>
+            </w:r>
+          </w:p>
+        </w:tc>
+        <w:tc>
+          <w:tcPr/>
+          <w:p>
+            <w:pPr>
+              <w:pStyle w:val="Compact"/>
+              <w:jc w:val="left"/>
+            </w:pPr>
+            <w:r>
+              <w:t xml:space="preserve">,</w:t>
             </w:r>
           </w:p>
         </w:tc>
@@ -4806,67 +4764,67 @@
               <w:jc w:val="left"/>
             </w:pPr>
             <w:r>
-              <w:t xml:space="preserve">+0.009* (0.005)</w:t>
-            </w:r>
-          </w:p>
-        </w:tc>
-        <w:tc>
-          <w:tcPr/>
-          <w:p>
-            <w:pPr>
-              <w:pStyle w:val="Compact"/>
-              <w:jc w:val="left"/>
-            </w:pPr>
-            <w:r>
-              <w:t xml:space="preserve">+0.009. (0.005)</w:t>
-            </w:r>
-          </w:p>
-        </w:tc>
-        <w:tc>
-          <w:tcPr/>
-          <w:p>
-            <w:pPr>
-              <w:pStyle w:val="Compact"/>
-              <w:jc w:val="left"/>
-            </w:pPr>
-            <w:r>
-              <w:t xml:space="preserve">+0.009. (0.005)</w:t>
-            </w:r>
-          </w:p>
-        </w:tc>
-        <w:tc>
-          <w:tcPr/>
-          <w:p>
-            <w:pPr>
-              <w:pStyle w:val="Compact"/>
-              <w:jc w:val="left"/>
-            </w:pPr>
-            <w:r>
-              <w:t xml:space="preserve">+0.010* (0.005)</w:t>
-            </w:r>
-          </w:p>
-        </w:tc>
-        <w:tc>
-          <w:tcPr/>
-          <w:p>
-            <w:pPr>
-              <w:pStyle w:val="Compact"/>
-              <w:jc w:val="left"/>
-            </w:pPr>
-            <w:r>
-              <w:t xml:space="preserve">+0.047*** (0.009)</w:t>
-            </w:r>
-          </w:p>
-        </w:tc>
-        <w:tc>
-          <w:tcPr/>
-          <w:p>
-            <w:pPr>
-              <w:pStyle w:val="Compact"/>
-              <w:jc w:val="left"/>
-            </w:pPr>
-            <w:r>
-              <w:t xml:space="preserve">—</w:t>
+              <w:t xml:space="preserve">+0.015* (0.006)</w:t>
+            </w:r>
+          </w:p>
+        </w:tc>
+        <w:tc>
+          <w:tcPr/>
+          <w:p>
+            <w:pPr>
+              <w:pStyle w:val="Compact"/>
+              <w:jc w:val="left"/>
+            </w:pPr>
+            <w:r>
+              <w:t xml:space="preserve">+0.014* (0.006)</w:t>
+            </w:r>
+          </w:p>
+        </w:tc>
+        <w:tc>
+          <w:tcPr/>
+          <w:p>
+            <w:pPr>
+              <w:pStyle w:val="Compact"/>
+              <w:jc w:val="left"/>
+            </w:pPr>
+            <w:r>
+              <w:t xml:space="preserve">+0.014* (0.006)</w:t>
+            </w:r>
+          </w:p>
+        </w:tc>
+        <w:tc>
+          <w:tcPr/>
+          <w:p>
+            <w:pPr>
+              <w:pStyle w:val="Compact"/>
+              <w:jc w:val="left"/>
+            </w:pPr>
+            <w:r>
+              <w:t xml:space="preserve">+0.015* (0.006)</w:t>
+            </w:r>
+          </w:p>
+        </w:tc>
+        <w:tc>
+          <w:tcPr/>
+          <w:p>
+            <w:pPr>
+              <w:pStyle w:val="Compact"/>
+              <w:jc w:val="left"/>
+            </w:pPr>
+            <w:r>
+              <w:t xml:space="preserve">−0.008 (0.010)</w:t>
+            </w:r>
+          </w:p>
+        </w:tc>
+        <w:tc>
+          <w:tcPr/>
+          <w:p>
+            <w:pPr>
+              <w:pStyle w:val="Compact"/>
+              <w:jc w:val="left"/>
+            </w:pPr>
+            <w:r>
+              <w:t xml:space="preserve">,</w:t>
             </w:r>
           </w:p>
         </w:tc>
@@ -4892,67 +4850,67 @@
               <w:jc w:val="left"/>
             </w:pPr>
             <w:r>
-              <w:t xml:space="preserve">−0.006. (0.003)</w:t>
-            </w:r>
-          </w:p>
-        </w:tc>
-        <w:tc>
-          <w:tcPr/>
-          <w:p>
-            <w:pPr>
-              <w:pStyle w:val="Compact"/>
-              <w:jc w:val="left"/>
-            </w:pPr>
-            <w:r>
-              <w:t xml:space="preserve">−0.006. (0.003)</w:t>
-            </w:r>
-          </w:p>
-        </w:tc>
-        <w:tc>
-          <w:tcPr/>
-          <w:p>
-            <w:pPr>
-              <w:pStyle w:val="Compact"/>
-              <w:jc w:val="left"/>
-            </w:pPr>
-            <w:r>
-              <w:t xml:space="preserve">−0.006. (0.003)</w:t>
-            </w:r>
-          </w:p>
-        </w:tc>
-        <w:tc>
-          <w:tcPr/>
-          <w:p>
-            <w:pPr>
-              <w:pStyle w:val="Compact"/>
-              <w:jc w:val="left"/>
-            </w:pPr>
-            <w:r>
-              <w:t xml:space="preserve">−0.006. (0.003)</w:t>
-            </w:r>
-          </w:p>
-        </w:tc>
-        <w:tc>
-          <w:tcPr/>
-          <w:p>
-            <w:pPr>
-              <w:pStyle w:val="Compact"/>
-              <w:jc w:val="left"/>
-            </w:pPr>
-            <w:r>
-              <w:t xml:space="preserve">−0.006* (0.003)</w:t>
-            </w:r>
-          </w:p>
-        </w:tc>
-        <w:tc>
-          <w:tcPr/>
-          <w:p>
-            <w:pPr>
-              <w:pStyle w:val="Compact"/>
-              <w:jc w:val="left"/>
-            </w:pPr>
-            <w:r>
-              <w:t xml:space="preserve">—</w:t>
+              <w:t xml:space="preserve">−0.433 (0.433)</w:t>
+            </w:r>
+          </w:p>
+        </w:tc>
+        <w:tc>
+          <w:tcPr/>
+          <w:p>
+            <w:pPr>
+              <w:pStyle w:val="Compact"/>
+              <w:jc w:val="left"/>
+            </w:pPr>
+            <w:r>
+              <w:t xml:space="preserve">−0.426 (0.423)</w:t>
+            </w:r>
+          </w:p>
+        </w:tc>
+        <w:tc>
+          <w:tcPr/>
+          <w:p>
+            <w:pPr>
+              <w:pStyle w:val="Compact"/>
+              <w:jc w:val="left"/>
+            </w:pPr>
+            <w:r>
+              <w:t xml:space="preserve">−0.426 (0.423)</w:t>
+            </w:r>
+          </w:p>
+        </w:tc>
+        <w:tc>
+          <w:tcPr/>
+          <w:p>
+            <w:pPr>
+              <w:pStyle w:val="Compact"/>
+              <w:jc w:val="left"/>
+            </w:pPr>
+            <w:r>
+              <w:t xml:space="preserve">−0.401 (0.449)</w:t>
+            </w:r>
+          </w:p>
+        </w:tc>
+        <w:tc>
+          <w:tcPr/>
+          <w:p>
+            <w:pPr>
+              <w:pStyle w:val="Compact"/>
+              <w:jc w:val="left"/>
+            </w:pPr>
+            <w:r>
+              <w:t xml:space="preserve">+0.297 (0.611)</w:t>
+            </w:r>
+          </w:p>
+        </w:tc>
+        <w:tc>
+          <w:tcPr/>
+          <w:p>
+            <w:pPr>
+              <w:pStyle w:val="Compact"/>
+              <w:jc w:val="left"/>
+            </w:pPr>
+            <w:r>
+              <w:t xml:space="preserve">,</w:t>
             </w:r>
           </w:p>
         </w:tc>
@@ -5026,19 +4984,19 @@
               <w:jc w:val="left"/>
             </w:pPr>
             <w:r>
-              <w:t xml:space="preserve">—</w:t>
-            </w:r>
-          </w:p>
-        </w:tc>
-        <w:tc>
-          <w:tcPr/>
-          <w:p>
-            <w:pPr>
-              <w:pStyle w:val="Compact"/>
-              <w:jc w:val="left"/>
-            </w:pPr>
-            <w:r>
-              <w:t xml:space="preserve">—</w:t>
+              <w:t xml:space="preserve">,</w:t>
+            </w:r>
+          </w:p>
+        </w:tc>
+        <w:tc>
+          <w:tcPr/>
+          <w:p>
+            <w:pPr>
+              <w:pStyle w:val="Compact"/>
+              <w:jc w:val="left"/>
+            </w:pPr>
+            <w:r>
+              <w:t xml:space="preserve">,</w:t>
             </w:r>
           </w:p>
         </w:tc>
@@ -5124,7 +5082,7 @@
               <w:jc w:val="left"/>
             </w:pPr>
             <w:r>
-              <w:t xml:space="preserve">—</w:t>
+              <w:t xml:space="preserve">,</w:t>
             </w:r>
           </w:p>
         </w:tc>
@@ -5150,67 +5108,67 @@
               <w:jc w:val="left"/>
             </w:pPr>
             <w:r>
-              <w:t xml:space="preserve">1,469</w:t>
-            </w:r>
-          </w:p>
-        </w:tc>
-        <w:tc>
-          <w:tcPr/>
-          <w:p>
-            <w:pPr>
-              <w:pStyle w:val="Compact"/>
-              <w:jc w:val="left"/>
-            </w:pPr>
-            <w:r>
-              <w:t xml:space="preserve">1,469</w:t>
-            </w:r>
-          </w:p>
-        </w:tc>
-        <w:tc>
-          <w:tcPr/>
-          <w:p>
-            <w:pPr>
-              <w:pStyle w:val="Compact"/>
-              <w:jc w:val="left"/>
-            </w:pPr>
-            <w:r>
-              <w:t xml:space="preserve">1,469</w:t>
-            </w:r>
-          </w:p>
-        </w:tc>
-        <w:tc>
-          <w:tcPr/>
-          <w:p>
-            <w:pPr>
-              <w:pStyle w:val="Compact"/>
-              <w:jc w:val="left"/>
-            </w:pPr>
-            <w:r>
-              <w:t xml:space="preserve">526</w:t>
-            </w:r>
-          </w:p>
-        </w:tc>
-        <w:tc>
-          <w:tcPr/>
-          <w:p>
-            <w:pPr>
-              <w:pStyle w:val="Compact"/>
-              <w:jc w:val="left"/>
-            </w:pPr>
-            <w:r>
-              <w:t xml:space="preserve">1,469</w:t>
-            </w:r>
-          </w:p>
-        </w:tc>
-        <w:tc>
-          <w:tcPr/>
-          <w:p>
-            <w:pPr>
-              <w:pStyle w:val="Compact"/>
-              <w:jc w:val="left"/>
-            </w:pPr>
-            <w:r>
-              <w:t xml:space="preserve">1,469</w:t>
+              <w:t xml:space="preserve">209</w:t>
+            </w:r>
+          </w:p>
+        </w:tc>
+        <w:tc>
+          <w:tcPr/>
+          <w:p>
+            <w:pPr>
+              <w:pStyle w:val="Compact"/>
+              <w:jc w:val="left"/>
+            </w:pPr>
+            <w:r>
+              <w:t xml:space="preserve">209</w:t>
+            </w:r>
+          </w:p>
+        </w:tc>
+        <w:tc>
+          <w:tcPr/>
+          <w:p>
+            <w:pPr>
+              <w:pStyle w:val="Compact"/>
+              <w:jc w:val="left"/>
+            </w:pPr>
+            <w:r>
+              <w:t xml:space="preserve">209</w:t>
+            </w:r>
+          </w:p>
+        </w:tc>
+        <w:tc>
+          <w:tcPr/>
+          <w:p>
+            <w:pPr>
+              <w:pStyle w:val="Compact"/>
+              <w:jc w:val="left"/>
+            </w:pPr>
+            <w:r>
+              <w:t xml:space="preserve">205</w:t>
+            </w:r>
+          </w:p>
+        </w:tc>
+        <w:tc>
+          <w:tcPr/>
+          <w:p>
+            <w:pPr>
+              <w:pStyle w:val="Compact"/>
+              <w:jc w:val="left"/>
+            </w:pPr>
+            <w:r>
+              <w:t xml:space="preserve">209</w:t>
+            </w:r>
+          </w:p>
+        </w:tc>
+        <w:tc>
+          <w:tcPr/>
+          <w:p>
+            <w:pPr>
+              <w:pStyle w:val="Compact"/>
+              <w:jc w:val="left"/>
+            </w:pPr>
+            <w:r>
+              <w:t xml:space="preserve">959</w:t>
             </w:r>
           </w:p>
         </w:tc>
@@ -5236,67 +5194,67 @@
               <w:jc w:val="left"/>
             </w:pPr>
             <w:r>
-              <w:t xml:space="preserve">0.799</w:t>
-            </w:r>
-          </w:p>
-        </w:tc>
-        <w:tc>
-          <w:tcPr/>
-          <w:p>
-            <w:pPr>
-              <w:pStyle w:val="Compact"/>
-              <w:jc w:val="left"/>
-            </w:pPr>
-            <w:r>
-              <w:t xml:space="preserve">0.800</w:t>
-            </w:r>
-          </w:p>
-        </w:tc>
-        <w:tc>
-          <w:tcPr/>
-          <w:p>
-            <w:pPr>
-              <w:pStyle w:val="Compact"/>
-              <w:jc w:val="left"/>
-            </w:pPr>
-            <w:r>
-              <w:t xml:space="preserve">0.800</w:t>
-            </w:r>
-          </w:p>
-        </w:tc>
-        <w:tc>
-          <w:tcPr/>
-          <w:p>
-            <w:pPr>
-              <w:pStyle w:val="Compact"/>
-              <w:jc w:val="left"/>
-            </w:pPr>
-            <w:r>
-              <w:t xml:space="preserve">—</w:t>
-            </w:r>
-          </w:p>
-        </w:tc>
-        <w:tc>
-          <w:tcPr/>
-          <w:p>
-            <w:pPr>
-              <w:pStyle w:val="Compact"/>
-              <w:jc w:val="left"/>
-            </w:pPr>
-            <w:r>
-              <w:t xml:space="preserve">0.512</w:t>
-            </w:r>
-          </w:p>
-        </w:tc>
-        <w:tc>
-          <w:tcPr/>
-          <w:p>
-            <w:pPr>
-              <w:pStyle w:val="Compact"/>
-              <w:jc w:val="left"/>
-            </w:pPr>
-            <w:r>
-              <w:t xml:space="preserve">—</w:t>
+              <w:t xml:space="preserve">0.657</w:t>
+            </w:r>
+          </w:p>
+        </w:tc>
+        <w:tc>
+          <w:tcPr/>
+          <w:p>
+            <w:pPr>
+              <w:pStyle w:val="Compact"/>
+              <w:jc w:val="left"/>
+            </w:pPr>
+            <w:r>
+              <w:t xml:space="preserve">0.667</w:t>
+            </w:r>
+          </w:p>
+        </w:tc>
+        <w:tc>
+          <w:tcPr/>
+          <w:p>
+            <w:pPr>
+              <w:pStyle w:val="Compact"/>
+              <w:jc w:val="left"/>
+            </w:pPr>
+            <w:r>
+              <w:t xml:space="preserve">0.667</w:t>
+            </w:r>
+          </w:p>
+        </w:tc>
+        <w:tc>
+          <w:tcPr/>
+          <w:p>
+            <w:pPr>
+              <w:pStyle w:val="Compact"/>
+              <w:jc w:val="left"/>
+            </w:pPr>
+            <w:r>
+              <w:t xml:space="preserve">0.678</w:t>
+            </w:r>
+          </w:p>
+        </w:tc>
+        <w:tc>
+          <w:tcPr/>
+          <w:p>
+            <w:pPr>
+              <w:pStyle w:val="Compact"/>
+              <w:jc w:val="left"/>
+            </w:pPr>
+            <w:r>
+              <w:t xml:space="preserve">0.109</w:t>
+            </w:r>
+          </w:p>
+        </w:tc>
+        <w:tc>
+          <w:tcPr/>
+          <w:p>
+            <w:pPr>
+              <w:pStyle w:val="Compact"/>
+              <w:jc w:val="left"/>
+            </w:pPr>
+            <w:r>
+              <w:t xml:space="preserve">0.004</w:t>
             </w:r>
           </w:p>
         </w:tc>
@@ -5311,29 +5269,43 @@
           <w:iCs/>
           <w:i/>
         </w:rPr>
-        <w:t xml:space="preserve">Note: Coefficients reported with heteroscedasticity-robust standard errors in parentheses. Country fixed effects absorbed in M0–M3. *** p &lt; .001; ** p &lt; .01; * p &lt; .05; . p &lt; .10.</w:t>
-      </w:r>
-    </w:p>
-    <w:p>
-      <w:pPr>
-        <w:pStyle w:val="BodyText"/>
-      </w:pPr>
+        <w:t xml:space="preserve">Note: Coefficients reported with heteroscedasticity-robust standard</w:t>
+      </w:r>
       <w:r>
         <w:rPr>
           <w:iCs/>
           <w:i/>
         </w:rPr>
-        <w:t xml:space="preserve">Forced Internationalization Penalty (FIP): Confirmed — β(FSTS_c) = −0.404, p = .032 (M1).</w:t>
-      </w:r>
-    </w:p>
-    <w:bookmarkEnd w:id="50"/>
-    <w:bookmarkStart w:id="51" w:name="X25c22aea567cfc6fb497c5a2142ec453d3ebd11"/>
+        <w:t xml:space="preserve"> </w:t>
+      </w:r>
+      <w:r>
+        <w:rPr>
+          <w:iCs/>
+          <w:i/>
+        </w:rPr>
+        <w:t xml:space="preserve">errors in parentheses. Country fixed effects absorbed in M0–M3. *** p &lt; .001; ** p &lt; .01; * p &lt; .05; . p &lt; .10.</w:t>
+      </w:r>
+    </w:p>
+    <w:p>
+      <w:pPr>
+        <w:pStyle w:val="BodyText"/>
+      </w:pPr>
+      <w:r>
+        <w:rPr>
+          <w:iCs/>
+          <w:i/>
+        </w:rPr>
+        <w:t xml:space="preserve">Forced Internationalization Penalty (FIP): Confirmed, β(FSTS_c) = −1.339, p &lt; .001 (M1).</w:t>
+      </w:r>
+    </w:p>
+    <w:bookmarkEnd w:id="51"/>
+    <w:bookmarkStart w:id="52" w:name="X7775d9c2e75aeee42b06c6b53779c3c2e708831"/>
     <w:p>
       <w:pPr>
         <w:pStyle w:val="Heading3"/>
       </w:pPr>
       <w:r>
-        <w:t xml:space="preserve">Table 3. Robustness: Exporters-Only Subsample (N = 187)</w:t>
+        <w:t xml:space="preserve">Table 3. Robustness: Exporters-Only Subsample (N = 132)</w:t>
       </w:r>
     </w:p>
     <w:tbl>
@@ -5424,55 +5396,55 @@
               <w:jc w:val="left"/>
             </w:pPr>
             <w:r>
-              <w:t xml:space="preserve">OLS, country+year FE, N=187</w:t>
-            </w:r>
-          </w:p>
-        </w:tc>
-        <w:tc>
-          <w:tcPr/>
-          <w:p>
-            <w:pPr>
-              <w:pStyle w:val="Compact"/>
-              <w:jc w:val="left"/>
-            </w:pPr>
-            <w:r>
-              <w:t xml:space="preserve">−0.901</w:t>
-            </w:r>
-          </w:p>
-        </w:tc>
-        <w:tc>
-          <w:tcPr/>
-          <w:p>
-            <w:pPr>
-              <w:pStyle w:val="Compact"/>
-              <w:jc w:val="left"/>
-            </w:pPr>
-            <w:r>
-              <w:t xml:space="preserve">0.398</w:t>
-            </w:r>
-          </w:p>
-        </w:tc>
-        <w:tc>
-          <w:tcPr/>
-          <w:p>
-            <w:pPr>
-              <w:pStyle w:val="Compact"/>
-              <w:jc w:val="left"/>
-            </w:pPr>
-            <w:r>
-              <w:t xml:space="preserve">.027*</w:t>
-            </w:r>
-          </w:p>
-        </w:tc>
-        <w:tc>
-          <w:tcPr/>
-          <w:p>
-            <w:pPr>
-              <w:pStyle w:val="Compact"/>
-              <w:jc w:val="left"/>
-            </w:pPr>
-            <w:r>
-              <w:t xml:space="preserve">Negative</w:t>
+              <w:t xml:space="preserve">OLS, country+year FE, N=26</w:t>
+            </w:r>
+          </w:p>
+        </w:tc>
+        <w:tc>
+          <w:tcPr/>
+          <w:p>
+            <w:pPr>
+              <w:pStyle w:val="Compact"/>
+              <w:jc w:val="left"/>
+            </w:pPr>
+            <w:r>
+              <w:t xml:space="preserve">−1.176</w:t>
+            </w:r>
+          </w:p>
+        </w:tc>
+        <w:tc>
+          <w:tcPr/>
+          <w:p>
+            <w:pPr>
+              <w:pStyle w:val="Compact"/>
+              <w:jc w:val="left"/>
+            </w:pPr>
+            <w:r>
+              <w:t xml:space="preserve">0.763</w:t>
+            </w:r>
+          </w:p>
+        </w:tc>
+        <w:tc>
+          <w:tcPr/>
+          <w:p>
+            <w:pPr>
+              <w:pStyle w:val="Compact"/>
+              <w:jc w:val="left"/>
+            </w:pPr>
+            <w:r>
+              <w:t xml:space="preserve">.130</w:t>
+            </w:r>
+          </w:p>
+        </w:tc>
+        <w:tc>
+          <w:tcPr/>
+          <w:p>
+            <w:pPr>
+              <w:pStyle w:val="Compact"/>
+              <w:jc w:val="left"/>
+            </w:pPr>
+            <w:r>
+              <w:t xml:space="preserve">Negative (n.s.)</w:t>
             </w:r>
           </w:p>
         </w:tc>
@@ -5498,31 +5470,31 @@
               <w:jc w:val="left"/>
             </w:pPr>
             <w:r>
-              <w:t xml:space="preserve">−0.404</w:t>
-            </w:r>
-          </w:p>
-        </w:tc>
-        <w:tc>
-          <w:tcPr/>
-          <w:p>
-            <w:pPr>
-              <w:pStyle w:val="Compact"/>
-              <w:jc w:val="left"/>
-            </w:pPr>
-            <w:r>
-              <w:t xml:space="preserve">0.188</w:t>
-            </w:r>
-          </w:p>
-        </w:tc>
-        <w:tc>
-          <w:tcPr/>
-          <w:p>
-            <w:pPr>
-              <w:pStyle w:val="Compact"/>
-              <w:jc w:val="left"/>
-            </w:pPr>
-            <w:r>
-              <w:t xml:space="preserve">.032*</w:t>
+              <w:t xml:space="preserve">−1.339</w:t>
+            </w:r>
+          </w:p>
+        </w:tc>
+        <w:tc>
+          <w:tcPr/>
+          <w:p>
+            <w:pPr>
+              <w:pStyle w:val="Compact"/>
+              <w:jc w:val="left"/>
+            </w:pPr>
+            <w:r>
+              <w:t xml:space="preserve">0.386</w:t>
+            </w:r>
+          </w:p>
+        </w:tc>
+        <w:tc>
+          <w:tcPr/>
+          <w:p>
+            <w:pPr>
+              <w:pStyle w:val="Compact"/>
+              <w:jc w:val="left"/>
+            </w:pPr>
+            <w:r>
+              <w:t xml:space="preserve">&lt;.001***</w:t>
             </w:r>
           </w:p>
         </w:tc>
@@ -5560,19 +5532,19 @@
               <w:jc w:val="left"/>
             </w:pPr>
             <w:r>
-              <w:t xml:space="preserve">−1.236</w:t>
-            </w:r>
-          </w:p>
-        </w:tc>
-        <w:tc>
-          <w:tcPr/>
-          <w:p>
-            <w:pPr>
-              <w:pStyle w:val="Compact"/>
-              <w:jc w:val="left"/>
-            </w:pPr>
-            <w:r>
-              <w:t xml:space="preserve">0.269</w:t>
+              <w:t xml:space="preserve">−3.351</w:t>
+            </w:r>
+          </w:p>
+        </w:tc>
+        <w:tc>
+          <w:tcPr/>
+          <w:p>
+            <w:pPr>
+              <w:pStyle w:val="Compact"/>
+              <w:jc w:val="left"/>
+            </w:pPr>
+            <w:r>
+              <w:t xml:space="preserve">0.808</w:t>
             </w:r>
           </w:p>
         </w:tc>
@@ -5622,31 +5594,31 @@
               <w:jc w:val="left"/>
             </w:pPr>
             <w:r>
-              <w:t xml:space="preserve">−1.596</w:t>
-            </w:r>
-          </w:p>
-        </w:tc>
-        <w:tc>
-          <w:tcPr/>
-          <w:p>
-            <w:pPr>
-              <w:pStyle w:val="Compact"/>
-              <w:jc w:val="left"/>
-            </w:pPr>
-            <w:r>
-              <w:t xml:space="preserve">0.263</w:t>
-            </w:r>
-          </w:p>
-        </w:tc>
-        <w:tc>
-          <w:tcPr/>
-          <w:p>
-            <w:pPr>
-              <w:pStyle w:val="Compact"/>
-              <w:jc w:val="left"/>
-            </w:pPr>
-            <w:r>
-              <w:t xml:space="preserve">&lt;.001***</w:t>
+              <w:t xml:space="preserve">−0.864</w:t>
+            </w:r>
+          </w:p>
+        </w:tc>
+        <w:tc>
+          <w:tcPr/>
+          <w:p>
+            <w:pPr>
+              <w:pStyle w:val="Compact"/>
+              <w:jc w:val="left"/>
+            </w:pPr>
+            <w:r>
+              <w:t xml:space="preserve">0.441</w:t>
+            </w:r>
+          </w:p>
+        </w:tc>
+        <w:tc>
+          <w:tcPr/>
+          <w:p>
+            <w:pPr>
+              <w:pStyle w:val="Compact"/>
+              <w:jc w:val="left"/>
+            </w:pPr>
+            <w:r>
+              <w:t xml:space="preserve">.050</w:t>
             </w:r>
           </w:p>
         </w:tc>
@@ -5673,16 +5645,13 @@
           <w:iCs/>
           <w:i/>
         </w:rPr>
-        <w:t xml:space="preserve">Note: Penalty confirmed in all specifications. Exporters-only result (β = −0.901) addresses adverse selection concern: among active exporters, intensifying exports further worsens performance.</w:t>
-      </w:r>
-    </w:p>
-    <w:bookmarkEnd w:id="51"/>
+        <w:t xml:space="preserve">Note: The penalty is negative across specifications and strongest in the fixed-effects models. The exporters-only result (β = −1.176) is directionally consistent but not significant (N = 26; underpowered), so it cannot by itself rule out adverse selection.</w:t>
+      </w:r>
+    </w:p>
     <w:bookmarkEnd w:id="52"/>
     <w:bookmarkEnd w:id="53"/>
-    <w:sectPr>
-      <w:pgSz w:h="16838" w:w="11906"/>
-      <w:pgMar w:bottom="1417" w:left="1417" w:right="1417" w:top="1417"/>
-    </w:sectPr>
+    <w:bookmarkEnd w:id="54"/>
+    <w:sectPr/>
   </w:body>
 </w:document>
 </file>
@@ -5894,59 +5863,29 @@
   <w:style w:default="1" w:styleId="Normal" w:type="paragraph">
     <w:name w:val="Normal"/>
     <w:qFormat/>
-    <w:pPr>
-      <w:spacing w:line="276" w:lineRule="auto"/>
-      <w:jc w:val="both"/>
-    </w:pPr>
-    <w:rPr>
-      <w:rFonts w:ascii="Times New Roman" w:eastAsia="Times New Roman" w:hAnsi="Times New Roman"/>
-      <w:color w:val="000000"/>
-      <w:sz w:val="24"/>
-    </w:rPr>
   </w:style>
   <w:style w:styleId="BodyText" w:type="paragraph">
     <w:name w:val="Body Text"/>
     <w:basedOn w:val="Normal"/>
     <w:link w:val="BodyTextChar"/>
     <w:pPr>
-      <w:spacing w:after="180" w:before="180" w:line="276" w:lineRule="auto"/>
-      <w:jc w:val="both"/>
+      <w:spacing w:after="180" w:before="180"/>
     </w:pPr>
     <w:qFormat/>
-    <w:rPr>
-      <w:rFonts w:ascii="Times New Roman" w:eastAsia="Times New Roman" w:hAnsi="Times New Roman"/>
-      <w:color w:val="000000"/>
-      <w:sz w:val="24"/>
-    </w:rPr>
   </w:style>
   <w:style w:customStyle="1" w:styleId="FirstParagraph" w:type="paragraph">
     <w:name w:val="First Paragraph"/>
     <w:basedOn w:val="BodyText"/>
     <w:next w:val="BodyText"/>
     <w:qFormat/>
-    <w:pPr>
-      <w:spacing w:line="276" w:lineRule="auto"/>
-      <w:jc w:val="both"/>
-    </w:pPr>
-    <w:rPr>
-      <w:rFonts w:ascii="Times New Roman" w:eastAsia="Times New Roman" w:hAnsi="Times New Roman"/>
-      <w:color w:val="000000"/>
-      <w:sz w:val="24"/>
-    </w:rPr>
   </w:style>
   <w:style w:customStyle="1" w:styleId="Compact" w:type="paragraph">
     <w:name w:val="Compact"/>
     <w:basedOn w:val="BodyText"/>
     <w:qFormat/>
     <w:pPr>
-      <w:spacing w:after="36" w:before="36" w:line="276" w:lineRule="auto"/>
-      <w:jc w:val="both"/>
+      <w:spacing w:after="36" w:before="36"/>
     </w:pPr>
-    <w:rPr>
-      <w:rFonts w:ascii="Times New Roman" w:eastAsia="Times New Roman" w:hAnsi="Times New Roman"/>
-      <w:color w:val="000000"/>
-      <w:sz w:val="24"/>
-    </w:rPr>
   </w:style>
   <w:style w:styleId="Title" w:type="paragraph">
     <w:name w:val="Title"/>
@@ -5956,15 +5895,15 @@
     <w:pPr>
       <w:keepNext/>
       <w:keepLines/>
-      <w:spacing w:after="240" w:before="480" w:line="276" w:lineRule="auto"/>
-      <w:jc w:val="both"/>
+      <w:spacing w:after="240" w:before="480"/>
+      <w:jc w:val="center"/>
     </w:pPr>
     <w:rPr>
-      <w:rFonts w:ascii="Times New Roman" w:asciiTheme="majorHAnsi" w:cstheme="majorBidi" w:eastAsia="Times New Roman" w:eastAsiaTheme="majorEastAsia" w:hAnsi="Times New Roman" w:hAnsiTheme="majorHAnsi"/>
+      <w:rFonts w:asciiTheme="majorHAnsi" w:cstheme="majorBidi" w:eastAsiaTheme="majorEastAsia" w:hAnsiTheme="majorHAnsi"/>
       <w:b/>
       <w:bCs/>
-      <w:color w:val="000000"/>
-      <w:sz w:val="24"/>
+      <w:color w:themeColor="accent1" w:themeShade="B5" w:val="345A8A"/>
+      <w:sz w:val="36"/>
       <w:szCs w:val="36"/>
     </w:rPr>
   </w:style>
@@ -5976,13 +5915,11 @@
     <w:pPr>
       <w:keepNext/>
       <w:keepLines/>
-      <w:spacing w:after="240" w:before="240" w:line="276" w:lineRule="auto"/>
-      <w:jc w:val="both"/>
+      <w:spacing w:after="240" w:before="240"/>
+      <w:jc w:val="center"/>
     </w:pPr>
     <w:rPr>
-      <w:rFonts w:ascii="Times New Roman" w:eastAsia="Times New Roman" w:hAnsi="Times New Roman"/>
-      <w:color w:val="000000"/>
-      <w:sz w:val="24"/>
+      <w:sz w:val="30"/>
       <w:szCs w:val="30"/>
     </w:rPr>
   </w:style>
@@ -5993,14 +5930,8 @@
     <w:pPr>
       <w:keepNext/>
       <w:keepLines/>
-      <w:spacing w:line="276" w:lineRule="auto"/>
-      <w:jc w:val="both"/>
+      <w:jc w:val="center"/>
     </w:pPr>
-    <w:rPr>
-      <w:rFonts w:ascii="Times New Roman" w:eastAsia="Times New Roman" w:hAnsi="Times New Roman"/>
-      <w:color w:val="000000"/>
-      <w:sz w:val="24"/>
-    </w:rPr>
   </w:style>
   <w:style w:styleId="Date" w:type="paragraph">
     <w:name w:val="Date"/>
@@ -6009,14 +5940,8 @@
     <w:pPr>
       <w:keepNext/>
       <w:keepLines/>
-      <w:spacing w:line="276" w:lineRule="auto"/>
-      <w:jc w:val="both"/>
+      <w:jc w:val="center"/>
     </w:pPr>
-    <w:rPr>
-      <w:rFonts w:ascii="Times New Roman" w:eastAsia="Times New Roman" w:hAnsi="Times New Roman"/>
-      <w:color w:val="000000"/>
-      <w:sz w:val="24"/>
-    </w:rPr>
   </w:style>
   <w:style w:customStyle="1" w:styleId="AbstractTitle" w:type="paragraph">
     <w:name w:val="Abstract Title"/>
@@ -6026,15 +5951,15 @@
     <w:pPr>
       <w:keepNext/>
       <w:keepLines/>
-      <w:jc w:val="both"/>
-      <w:spacing w:after="0" w:before="300" w:line="276" w:lineRule="auto"/>
+      <w:jc w:val="center"/>
+      <w:spacing w:after="0" w:before="300"/>
     </w:pPr>
     <w:rPr>
-      <w:color w:val="000000"/>
-      <w:sz w:val="24"/>
+      <w:sz w:val="20"/>
       <w:szCs w:val="20"/>
-      <w:rFonts w:ascii="Times New Roman" w:eastAsia="Times New Roman" w:hAnsi="Times New Roman"/>
       <w:b/>
+      <w:color w:val="345A8A"/>
+      &gt;
     </w:rPr>
   </w:style>
   <w:style w:customStyle="1" w:styleId="Abstract" w:type="paragraph">
@@ -6045,13 +5970,10 @@
     <w:pPr>
       <w:keepNext/>
       <w:keepLines/>
-      <w:spacing w:after="300" w:before="100" w:line="276" w:lineRule="auto"/>
-      <w:jc w:val="both"/>
+      <w:spacing w:after="300" w:before="100"/>
     </w:pPr>
     <w:rPr>
-      <w:rFonts w:ascii="Times New Roman" w:eastAsia="Times New Roman" w:hAnsi="Times New Roman"/>
-      <w:color w:val="000000"/>
-      <w:sz w:val="24"/>
+      <w:sz w:val="20"/>
       <w:szCs w:val="20"/>
     </w:rPr>
   </w:style>
@@ -6060,15 +5982,8 @@
     <w:basedOn w:val="Normal"/>
     <w:next w:val="Bibliography"/>
     <w:qFormat/>
-    <w:pPr>
-      <w:spacing w:line="276" w:lineRule="auto"/>
-      <w:jc w:val="both"/>
-    </w:pPr>
-    <w:rPr>
-      <w:rFonts w:ascii="Times New Roman" w:eastAsia="Times New Roman" w:hAnsi="Times New Roman"/>
-      <w:color w:val="000000"/>
-      <w:sz w:val="24"/>
-    </w:rPr>
+    <w:pPr/>
+    <w:rPr/>
   </w:style>
   <w:style w:styleId="Heading1" w:type="paragraph">
     <w:name w:val="Heading 1"/>
@@ -6079,16 +5994,15 @@
     <w:pPr>
       <w:keepNext/>
       <w:keepLines/>
-      <w:spacing w:after="0" w:before="480" w:line="276" w:lineRule="auto"/>
-      <w:jc w:val="both"/>
+      <w:spacing w:after="0" w:before="480"/>
       <w:outlineLvl w:val="0"/>
     </w:pPr>
     <w:rPr>
-      <w:rFonts w:ascii="Times New Roman" w:asciiTheme="majorHAnsi" w:cstheme="majorBidi" w:eastAsia="Times New Roman" w:eastAsiaTheme="majorEastAsia" w:hAnsi="Times New Roman" w:hAnsiTheme="majorHAnsi"/>
+      <w:rFonts w:asciiTheme="majorHAnsi" w:cstheme="majorBidi" w:eastAsiaTheme="majorEastAsia" w:hAnsiTheme="majorHAnsi"/>
       <w:b/>
       <w:bCs/>
-      <w:color w:val="000000"/>
-      <w:sz w:val="24"/>
+      <w:color w:themeColor="accent1" w:val="4F81BD"/>
+      <w:sz w:val="32"/>
       <w:szCs w:val="32"/>
     </w:rPr>
   </w:style>
@@ -6102,16 +6016,15 @@
     <w:pPr>
       <w:keepNext/>
       <w:keepLines/>
-      <w:spacing w:after="0" w:before="200" w:line="276" w:lineRule="auto"/>
-      <w:jc w:val="both"/>
+      <w:spacing w:after="0" w:before="200"/>
       <w:outlineLvl w:val="1"/>
     </w:pPr>
     <w:rPr>
-      <w:rFonts w:ascii="Times New Roman" w:asciiTheme="majorHAnsi" w:cstheme="majorBidi" w:eastAsia="Times New Roman" w:eastAsiaTheme="majorEastAsia" w:hAnsi="Times New Roman" w:hAnsiTheme="majorHAnsi"/>
+      <w:rFonts w:asciiTheme="majorHAnsi" w:cstheme="majorBidi" w:eastAsiaTheme="majorEastAsia" w:hAnsiTheme="majorHAnsi"/>
       <w:b/>
       <w:bCs/>
-      <w:color w:val="000000"/>
-      <w:sz w:val="24"/>
+      <w:color w:themeColor="accent1" w:val="4F81BD"/>
+      <w:sz w:val="28"/>
       <w:szCs w:val="28"/>
     </w:rPr>
   </w:style>
@@ -6125,15 +6038,14 @@
     <w:pPr>
       <w:keepNext/>
       <w:keepLines/>
-      <w:spacing w:after="0" w:before="200" w:line="276" w:lineRule="auto"/>
-      <w:jc w:val="both"/>
+      <w:spacing w:after="0" w:before="200"/>
       <w:outlineLvl w:val="2"/>
     </w:pPr>
     <w:rPr>
-      <w:rFonts w:ascii="Times New Roman" w:asciiTheme="majorHAnsi" w:cstheme="majorBidi" w:eastAsia="Times New Roman" w:eastAsiaTheme="majorEastAsia" w:hAnsi="Times New Roman" w:hAnsiTheme="majorHAnsi"/>
+      <w:rFonts w:asciiTheme="majorHAnsi" w:cstheme="majorBidi" w:eastAsiaTheme="majorEastAsia" w:hAnsiTheme="majorHAnsi"/>
       <w:b/>
       <w:bCs/>
-      <w:color w:val="000000"/>
+      <w:color w:themeColor="accent1" w:val="4F81BD"/>
       <w:sz w:val="24"/>
       <w:szCs w:val="24"/>
     </w:rPr>
@@ -6148,15 +6060,14 @@
     <w:pPr>
       <w:keepNext/>
       <w:keepLines/>
-      <w:spacing w:after="0" w:before="200" w:line="276" w:lineRule="auto"/>
-      <w:jc w:val="both"/>
+      <w:spacing w:after="0" w:before="200"/>
       <w:outlineLvl w:val="3"/>
     </w:pPr>
     <w:rPr>
-      <w:rFonts w:ascii="Times New Roman" w:asciiTheme="majorHAnsi" w:cstheme="majorBidi" w:eastAsia="Times New Roman" w:eastAsiaTheme="majorEastAsia" w:hAnsi="Times New Roman" w:hAnsiTheme="majorHAnsi"/>
+      <w:rFonts w:asciiTheme="majorHAnsi" w:cstheme="majorBidi" w:eastAsiaTheme="majorEastAsia" w:hAnsiTheme="majorHAnsi"/>
       <w:i/>
       <w:bCs/>
-      <w:color w:val="000000"/>
+      <w:color w:themeColor="accent1" w:val="4F81BD"/>
       <w:sz w:val="24"/>
       <w:szCs w:val="24"/>
     </w:rPr>
@@ -6171,14 +6082,13 @@
     <w:pPr>
       <w:keepNext/>
       <w:keepLines/>
-      <w:spacing w:after="0" w:before="200" w:line="276" w:lineRule="auto"/>
-      <w:jc w:val="both"/>
+      <w:spacing w:after="0" w:before="200"/>
       <w:outlineLvl w:val="4"/>
     </w:pPr>
     <w:rPr>
-      <w:rFonts w:ascii="Times New Roman" w:asciiTheme="majorHAnsi" w:cstheme="majorBidi" w:eastAsia="Times New Roman" w:eastAsiaTheme="majorEastAsia" w:hAnsi="Times New Roman" w:hAnsiTheme="majorHAnsi"/>
+      <w:rFonts w:asciiTheme="majorHAnsi" w:cstheme="majorBidi" w:eastAsiaTheme="majorEastAsia" w:hAnsiTheme="majorHAnsi"/>
       <w:iCs/>
-      <w:color w:val="000000"/>
+      <w:color w:themeColor="accent1" w:val="4F81BD"/>
       <w:sz w:val="24"/>
       <w:szCs w:val="24"/>
     </w:rPr>
@@ -6193,13 +6103,12 @@
     <w:pPr>
       <w:keepNext/>
       <w:keepLines/>
-      <w:spacing w:after="0" w:before="200" w:line="276" w:lineRule="auto"/>
-      <w:jc w:val="both"/>
+      <w:spacing w:after="0" w:before="200"/>
       <w:outlineLvl w:val="5"/>
     </w:pPr>
     <w:rPr>
-      <w:rFonts w:ascii="Times New Roman" w:asciiTheme="majorHAnsi" w:cstheme="majorBidi" w:eastAsia="Times New Roman" w:eastAsiaTheme="majorEastAsia" w:hAnsi="Times New Roman" w:hAnsiTheme="majorHAnsi"/>
-      <w:color w:val="000000"/>
+      <w:rFonts w:asciiTheme="majorHAnsi" w:cstheme="majorBidi" w:eastAsiaTheme="majorEastAsia" w:hAnsiTheme="majorHAnsi"/>
+      <w:color w:themeColor="accent1" w:val="4F81BD"/>
       <w:sz w:val="24"/>
       <w:szCs w:val="24"/>
     </w:rPr>
@@ -6214,13 +6123,12 @@
     <w:pPr>
       <w:keepNext/>
       <w:keepLines/>
-      <w:spacing w:after="0" w:before="200" w:line="276" w:lineRule="auto"/>
-      <w:jc w:val="both"/>
+      <w:spacing w:after="0" w:before="200"/>
       <w:outlineLvl w:val="6"/>
     </w:pPr>
     <w:rPr>
-      <w:rFonts w:ascii="Times New Roman" w:asciiTheme="majorHAnsi" w:cstheme="majorBidi" w:eastAsia="Times New Roman" w:eastAsiaTheme="majorEastAsia" w:hAnsi="Times New Roman" w:hAnsiTheme="majorHAnsi"/>
-      <w:color w:val="000000"/>
+      <w:rFonts w:asciiTheme="majorHAnsi" w:cstheme="majorBidi" w:eastAsiaTheme="majorEastAsia" w:hAnsiTheme="majorHAnsi"/>
+      <w:color w:themeColor="accent1" w:val="4F81BD"/>
       <w:sz w:val="24"/>
       <w:szCs w:val="24"/>
     </w:rPr>
@@ -6235,13 +6143,12 @@
     <w:pPr>
       <w:keepNext/>
       <w:keepLines/>
-      <w:spacing w:after="0" w:before="200" w:line="276" w:lineRule="auto"/>
-      <w:jc w:val="both"/>
+      <w:spacing w:after="0" w:before="200"/>
       <w:outlineLvl w:val="7"/>
     </w:pPr>
     <w:rPr>
-      <w:rFonts w:ascii="Times New Roman" w:asciiTheme="majorHAnsi" w:cstheme="majorBidi" w:eastAsia="Times New Roman" w:eastAsiaTheme="majorEastAsia" w:hAnsi="Times New Roman" w:hAnsiTheme="majorHAnsi"/>
-      <w:color w:val="000000"/>
+      <w:rFonts w:asciiTheme="majorHAnsi" w:cstheme="majorBidi" w:eastAsiaTheme="majorEastAsia" w:hAnsiTheme="majorHAnsi"/>
+      <w:color w:themeColor="accent1" w:val="4F81BD"/>
       <w:sz w:val="24"/>
       <w:szCs w:val="24"/>
     </w:rPr>
@@ -6256,13 +6163,12 @@
     <w:pPr>
       <w:keepNext/>
       <w:keepLines/>
-      <w:spacing w:after="0" w:before="200" w:line="276" w:lineRule="auto"/>
-      <w:jc w:val="both"/>
+      <w:spacing w:after="0" w:before="200"/>
       <w:outlineLvl w:val="8"/>
     </w:pPr>
     <w:rPr>
-      <w:rFonts w:ascii="Times New Roman" w:asciiTheme="majorHAnsi" w:cstheme="majorBidi" w:eastAsia="Times New Roman" w:eastAsiaTheme="majorEastAsia" w:hAnsi="Times New Roman" w:hAnsiTheme="majorHAnsi"/>
-      <w:color w:val="000000"/>
+      <w:rFonts w:asciiTheme="majorHAnsi" w:cstheme="majorBidi" w:eastAsiaTheme="majorEastAsia" w:hAnsiTheme="majorHAnsi"/>
+      <w:color w:themeColor="accent1" w:val="4F81BD"/>
       <w:sz w:val="24"/>
       <w:szCs w:val="24"/>
     </w:rPr>
@@ -6275,15 +6181,9 @@
     <w:unhideWhenUsed/>
     <w:qFormat/>
     <w:pPr>
-      <w:spacing w:after="100" w:before="100" w:line="276" w:lineRule="auto"/>
+      <w:spacing w:after="100" w:before="100"/>
       <w:ind w:firstLine="0" w:left="480" w:right="480"/>
-      <w:jc w:val="both"/>
     </w:pPr>
-    <w:rPr>
-      <w:rFonts w:ascii="Times New Roman" w:eastAsia="Times New Roman" w:hAnsi="Times New Roman"/>
-      <w:color w:val="000000"/>
-      <w:sz w:val="24"/>
-    </w:rPr>
   </w:style>
   <w:style w:styleId="FootnoteText" w:type="paragraph">
     <w:name w:val="Footnote Text"/>
@@ -6292,25 +6192,11 @@
     <w:uiPriority w:val="9"/>
     <w:unhideWhenUsed/>
     <w:qFormat/>
-    <w:pPr>
-      <w:spacing w:line="276" w:lineRule="auto"/>
-      <w:jc w:val="both"/>
-    </w:pPr>
-    <w:rPr>
-      <w:rFonts w:ascii="Times New Roman" w:eastAsia="Times New Roman" w:hAnsi="Times New Roman"/>
-      <w:color w:val="000000"/>
-      <w:sz w:val="24"/>
-    </w:rPr>
   </w:style>
   <w:style w:default="1" w:styleId="DefaultParagraphFont" w:type="character">
     <w:name w:val="Default Paragraph Font"/>
     <w:semiHidden/>
     <w:unhideWhenUsed/>
-    <w:rPr>
-      <w:rFonts w:ascii="Times New Roman" w:eastAsia="Times New Roman" w:hAnsi="Times New Roman"/>
-      <w:color w:val="000000"/>
-      <w:sz w:val="24"/>
-    </w:rPr>
   </w:style>
   <w:style w:default="1" w:styleId="Table" w:type="table">
     <w:name w:val="Table"/>
@@ -6318,15 +6204,6 @@
     <w:semiHidden/>
     <w:unhideWhenUsed/>
     <w:qFormat/>
-    <w:pPr>
-      <w:spacing w:line="276" w:lineRule="auto"/>
-      <w:jc w:val="both"/>
-    </w:pPr>
-    <w:rPr>
-      <w:rFonts w:ascii="Times New Roman" w:eastAsia="Times New Roman" w:hAnsi="Times New Roman"/>
-      <w:color w:val="000000"/>
-      <w:sz w:val="24"/>
-    </w:rPr>
     <w:tblPr>
       <w:tblInd w:type="dxa" w:w="0"/>
       <w:tblCellMar>
@@ -6359,42 +6236,25 @@
     <w:pPr>
       <w:keepNext/>
       <w:keepLines/>
-      <w:spacing w:after="0" w:line="276" w:lineRule="auto"/>
-      <w:jc w:val="both"/>
+      <w:spacing w:after="0"/>
     </w:pPr>
     <w:rPr>
-      <w:rFonts w:ascii="Times New Roman" w:eastAsia="Times New Roman" w:hAnsi="Times New Roman"/>
       <w:b/>
-      <w:color w:val="000000"/>
-      <w:sz w:val="24"/>
     </w:rPr>
   </w:style>
   <w:style w:customStyle="1" w:styleId="Definition" w:type="paragraph">
     <w:name w:val="Definition"/>
     <w:basedOn w:val="Normal"/>
-    <w:pPr>
-      <w:spacing w:line="276" w:lineRule="auto"/>
-      <w:jc w:val="both"/>
-    </w:pPr>
-    <w:rPr>
-      <w:rFonts w:ascii="Times New Roman" w:eastAsia="Times New Roman" w:hAnsi="Times New Roman"/>
-      <w:color w:val="000000"/>
-      <w:sz w:val="24"/>
-    </w:rPr>
   </w:style>
   <w:style w:styleId="Caption" w:type="paragraph">
     <w:name w:val="Caption"/>
     <w:basedOn w:val="Normal"/>
     <w:link w:val="BodyTextChar"/>
     <w:pPr>
-      <w:spacing w:after="120" w:before="0" w:line="276" w:lineRule="auto"/>
-      <w:jc w:val="both"/>
+      <w:spacing w:after="120" w:before="0"/>
     </w:pPr>
     <w:rPr>
-      <w:rFonts w:ascii="Times New Roman" w:eastAsia="Times New Roman" w:hAnsi="Times New Roman"/>
       <w:i/>
-      <w:color w:val="000000"/>
-      <w:sz w:val="24"/>
     </w:rPr>
   </w:style>
   <w:style w:customStyle="1" w:styleId="TableCaption" w:type="paragraph">
@@ -6402,90 +6262,44 @@
     <w:basedOn w:val="Caption"/>
     <w:pPr>
       <w:keepNext/>
-      <w:spacing w:line="276" w:lineRule="auto"/>
-      <w:jc w:val="both"/>
     </w:pPr>
-    <w:rPr>
-      <w:rFonts w:ascii="Times New Roman" w:eastAsia="Times New Roman" w:hAnsi="Times New Roman"/>
-      <w:color w:val="000000"/>
-      <w:sz w:val="24"/>
-    </w:rPr>
   </w:style>
   <w:style w:customStyle="1" w:styleId="ImageCaption" w:type="paragraph">
     <w:name w:val="Image Caption"/>
     <w:basedOn w:val="Caption"/>
-    <w:pPr>
-      <w:spacing w:line="276" w:lineRule="auto"/>
-      <w:jc w:val="both"/>
-    </w:pPr>
-    <w:rPr>
-      <w:rFonts w:ascii="Times New Roman" w:eastAsia="Times New Roman" w:hAnsi="Times New Roman"/>
-      <w:color w:val="000000"/>
-      <w:sz w:val="24"/>
-    </w:rPr>
   </w:style>
   <w:style w:customStyle="1" w:styleId="Figure" w:type="paragraph">
     <w:name w:val="Figure"/>
     <w:basedOn w:val="Normal"/>
-    <w:pPr>
-      <w:spacing w:line="276" w:lineRule="auto"/>
-      <w:jc w:val="both"/>
-    </w:pPr>
-    <w:rPr>
-      <w:rFonts w:ascii="Times New Roman" w:eastAsia="Times New Roman" w:hAnsi="Times New Roman"/>
-      <w:color w:val="000000"/>
-      <w:sz w:val="24"/>
-    </w:rPr>
   </w:style>
   <w:style w:customStyle="1" w:styleId="CaptionedFigure" w:type="paragraph">
     <w:name w:val="Captioned Figure"/>
     <w:basedOn w:val="Figure"/>
     <w:pPr>
       <w:keepNext/>
-      <w:spacing w:line="276" w:lineRule="auto"/>
-      <w:jc w:val="both"/>
     </w:pPr>
-    <w:rPr>
-      <w:rFonts w:ascii="Times New Roman" w:eastAsia="Times New Roman" w:hAnsi="Times New Roman"/>
-      <w:color w:val="000000"/>
-      <w:sz w:val="24"/>
-    </w:rPr>
   </w:style>
   <w:style w:customStyle="1" w:styleId="BodyTextChar" w:type="character">
     <w:name w:val="Body Text Char"/>
     <w:basedOn w:val="DefaultParagraphFont"/>
     <w:link w:val="BodyText"/>
-    <w:rPr>
-      <w:rFonts w:ascii="Times New Roman" w:eastAsia="Times New Roman" w:hAnsi="Times New Roman"/>
-      <w:color w:val="000000"/>
-      <w:sz w:val="24"/>
-    </w:rPr>
   </w:style>
   <w:style w:customStyle="1" w:styleId="VerbatimChar" w:type="character">
     <w:name w:val="Verbatim Char"/>
     <w:basedOn w:val="BodyTextChar"/>
     <w:rPr>
-      <w:rFonts w:ascii="Times New Roman" w:eastAsia="Times New Roman" w:hAnsi="Times New Roman"/>
-      <w:color w:val="000000"/>
-      <w:sz w:val="24"/>
+      <w:rFonts w:ascii="Consolas" w:hAnsi="Consolas"/>
+      <w:sz w:val="22"/>
     </w:rPr>
   </w:style>
   <w:style w:customStyle="1" w:styleId="SectionNumber" w:type="character">
     <w:name w:val="Section Number"/>
     <w:basedOn w:val="BodyTextChar"/>
-    <w:rPr>
-      <w:rFonts w:ascii="Times New Roman" w:eastAsia="Times New Roman" w:hAnsi="Times New Roman"/>
-      <w:color w:val="000000"/>
-      <w:sz w:val="24"/>
-    </w:rPr>
   </w:style>
   <w:style w:styleId="FootnoteReference" w:type="character">
     <w:name w:val="Footnote Reference"/>
     <w:basedOn w:val="BodyTextChar"/>
     <w:rPr>
-      <w:rFonts w:ascii="Times New Roman" w:eastAsia="Times New Roman" w:hAnsi="Times New Roman"/>
-      <w:color w:val="000000"/>
-      <w:sz w:val="24"/>
       <w:vertAlign w:val="superscript"/>
     </w:rPr>
   </w:style>
@@ -6493,9 +6307,7 @@
     <w:name w:val="Hyperlink"/>
     <w:basedOn w:val="BodyTextChar"/>
     <w:rPr>
-      <w:rFonts w:ascii="Times New Roman" w:eastAsia="Times New Roman" w:hAnsi="Times New Roman"/>
-      <w:color w:val="000000"/>
-      <w:sz w:val="24"/>
+      <w:color w:themeColor="accent1" w:val="4F81BD"/>
     </w:rPr>
   </w:style>
   <w:style w:styleId="TOCHeading" w:type="paragraph">
@@ -6506,16 +6318,14 @@
     <w:unhideWhenUsed/>
     <w:qFormat/>
     <w:pPr>
-      <w:spacing w:before="240" w:line="276" w:lineRule="auto"/>
-      <w:jc w:val="both"/>
+      <w:spacing w:before="240" w:line="259" w:lineRule="auto"/>
       <w:outlineLvl w:val="9"/>
     </w:pPr>
     <w:rPr>
-      <w:rFonts w:ascii="Times New Roman" w:asciiTheme="majorHAnsi" w:cstheme="majorBidi" w:eastAsia="Times New Roman" w:eastAsiaTheme="majorEastAsia" w:hAnsi="Times New Roman" w:hAnsiTheme="majorHAnsi"/>
+      <w:rFonts w:asciiTheme="majorHAnsi" w:cstheme="majorBidi" w:eastAsiaTheme="majorEastAsia" w:hAnsiTheme="majorHAnsi"/>
       <w:b w:val="0"/>
       <w:bCs w:val="0"/>
-      <w:color w:val="000000"/>
-      <w:sz w:val="24"/>
+      <w:color w:themeColor="accent1" w:themeShade="BF" w:val="365F91"/>
     </w:rPr>
   </w:style>
   <w:style w:type="paragraph" w:customStyle="1" w:styleId="SourceCode">

--- a/dist/manuscripts/en/p8_pacific_sids_en_clean.docx
+++ b/dist/manuscripts/en/p8_pacific_sids_en_clean.docx
@@ -2568,7 +2568,7 @@
         <w:t xml:space="preserve">cross-sectional pooled structure</w:t>
       </w:r>
       <w:r>
-        <w:t xml:space="preserve">: while we pool across multiple country-year waves (2009–2025), few SIDS economies have more than one WBES wave (see Table 1), limiting panel identification of causal effects. The FIP estimate is primarily identified from cross-sectional variation in FSTS within country-year cells. Future work using panel data, where available for Fiji and Papua New Guinea, which have two waves, could strengthen causal identification.</w:t>
+        <w:t xml:space="preserve">: while we pool across multiple country-year waves (2009–2025), few SIDS economies have more than one WBES wave (see Table 1), limiting panel identification of causal effects. The FIP estimate is primarily identified from cross-sectional variation in FSTS within country-year cells. Future work using panel data, where available for Fiji, Papua New Guinea, and Vanuatu, which have two waves, could strengthen causal identification.</w:t>
       </w:r>
     </w:p>
     <w:p>
@@ -3549,55 +3549,55 @@
               <w:jc w:val="left"/>
             </w:pPr>
             <w:r>
-              <w:t xml:space="preserve">,</w:t>
-            </w:r>
-          </w:p>
-        </w:tc>
-        <w:tc>
-          <w:tcPr/>
-          <w:p>
-            <w:pPr>
-              <w:pStyle w:val="Compact"/>
-              <w:jc w:val="left"/>
-            </w:pPr>
-            <w:r>
-              <w:t xml:space="preserve">,</w:t>
-            </w:r>
-          </w:p>
-        </w:tc>
-        <w:tc>
-          <w:tcPr/>
-          <w:p>
-            <w:pPr>
-              <w:pStyle w:val="Compact"/>
-              <w:jc w:val="left"/>
-            </w:pPr>
-            <w:r>
-              <w:t xml:space="preserve">,</w:t>
-            </w:r>
-          </w:p>
-        </w:tc>
-        <w:tc>
-          <w:tcPr/>
-          <w:p>
-            <w:pPr>
-              <w:pStyle w:val="Compact"/>
-              <w:jc w:val="left"/>
-            </w:pPr>
-            <w:r>
-              <w:t xml:space="preserve">,</w:t>
-            </w:r>
-          </w:p>
-        </w:tc>
-        <w:tc>
-          <w:tcPr/>
-          <w:p>
-            <w:pPr>
-              <w:pStyle w:val="Compact"/>
-              <w:jc w:val="left"/>
-            </w:pPr>
-            <w:r>
-              <w:t xml:space="preserve">,</w:t>
+              <w:t xml:space="preserve">165</w:t>
+            </w:r>
+          </w:p>
+        </w:tc>
+        <w:tc>
+          <w:tcPr/>
+          <w:p>
+            <w:pPr>
+              <w:pStyle w:val="Compact"/>
+              <w:jc w:val="left"/>
+            </w:pPr>
+            <w:r>
+              <w:t xml:space="preserve">46</w:t>
+            </w:r>
+          </w:p>
+        </w:tc>
+        <w:tc>
+          <w:tcPr/>
+          <w:p>
+            <w:pPr>
+              <w:pStyle w:val="Compact"/>
+              <w:jc w:val="left"/>
+            </w:pPr>
+            <w:r>
+              <w:t xml:space="preserve">27.9%</w:t>
+            </w:r>
+          </w:p>
+        </w:tc>
+        <w:tc>
+          <w:tcPr/>
+          <w:p>
+            <w:pPr>
+              <w:pStyle w:val="Compact"/>
+              <w:jc w:val="left"/>
+            </w:pPr>
+            <w:r>
+              <w:t xml:space="preserve">0.109</w:t>
+            </w:r>
+          </w:p>
+        </w:tc>
+        <w:tc>
+          <w:tcPr/>
+          <w:p>
+            <w:pPr>
+              <w:pStyle w:val="Compact"/>
+              <w:jc w:val="left"/>
+            </w:pPr>
+            <w:r>
+              <w:t xml:space="preserve">2009, 2025</w:t>
             </w:r>
           </w:p>
         </w:tc>
@@ -3623,55 +3623,55 @@
               <w:jc w:val="left"/>
             </w:pPr>
             <w:r>
-              <w:t xml:space="preserve">,</w:t>
-            </w:r>
-          </w:p>
-        </w:tc>
-        <w:tc>
-          <w:tcPr/>
-          <w:p>
-            <w:pPr>
-              <w:pStyle w:val="Compact"/>
-              <w:jc w:val="left"/>
-            </w:pPr>
-            <w:r>
-              <w:t xml:space="preserve">,</w:t>
-            </w:r>
-          </w:p>
-        </w:tc>
-        <w:tc>
-          <w:tcPr/>
-          <w:p>
-            <w:pPr>
-              <w:pStyle w:val="Compact"/>
-              <w:jc w:val="left"/>
-            </w:pPr>
-            <w:r>
-              <w:t xml:space="preserve">,</w:t>
-            </w:r>
-          </w:p>
-        </w:tc>
-        <w:tc>
-          <w:tcPr/>
-          <w:p>
-            <w:pPr>
-              <w:pStyle w:val="Compact"/>
-              <w:jc w:val="left"/>
-            </w:pPr>
-            <w:r>
-              <w:t xml:space="preserve">,</w:t>
-            </w:r>
-          </w:p>
-        </w:tc>
-        <w:tc>
-          <w:tcPr/>
-          <w:p>
-            <w:pPr>
-              <w:pStyle w:val="Compact"/>
-              <w:jc w:val="left"/>
-            </w:pPr>
-            <w:r>
-              <w:t xml:space="preserve">,</w:t>
+              <w:t xml:space="preserve">114</w:t>
+            </w:r>
+          </w:p>
+        </w:tc>
+        <w:tc>
+          <w:tcPr/>
+          <w:p>
+            <w:pPr>
+              <w:pStyle w:val="Compact"/>
+              <w:jc w:val="left"/>
+            </w:pPr>
+            <w:r>
+              <w:t xml:space="preserve">3</w:t>
+            </w:r>
+          </w:p>
+        </w:tc>
+        <w:tc>
+          <w:tcPr/>
+          <w:p>
+            <w:pPr>
+              <w:pStyle w:val="Compact"/>
+              <w:jc w:val="left"/>
+            </w:pPr>
+            <w:r>
+              <w:t xml:space="preserve">2.6%</w:t>
+            </w:r>
+          </w:p>
+        </w:tc>
+        <w:tc>
+          <w:tcPr/>
+          <w:p>
+            <w:pPr>
+              <w:pStyle w:val="Compact"/>
+              <w:jc w:val="left"/>
+            </w:pPr>
+            <w:r>
+              <w:t xml:space="preserve">0.011</w:t>
+            </w:r>
+          </w:p>
+        </w:tc>
+        <w:tc>
+          <w:tcPr/>
+          <w:p>
+            <w:pPr>
+              <w:pStyle w:val="Compact"/>
+              <w:jc w:val="left"/>
+            </w:pPr>
+            <w:r>
+              <w:t xml:space="preserve">2025</w:t>
             </w:r>
           </w:p>
         </w:tc>
@@ -3697,55 +3697,55 @@
               <w:jc w:val="left"/>
             </w:pPr>
             <w:r>
-              <w:t xml:space="preserve">,</w:t>
-            </w:r>
-          </w:p>
-        </w:tc>
-        <w:tc>
-          <w:tcPr/>
-          <w:p>
-            <w:pPr>
-              <w:pStyle w:val="Compact"/>
-              <w:jc w:val="left"/>
-            </w:pPr>
-            <w:r>
-              <w:t xml:space="preserve">,</w:t>
-            </w:r>
-          </w:p>
-        </w:tc>
-        <w:tc>
-          <w:tcPr/>
-          <w:p>
-            <w:pPr>
-              <w:pStyle w:val="Compact"/>
-              <w:jc w:val="left"/>
-            </w:pPr>
-            <w:r>
-              <w:t xml:space="preserve">,</w:t>
-            </w:r>
-          </w:p>
-        </w:tc>
-        <w:tc>
-          <w:tcPr/>
-          <w:p>
-            <w:pPr>
-              <w:pStyle w:val="Compact"/>
-              <w:jc w:val="left"/>
-            </w:pPr>
-            <w:r>
-              <w:t xml:space="preserve">,</w:t>
-            </w:r>
-          </w:p>
-        </w:tc>
-        <w:tc>
-          <w:tcPr/>
-          <w:p>
-            <w:pPr>
-              <w:pStyle w:val="Compact"/>
-              <w:jc w:val="left"/>
-            </w:pPr>
-            <w:r>
-              <w:t xml:space="preserve">,</w:t>
+              <w:t xml:space="preserve">141</w:t>
+            </w:r>
+          </w:p>
+        </w:tc>
+        <w:tc>
+          <w:tcPr/>
+          <w:p>
+            <w:pPr>
+              <w:pStyle w:val="Compact"/>
+              <w:jc w:val="left"/>
+            </w:pPr>
+            <w:r>
+              <w:t xml:space="preserve">20</w:t>
+            </w:r>
+          </w:p>
+        </w:tc>
+        <w:tc>
+          <w:tcPr/>
+          <w:p>
+            <w:pPr>
+              <w:pStyle w:val="Compact"/>
+              <w:jc w:val="left"/>
+            </w:pPr>
+            <w:r>
+              <w:t xml:space="preserve">14.2%</w:t>
+            </w:r>
+          </w:p>
+        </w:tc>
+        <w:tc>
+          <w:tcPr/>
+          <w:p>
+            <w:pPr>
+              <w:pStyle w:val="Compact"/>
+              <w:jc w:val="left"/>
+            </w:pPr>
+            <w:r>
+              <w:t xml:space="preserve">0.028</w:t>
+            </w:r>
+          </w:p>
+        </w:tc>
+        <w:tc>
+          <w:tcPr/>
+          <w:p>
+            <w:pPr>
+              <w:pStyle w:val="Compact"/>
+              <w:jc w:val="left"/>
+            </w:pPr>
+            <w:r>
+              <w:t xml:space="preserve">2015, 2024</w:t>
             </w:r>
           </w:p>
         </w:tc>
@@ -3771,55 +3771,55 @@
               <w:jc w:val="left"/>
             </w:pPr>
             <w:r>
-              <w:t xml:space="preserve">,</w:t>
-            </w:r>
-          </w:p>
-        </w:tc>
-        <w:tc>
-          <w:tcPr/>
-          <w:p>
-            <w:pPr>
-              <w:pStyle w:val="Compact"/>
-              <w:jc w:val="left"/>
-            </w:pPr>
-            <w:r>
-              <w:t xml:space="preserve">,</w:t>
-            </w:r>
-          </w:p>
-        </w:tc>
-        <w:tc>
-          <w:tcPr/>
-          <w:p>
-            <w:pPr>
-              <w:pStyle w:val="Compact"/>
-              <w:jc w:val="left"/>
-            </w:pPr>
-            <w:r>
-              <w:t xml:space="preserve">,</w:t>
-            </w:r>
-          </w:p>
-        </w:tc>
-        <w:tc>
-          <w:tcPr/>
-          <w:p>
-            <w:pPr>
-              <w:pStyle w:val="Compact"/>
-              <w:jc w:val="left"/>
-            </w:pPr>
-            <w:r>
-              <w:t xml:space="preserve">,</w:t>
-            </w:r>
-          </w:p>
-        </w:tc>
-        <w:tc>
-          <w:tcPr/>
-          <w:p>
-            <w:pPr>
-              <w:pStyle w:val="Compact"/>
-              <w:jc w:val="left"/>
-            </w:pPr>
-            <w:r>
-              <w:t xml:space="preserve">,</w:t>
+              <w:t xml:space="preserve">131</w:t>
+            </w:r>
+          </w:p>
+        </w:tc>
+        <w:tc>
+          <w:tcPr/>
+          <w:p>
+            <w:pPr>
+              <w:pStyle w:val="Compact"/>
+              <w:jc w:val="left"/>
+            </w:pPr>
+            <w:r>
+              <w:t xml:space="preserve">24</w:t>
+            </w:r>
+          </w:p>
+        </w:tc>
+        <w:tc>
+          <w:tcPr/>
+          <w:p>
+            <w:pPr>
+              <w:pStyle w:val="Compact"/>
+              <w:jc w:val="left"/>
+            </w:pPr>
+            <w:r>
+              <w:t xml:space="preserve">18.3%</w:t>
+            </w:r>
+          </w:p>
+        </w:tc>
+        <w:tc>
+          <w:tcPr/>
+          <w:p>
+            <w:pPr>
+              <w:pStyle w:val="Compact"/>
+              <w:jc w:val="left"/>
+            </w:pPr>
+            <w:r>
+              <w:t xml:space="preserve">0.051</w:t>
+            </w:r>
+          </w:p>
+        </w:tc>
+        <w:tc>
+          <w:tcPr/>
+          <w:p>
+            <w:pPr>
+              <w:pStyle w:val="Compact"/>
+              <w:jc w:val="left"/>
+            </w:pPr>
+            <w:r>
+              <w:t xml:space="preserve">2023</w:t>
             </w:r>
           </w:p>
         </w:tc>
@@ -3845,55 +3845,55 @@
               <w:jc w:val="left"/>
             </w:pPr>
             <w:r>
-              <w:t xml:space="preserve">,</w:t>
-            </w:r>
-          </w:p>
-        </w:tc>
-        <w:tc>
-          <w:tcPr/>
-          <w:p>
-            <w:pPr>
-              <w:pStyle w:val="Compact"/>
-              <w:jc w:val="left"/>
-            </w:pPr>
-            <w:r>
-              <w:t xml:space="preserve">,</w:t>
-            </w:r>
-          </w:p>
-        </w:tc>
-        <w:tc>
-          <w:tcPr/>
-          <w:p>
-            <w:pPr>
-              <w:pStyle w:val="Compact"/>
-              <w:jc w:val="left"/>
-            </w:pPr>
-            <w:r>
-              <w:t xml:space="preserve">,</w:t>
-            </w:r>
-          </w:p>
-        </w:tc>
-        <w:tc>
-          <w:tcPr/>
-          <w:p>
-            <w:pPr>
-              <w:pStyle w:val="Compact"/>
-              <w:jc w:val="left"/>
-            </w:pPr>
-            <w:r>
-              <w:t xml:space="preserve">,</w:t>
-            </w:r>
-          </w:p>
-        </w:tc>
-        <w:tc>
-          <w:tcPr/>
-          <w:p>
-            <w:pPr>
-              <w:pStyle w:val="Compact"/>
-              <w:jc w:val="left"/>
-            </w:pPr>
-            <w:r>
-              <w:t xml:space="preserve">,</w:t>
+              <w:t xml:space="preserve">107</w:t>
+            </w:r>
+          </w:p>
+        </w:tc>
+        <w:tc>
+          <w:tcPr/>
+          <w:p>
+            <w:pPr>
+              <w:pStyle w:val="Compact"/>
+              <w:jc w:val="left"/>
+            </w:pPr>
+            <w:r>
+              <w:t xml:space="preserve">10</w:t>
+            </w:r>
+          </w:p>
+        </w:tc>
+        <w:tc>
+          <w:tcPr/>
+          <w:p>
+            <w:pPr>
+              <w:pStyle w:val="Compact"/>
+              <w:jc w:val="left"/>
+            </w:pPr>
+            <w:r>
+              <w:t xml:space="preserve">9.3%</w:t>
+            </w:r>
+          </w:p>
+        </w:tc>
+        <w:tc>
+          <w:tcPr/>
+          <w:p>
+            <w:pPr>
+              <w:pStyle w:val="Compact"/>
+              <w:jc w:val="left"/>
+            </w:pPr>
+            <w:r>
+              <w:t xml:space="preserve">0.040</w:t>
+            </w:r>
+          </w:p>
+        </w:tc>
+        <w:tc>
+          <w:tcPr/>
+          <w:p>
+            <w:pPr>
+              <w:pStyle w:val="Compact"/>
+              <w:jc w:val="left"/>
+            </w:pPr>
+            <w:r>
+              <w:t xml:space="preserve">2025</w:t>
             </w:r>
           </w:p>
         </w:tc>
@@ -3919,55 +3919,55 @@
               <w:jc w:val="left"/>
             </w:pPr>
             <w:r>
-              <w:t xml:space="preserve">,</w:t>
-            </w:r>
-          </w:p>
-        </w:tc>
-        <w:tc>
-          <w:tcPr/>
-          <w:p>
-            <w:pPr>
-              <w:pStyle w:val="Compact"/>
-              <w:jc w:val="left"/>
-            </w:pPr>
-            <w:r>
-              <w:t xml:space="preserve">,</w:t>
-            </w:r>
-          </w:p>
-        </w:tc>
-        <w:tc>
-          <w:tcPr/>
-          <w:p>
-            <w:pPr>
-              <w:pStyle w:val="Compact"/>
-              <w:jc w:val="left"/>
-            </w:pPr>
-            <w:r>
-              <w:t xml:space="preserve">,</w:t>
-            </w:r>
-          </w:p>
-        </w:tc>
-        <w:tc>
-          <w:tcPr/>
-          <w:p>
-            <w:pPr>
-              <w:pStyle w:val="Compact"/>
-              <w:jc w:val="left"/>
-            </w:pPr>
-            <w:r>
-              <w:t xml:space="preserve">,</w:t>
-            </w:r>
-          </w:p>
-        </w:tc>
-        <w:tc>
-          <w:tcPr/>
-          <w:p>
-            <w:pPr>
-              <w:pStyle w:val="Compact"/>
-              <w:jc w:val="left"/>
-            </w:pPr>
-            <w:r>
-              <w:t xml:space="preserve">,</w:t>
+              <w:t xml:space="preserve">144</w:t>
+            </w:r>
+          </w:p>
+        </w:tc>
+        <w:tc>
+          <w:tcPr/>
+          <w:p>
+            <w:pPr>
+              <w:pStyle w:val="Compact"/>
+              <w:jc w:val="left"/>
+            </w:pPr>
+            <w:r>
+              <w:t xml:space="preserve">13</w:t>
+            </w:r>
+          </w:p>
+        </w:tc>
+        <w:tc>
+          <w:tcPr/>
+          <w:p>
+            <w:pPr>
+              <w:pStyle w:val="Compact"/>
+              <w:jc w:val="left"/>
+            </w:pPr>
+            <w:r>
+              <w:t xml:space="preserve">9.0%</w:t>
+            </w:r>
+          </w:p>
+        </w:tc>
+        <w:tc>
+          <w:tcPr/>
+          <w:p>
+            <w:pPr>
+              <w:pStyle w:val="Compact"/>
+              <w:jc w:val="left"/>
+            </w:pPr>
+            <w:r>
+              <w:t xml:space="preserve">0.044</w:t>
+            </w:r>
+          </w:p>
+        </w:tc>
+        <w:tc>
+          <w:tcPr/>
+          <w:p>
+            <w:pPr>
+              <w:pStyle w:val="Compact"/>
+              <w:jc w:val="left"/>
+            </w:pPr>
+            <w:r>
+              <w:t xml:space="preserve">2024</w:t>
             </w:r>
           </w:p>
         </w:tc>
@@ -3993,55 +3993,55 @@
               <w:jc w:val="left"/>
             </w:pPr>
             <w:r>
-              <w:t xml:space="preserve">,</w:t>
-            </w:r>
-          </w:p>
-        </w:tc>
-        <w:tc>
-          <w:tcPr/>
-          <w:p>
-            <w:pPr>
-              <w:pStyle w:val="Compact"/>
-              <w:jc w:val="left"/>
-            </w:pPr>
-            <w:r>
-              <w:t xml:space="preserve">,</w:t>
-            </w:r>
-          </w:p>
-        </w:tc>
-        <w:tc>
-          <w:tcPr/>
-          <w:p>
-            <w:pPr>
-              <w:pStyle w:val="Compact"/>
-              <w:jc w:val="left"/>
-            </w:pPr>
-            <w:r>
-              <w:t xml:space="preserve">,</w:t>
-            </w:r>
-          </w:p>
-        </w:tc>
-        <w:tc>
-          <w:tcPr/>
-          <w:p>
-            <w:pPr>
-              <w:pStyle w:val="Compact"/>
-              <w:jc w:val="left"/>
-            </w:pPr>
-            <w:r>
-              <w:t xml:space="preserve">,</w:t>
-            </w:r>
-          </w:p>
-        </w:tc>
-        <w:tc>
-          <w:tcPr/>
-          <w:p>
-            <w:pPr>
-              <w:pStyle w:val="Compact"/>
-              <w:jc w:val="left"/>
-            </w:pPr>
-            <w:r>
-              <w:t xml:space="preserve">,</w:t>
+              <w:t xml:space="preserve">157</w:t>
+            </w:r>
+          </w:p>
+        </w:tc>
+        <w:tc>
+          <w:tcPr/>
+          <w:p>
+            <w:pPr>
+              <w:pStyle w:val="Compact"/>
+              <w:jc w:val="left"/>
+            </w:pPr>
+            <w:r>
+              <w:t xml:space="preserve">16</w:t>
+            </w:r>
+          </w:p>
+        </w:tc>
+        <w:tc>
+          <w:tcPr/>
+          <w:p>
+            <w:pPr>
+              <w:pStyle w:val="Compact"/>
+              <w:jc w:val="left"/>
+            </w:pPr>
+            <w:r>
+              <w:t xml:space="preserve">10.2%</w:t>
+            </w:r>
+          </w:p>
+        </w:tc>
+        <w:tc>
+          <w:tcPr/>
+          <w:p>
+            <w:pPr>
+              <w:pStyle w:val="Compact"/>
+              <w:jc w:val="left"/>
+            </w:pPr>
+            <w:r>
+              <w:t xml:space="preserve">0.037</w:t>
+            </w:r>
+          </w:p>
+        </w:tc>
+        <w:tc>
+          <w:tcPr/>
+          <w:p>
+            <w:pPr>
+              <w:pStyle w:val="Compact"/>
+              <w:jc w:val="left"/>
+            </w:pPr>
+            <w:r>
+              <w:t xml:space="preserve">2009, 2023</w:t>
             </w:r>
           </w:p>
         </w:tc>
@@ -4150,34 +4150,7 @@
           <w:iCs/>
           <w:i/>
         </w:rPr>
-        <w:t xml:space="preserve">Note: Country-level breakdowns are available in the replication archive</w:t>
-      </w:r>
-      <w:r>
-        <w:rPr>
-          <w:iCs/>
-          <w:i/>
-        </w:rPr>
-        <w:t xml:space="preserve"> </w:t>
-      </w:r>
-      <w:r>
-        <w:rPr>
-          <w:iCs/>
-          <w:i/>
-        </w:rPr>
-        <w:t xml:space="preserve">(</w:t>
-      </w:r>
-      <w:r>
-        <w:rPr>
-          <w:rStyle w:val="VerbatimChar"/>
-        </w:rPr>
-        <w:t xml:space="preserve">p8/replication/</w:t>
-      </w:r>
-      <w:r>
-        <w:rPr>
-          <w:iCs/>
-          <w:i/>
-        </w:rPr>
-        <w:t xml:space="preserve">). Total N reflects analysis sample (non-missing ln_LP and FSTS). Wave coverage varies by country.</w:t>
+        <w:t xml:space="preserve">Note: N reflects the analysis sample (firms with non-missing ln labour productivity and FSTS). Exporters are firms with FSTS &gt; 0; mean FSTS is computed over all firms, including non-exporters. Fiji, Papua New Guinea, and Vanuatu have two WBES waves; the remaining four economies have one.</w:t>
       </w:r>
     </w:p>
     <w:bookmarkEnd w:id="50"/>

--- a/dist/manuscripts/en/p8_pacific_sids_en_clean.docx
+++ b/dist/manuscripts/en/p8_pacific_sids_en_clean.docx
@@ -161,7 +161,7 @@
         <w:pStyle w:val="BodyText"/>
       </w:pPr>
       <w:r>
-        <w:t xml:space="preserve">SIDS represent a theoretically extreme yet empirically underserved context for I-P research. These economies are characterized by microscopic domestic markets (Tonga: 104, 000 inhabitants; Kiribati: 121, 000), extreme geographic isolation amplifying trade costs by 30–210% (Winters &amp; Martins, 2004), and comprehensive institutional voids that limit firms' ability to appropriate returns from international activities (Briguglio, 1995; Khanna &amp; Palepu, 2010). Recent systematic tracking across 121, 249 development data points confirms these conditions have deepened rather than abated: progress in 2020–2025 is the slowest on record across 15 of 26 tracked benchmarks, with SIDS and Sub-Saharan Africa disproportionately affected (Pirlea et al., 2026). Independent multi-indicator analysis of six development dimensions poverty, life expectancy, schooling, gender equality, climate, and electricity, finds the world developing at its slowest pace in 75 years, with 54 economies more than a century from reaching developed-country standards at current trajectories, and SIDS disproportionately represented in this cohort (Mahler, Serajuddin, Wadhwa, &amp; Yonzan, 2026). Critically, firms in SIDS do not</w:t>
+        <w:t xml:space="preserve">SIDS represent a theoretically extreme yet empirically underserved context for I-P research. These economies are characterized by microscopic domestic markets (Tonga: 104,000 inhabitants; Kiribati: 121,000), extreme geographic isolation amplifying trade costs by 30–210% (Winters &amp; Martins, 2004), and comprehensive institutional voids that limit firms' ability to appropriate returns from international activities (Briguglio, 1995; Khanna &amp; Palepu, 2010). Recent systematic tracking across 121,249 development data points confirms these conditions have deepened rather than abated: progress in 2020–2025 is the slowest on record across 15 of 26 tracked benchmarks, with SIDS and Sub-Saharan Africa disproportionately affected (Pirlea et al., 2026). Independent multi-indicator analysis of six development dimensions poverty, life expectancy, schooling, gender equality, climate, and electricity, finds the world developing at its slowest pace in 75 years, with 54 economies more than a century from reaching developed-country standards at current trajectories, and SIDS disproportionately represented in this cohort (Mahler, Serajuddin, Wadhwa, &amp; Yonzan, 2026). Critically, firms in SIDS do not</w:t>
       </w:r>
       <w:r>
         <w:t xml:space="preserve"> </w:t>
@@ -452,7 +452,7 @@
         <w:pStyle w:val="FirstParagraph"/>
       </w:pPr>
       <w:r>
-        <w:t xml:space="preserve">Pacific SIDS economies exhibit all three violated prerequisites in extreme form. With populations ranging from 94, 000 (Micronesia) to 10 million (Papua New Guinea, the largest in our sample), domestic markets cannot sustain manufacturing or service firms at minimum efficient scale. Read (2004) demonstrated that the smallest island economies have effectively no choice architecture for export abstention, firms either export or exit. We term this pattern</w:t>
+        <w:t xml:space="preserve">Pacific SIDS economies exhibit all three violated prerequisites in extreme form. With populations ranging from 94,000 (Micronesia) to 10 million (Papua New Guinea, the largest in our sample), domestic markets cannot sustain manufacturing or service firms at minimum efficient scale. Read (2004) demonstrated that the smallest island economies have effectively no choice architecture for export abstention, firms either export or exit. We term this pattern</w:t>
       </w:r>
       <w:r>
         <w:t xml:space="preserve"> </w:t>
@@ -533,7 +533,7 @@
         <w:pStyle w:val="BodyText"/>
       </w:pPr>
       <w:r>
-        <w:t xml:space="preserve">In the FIP context, this moderation mechanism may be compromised. If the negative I-P relationship stems from structural conditions (non-viable domestic market, extreme trade costs, institutional voids) rather than organizational complexity, then firm-level capabilities that address organizational complexity will not redirect the relationship. A SIDS firm with superior technological capabilities still faces trade cost amplifications of 30–210%; a SIDS firm with a website still faces the absence of functional financial intermediaries for trade finance. The structural mechanism generating FIP operates at a level that firm-level capabilities cannot easily offset.</w:t>
+        <w:t xml:space="preserve">In the FIP context, this moderation mechanism may be compromised. If the negative I-P relationship arises from structural conditions (non-viable domestic market, extreme trade costs, institutional voids) rather than organizational complexity, then firm-level capabilities that address organizational complexity will not redirect the relationship. A SIDS firm with superior technological capabilities still faces trade cost amplifications of 30–210%; a SIDS firm with a website still faces the absence of functional financial intermediaries for trade finance. The structural mechanism generating FIP operates at a level that firm-level capabilities cannot easily offset.</w:t>
       </w:r>
     </w:p>
     <w:p>
@@ -688,7 +688,7 @@
         <w:t xml:space="preserve"> </w:t>
       </w:r>
       <w:r>
-        <w:t xml:space="preserve">Goedhuys and Sleuwaegen (2013), TCI is constructed from two WBES items: b8 (internationally recognized quality certification, binary) and e6 (licensing of foreign technology, binary). TCI_z is the z-standardized mean of these two indicators.</w:t>
+        <w:t xml:space="preserve">Goedhuys and Sleuwaegen (2013), TCI is constructed from two WBES items: b8 (internationally recognized quality certification, binary) and e6 (licensing of foreign technology, binary). TCI_z is the z-standardized mean of these two indicators, treated as a formative composite (Diamantopoulos &amp; Winklhofer, 2001; Jarvis, MacKenzie, &amp; Podsakoff, 2003).</w:t>
       </w:r>
     </w:p>
     <w:p>
@@ -2146,6 +2146,24 @@
         <w:t xml:space="preserve">The exporter subsample with complete controls is very small (N = 26), so this specification is underpowered and the coefficient is not significant; the result is directionally consistent with FIP but cannot, on its own, rule out selection. The fixed-effects evidence (M1, M_yearFE) provides the stronger basis for the FIP inference.</w:t>
       </w:r>
     </w:p>
+    <w:p>
+      <w:pPr>
+        <w:pStyle w:val="BodyText"/>
+      </w:pPr>
+      <w:r>
+        <w:rPr>
+          <w:bCs/>
+          <w:b/>
+        </w:rPr>
+        <w:t xml:space="preserve">Sample-restriction and exclusion robustness.</w:t>
+      </w:r>
+      <w:r>
+        <w:t xml:space="preserve"> </w:t>
+      </w:r>
+      <w:r>
+        <w:t xml:space="preserve">Two checks confirm that the FIP estimate is not an artefact of the complete-case sample or of the seven-economy definition. First, the N = 209 estimation sample for the fully controlled model arises almost entirely from missingness on the foreign-ownership control (non-missing for only 22 per cent of firms); re-estimating M1 with country and year fixed effects but without that control recovers the full analysis sample and preserves the result (β(FSTS_c) = −0.835, p = .010, N = 950; with no controls, β = −0.769, p = .015, N = 959). The retained and dropped subsamples have near-identical mean FSTS (0.046 versus 0.049), indicating the restriction is not selected on the focal variable. Second, the penalty is present beyond the Pacific definition: estimated on the full nine-economy small-island pool that additionally includes Comoros and Timor-Leste, it remains negative and significant (β(FSTS_c) = −0.510, p = .008, N = 1,469). The seven-economy restriction therefore strengthens, but does not create, the estimate.</w:t>
+      </w:r>
+    </w:p>
     <w:bookmarkEnd w:id="34"/>
     <w:bookmarkStart w:id="35" w:name="Xb09bd355cfef31bfb4a34bc8569e299208ad4bf"/>
     <w:p>
@@ -2712,6 +2730,27 @@
     <w:p>
       <w:pPr>
         <w:pStyle w:val="FirstParagraph"/>
+      </w:pPr>
+      <w:r>
+        <w:t xml:space="preserve">Banalieva, E. R., &amp; Dhanaraj, C. (2019). Internalization theory for the digital economy.</w:t>
+      </w:r>
+      <w:r>
+        <w:t xml:space="preserve"> </w:t>
+      </w:r>
+      <w:r>
+        <w:rPr>
+          <w:iCs/>
+          <w:i/>
+        </w:rPr>
+        <w:t xml:space="preserve">Journal of International Business Studies, 50</w:t>
+      </w:r>
+      <w:r>
+        <w:t xml:space="preserve">(8), 1372–1387.</w:t>
+      </w:r>
+    </w:p>
+    <w:p>
+      <w:pPr>
+        <w:pStyle w:val="BodyText"/>
       </w:pPr>
       <w:r>
         <w:t xml:space="preserve">Barney, J. (1991). Firm resources and sustained competitive advantage.</w:t>
@@ -4150,7 +4189,7 @@
           <w:iCs/>
           <w:i/>
         </w:rPr>
-        <w:t xml:space="preserve">Note: N reflects the analysis sample (firms with non-missing ln labour productivity and FSTS). Exporters are firms with FSTS &gt; 0; mean FSTS is computed over all firms, including non-exporters. Fiji, Papua New Guinea, and Vanuatu have two WBES waves; the remaining four economies have one.</w:t>
+        <w:t xml:space="preserve">Note: N denotes analysis-sample firm-year observations (non-missing ln labour productivity and FSTS). Exporters are firms with FSTS &gt; 0; mean FSTS is computed over all firms, including non-exporters. Fiji, Papua New Guinea, and Vanuatu have two WBES waves; the remaining four economies have one.</w:t>
       </w:r>
     </w:p>
     <w:bookmarkEnd w:id="50"/>
@@ -5624,7 +5663,10 @@
     <w:bookmarkEnd w:id="52"/>
     <w:bookmarkEnd w:id="53"/>
     <w:bookmarkEnd w:id="54"/>
-    <w:sectPr/>
+    <w:sectPr>
+      <w:pgSz w:h="16838" w:w="11906"/>
+      <w:pgMar w:bottom="1417" w:left="1417" w:right="1417" w:top="1417"/>
+    </w:sectPr>
   </w:body>
 </w:document>
 </file>
@@ -5836,29 +5878,59 @@
   <w:style w:default="1" w:styleId="Normal" w:type="paragraph">
     <w:name w:val="Normal"/>
     <w:qFormat/>
+    <w:pPr>
+      <w:spacing w:line="276" w:lineRule="auto"/>
+      <w:jc w:val="both"/>
+    </w:pPr>
+    <w:rPr>
+      <w:rFonts w:ascii="Times New Roman" w:eastAsia="Times New Roman" w:hAnsi="Times New Roman"/>
+      <w:color w:val="000000"/>
+      <w:sz w:val="24"/>
+    </w:rPr>
   </w:style>
   <w:style w:styleId="BodyText" w:type="paragraph">
     <w:name w:val="Body Text"/>
     <w:basedOn w:val="Normal"/>
     <w:link w:val="BodyTextChar"/>
     <w:pPr>
-      <w:spacing w:after="180" w:before="180"/>
+      <w:spacing w:after="180" w:before="180" w:line="276" w:lineRule="auto"/>
+      <w:jc w:val="both"/>
     </w:pPr>
     <w:qFormat/>
+    <w:rPr>
+      <w:rFonts w:ascii="Times New Roman" w:eastAsia="Times New Roman" w:hAnsi="Times New Roman"/>
+      <w:color w:val="000000"/>
+      <w:sz w:val="24"/>
+    </w:rPr>
   </w:style>
   <w:style w:customStyle="1" w:styleId="FirstParagraph" w:type="paragraph">
     <w:name w:val="First Paragraph"/>
     <w:basedOn w:val="BodyText"/>
     <w:next w:val="BodyText"/>
     <w:qFormat/>
+    <w:pPr>
+      <w:spacing w:line="276" w:lineRule="auto"/>
+      <w:jc w:val="both"/>
+    </w:pPr>
+    <w:rPr>
+      <w:rFonts w:ascii="Times New Roman" w:eastAsia="Times New Roman" w:hAnsi="Times New Roman"/>
+      <w:color w:val="000000"/>
+      <w:sz w:val="24"/>
+    </w:rPr>
   </w:style>
   <w:style w:customStyle="1" w:styleId="Compact" w:type="paragraph">
     <w:name w:val="Compact"/>
     <w:basedOn w:val="BodyText"/>
     <w:qFormat/>
     <w:pPr>
-      <w:spacing w:after="36" w:before="36"/>
+      <w:spacing w:after="36" w:before="36" w:line="276" w:lineRule="auto"/>
+      <w:jc w:val="both"/>
     </w:pPr>
+    <w:rPr>
+      <w:rFonts w:ascii="Times New Roman" w:eastAsia="Times New Roman" w:hAnsi="Times New Roman"/>
+      <w:color w:val="000000"/>
+      <w:sz w:val="24"/>
+    </w:rPr>
   </w:style>
   <w:style w:styleId="Title" w:type="paragraph">
     <w:name w:val="Title"/>
@@ -5868,15 +5940,15 @@
     <w:pPr>
       <w:keepNext/>
       <w:keepLines/>
-      <w:spacing w:after="240" w:before="480"/>
-      <w:jc w:val="center"/>
+      <w:spacing w:after="240" w:before="480" w:line="276" w:lineRule="auto"/>
+      <w:jc w:val="both"/>
     </w:pPr>
     <w:rPr>
-      <w:rFonts w:asciiTheme="majorHAnsi" w:cstheme="majorBidi" w:eastAsiaTheme="majorEastAsia" w:hAnsiTheme="majorHAnsi"/>
+      <w:rFonts w:ascii="Times New Roman" w:asciiTheme="majorHAnsi" w:cstheme="majorBidi" w:eastAsia="Times New Roman" w:eastAsiaTheme="majorEastAsia" w:hAnsi="Times New Roman" w:hAnsiTheme="majorHAnsi"/>
       <w:b/>
       <w:bCs/>
-      <w:color w:themeColor="accent1" w:themeShade="B5" w:val="345A8A"/>
-      <w:sz w:val="36"/>
+      <w:color w:val="000000"/>
+      <w:sz w:val="24"/>
       <w:szCs w:val="36"/>
     </w:rPr>
   </w:style>
@@ -5888,11 +5960,13 @@
     <w:pPr>
       <w:keepNext/>
       <w:keepLines/>
-      <w:spacing w:after="240" w:before="240"/>
-      <w:jc w:val="center"/>
+      <w:spacing w:after="240" w:before="240" w:line="276" w:lineRule="auto"/>
+      <w:jc w:val="both"/>
     </w:pPr>
     <w:rPr>
-      <w:sz w:val="30"/>
+      <w:rFonts w:ascii="Times New Roman" w:eastAsia="Times New Roman" w:hAnsi="Times New Roman"/>
+      <w:color w:val="000000"/>
+      <w:sz w:val="24"/>
       <w:szCs w:val="30"/>
     </w:rPr>
   </w:style>
@@ -5903,8 +5977,14 @@
     <w:pPr>
       <w:keepNext/>
       <w:keepLines/>
-      <w:jc w:val="center"/>
+      <w:spacing w:line="276" w:lineRule="auto"/>
+      <w:jc w:val="both"/>
     </w:pPr>
+    <w:rPr>
+      <w:rFonts w:ascii="Times New Roman" w:eastAsia="Times New Roman" w:hAnsi="Times New Roman"/>
+      <w:color w:val="000000"/>
+      <w:sz w:val="24"/>
+    </w:rPr>
   </w:style>
   <w:style w:styleId="Date" w:type="paragraph">
     <w:name w:val="Date"/>
@@ -5913,8 +5993,14 @@
     <w:pPr>
       <w:keepNext/>
       <w:keepLines/>
-      <w:jc w:val="center"/>
+      <w:spacing w:line="276" w:lineRule="auto"/>
+      <w:jc w:val="both"/>
     </w:pPr>
+    <w:rPr>
+      <w:rFonts w:ascii="Times New Roman" w:eastAsia="Times New Roman" w:hAnsi="Times New Roman"/>
+      <w:color w:val="000000"/>
+      <w:sz w:val="24"/>
+    </w:rPr>
   </w:style>
   <w:style w:customStyle="1" w:styleId="AbstractTitle" w:type="paragraph">
     <w:name w:val="Abstract Title"/>
@@ -5924,15 +6010,15 @@
     <w:pPr>
       <w:keepNext/>
       <w:keepLines/>
-      <w:jc w:val="center"/>
-      <w:spacing w:after="0" w:before="300"/>
+      <w:jc w:val="both"/>
+      <w:spacing w:after="0" w:before="300" w:line="276" w:lineRule="auto"/>
     </w:pPr>
     <w:rPr>
-      <w:sz w:val="20"/>
+      <w:color w:val="000000"/>
+      <w:sz w:val="24"/>
       <w:szCs w:val="20"/>
+      <w:rFonts w:ascii="Times New Roman" w:eastAsia="Times New Roman" w:hAnsi="Times New Roman"/>
       <w:b/>
-      <w:color w:val="345A8A"/>
-      &gt;
     </w:rPr>
   </w:style>
   <w:style w:customStyle="1" w:styleId="Abstract" w:type="paragraph">
@@ -5943,10 +6029,13 @@
     <w:pPr>
       <w:keepNext/>
       <w:keepLines/>
-      <w:spacing w:after="300" w:before="100"/>
+      <w:spacing w:after="300" w:before="100" w:line="276" w:lineRule="auto"/>
+      <w:jc w:val="both"/>
     </w:pPr>
     <w:rPr>
-      <w:sz w:val="20"/>
+      <w:rFonts w:ascii="Times New Roman" w:eastAsia="Times New Roman" w:hAnsi="Times New Roman"/>
+      <w:color w:val="000000"/>
+      <w:sz w:val="24"/>
       <w:szCs w:val="20"/>
     </w:rPr>
   </w:style>
@@ -5955,8 +6044,15 @@
     <w:basedOn w:val="Normal"/>
     <w:next w:val="Bibliography"/>
     <w:qFormat/>
-    <w:pPr/>
-    <w:rPr/>
+    <w:pPr>
+      <w:spacing w:line="276" w:lineRule="auto"/>
+      <w:jc w:val="both"/>
+    </w:pPr>
+    <w:rPr>
+      <w:rFonts w:ascii="Times New Roman" w:eastAsia="Times New Roman" w:hAnsi="Times New Roman"/>
+      <w:color w:val="000000"/>
+      <w:sz w:val="24"/>
+    </w:rPr>
   </w:style>
   <w:style w:styleId="Heading1" w:type="paragraph">
     <w:name w:val="Heading 1"/>
@@ -5967,15 +6063,16 @@
     <w:pPr>
       <w:keepNext/>
       <w:keepLines/>
-      <w:spacing w:after="0" w:before="480"/>
+      <w:spacing w:after="0" w:before="480" w:line="276" w:lineRule="auto"/>
+      <w:jc w:val="both"/>
       <w:outlineLvl w:val="0"/>
     </w:pPr>
     <w:rPr>
-      <w:rFonts w:asciiTheme="majorHAnsi" w:cstheme="majorBidi" w:eastAsiaTheme="majorEastAsia" w:hAnsiTheme="majorHAnsi"/>
+      <w:rFonts w:ascii="Times New Roman" w:asciiTheme="majorHAnsi" w:cstheme="majorBidi" w:eastAsia="Times New Roman" w:eastAsiaTheme="majorEastAsia" w:hAnsi="Times New Roman" w:hAnsiTheme="majorHAnsi"/>
       <w:b/>
       <w:bCs/>
-      <w:color w:themeColor="accent1" w:val="4F81BD"/>
-      <w:sz w:val="32"/>
+      <w:color w:val="000000"/>
+      <w:sz w:val="24"/>
       <w:szCs w:val="32"/>
     </w:rPr>
   </w:style>
@@ -5989,15 +6086,16 @@
     <w:pPr>
       <w:keepNext/>
       <w:keepLines/>
-      <w:spacing w:after="0" w:before="200"/>
+      <w:spacing w:after="0" w:before="200" w:line="276" w:lineRule="auto"/>
+      <w:jc w:val="both"/>
       <w:outlineLvl w:val="1"/>
     </w:pPr>
     <w:rPr>
-      <w:rFonts w:asciiTheme="majorHAnsi" w:cstheme="majorBidi" w:eastAsiaTheme="majorEastAsia" w:hAnsiTheme="majorHAnsi"/>
+      <w:rFonts w:ascii="Times New Roman" w:asciiTheme="majorHAnsi" w:cstheme="majorBidi" w:eastAsia="Times New Roman" w:eastAsiaTheme="majorEastAsia" w:hAnsi="Times New Roman" w:hAnsiTheme="majorHAnsi"/>
       <w:b/>
       <w:bCs/>
-      <w:color w:themeColor="accent1" w:val="4F81BD"/>
-      <w:sz w:val="28"/>
+      <w:color w:val="000000"/>
+      <w:sz w:val="24"/>
       <w:szCs w:val="28"/>
     </w:rPr>
   </w:style>
@@ -6011,14 +6109,15 @@
     <w:pPr>
       <w:keepNext/>
       <w:keepLines/>
-      <w:spacing w:after="0" w:before="200"/>
+      <w:spacing w:after="0" w:before="200" w:line="276" w:lineRule="auto"/>
+      <w:jc w:val="both"/>
       <w:outlineLvl w:val="2"/>
     </w:pPr>
     <w:rPr>
-      <w:rFonts w:asciiTheme="majorHAnsi" w:cstheme="majorBidi" w:eastAsiaTheme="majorEastAsia" w:hAnsiTheme="majorHAnsi"/>
+      <w:rFonts w:ascii="Times New Roman" w:asciiTheme="majorHAnsi" w:cstheme="majorBidi" w:eastAsia="Times New Roman" w:eastAsiaTheme="majorEastAsia" w:hAnsi="Times New Roman" w:hAnsiTheme="majorHAnsi"/>
       <w:b/>
       <w:bCs/>
-      <w:color w:themeColor="accent1" w:val="4F81BD"/>
+      <w:color w:val="000000"/>
       <w:sz w:val="24"/>
       <w:szCs w:val="24"/>
     </w:rPr>
@@ -6033,14 +6132,15 @@
     <w:pPr>
       <w:keepNext/>
       <w:keepLines/>
-      <w:spacing w:after="0" w:before="200"/>
+      <w:spacing w:after="0" w:before="200" w:line="276" w:lineRule="auto"/>
+      <w:jc w:val="both"/>
       <w:outlineLvl w:val="3"/>
     </w:pPr>
     <w:rPr>
-      <w:rFonts w:asciiTheme="majorHAnsi" w:cstheme="majorBidi" w:eastAsiaTheme="majorEastAsia" w:hAnsiTheme="majorHAnsi"/>
+      <w:rFonts w:ascii="Times New Roman" w:asciiTheme="majorHAnsi" w:cstheme="majorBidi" w:eastAsia="Times New Roman" w:eastAsiaTheme="majorEastAsia" w:hAnsi="Times New Roman" w:hAnsiTheme="majorHAnsi"/>
       <w:i/>
       <w:bCs/>
-      <w:color w:themeColor="accent1" w:val="4F81BD"/>
+      <w:color w:val="000000"/>
       <w:sz w:val="24"/>
       <w:szCs w:val="24"/>
     </w:rPr>
@@ -6055,13 +6155,14 @@
     <w:pPr>
       <w:keepNext/>
       <w:keepLines/>
-      <w:spacing w:after="0" w:before="200"/>
+      <w:spacing w:after="0" w:before="200" w:line="276" w:lineRule="auto"/>
+      <w:jc w:val="both"/>
       <w:outlineLvl w:val="4"/>
     </w:pPr>
     <w:rPr>
-      <w:rFonts w:asciiTheme="majorHAnsi" w:cstheme="majorBidi" w:eastAsiaTheme="majorEastAsia" w:hAnsiTheme="majorHAnsi"/>
+      <w:rFonts w:ascii="Times New Roman" w:asciiTheme="majorHAnsi" w:cstheme="majorBidi" w:eastAsia="Times New Roman" w:eastAsiaTheme="majorEastAsia" w:hAnsi="Times New Roman" w:hAnsiTheme="majorHAnsi"/>
       <w:iCs/>
-      <w:color w:themeColor="accent1" w:val="4F81BD"/>
+      <w:color w:val="000000"/>
       <w:sz w:val="24"/>
       <w:szCs w:val="24"/>
     </w:rPr>
@@ -6076,12 +6177,13 @@
     <w:pPr>
       <w:keepNext/>
       <w:keepLines/>
-      <w:spacing w:after="0" w:before="200"/>
+      <w:spacing w:after="0" w:before="200" w:line="276" w:lineRule="auto"/>
+      <w:jc w:val="both"/>
       <w:outlineLvl w:val="5"/>
     </w:pPr>
     <w:rPr>
-      <w:rFonts w:asciiTheme="majorHAnsi" w:cstheme="majorBidi" w:eastAsiaTheme="majorEastAsia" w:hAnsiTheme="majorHAnsi"/>
-      <w:color w:themeColor="accent1" w:val="4F81BD"/>
+      <w:rFonts w:ascii="Times New Roman" w:asciiTheme="majorHAnsi" w:cstheme="majorBidi" w:eastAsia="Times New Roman" w:eastAsiaTheme="majorEastAsia" w:hAnsi="Times New Roman" w:hAnsiTheme="majorHAnsi"/>
+      <w:color w:val="000000"/>
       <w:sz w:val="24"/>
       <w:szCs w:val="24"/>
     </w:rPr>
@@ -6096,12 +6198,13 @@
     <w:pPr>
       <w:keepNext/>
       <w:keepLines/>
-      <w:spacing w:after="0" w:before="200"/>
+      <w:spacing w:after="0" w:before="200" w:line="276" w:lineRule="auto"/>
+      <w:jc w:val="both"/>
       <w:outlineLvl w:val="6"/>
     </w:pPr>
     <w:rPr>
-      <w:rFonts w:asciiTheme="majorHAnsi" w:cstheme="majorBidi" w:eastAsiaTheme="majorEastAsia" w:hAnsiTheme="majorHAnsi"/>
-      <w:color w:themeColor="accent1" w:val="4F81BD"/>
+      <w:rFonts w:ascii="Times New Roman" w:asciiTheme="majorHAnsi" w:cstheme="majorBidi" w:eastAsia="Times New Roman" w:eastAsiaTheme="majorEastAsia" w:hAnsi="Times New Roman" w:hAnsiTheme="majorHAnsi"/>
+      <w:color w:val="000000"/>
       <w:sz w:val="24"/>
       <w:szCs w:val="24"/>
     </w:rPr>
@@ -6116,12 +6219,13 @@
     <w:pPr>
       <w:keepNext/>
       <w:keepLines/>
-      <w:spacing w:after="0" w:before="200"/>
+      <w:spacing w:after="0" w:before="200" w:line="276" w:lineRule="auto"/>
+      <w:jc w:val="both"/>
       <w:outlineLvl w:val="7"/>
     </w:pPr>
     <w:rPr>
-      <w:rFonts w:asciiTheme="majorHAnsi" w:cstheme="majorBidi" w:eastAsiaTheme="majorEastAsia" w:hAnsiTheme="majorHAnsi"/>
-      <w:color w:themeColor="accent1" w:val="4F81BD"/>
+      <w:rFonts w:ascii="Times New Roman" w:asciiTheme="majorHAnsi" w:cstheme="majorBidi" w:eastAsia="Times New Roman" w:eastAsiaTheme="majorEastAsia" w:hAnsi="Times New Roman" w:hAnsiTheme="majorHAnsi"/>
+      <w:color w:val="000000"/>
       <w:sz w:val="24"/>
       <w:szCs w:val="24"/>
     </w:rPr>
@@ -6136,12 +6240,13 @@
     <w:pPr>
       <w:keepNext/>
       <w:keepLines/>
-      <w:spacing w:after="0" w:before="200"/>
+      <w:spacing w:after="0" w:before="200" w:line="276" w:lineRule="auto"/>
+      <w:jc w:val="both"/>
       <w:outlineLvl w:val="8"/>
     </w:pPr>
     <w:rPr>
-      <w:rFonts w:asciiTheme="majorHAnsi" w:cstheme="majorBidi" w:eastAsiaTheme="majorEastAsia" w:hAnsiTheme="majorHAnsi"/>
-      <w:color w:themeColor="accent1" w:val="4F81BD"/>
+      <w:rFonts w:ascii="Times New Roman" w:asciiTheme="majorHAnsi" w:cstheme="majorBidi" w:eastAsia="Times New Roman" w:eastAsiaTheme="majorEastAsia" w:hAnsi="Times New Roman" w:hAnsiTheme="majorHAnsi"/>
+      <w:color w:val="000000"/>
       <w:sz w:val="24"/>
       <w:szCs w:val="24"/>
     </w:rPr>
@@ -6154,9 +6259,15 @@
     <w:unhideWhenUsed/>
     <w:qFormat/>
     <w:pPr>
-      <w:spacing w:after="100" w:before="100"/>
+      <w:spacing w:after="100" w:before="100" w:line="276" w:lineRule="auto"/>
       <w:ind w:firstLine="0" w:left="480" w:right="480"/>
+      <w:jc w:val="both"/>
     </w:pPr>
+    <w:rPr>
+      <w:rFonts w:ascii="Times New Roman" w:eastAsia="Times New Roman" w:hAnsi="Times New Roman"/>
+      <w:color w:val="000000"/>
+      <w:sz w:val="24"/>
+    </w:rPr>
   </w:style>
   <w:style w:styleId="FootnoteText" w:type="paragraph">
     <w:name w:val="Footnote Text"/>
@@ -6165,11 +6276,25 @@
     <w:uiPriority w:val="9"/>
     <w:unhideWhenUsed/>
     <w:qFormat/>
+    <w:pPr>
+      <w:spacing w:line="276" w:lineRule="auto"/>
+      <w:jc w:val="both"/>
+    </w:pPr>
+    <w:rPr>
+      <w:rFonts w:ascii="Times New Roman" w:eastAsia="Times New Roman" w:hAnsi="Times New Roman"/>
+      <w:color w:val="000000"/>
+      <w:sz w:val="24"/>
+    </w:rPr>
   </w:style>
   <w:style w:default="1" w:styleId="DefaultParagraphFont" w:type="character">
     <w:name w:val="Default Paragraph Font"/>
     <w:semiHidden/>
     <w:unhideWhenUsed/>
+    <w:rPr>
+      <w:rFonts w:ascii="Times New Roman" w:eastAsia="Times New Roman" w:hAnsi="Times New Roman"/>
+      <w:color w:val="000000"/>
+      <w:sz w:val="24"/>
+    </w:rPr>
   </w:style>
   <w:style w:default="1" w:styleId="Table" w:type="table">
     <w:name w:val="Table"/>
@@ -6177,6 +6302,15 @@
     <w:semiHidden/>
     <w:unhideWhenUsed/>
     <w:qFormat/>
+    <w:pPr>
+      <w:spacing w:line="276" w:lineRule="auto"/>
+      <w:jc w:val="both"/>
+    </w:pPr>
+    <w:rPr>
+      <w:rFonts w:ascii="Times New Roman" w:eastAsia="Times New Roman" w:hAnsi="Times New Roman"/>
+      <w:color w:val="000000"/>
+      <w:sz w:val="24"/>
+    </w:rPr>
     <w:tblPr>
       <w:tblInd w:type="dxa" w:w="0"/>
       <w:tblCellMar>
@@ -6209,25 +6343,42 @@
     <w:pPr>
       <w:keepNext/>
       <w:keepLines/>
-      <w:spacing w:after="0"/>
+      <w:spacing w:after="0" w:line="276" w:lineRule="auto"/>
+      <w:jc w:val="both"/>
     </w:pPr>
     <w:rPr>
+      <w:rFonts w:ascii="Times New Roman" w:eastAsia="Times New Roman" w:hAnsi="Times New Roman"/>
       <w:b/>
+      <w:color w:val="000000"/>
+      <w:sz w:val="24"/>
     </w:rPr>
   </w:style>
   <w:style w:customStyle="1" w:styleId="Definition" w:type="paragraph">
     <w:name w:val="Definition"/>
     <w:basedOn w:val="Normal"/>
+    <w:pPr>
+      <w:spacing w:line="276" w:lineRule="auto"/>
+      <w:jc w:val="both"/>
+    </w:pPr>
+    <w:rPr>
+      <w:rFonts w:ascii="Times New Roman" w:eastAsia="Times New Roman" w:hAnsi="Times New Roman"/>
+      <w:color w:val="000000"/>
+      <w:sz w:val="24"/>
+    </w:rPr>
   </w:style>
   <w:style w:styleId="Caption" w:type="paragraph">
     <w:name w:val="Caption"/>
     <w:basedOn w:val="Normal"/>
     <w:link w:val="BodyTextChar"/>
     <w:pPr>
-      <w:spacing w:after="120" w:before="0"/>
+      <w:spacing w:after="120" w:before="0" w:line="276" w:lineRule="auto"/>
+      <w:jc w:val="both"/>
     </w:pPr>
     <w:rPr>
+      <w:rFonts w:ascii="Times New Roman" w:eastAsia="Times New Roman" w:hAnsi="Times New Roman"/>
       <w:i/>
+      <w:color w:val="000000"/>
+      <w:sz w:val="24"/>
     </w:rPr>
   </w:style>
   <w:style w:customStyle="1" w:styleId="TableCaption" w:type="paragraph">
@@ -6235,44 +6386,90 @@
     <w:basedOn w:val="Caption"/>
     <w:pPr>
       <w:keepNext/>
+      <w:spacing w:line="276" w:lineRule="auto"/>
+      <w:jc w:val="both"/>
     </w:pPr>
+    <w:rPr>
+      <w:rFonts w:ascii="Times New Roman" w:eastAsia="Times New Roman" w:hAnsi="Times New Roman"/>
+      <w:color w:val="000000"/>
+      <w:sz w:val="24"/>
+    </w:rPr>
   </w:style>
   <w:style w:customStyle="1" w:styleId="ImageCaption" w:type="paragraph">
     <w:name w:val="Image Caption"/>
     <w:basedOn w:val="Caption"/>
+    <w:pPr>
+      <w:spacing w:line="276" w:lineRule="auto"/>
+      <w:jc w:val="both"/>
+    </w:pPr>
+    <w:rPr>
+      <w:rFonts w:ascii="Times New Roman" w:eastAsia="Times New Roman" w:hAnsi="Times New Roman"/>
+      <w:color w:val="000000"/>
+      <w:sz w:val="24"/>
+    </w:rPr>
   </w:style>
   <w:style w:customStyle="1" w:styleId="Figure" w:type="paragraph">
     <w:name w:val="Figure"/>
     <w:basedOn w:val="Normal"/>
+    <w:pPr>
+      <w:spacing w:line="276" w:lineRule="auto"/>
+      <w:jc w:val="both"/>
+    </w:pPr>
+    <w:rPr>
+      <w:rFonts w:ascii="Times New Roman" w:eastAsia="Times New Roman" w:hAnsi="Times New Roman"/>
+      <w:color w:val="000000"/>
+      <w:sz w:val="24"/>
+    </w:rPr>
   </w:style>
   <w:style w:customStyle="1" w:styleId="CaptionedFigure" w:type="paragraph">
     <w:name w:val="Captioned Figure"/>
     <w:basedOn w:val="Figure"/>
     <w:pPr>
       <w:keepNext/>
+      <w:spacing w:line="276" w:lineRule="auto"/>
+      <w:jc w:val="both"/>
     </w:pPr>
+    <w:rPr>
+      <w:rFonts w:ascii="Times New Roman" w:eastAsia="Times New Roman" w:hAnsi="Times New Roman"/>
+      <w:color w:val="000000"/>
+      <w:sz w:val="24"/>
+    </w:rPr>
   </w:style>
   <w:style w:customStyle="1" w:styleId="BodyTextChar" w:type="character">
     <w:name w:val="Body Text Char"/>
     <w:basedOn w:val="DefaultParagraphFont"/>
     <w:link w:val="BodyText"/>
+    <w:rPr>
+      <w:rFonts w:ascii="Times New Roman" w:eastAsia="Times New Roman" w:hAnsi="Times New Roman"/>
+      <w:color w:val="000000"/>
+      <w:sz w:val="24"/>
+    </w:rPr>
   </w:style>
   <w:style w:customStyle="1" w:styleId="VerbatimChar" w:type="character">
     <w:name w:val="Verbatim Char"/>
     <w:basedOn w:val="BodyTextChar"/>
     <w:rPr>
-      <w:rFonts w:ascii="Consolas" w:hAnsi="Consolas"/>
-      <w:sz w:val="22"/>
+      <w:rFonts w:ascii="Times New Roman" w:eastAsia="Times New Roman" w:hAnsi="Times New Roman"/>
+      <w:color w:val="000000"/>
+      <w:sz w:val="24"/>
     </w:rPr>
   </w:style>
   <w:style w:customStyle="1" w:styleId="SectionNumber" w:type="character">
     <w:name w:val="Section Number"/>
     <w:basedOn w:val="BodyTextChar"/>
+    <w:rPr>
+      <w:rFonts w:ascii="Times New Roman" w:eastAsia="Times New Roman" w:hAnsi="Times New Roman"/>
+      <w:color w:val="000000"/>
+      <w:sz w:val="24"/>
+    </w:rPr>
   </w:style>
   <w:style w:styleId="FootnoteReference" w:type="character">
     <w:name w:val="Footnote Reference"/>
     <w:basedOn w:val="BodyTextChar"/>
     <w:rPr>
+      <w:rFonts w:ascii="Times New Roman" w:eastAsia="Times New Roman" w:hAnsi="Times New Roman"/>
+      <w:color w:val="000000"/>
+      <w:sz w:val="24"/>
       <w:vertAlign w:val="superscript"/>
     </w:rPr>
   </w:style>
@@ -6280,7 +6477,9 @@
     <w:name w:val="Hyperlink"/>
     <w:basedOn w:val="BodyTextChar"/>
     <w:rPr>
-      <w:color w:themeColor="accent1" w:val="4F81BD"/>
+      <w:rFonts w:ascii="Times New Roman" w:eastAsia="Times New Roman" w:hAnsi="Times New Roman"/>
+      <w:color w:val="000000"/>
+      <w:sz w:val="24"/>
     </w:rPr>
   </w:style>
   <w:style w:styleId="TOCHeading" w:type="paragraph">
@@ -6291,14 +6490,16 @@
     <w:unhideWhenUsed/>
     <w:qFormat/>
     <w:pPr>
-      <w:spacing w:before="240" w:line="259" w:lineRule="auto"/>
+      <w:spacing w:before="240" w:line="276" w:lineRule="auto"/>
+      <w:jc w:val="both"/>
       <w:outlineLvl w:val="9"/>
     </w:pPr>
     <w:rPr>
-      <w:rFonts w:asciiTheme="majorHAnsi" w:cstheme="majorBidi" w:eastAsiaTheme="majorEastAsia" w:hAnsiTheme="majorHAnsi"/>
+      <w:rFonts w:ascii="Times New Roman" w:asciiTheme="majorHAnsi" w:cstheme="majorBidi" w:eastAsia="Times New Roman" w:eastAsiaTheme="majorEastAsia" w:hAnsi="Times New Roman" w:hAnsiTheme="majorHAnsi"/>
       <w:b w:val="0"/>
       <w:bCs w:val="0"/>
-      <w:color w:themeColor="accent1" w:themeShade="BF" w:val="365F91"/>
+      <w:color w:val="000000"/>
+      <w:sz w:val="24"/>
     </w:rPr>
   </w:style>
   <w:style w:type="paragraph" w:customStyle="1" w:styleId="SourceCode">
